--- a/README.docx
+++ b/README.docx
@@ -10,7 +10,7 @@
           <w:sz w:val="21"/>
           <w:szCs w:val="24"/>
         </w:rPr>
-        <w:id w:val="-1890411560"/>
+        <w:id w:val="1706060412"/>
         <w:docPartObj>
           <w:docPartGallery w:val="Table of Contents"/>
           <w:docPartUnique/>
@@ -51,7 +51,7 @@
           <w:r>
             <w:fldChar w:fldCharType="separate"/>
           </w:r>
-          <w:hyperlink w:anchor="_Toc241747911" w:history="1">
+          <w:hyperlink w:anchor="_Toc241754207" w:history="1">
             <w:r>
               <w:rPr>
                 <w:rStyle w:val="Hyperlink"/>
@@ -78,7 +78,7 @@
                 <w:noProof/>
                 <w:webHidden/>
               </w:rPr>
-              <w:instrText xml:space="preserve"> PAGEREF _Toc241747911 \h </w:instrText>
+              <w:instrText xml:space="preserve"> PAGEREF _Toc241754207 \h </w:instrText>
             </w:r>
             <w:r>
               <w:rPr>
@@ -125,7 +125,7 @@
               <w14:ligatures w14:val="standardContextual"/>
             </w:rPr>
           </w:pPr>
-          <w:hyperlink w:anchor="_Toc241747912" w:history="1">
+          <w:hyperlink w:anchor="_Toc241754208" w:history="1">
             <w:r>
               <w:rPr>
                 <w:rStyle w:val="Hyperlink"/>
@@ -152,7 +152,7 @@
                 <w:noProof/>
                 <w:webHidden/>
               </w:rPr>
-              <w:instrText xml:space="preserve"> PAGEREF _Toc241747912 \h </w:instrText>
+              <w:instrText xml:space="preserve"> PAGEREF _Toc241754208 \h </w:instrText>
             </w:r>
             <w:r>
               <w:rPr>
@@ -199,7 +199,7 @@
               <w14:ligatures w14:val="standardContextual"/>
             </w:rPr>
           </w:pPr>
-          <w:hyperlink w:anchor="_Toc241747913" w:history="1">
+          <w:hyperlink w:anchor="_Toc241754209" w:history="1">
             <w:r>
               <w:rPr>
                 <w:rStyle w:val="Hyperlink"/>
@@ -226,7 +226,7 @@
                 <w:noProof/>
                 <w:webHidden/>
               </w:rPr>
-              <w:instrText xml:space="preserve"> PAGEREF _Toc241747913 \h </w:instrText>
+              <w:instrText xml:space="preserve"> PAGEREF _Toc241754209 \h </w:instrText>
             </w:r>
             <w:r>
               <w:rPr>
@@ -273,7 +273,7 @@
               <w14:ligatures w14:val="standardContextual"/>
             </w:rPr>
           </w:pPr>
-          <w:hyperlink w:anchor="_Toc241747914" w:history="1">
+          <w:hyperlink w:anchor="_Toc241754210" w:history="1">
             <w:r>
               <w:rPr>
                 <w:rStyle w:val="Hyperlink"/>
@@ -300,7 +300,7 @@
                 <w:noProof/>
                 <w:webHidden/>
               </w:rPr>
-              <w:instrText xml:space="preserve"> PAGEREF _Toc241747914 \h </w:instrText>
+              <w:instrText xml:space="preserve"> PAGEREF _Toc241754210 \h </w:instrText>
             </w:r>
             <w:r>
               <w:rPr>
@@ -347,7 +347,7 @@
               <w14:ligatures w14:val="standardContextual"/>
             </w:rPr>
           </w:pPr>
-          <w:hyperlink w:anchor="_Toc241747915" w:history="1">
+          <w:hyperlink w:anchor="_Toc241754211" w:history="1">
             <w:r>
               <w:rPr>
                 <w:rStyle w:val="Hyperlink"/>
@@ -374,7 +374,7 @@
                 <w:noProof/>
                 <w:webHidden/>
               </w:rPr>
-              <w:instrText xml:space="preserve"> PAGEREF _Toc241747915 \h </w:instrText>
+              <w:instrText xml:space="preserve"> PAGEREF _Toc241754211 \h </w:instrText>
             </w:r>
             <w:r>
               <w:rPr>
@@ -421,7 +421,7 @@
               <w14:ligatures w14:val="standardContextual"/>
             </w:rPr>
           </w:pPr>
-          <w:hyperlink w:anchor="_Toc241747916" w:history="1">
+          <w:hyperlink w:anchor="_Toc241754212" w:history="1">
             <w:r>
               <w:rPr>
                 <w:rStyle w:val="Hyperlink"/>
@@ -448,7 +448,7 @@
                 <w:noProof/>
                 <w:webHidden/>
               </w:rPr>
-              <w:instrText xml:space="preserve"> PAGEREF _Toc241747916 \h </w:instrText>
+              <w:instrText xml:space="preserve"> PAGEREF _Toc241754212 \h </w:instrText>
             </w:r>
             <w:r>
               <w:rPr>
@@ -495,7 +495,7 @@
               <w14:ligatures w14:val="standardContextual"/>
             </w:rPr>
           </w:pPr>
-          <w:hyperlink w:anchor="_Toc241747917" w:history="1">
+          <w:hyperlink w:anchor="_Toc241754213" w:history="1">
             <w:r>
               <w:rPr>
                 <w:rStyle w:val="Hyperlink"/>
@@ -522,7 +522,7 @@
                 <w:noProof/>
                 <w:webHidden/>
               </w:rPr>
-              <w:instrText xml:space="preserve"> PAGEREF _Toc241747917 \h </w:instrText>
+              <w:instrText xml:space="preserve"> PAGEREF _Toc241754213 \h </w:instrText>
             </w:r>
             <w:r>
               <w:rPr>
@@ -569,7 +569,7 @@
               <w14:ligatures w14:val="standardContextual"/>
             </w:rPr>
           </w:pPr>
-          <w:hyperlink w:anchor="_Toc241747918" w:history="1">
+          <w:hyperlink w:anchor="_Toc241754214" w:history="1">
             <w:r>
               <w:rPr>
                 <w:rStyle w:val="Hyperlink"/>
@@ -596,7 +596,7 @@
                 <w:noProof/>
                 <w:webHidden/>
               </w:rPr>
-              <w:instrText xml:space="preserve"> PAGEREF _Toc241747918 \h </w:instrText>
+              <w:instrText xml:space="preserve"> PAGEREF _Toc241754214 \h </w:instrText>
             </w:r>
             <w:r>
               <w:rPr>
@@ -639,7 +639,7 @@
         <w:pStyle w:val="Heading1"/>
       </w:pPr>
       <w:bookmarkStart w:id="0" w:name="Xa046f7e33c7391c4827688ee785cfee5a5aaa0a"/>
-      <w:bookmarkStart w:id="1" w:name="_Toc241747911"/>
+      <w:bookmarkStart w:id="1" w:name="_Toc241754207"/>
       <w:r>
         <w:t>Getting Things Done with Copilot Cowork for HR Tasks</w:t>
       </w:r>
@@ -767,17 +767,7 @@
         <w:t>scenario card</w:t>
       </w:r>
       <w:r>
-        <w:t xml:space="preserve"> (Function, Goal, Output, Why Cowork?, Prompt, Workflow, Data sources) in the style of Microsoft's </w:t>
-      </w:r>
-      <w:r>
-        <w:rPr>
-          <w:i/>
-          <w:iCs/>
-        </w:rPr>
-        <w:t>Copilot Cowork "Nifty Fifty" scenarios</w:t>
-      </w:r>
-      <w:r>
-        <w:t>.</w:t>
+        <w:t xml:space="preserve"> (Function, Goal, Output, Why Cowork?, Prompt, Workflow, Data sources).</w:t>
       </w:r>
     </w:p>
     <w:p>
@@ -785,7 +775,7 @@
         <w:pStyle w:val="Heading2"/>
       </w:pPr>
       <w:bookmarkStart w:id="3" w:name="learning-objectives"/>
-      <w:bookmarkStart w:id="4" w:name="_Toc241747912"/>
+      <w:bookmarkStart w:id="4" w:name="_Toc241754208"/>
       <w:bookmarkEnd w:id="2"/>
       <w:r>
         <w:t>Learning objectives</w:t>
@@ -816,7 +806,10 @@
         <w:t>Choose the right tool:</w:t>
       </w:r>
       <w:r>
-        <w:t xml:space="preserve"> Copilot Chat for quick answers, Cowork for multi-step work that ends in a deliverable, and Agent Builder for a reusable helper others can use.</w:t>
+        <w:t xml:space="preserve"> </w:t>
+      </w:r>
+      <w:r>
+        <w:t>Copilot Chat for quick answers, Cowork for multi-step work that ends in a deliverable, and Agent Builder for a reusable helper others can use.</w:t>
       </w:r>
     </w:p>
     <w:p>
@@ -873,7 +866,10 @@
         <w:t>Package repeatable work:</w:t>
       </w:r>
       <w:r>
-        <w:t xml:space="preserve"> build and evaluate a custom skill, then schedule recurring work with Automations.</w:t>
+        <w:t xml:space="preserve"> build and evaluate a custom skill, then schedule recurring work </w:t>
+      </w:r>
+      <w:r>
+        <w:t>with Automations.</w:t>
       </w:r>
     </w:p>
     <w:p>
@@ -920,7 +916,7 @@
         <w:pStyle w:val="Heading2"/>
       </w:pPr>
       <w:bookmarkStart w:id="5" w:name="who-its-for"/>
-      <w:bookmarkStart w:id="6" w:name="_Toc241747913"/>
+      <w:bookmarkStart w:id="6" w:name="_Toc241754209"/>
       <w:bookmarkEnd w:id="3"/>
       <w:r>
         <w:t>Who it's for</w:t>
@@ -1017,36 +1013,43 @@
           <w:b/>
           <w:bCs/>
         </w:rPr>
-        <w:t>their own user account</w:t>
-      </w:r>
-      <w:r>
-        <w:t xml:space="preserve"> — so each person has their own OneDrive, drafts, and skills, while org search/grounding is </w:t>
+        <w:t xml:space="preserve">their own </w:t>
       </w:r>
       <w:r>
         <w:rPr>
           <w:b/>
           <w:bCs/>
         </w:rPr>
-        <w:t>consistent across attendees</w:t>
-      </w:r>
-      <w:r>
-        <w:t xml:space="preserve">. The </w:t>
+        <w:t>user account</w:t>
+      </w:r>
+      <w:r>
+        <w:t xml:space="preserve"> — so each person has their own OneDrive, drafts, and skills, while org search/grounding is </w:t>
       </w:r>
       <w:r>
         <w:rPr>
           <w:b/>
           <w:bCs/>
         </w:rPr>
-        <w:t>facilitator demos from their own separate tenant</w:t>
-      </w:r>
-      <w:r>
-        <w:t xml:space="preserve">, so the instructor's screen may look a little different from the attendees'. Exercises run on </w:t>
+        <w:t>consistent across attendees</w:t>
+      </w:r>
+      <w:r>
+        <w:t xml:space="preserve">. The </w:t>
       </w:r>
       <w:r>
         <w:rPr>
           <w:b/>
           <w:bCs/>
         </w:rPr>
+        <w:t>facilitator demos from their own separate tenant</w:t>
+      </w:r>
+      <w:r>
+        <w:t xml:space="preserve">, so the instructor's screen may look a little different from the attendees'. Exercises run on </w:t>
+      </w:r>
+      <w:r>
+        <w:rPr>
+          <w:b/>
+          <w:bCs/>
+        </w:rPr>
         <w:t>shared sample files</w:t>
       </w:r>
       <w:r>
@@ -1058,7 +1061,7 @@
         <w:pStyle w:val="Heading2"/>
       </w:pPr>
       <w:bookmarkStart w:id="7" w:name="prerequisites"/>
-      <w:bookmarkStart w:id="8" w:name="_Toc241747914"/>
+      <w:bookmarkStart w:id="8" w:name="_Toc241754210"/>
       <w:bookmarkEnd w:id="5"/>
       <w:r>
         <w:t>Prerequisites</w:t>
@@ -1080,10 +1083,7 @@
         <w:t>~25 attendees share one common tenant</w:t>
       </w:r>
       <w:r>
-        <w:t xml:space="preserve"> </w:t>
-      </w:r>
-      <w:r>
-        <w:t xml:space="preserve">provisioned by the host, each with a </w:t>
+        <w:t xml:space="preserve"> provisioned by the host, each with a </w:t>
       </w:r>
       <w:r>
         <w:rPr>
@@ -1153,10 +1153,7 @@
         <w:t>Microsoft Edge</w:t>
       </w:r>
       <w:r>
-        <w:t xml:space="preserve"> (version 152 or </w:t>
-      </w:r>
-      <w:r>
-        <w:t xml:space="preserve">later) signed in with their workshop account (custom skills and browser tasks aren't supported on mobile). Full details and a host checklist: </w:t>
+        <w:t xml:space="preserve"> (version 152 or later) signed in with their workshop account (custom skills and browser tasks aren't supported on mobile). Full details and a host checklist: </w:t>
       </w:r>
       <w:hyperlink r:id="rId7">
         <w:r>
@@ -1175,7 +1172,7 @@
         <w:pStyle w:val="Heading2"/>
       </w:pPr>
       <w:bookmarkStart w:id="9" w:name="agenda-240-minutes"/>
-      <w:bookmarkStart w:id="10" w:name="_Toc241747915"/>
+      <w:bookmarkStart w:id="10" w:name="_Toc241754211"/>
       <w:bookmarkEnd w:id="7"/>
       <w:r>
         <w:t>Agenda (240 minutes)</w:t>
@@ -1413,7 +1410,7 @@
               <w:rPr>
                 <w:sz w:val="19"/>
               </w:rPr>
-              <w:t xml:space="preserve"> — Executive Command Center (Nifty Fifty "Exec 01" scenario; approvals one at a time)</w:t>
+              <w:t xml:space="preserve"> — Executive Command Center (interactive HTML dashboard; approvals one at a time)</w:t>
             </w:r>
           </w:p>
         </w:tc>
@@ -1457,7 +1454,13 @@
               <w:rPr>
                 <w:sz w:val="19"/>
               </w:rPr>
-              <w:t xml:space="preserve"> — Research the web with Deep Research (cited briefing + Word/Excel scorecard)</w:t>
+              <w:t xml:space="preserve"> </w:t>
+            </w:r>
+            <w:r>
+              <w:rPr>
+                <w:sz w:val="19"/>
+              </w:rPr>
+              <w:t>— Research the web with Deep Research (cited briefing + Word/Excel scorecard)</w:t>
             </w:r>
           </w:p>
         </w:tc>
@@ -1706,13 +1709,7 @@
               <w:rPr>
                 <w:sz w:val="19"/>
               </w:rPr>
-              <w:t xml:space="preserve"> </w:t>
-            </w:r>
-            <w:r>
-              <w:rPr>
-                <w:sz w:val="19"/>
-              </w:rPr>
-              <w:t>— Onboarding pack (PowerPoint + Scheduling + Communications)</w:t>
+              <w:t xml:space="preserve"> — Onboarding pack (PowerPoint + Scheduling + Communications)</w:t>
             </w:r>
           </w:p>
         </w:tc>
@@ -1756,7 +1753,13 @@
               <w:rPr>
                 <w:sz w:val="19"/>
               </w:rPr>
-              <w:t xml:space="preserve"> — Automate &amp; share (Automations, Daily Briefing, skill sharing)</w:t>
+              <w:t xml:space="preserve"> </w:t>
+            </w:r>
+            <w:r>
+              <w:rPr>
+                <w:sz w:val="19"/>
+              </w:rPr>
+              <w:t>— Automate &amp; share (Automations, Daily Briefing, skill sharing)</w:t>
             </w:r>
           </w:p>
         </w:tc>
@@ -1905,7 +1908,7 @@
         <w:pStyle w:val="Heading2"/>
       </w:pPr>
       <w:bookmarkStart w:id="11" w:name="whats-in-this-kit"/>
-      <w:bookmarkStart w:id="12" w:name="_Toc241747916"/>
+      <w:bookmarkStart w:id="12" w:name="_Toc241754212"/>
       <w:bookmarkEnd w:id="9"/>
       <w:r>
         <w:t>What's in this kit</w:t>
@@ -1958,7 +1961,10 @@
         <w:t>.docx</w:t>
       </w:r>
       <w:r>
-        <w:t>, for printing, sharing, and editing in Microsoft 365). The Word versions have the same content, with a table of contents on the longer guides, and link to each other. Each is listed below with both formats.</w:t>
+        <w:t xml:space="preserve">, for printing, sharing, and editing in Microsoft 365). The Word versions have </w:t>
+      </w:r>
+      <w:r>
+        <w:t>the same content, with a table of contents on the longer guides, and link to each other. Each is listed below with both formats.</w:t>
       </w:r>
     </w:p>
     <w:p>
@@ -2014,9 +2020,9 @@
         <w:tblLook w:val="0020" w:firstRow="1" w:lastRow="0" w:firstColumn="0" w:lastColumn="0" w:noHBand="0" w:noVBand="0"/>
       </w:tblPr>
       <w:tblGrid>
-        <w:gridCol w:w="1967"/>
-        <w:gridCol w:w="2076"/>
-        <w:gridCol w:w="5929"/>
+        <w:gridCol w:w="1868"/>
+        <w:gridCol w:w="1953"/>
+        <w:gridCol w:w="6151"/>
       </w:tblGrid>
       <w:tr>
         <w:trPr>
@@ -2200,7 +2206,7 @@
               <w:rPr>
                 <w:sz w:val="19"/>
               </w:rPr>
-              <w:t>Instructor deck (37 slides, speaker notes, alt text) built on the Copilot Cowork "Nifty Fifty" template — objectives, approvals, a scenario card + hands-on slide per exercise, an Output folder walkthrough, an HR plugins spotlight, and a knowledge check</w:t>
+              <w:t>Instructor deck (45 slides, speaker notes, alt text) — a divider slide with a picture and progress tracker before each exercise, one PowerPoint section per exercise for quick navigation, objectives, approvals, a scenario card + hands-on slide per exercise, an Output folder walkthrough, an HR plugins spotlight, and a knowledge check</w:t>
             </w:r>
           </w:p>
         </w:tc>
@@ -2757,14 +2763,8 @@
               <w:rPr>
                 <w:sz w:val="19"/>
               </w:rPr>
-              <w:t>reference/01-</w:t>
-            </w:r>
-            <w:r>
-              <w:rPr>
-                <w:sz w:val="19"/>
-              </w:rPr>
               <w:lastRenderedPageBreak/>
-              <w:t>cowork-overview</w:t>
+              <w:t>reference/01-cowork-overview</w:t>
             </w:r>
           </w:p>
         </w:tc>
@@ -3677,7 +3677,40 @@
         </w:r>
       </w:hyperlink>
       <w:r>
-        <w:t xml:space="preserve"> to get all six at once, then upload them to OneDrive.</w:t>
+        <w:t xml:space="preserve"> to get all six at once, then upload them to a folder named </w:t>
+      </w:r>
+      <w:r>
+        <w:rPr>
+          <w:rStyle w:val="VerbatimChar"/>
+          <w:b/>
+          <w:bCs/>
+        </w:rPr>
+        <w:t>ai_hr_cowork_workshop</w:t>
+      </w:r>
+      <w:r>
+        <w:t xml:space="preserve"> under </w:t>
+      </w:r>
+      <w:r>
+        <w:rPr>
+          <w:b/>
+          <w:bCs/>
+        </w:rPr>
+        <w:t>Documents</w:t>
+      </w:r>
+      <w:r>
+        <w:t xml:space="preserve"> </w:t>
+      </w:r>
+      <w:r>
+        <w:t>in your OneDrive (</w:t>
+      </w:r>
+      <w:r>
+        <w:rPr>
+          <w:rStyle w:val="VerbatimChar"/>
+        </w:rPr>
+        <w:t>Documents/ai_hr_cowork_workshop</w:t>
+      </w:r>
+      <w:r>
+        <w:t>); the prompts use that path.</w:t>
       </w:r>
     </w:p>
     <w:tbl>
@@ -4144,10 +4177,10 @@
         <w:t>sample-knowledge/</w:t>
       </w:r>
       <w:r>
-        <w:t xml:space="preserve"> are the editable sources the Word and Excel files are generated from. Attendees don't need them, and they aren't in </w:t>
-      </w:r>
-      <w:r>
-        <w:t>the zip. If you change one, regenerate its Word or Excel copy so the two stay in sync.</w:t>
+        <w:t xml:space="preserve"> are the editable </w:t>
+      </w:r>
+      <w:r>
+        <w:t>sources the Word and Excel files are generated from. Attendees don't need them, and they aren't in the zip. If you change one, regenerate its Word or Excel copy so the two stay in sync.</w:t>
       </w:r>
     </w:p>
     <w:p>
@@ -4155,7 +4188,7 @@
         <w:pStyle w:val="Heading2"/>
       </w:pPr>
       <w:bookmarkStart w:id="14" w:name="how-to-use-this-kit"/>
-      <w:bookmarkStart w:id="15" w:name="_Toc241747917"/>
+      <w:bookmarkStart w:id="15" w:name="_Toc241754213"/>
       <w:bookmarkEnd w:id="11"/>
       <w:bookmarkEnd w:id="13"/>
       <w:r>
@@ -4335,10 +4368,7 @@
         </w:r>
       </w:hyperlink>
       <w:r>
-        <w:t xml:space="preserve"> (knowledge check, survey, and </w:t>
-      </w:r>
-      <w:r>
-        <w:t>30-day plan) and pause the Exercise 1 and 7 schedules.</w:t>
+        <w:t xml:space="preserve"> (knowledge check, survey, and 30-day plan) and pause the Exercise 1 and 7 schedules.</w:t>
       </w:r>
     </w:p>
     <w:p>
@@ -4385,7 +4415,7 @@
         <w:pStyle w:val="Heading2"/>
       </w:pPr>
       <w:bookmarkStart w:id="16" w:name="requirement-coverage"/>
-      <w:bookmarkStart w:id="17" w:name="_Toc241747918"/>
+      <w:bookmarkStart w:id="17" w:name="_Toc241754214"/>
       <w:bookmarkEnd w:id="14"/>
       <w:r>
         <w:t>Requirement coverage</w:t>
@@ -4479,10 +4509,7 @@
         <w:t>predefined skills</w:t>
       </w:r>
       <w:r>
-        <w:t xml:space="preserve"> </w:t>
-      </w:r>
-      <w:r>
-        <w:t>— Deep Research, Word, Excel, PowerPoint, Scheduling, Calendar, Communications, Daily Briefing (Exercises 2, 5, 6 &amp; 7)</w:t>
+        <w:t xml:space="preserve"> — Deep Research, Word, Excel, PowerPoint, Scheduling, Calendar, Communications, Daily Briefing (Exercises 2, 5, 6 &amp; 7)</w:t>
       </w:r>
     </w:p>
     <w:p>
@@ -4497,17 +4524,17 @@
         <w:t>✅</w:t>
       </w:r>
       <w:r>
-        <w:t xml:space="preserve"> A </w:t>
+        <w:t xml:space="preserve"> An </w:t>
       </w:r>
       <w:r>
         <w:rPr>
           <w:b/>
           <w:bCs/>
         </w:rPr>
-        <w:t>Nifty Fifty</w:t>
-      </w:r>
-      <w:r>
-        <w:t xml:space="preserve"> scenario — the </w:t>
+        <w:t>executive scenario</w:t>
+      </w:r>
+      <w:r>
+        <w:t xml:space="preserve"> — the </w:t>
       </w:r>
       <w:r>
         <w:rPr>
@@ -4717,7 +4744,7 @@
         <w:t>scenario card</w:t>
       </w:r>
       <w:r>
-        <w:t xml:space="preserve"> (workbook + deck, on the Nifty Fifty template)</w:t>
+        <w:t xml:space="preserve"> (workbook + deck)</w:t>
       </w:r>
     </w:p>
     <w:p>
@@ -4819,7 +4846,7 @@
     </w:p>
     <w:p>
       <w:r>
-        <w:pict w14:anchorId="4C1056A0">
+        <w:pict w14:anchorId="7F4389D8">
           <v:rect id="_x0000_i1025" style="width:0;height:1.5pt" o:hralign="center" o:hrstd="t" o:hr="t"/>
         </w:pict>
       </w:r>
@@ -4833,13 +4860,31 @@
           <w:i/>
           <w:iCs/>
         </w:rPr>
-        <w:t>Sample content depicts the fictional company "Zava" and is for training purposes only. Product capabilities and available models may vary by tenant and over time; confirm current behavior in your environment.</w:t>
+        <w:lastRenderedPageBreak/>
+        <w:t xml:space="preserve">Sample content depicts the fictional company "Zava" and is for training purposes only. Divider illustrations: </w:t>
+      </w:r>
+      <w:hyperlink r:id="rId66">
+        <w:r>
+          <w:rPr>
+            <w:rStyle w:val="Hyperlink"/>
+            <w:i/>
+            <w:iCs/>
+          </w:rPr>
+          <w:t>Fluent Emoji</w:t>
+        </w:r>
+      </w:hyperlink>
+      <w:r>
+        <w:rPr>
+          <w:i/>
+          <w:iCs/>
+        </w:rPr>
+        <w:t xml:space="preserve"> by Microsoft (MIT License). Product capabilities and available models may vary by tenant and over time; confirm current behavior in your environment.</w:t>
       </w:r>
       <w:bookmarkEnd w:id="0"/>
       <w:bookmarkEnd w:id="16"/>
     </w:p>
     <w:sectPr>
-      <w:footerReference w:type="default" r:id="rId66"/>
+      <w:footerReference w:type="default" r:id="rId67"/>
       <w:footnotePr>
         <w:numRestart w:val="eachSect"/>
       </w:footnotePr>
@@ -4959,7 +5004,7 @@
   <w:abstractNum w:abstractNumId="0" w15:restartNumberingAfterBreak="0">
     <w:nsid w:val="0000A990"/>
     <w:multiLevelType w:val="multilevel"/>
-    <w:tmpl w:val="BFE8AA70"/>
+    <w:tmpl w:val="F8F695C2"/>
     <w:lvl w:ilvl="0">
       <w:numFmt w:val="bullet"/>
       <w:lvlText w:val=" "/>
@@ -5036,7 +5081,7 @@
   <w:abstractNum w:abstractNumId="1" w15:restartNumberingAfterBreak="0">
     <w:nsid w:val="0000A991"/>
     <w:multiLevelType w:val="multilevel"/>
-    <w:tmpl w:val="0AC8D6C0"/>
+    <w:tmpl w:val="CC5A544E"/>
     <w:lvl w:ilvl="0">
       <w:numFmt w:val="bullet"/>
       <w:lvlText w:val=""/>
@@ -5140,7 +5185,7 @@
   <w:abstractNum w:abstractNumId="2" w15:restartNumberingAfterBreak="0">
     <w:nsid w:val="00A99411"/>
     <w:multiLevelType w:val="multilevel"/>
-    <w:tmpl w:val="C4CEC86C"/>
+    <w:tmpl w:val="CCD6B1AE"/>
     <w:lvl w:ilvl="0">
       <w:start w:val="1"/>
       <w:numFmt w:val="decimal"/>
@@ -5223,10 +5268,10 @@
       </w:pPr>
     </w:lvl>
   </w:abstractNum>
-  <w:num w:numId="1" w16cid:durableId="256639626">
+  <w:num w:numId="1" w16cid:durableId="1091895460">
     <w:abstractNumId w:val="0"/>
   </w:num>
-  <w:num w:numId="2" w16cid:durableId="606546410">
+  <w:num w:numId="2" w16cid:durableId="1327366616">
     <w:abstractNumId w:val="2"/>
     <w:lvlOverride w:ilvl="0">
       <w:startOverride w:val="1"/>
@@ -5256,10 +5301,10 @@
       <w:startOverride w:val="1"/>
     </w:lvlOverride>
   </w:num>
-  <w:num w:numId="3" w16cid:durableId="222985105">
+  <w:num w:numId="3" w16cid:durableId="607584808">
     <w:abstractNumId w:val="1"/>
   </w:num>
-  <w:num w:numId="4" w16cid:durableId="787554703">
+  <w:num w:numId="4" w16cid:durableId="1758214768">
     <w:abstractNumId w:val="2"/>
     <w:lvlOverride w:ilvl="0">
       <w:startOverride w:val="1"/>
@@ -5289,7 +5334,7 @@
       <w:startOverride w:val="1"/>
     </w:lvlOverride>
   </w:num>
-  <w:num w:numId="5" w16cid:durableId="1921019696">
+  <w:num w:numId="5" w16cid:durableId="1012999254">
     <w:abstractNumId w:val="1"/>
   </w:num>
 </w:numbering>
@@ -6540,7 +6585,7 @@
     <w:next w:val="Normal"/>
     <w:autoRedefine/>
     <w:uiPriority w:val="39"/>
-    <w:rsid w:val="00D14C25"/>
+    <w:rsid w:val="00BA273A"/>
     <w:pPr>
       <w:spacing w:after="100"/>
     </w:pPr>
@@ -6551,7 +6596,7 @@
     <w:next w:val="Normal"/>
     <w:autoRedefine/>
     <w:uiPriority w:val="39"/>
-    <w:rsid w:val="00D14C25"/>
+    <w:rsid w:val="00BA273A"/>
     <w:pPr>
       <w:spacing w:after="100"/>
       <w:ind w:left="210"/>
@@ -6561,7 +6606,7 @@
     <w:name w:val="header"/>
     <w:basedOn w:val="Normal"/>
     <w:link w:val="HeaderChar"/>
-    <w:rsid w:val="00D14C25"/>
+    <w:rsid w:val="00BA273A"/>
     <w:pPr>
       <w:tabs>
         <w:tab w:val="center" w:pos="4513"/>
@@ -6574,7 +6619,7 @@
     <w:name w:val="Header Char"/>
     <w:basedOn w:val="DefaultParagraphFont"/>
     <w:link w:val="Header"/>
-    <w:rsid w:val="00D14C25"/>
+    <w:rsid w:val="00BA273A"/>
     <w:rPr>
       <w:rFonts w:ascii="Segoe UI" w:eastAsia="Segoe UI" w:hAnsi="Segoe UI" w:cs="Segoe UI"/>
       <w:color w:val="242424"/>
@@ -6585,7 +6630,7 @@
     <w:name w:val="footer"/>
     <w:basedOn w:val="Normal"/>
     <w:link w:val="FooterChar"/>
-    <w:rsid w:val="00D14C25"/>
+    <w:rsid w:val="00BA273A"/>
     <w:pPr>
       <w:tabs>
         <w:tab w:val="center" w:pos="4513"/>
@@ -6598,7 +6643,7 @@
     <w:name w:val="Footer Char"/>
     <w:basedOn w:val="DefaultParagraphFont"/>
     <w:link w:val="Footer"/>
-    <w:rsid w:val="00D14C25"/>
+    <w:rsid w:val="00BA273A"/>
     <w:rPr>
       <w:rFonts w:ascii="Segoe UI" w:eastAsia="Segoe UI" w:hAnsi="Segoe UI" w:cs="Segoe UI"/>
       <w:color w:val="242424"/>

--- a/README.docx
+++ b/README.docx
@@ -10,7 +10,7 @@
           <w:sz w:val="21"/>
           <w:szCs w:val="24"/>
         </w:rPr>
-        <w:id w:val="1706060412"/>
+        <w:id w:val="-1579201702"/>
         <w:docPartObj>
           <w:docPartGallery w:val="Table of Contents"/>
           <w:docPartUnique/>
@@ -51,7 +51,7 @@
           <w:r>
             <w:fldChar w:fldCharType="separate"/>
           </w:r>
-          <w:hyperlink w:anchor="_Toc241754207" w:history="1">
+          <w:hyperlink w:anchor="_Toc241771627" w:history="1">
             <w:r>
               <w:rPr>
                 <w:rStyle w:val="Hyperlink"/>
@@ -78,7 +78,7 @@
                 <w:noProof/>
                 <w:webHidden/>
               </w:rPr>
-              <w:instrText xml:space="preserve"> PAGEREF _Toc241754207 \h </w:instrText>
+              <w:instrText xml:space="preserve"> PAGEREF _Toc241771627 \h </w:instrText>
             </w:r>
             <w:r>
               <w:rPr>
@@ -125,7 +125,7 @@
               <w14:ligatures w14:val="standardContextual"/>
             </w:rPr>
           </w:pPr>
-          <w:hyperlink w:anchor="_Toc241754208" w:history="1">
+          <w:hyperlink w:anchor="_Toc241771628" w:history="1">
             <w:r>
               <w:rPr>
                 <w:rStyle w:val="Hyperlink"/>
@@ -152,7 +152,7 @@
                 <w:noProof/>
                 <w:webHidden/>
               </w:rPr>
-              <w:instrText xml:space="preserve"> PAGEREF _Toc241754208 \h </w:instrText>
+              <w:instrText xml:space="preserve"> PAGEREF _Toc241771628 \h </w:instrText>
             </w:r>
             <w:r>
               <w:rPr>
@@ -199,7 +199,7 @@
               <w14:ligatures w14:val="standardContextual"/>
             </w:rPr>
           </w:pPr>
-          <w:hyperlink w:anchor="_Toc241754209" w:history="1">
+          <w:hyperlink w:anchor="_Toc241771629" w:history="1">
             <w:r>
               <w:rPr>
                 <w:rStyle w:val="Hyperlink"/>
@@ -226,7 +226,7 @@
                 <w:noProof/>
                 <w:webHidden/>
               </w:rPr>
-              <w:instrText xml:space="preserve"> PAGEREF _Toc241754209 \h </w:instrText>
+              <w:instrText xml:space="preserve"> PAGEREF _Toc241771629 \h </w:instrText>
             </w:r>
             <w:r>
               <w:rPr>
@@ -273,7 +273,7 @@
               <w14:ligatures w14:val="standardContextual"/>
             </w:rPr>
           </w:pPr>
-          <w:hyperlink w:anchor="_Toc241754210" w:history="1">
+          <w:hyperlink w:anchor="_Toc241771630" w:history="1">
             <w:r>
               <w:rPr>
                 <w:rStyle w:val="Hyperlink"/>
@@ -300,7 +300,7 @@
                 <w:noProof/>
                 <w:webHidden/>
               </w:rPr>
-              <w:instrText xml:space="preserve"> PAGEREF _Toc241754210 \h </w:instrText>
+              <w:instrText xml:space="preserve"> PAGEREF _Toc241771630 \h </w:instrText>
             </w:r>
             <w:r>
               <w:rPr>
@@ -347,7 +347,7 @@
               <w14:ligatures w14:val="standardContextual"/>
             </w:rPr>
           </w:pPr>
-          <w:hyperlink w:anchor="_Toc241754211" w:history="1">
+          <w:hyperlink w:anchor="_Toc241771631" w:history="1">
             <w:r>
               <w:rPr>
                 <w:rStyle w:val="Hyperlink"/>
@@ -374,7 +374,7 @@
                 <w:noProof/>
                 <w:webHidden/>
               </w:rPr>
-              <w:instrText xml:space="preserve"> PAGEREF _Toc241754211 \h </w:instrText>
+              <w:instrText xml:space="preserve"> PAGEREF _Toc241771631 \h </w:instrText>
             </w:r>
             <w:r>
               <w:rPr>
@@ -421,7 +421,7 @@
               <w14:ligatures w14:val="standardContextual"/>
             </w:rPr>
           </w:pPr>
-          <w:hyperlink w:anchor="_Toc241754212" w:history="1">
+          <w:hyperlink w:anchor="_Toc241771632" w:history="1">
             <w:r>
               <w:rPr>
                 <w:rStyle w:val="Hyperlink"/>
@@ -448,7 +448,7 @@
                 <w:noProof/>
                 <w:webHidden/>
               </w:rPr>
-              <w:instrText xml:space="preserve"> PAGEREF _Toc241754212 \h </w:instrText>
+              <w:instrText xml:space="preserve"> PAGEREF _Toc241771632 \h </w:instrText>
             </w:r>
             <w:r>
               <w:rPr>
@@ -495,7 +495,7 @@
               <w14:ligatures w14:val="standardContextual"/>
             </w:rPr>
           </w:pPr>
-          <w:hyperlink w:anchor="_Toc241754213" w:history="1">
+          <w:hyperlink w:anchor="_Toc241771633" w:history="1">
             <w:r>
               <w:rPr>
                 <w:rStyle w:val="Hyperlink"/>
@@ -522,7 +522,7 @@
                 <w:noProof/>
                 <w:webHidden/>
               </w:rPr>
-              <w:instrText xml:space="preserve"> PAGEREF _Toc241754213 \h </w:instrText>
+              <w:instrText xml:space="preserve"> PAGEREF _Toc241771633 \h </w:instrText>
             </w:r>
             <w:r>
               <w:rPr>
@@ -569,13 +569,13 @@
               <w14:ligatures w14:val="standardContextual"/>
             </w:rPr>
           </w:pPr>
-          <w:hyperlink w:anchor="_Toc241754214" w:history="1">
+          <w:hyperlink w:anchor="_Toc241771634" w:history="1">
             <w:r>
               <w:rPr>
                 <w:rStyle w:val="Hyperlink"/>
                 <w:noProof/>
               </w:rPr>
-              <w:t>Requirement coverage</w:t>
+              <w:t>How to build (maintainers)</w:t>
             </w:r>
             <w:r>
               <w:rPr>
@@ -596,7 +596,7 @@
                 <w:noProof/>
                 <w:webHidden/>
               </w:rPr>
-              <w:instrText xml:space="preserve"> PAGEREF _Toc241754214 \h </w:instrText>
+              <w:instrText xml:space="preserve"> PAGEREF _Toc241771634 \h </w:instrText>
             </w:r>
             <w:r>
               <w:rPr>
@@ -617,6 +617,80 @@
                 <w:webHidden/>
               </w:rPr>
               <w:t>5</w:t>
+            </w:r>
+            <w:r>
+              <w:rPr>
+                <w:noProof/>
+                <w:webHidden/>
+              </w:rPr>
+              <w:fldChar w:fldCharType="end"/>
+            </w:r>
+          </w:hyperlink>
+        </w:p>
+        <w:p>
+          <w:pPr>
+            <w:pStyle w:val="TOC2"/>
+            <w:tabs>
+              <w:tab w:val="right" w:leader="dot" w:pos="9782"/>
+            </w:tabs>
+            <w:rPr>
+              <w:rFonts w:asciiTheme="minorHAnsi" w:eastAsiaTheme="minorEastAsia" w:hAnsiTheme="minorHAnsi" w:cstheme="minorBidi"/>
+              <w:noProof/>
+              <w:color w:val="auto"/>
+              <w:kern w:val="2"/>
+              <w:sz w:val="24"/>
+              <w:lang w:val="fr-FR" w:eastAsia="ja-JP"/>
+              <w14:ligatures w14:val="standardContextual"/>
+            </w:rPr>
+          </w:pPr>
+          <w:hyperlink w:anchor="_Toc241771635" w:history="1">
+            <w:r>
+              <w:rPr>
+                <w:rStyle w:val="Hyperlink"/>
+                <w:noProof/>
+              </w:rPr>
+              <w:t>Requirement coverage</w:t>
+            </w:r>
+            <w:r>
+              <w:rPr>
+                <w:noProof/>
+                <w:webHidden/>
+              </w:rPr>
+              <w:tab/>
+            </w:r>
+            <w:r>
+              <w:rPr>
+                <w:noProof/>
+                <w:webHidden/>
+              </w:rPr>
+              <w:fldChar w:fldCharType="begin"/>
+            </w:r>
+            <w:r>
+              <w:rPr>
+                <w:noProof/>
+                <w:webHidden/>
+              </w:rPr>
+              <w:instrText xml:space="preserve"> PAGEREF _Toc241771635 \h </w:instrText>
+            </w:r>
+            <w:r>
+              <w:rPr>
+                <w:noProof/>
+                <w:webHidden/>
+              </w:rPr>
+            </w:r>
+            <w:r>
+              <w:rPr>
+                <w:noProof/>
+                <w:webHidden/>
+              </w:rPr>
+              <w:fldChar w:fldCharType="separate"/>
+            </w:r>
+            <w:r>
+              <w:rPr>
+                <w:noProof/>
+                <w:webHidden/>
+              </w:rPr>
+              <w:t>6</w:t>
             </w:r>
             <w:r>
               <w:rPr>
@@ -639,7 +713,7 @@
         <w:pStyle w:val="Heading1"/>
       </w:pPr>
       <w:bookmarkStart w:id="0" w:name="Xa046f7e33c7391c4827688ee785cfee5a5aaa0a"/>
-      <w:bookmarkStart w:id="1" w:name="_Toc241754207"/>
+      <w:bookmarkStart w:id="1" w:name="_Toc241771627"/>
       <w:r>
         <w:t>Getting Things Done with Copilot Cowork for HR Tasks</w:t>
       </w:r>
@@ -775,7 +849,7 @@
         <w:pStyle w:val="Heading2"/>
       </w:pPr>
       <w:bookmarkStart w:id="3" w:name="learning-objectives"/>
-      <w:bookmarkStart w:id="4" w:name="_Toc241754208"/>
+      <w:bookmarkStart w:id="4" w:name="_Toc241771628"/>
       <w:bookmarkEnd w:id="2"/>
       <w:r>
         <w:t>Learning objectives</w:t>
@@ -916,7 +990,7 @@
         <w:pStyle w:val="Heading2"/>
       </w:pPr>
       <w:bookmarkStart w:id="5" w:name="who-its-for"/>
-      <w:bookmarkStart w:id="6" w:name="_Toc241754209"/>
+      <w:bookmarkStart w:id="6" w:name="_Toc241771629"/>
       <w:bookmarkEnd w:id="3"/>
       <w:r>
         <w:t>Who it's for</w:t>
@@ -1061,7 +1135,7 @@
         <w:pStyle w:val="Heading2"/>
       </w:pPr>
       <w:bookmarkStart w:id="7" w:name="prerequisites"/>
-      <w:bookmarkStart w:id="8" w:name="_Toc241754210"/>
+      <w:bookmarkStart w:id="8" w:name="_Toc241771630"/>
       <w:bookmarkEnd w:id="5"/>
       <w:r>
         <w:t>Prerequisites</w:t>
@@ -1172,7 +1246,7 @@
         <w:pStyle w:val="Heading2"/>
       </w:pPr>
       <w:bookmarkStart w:id="9" w:name="agenda-240-minutes"/>
-      <w:bookmarkStart w:id="10" w:name="_Toc241754211"/>
+      <w:bookmarkStart w:id="10" w:name="_Toc241771631"/>
       <w:bookmarkEnd w:id="7"/>
       <w:r>
         <w:t>Agenda (240 minutes)</w:t>
@@ -1908,7 +1982,7 @@
         <w:pStyle w:val="Heading2"/>
       </w:pPr>
       <w:bookmarkStart w:id="11" w:name="whats-in-this-kit"/>
-      <w:bookmarkStart w:id="12" w:name="_Toc241754212"/>
+      <w:bookmarkStart w:id="12" w:name="_Toc241771632"/>
       <w:bookmarkEnd w:id="9"/>
       <w:r>
         <w:t>What's in this kit</w:t>
@@ -2020,9 +2094,9 @@
         <w:tblLook w:val="0020" w:firstRow="1" w:lastRow="0" w:firstColumn="0" w:lastColumn="0" w:noHBand="0" w:noVBand="0"/>
       </w:tblPr>
       <w:tblGrid>
-        <w:gridCol w:w="1868"/>
-        <w:gridCol w:w="1953"/>
-        <w:gridCol w:w="6151"/>
+        <w:gridCol w:w="1828"/>
+        <w:gridCol w:w="1901"/>
+        <w:gridCol w:w="6243"/>
       </w:tblGrid>
       <w:tr>
         <w:trPr>
@@ -2166,7 +2240,68 @@
               <w:pStyle w:val="Compact"/>
               <w:spacing w:before="20" w:after="20"/>
             </w:pPr>
+            <w:r>
+              <w:rPr>
+                <w:sz w:val="19"/>
+              </w:rPr>
+              <w:t>PROJECT-SUMMARY</w:t>
+            </w:r>
+          </w:p>
+        </w:tc>
+        <w:tc>
+          <w:tcPr>
+            <w:tcW w:w="0" w:type="auto"/>
+          </w:tcPr>
+          <w:p>
+            <w:pPr>
+              <w:pStyle w:val="Compact"/>
+              <w:spacing w:before="20" w:after="20"/>
+            </w:pPr>
             <w:hyperlink r:id="rId10">
+              <w:r>
+                <w:rPr>
+                  <w:rStyle w:val="Hyperlink"/>
+                </w:rPr>
+                <w:t>.md</w:t>
+              </w:r>
+            </w:hyperlink>
+            <w:r>
+              <w:rPr>
+                <w:sz w:val="19"/>
+              </w:rPr>
+              <w:t xml:space="preserve"> (maintainers only)</w:t>
+            </w:r>
+          </w:p>
+        </w:tc>
+        <w:tc>
+          <w:tcPr>
+            <w:tcW w:w="0" w:type="auto"/>
+          </w:tcPr>
+          <w:p>
+            <w:pPr>
+              <w:pStyle w:val="Compact"/>
+              <w:spacing w:before="20" w:after="20"/>
+            </w:pPr>
+            <w:r>
+              <w:rPr>
+                <w:sz w:val="19"/>
+              </w:rPr>
+              <w:t>Handoff notes: status, architecture, decisions, how to build and test, remaining work</w:t>
+            </w:r>
+          </w:p>
+        </w:tc>
+      </w:tr>
+      <w:tr>
+        <w:tc>
+          <w:tcPr>
+            <w:tcW w:w="0" w:type="auto"/>
+          </w:tcPr>
+          <w:p>
+            <w:pPr>
+              <w:pStyle w:val="Compact"/>
+              <w:spacing w:before="20" w:after="20"/>
+            </w:pPr>
+            <w:hyperlink r:id="rId11">
               <w:r>
                 <w:rPr>
                   <w:rStyle w:val="Hyperlink"/>
@@ -2206,7 +2341,57 @@
               <w:rPr>
                 <w:sz w:val="19"/>
               </w:rPr>
-              <w:t>Instructor deck (45 slides, speaker notes, alt text) — a divider slide with a picture and progress tracker before each exercise, one PowerPoint section per exercise for quick navigation, objectives, approvals, a scenario card + hands-on slide per exercise, an Output folder walkthrough, an HR plugins spotlight, and a knowledge check</w:t>
+              <w:t xml:space="preserve">Instructor deck (54 slides, speaker notes, alt text) — a divider slide with a picture and progress tracker before each exercise, one PowerPoint section per exercise for quick navigation, objectives, approvals, a scenario card + </w:t>
+            </w:r>
+            <w:r>
+              <w:rPr>
+                <w:b/>
+                <w:bCs/>
+                <w:sz w:val="19"/>
+              </w:rPr>
+              <w:t>demo video slide</w:t>
+            </w:r>
+            <w:r>
+              <w:rPr>
+                <w:sz w:val="19"/>
+              </w:rPr>
+              <w:t xml:space="preserve"> + hands-on slide per exercise, an Output folder walkthrough, a </w:t>
+            </w:r>
+            <w:r>
+              <w:rPr>
+                <w:b/>
+                <w:bCs/>
+                <w:sz w:val="19"/>
+              </w:rPr>
+              <w:t>check the cost (</w:t>
+            </w:r>
+            <w:r>
+              <w:rPr>
+                <w:rStyle w:val="VerbatimChar"/>
+                <w:b/>
+                <w:bCs/>
+              </w:rPr>
+              <w:t>/cost</w:t>
+            </w:r>
+            <w:r>
+              <w:rPr>
+                <w:b/>
+                <w:bCs/>
+                <w:sz w:val="19"/>
+              </w:rPr>
+              <w:t>)</w:t>
+            </w:r>
+            <w:r>
+              <w:rPr>
+                <w:sz w:val="19"/>
+              </w:rPr>
+              <w:t xml:space="preserve"> </w:t>
+            </w:r>
+            <w:r>
+              <w:rPr>
+                <w:sz w:val="19"/>
+              </w:rPr>
+              <w:t>step, an HR plugins spotlight, and a knowledge check</w:t>
             </w:r>
           </w:p>
         </w:tc>
@@ -2221,43 +2406,12 @@
               <w:pStyle w:val="Compact"/>
               <w:spacing w:before="20" w:after="20"/>
             </w:pPr>
-            <w:r>
-              <w:rPr>
-                <w:sz w:val="19"/>
-              </w:rPr>
-              <w:t>readiness-checklist</w:t>
-            </w:r>
-          </w:p>
-        </w:tc>
-        <w:tc>
-          <w:tcPr>
-            <w:tcW w:w="0" w:type="auto"/>
-          </w:tcPr>
-          <w:p>
-            <w:pPr>
-              <w:pStyle w:val="Compact"/>
-              <w:spacing w:before="20" w:after="20"/>
-            </w:pPr>
-            <w:hyperlink r:id="rId11">
-              <w:r>
-                <w:rPr>
-                  <w:rStyle w:val="Hyperlink"/>
-                </w:rPr>
-                <w:t>.md</w:t>
-              </w:r>
-            </w:hyperlink>
-            <w:r>
-              <w:rPr>
-                <w:sz w:val="19"/>
-              </w:rPr>
-              <w:t xml:space="preserve"> · </w:t>
-            </w:r>
             <w:hyperlink r:id="rId12">
               <w:r>
                 <w:rPr>
                   <w:rStyle w:val="Hyperlink"/>
                 </w:rPr>
-                <w:t>.docx</w:t>
+                <w:t>customer-preview-deck.pptx</w:t>
               </w:r>
             </w:hyperlink>
           </w:p>
@@ -2275,7 +2429,46 @@
               <w:rPr>
                 <w:sz w:val="19"/>
               </w:rPr>
-              <w:t>Prep timeline, cost planning, whole-room Plan B, and setup for hosts + attendees</w:t>
+              <w:t>pptx</w:t>
+            </w:r>
+          </w:p>
+        </w:tc>
+        <w:tc>
+          <w:tcPr>
+            <w:tcW w:w="0" w:type="auto"/>
+          </w:tcPr>
+          <w:p>
+            <w:pPr>
+              <w:pStyle w:val="Compact"/>
+              <w:spacing w:before="20" w:after="20"/>
+            </w:pPr>
+            <w:r>
+              <w:rPr>
+                <w:b/>
+                <w:bCs/>
+                <w:sz w:val="19"/>
+              </w:rPr>
+              <w:t>Customer preview deck</w:t>
+            </w:r>
+            <w:r>
+              <w:rPr>
+                <w:sz w:val="19"/>
+              </w:rPr>
+              <w:t xml:space="preserve"> (17 slides, speaker notes) to walk a prospective customer through the training </w:t>
+            </w:r>
+            <w:r>
+              <w:rPr>
+                <w:i/>
+                <w:iCs/>
+                <w:sz w:val="19"/>
+              </w:rPr>
+              <w:t>before</w:t>
+            </w:r>
+            <w:r>
+              <w:rPr>
+                <w:sz w:val="19"/>
+              </w:rPr>
+              <w:t xml:space="preserve"> delivery: goals, agenda, the 8 exercises, safety, takeaways, prerequisites, and cost, then feedback questions, tailoring options, a feedback capture table, and next steps</w:t>
             </w:r>
           </w:p>
         </w:tc>
@@ -2294,7 +2487,7 @@
               <w:rPr>
                 <w:sz w:val="19"/>
               </w:rPr>
-              <w:t>seed-content</w:t>
+              <w:t>readiness-checklist</w:t>
             </w:r>
           </w:p>
         </w:tc>
@@ -2344,7 +2537,7 @@
               <w:rPr>
                 <w:sz w:val="19"/>
               </w:rPr>
-              <w:t>Ready-made Zava emails, meetings, and a Teams chat to seed attendee accounts (Exercise 1)</w:t>
+              <w:t>Prep timeline, cost planning, whole-room Plan B, and setup for hosts + attendees</w:t>
             </w:r>
           </w:p>
         </w:tc>
@@ -2363,7 +2556,7 @@
               <w:rPr>
                 <w:sz w:val="19"/>
               </w:rPr>
-              <w:t>facilitator-guide</w:t>
+              <w:t>seed-content</w:t>
             </w:r>
           </w:p>
         </w:tc>
@@ -2413,7 +2606,7 @@
               <w:rPr>
                 <w:sz w:val="19"/>
               </w:rPr>
-              <w:t>Minute-by-minute run sheet, talking points, troubleshooting</w:t>
+              <w:t>Ready-made Zava emails, meetings, and a Teams chat to seed attendee accounts (Exercise 1)</w:t>
             </w:r>
           </w:p>
         </w:tc>
@@ -2432,7 +2625,7 @@
               <w:rPr>
                 <w:sz w:val="19"/>
               </w:rPr>
-              <w:t>facilitator-answer-key</w:t>
+              <w:t>facilitator-guide</w:t>
             </w:r>
           </w:p>
         </w:tc>
@@ -2482,7 +2675,7 @@
               <w:rPr>
                 <w:sz w:val="19"/>
               </w:rPr>
-              <w:t>Expected results and verified figures for every exercise; fallback walkthrough</w:t>
+              <w:t>Minute-by-minute run sheet, talking points, troubleshooting</w:t>
             </w:r>
           </w:p>
         </w:tc>
@@ -2501,7 +2694,7 @@
               <w:rPr>
                 <w:sz w:val="19"/>
               </w:rPr>
-              <w:t>participant-workbook</w:t>
+              <w:t>facilitator-answer-key</w:t>
             </w:r>
           </w:p>
         </w:tc>
@@ -2551,7 +2744,7 @@
               <w:rPr>
                 <w:sz w:val="19"/>
               </w:rPr>
-              <w:t>Step-by-step attendee exercises with checkpoints</w:t>
+              <w:t>Expected results and verified figures for every exercise; fallback walkthrough</w:t>
             </w:r>
           </w:p>
         </w:tc>
@@ -2566,7 +2759,76 @@
               <w:pStyle w:val="Compact"/>
               <w:spacing w:before="20" w:after="20"/>
             </w:pPr>
+            <w:r>
+              <w:rPr>
+                <w:sz w:val="19"/>
+              </w:rPr>
+              <w:t>participant-workbook</w:t>
+            </w:r>
+          </w:p>
+        </w:tc>
+        <w:tc>
+          <w:tcPr>
+            <w:tcW w:w="0" w:type="auto"/>
+          </w:tcPr>
+          <w:p>
+            <w:pPr>
+              <w:pStyle w:val="Compact"/>
+              <w:spacing w:before="20" w:after="20"/>
+            </w:pPr>
             <w:hyperlink r:id="rId21">
+              <w:r>
+                <w:rPr>
+                  <w:rStyle w:val="Hyperlink"/>
+                </w:rPr>
+                <w:t>.md</w:t>
+              </w:r>
+            </w:hyperlink>
+            <w:r>
+              <w:rPr>
+                <w:sz w:val="19"/>
+              </w:rPr>
+              <w:t xml:space="preserve"> · </w:t>
+            </w:r>
+            <w:hyperlink r:id="rId22">
+              <w:r>
+                <w:rPr>
+                  <w:rStyle w:val="Hyperlink"/>
+                </w:rPr>
+                <w:t>.docx</w:t>
+              </w:r>
+            </w:hyperlink>
+          </w:p>
+        </w:tc>
+        <w:tc>
+          <w:tcPr>
+            <w:tcW w:w="0" w:type="auto"/>
+          </w:tcPr>
+          <w:p>
+            <w:pPr>
+              <w:pStyle w:val="Compact"/>
+              <w:spacing w:before="20" w:after="20"/>
+            </w:pPr>
+            <w:r>
+              <w:rPr>
+                <w:sz w:val="19"/>
+              </w:rPr>
+              <w:t>Step-by-step attendee exercises with checkpoints</w:t>
+            </w:r>
+          </w:p>
+        </w:tc>
+      </w:tr>
+      <w:tr>
+        <w:tc>
+          <w:tcPr>
+            <w:tcW w:w="0" w:type="auto"/>
+          </w:tcPr>
+          <w:p>
+            <w:pPr>
+              <w:pStyle w:val="Compact"/>
+              <w:spacing w:before="20" w:after="20"/>
+            </w:pPr>
+            <w:hyperlink r:id="rId23">
               <w:r>
                 <w:rPr>
                   <w:rStyle w:val="Hyperlink"/>
@@ -2626,75 +2888,6 @@
                 <w:sz w:val="19"/>
               </w:rPr>
               <w:t>after-the-workshop</w:t>
-            </w:r>
-          </w:p>
-        </w:tc>
-        <w:tc>
-          <w:tcPr>
-            <w:tcW w:w="0" w:type="auto"/>
-          </w:tcPr>
-          <w:p>
-            <w:pPr>
-              <w:pStyle w:val="Compact"/>
-              <w:spacing w:before="20" w:after="20"/>
-            </w:pPr>
-            <w:hyperlink r:id="rId22">
-              <w:r>
-                <w:rPr>
-                  <w:rStyle w:val="Hyperlink"/>
-                </w:rPr>
-                <w:t>.md</w:t>
-              </w:r>
-            </w:hyperlink>
-            <w:r>
-              <w:rPr>
-                <w:sz w:val="19"/>
-              </w:rPr>
-              <w:t xml:space="preserve"> · </w:t>
-            </w:r>
-            <w:hyperlink r:id="rId23">
-              <w:r>
-                <w:rPr>
-                  <w:rStyle w:val="Hyperlink"/>
-                </w:rPr>
-                <w:t>.docx</w:t>
-              </w:r>
-            </w:hyperlink>
-          </w:p>
-        </w:tc>
-        <w:tc>
-          <w:tcPr>
-            <w:tcW w:w="0" w:type="auto"/>
-          </w:tcPr>
-          <w:p>
-            <w:pPr>
-              <w:pStyle w:val="Compact"/>
-              <w:spacing w:before="20" w:after="20"/>
-            </w:pPr>
-            <w:r>
-              <w:rPr>
-                <w:sz w:val="19"/>
-              </w:rPr>
-              <w:t>Knowledge check, feedback survey (for Microsoft Forms), and 30-day adoption plan</w:t>
-            </w:r>
-          </w:p>
-        </w:tc>
-      </w:tr>
-      <w:tr>
-        <w:tc>
-          <w:tcPr>
-            <w:tcW w:w="0" w:type="auto"/>
-          </w:tcPr>
-          <w:p>
-            <w:pPr>
-              <w:pStyle w:val="Compact"/>
-              <w:spacing w:before="20" w:after="20"/>
-            </w:pPr>
-            <w:r>
-              <w:rPr>
-                <w:sz w:val="19"/>
-              </w:rPr>
-              <w:t>reference/00-copilot-vs-cowork</w:t>
             </w:r>
           </w:p>
         </w:tc>
@@ -2744,7 +2937,7 @@
               <w:rPr>
                 <w:sz w:val="19"/>
               </w:rPr>
-              <w:t>Copilot Chat vs. Cowork — the difference (training opener)</w:t>
+              <w:t>Knowledge check, feedback survey (for Microsoft Forms), and 30-day adoption plan</w:t>
             </w:r>
           </w:p>
         </w:tc>
@@ -2763,8 +2956,7 @@
               <w:rPr>
                 <w:sz w:val="19"/>
               </w:rPr>
-              <w:lastRenderedPageBreak/>
-              <w:t>reference/01-cowork-overview</w:t>
+              <w:t>reference/00-copilot-vs-cowork</w:t>
             </w:r>
           </w:p>
         </w:tc>
@@ -2814,7 +3006,7 @@
               <w:rPr>
                 <w:sz w:val="19"/>
               </w:rPr>
-              <w:t>What Cowork is and where to use it</w:t>
+              <w:t>Copilot Chat vs. Cowork — the difference (training opener)</w:t>
             </w:r>
           </w:p>
         </w:tc>
@@ -2833,7 +3025,7 @@
               <w:rPr>
                 <w:sz w:val="19"/>
               </w:rPr>
-              <w:t>reference/02-settings-and-models</w:t>
+              <w:t>reference/01-cowork-overview</w:t>
             </w:r>
           </w:p>
         </w:tc>
@@ -2883,7 +3075,7 @@
               <w:rPr>
                 <w:sz w:val="19"/>
               </w:rPr>
-              <w:t>Settings, model picker, reasoning effort, automations</w:t>
+              <w:t>What Cowork is and where to use it</w:t>
             </w:r>
           </w:p>
         </w:tc>
@@ -2902,7 +3094,7 @@
               <w:rPr>
                 <w:sz w:val="19"/>
               </w:rPr>
-              <w:t>reference/03-skills-catalog</w:t>
+              <w:t>reference/02-settings-and-models</w:t>
             </w:r>
           </w:p>
         </w:tc>
@@ -2952,7 +3144,7 @@
               <w:rPr>
                 <w:sz w:val="19"/>
               </w:rPr>
-              <w:t>Built-in skills and how skills work</w:t>
+              <w:t>Settings, model picker, reasoning effort, automations</w:t>
             </w:r>
           </w:p>
         </w:tc>
@@ -2971,7 +3163,7 @@
               <w:rPr>
                 <w:sz w:val="19"/>
               </w:rPr>
-              <w:t>reference/04-prompt-library</w:t>
+              <w:t>reference/03-skills-catalog</w:t>
             </w:r>
           </w:p>
         </w:tc>
@@ -3021,7 +3213,7 @@
               <w:rPr>
                 <w:sz w:val="19"/>
               </w:rPr>
-              <w:t>Copy-paste HR prompts by scenario</w:t>
+              <w:t>Built-in skills and how skills work</w:t>
             </w:r>
           </w:p>
         </w:tc>
@@ -3040,7 +3232,7 @@
               <w:rPr>
                 <w:sz w:val="19"/>
               </w:rPr>
-              <w:t>reference/05-custom-skill-guide</w:t>
+              <w:t>reference/04-prompt-library</w:t>
             </w:r>
           </w:p>
         </w:tc>
@@ -3090,7 +3282,7 @@
               <w:rPr>
                 <w:sz w:val="19"/>
               </w:rPr>
-              <w:t>How to build, evaluate, and share a custom skill</w:t>
+              <w:t>Copy-paste HR prompts by scenario</w:t>
             </w:r>
           </w:p>
         </w:tc>
@@ -3109,7 +3301,7 @@
               <w:rPr>
                 <w:sz w:val="19"/>
               </w:rPr>
-              <w:t>reference/06-responsible-use</w:t>
+              <w:t>reference/05-custom-skill-guide</w:t>
             </w:r>
           </w:p>
         </w:tc>
@@ -3159,7 +3351,7 @@
               <w:rPr>
                 <w:sz w:val="19"/>
               </w:rPr>
-              <w:t>Data handling and responsible-use rules</w:t>
+              <w:t>How to build, evaluate, and share a custom skill</w:t>
             </w:r>
           </w:p>
         </w:tc>
@@ -3178,7 +3370,7 @@
               <w:rPr>
                 <w:sz w:val="19"/>
               </w:rPr>
-              <w:t>reference/07-cowork-ui-walkthrough</w:t>
+              <w:t>reference/06-responsible-use</w:t>
             </w:r>
           </w:p>
         </w:tc>
@@ -3228,7 +3420,7 @@
               <w:rPr>
                 <w:sz w:val="19"/>
               </w:rPr>
-              <w:t>UI tour — New task, My tasks, Automations, Customize</w:t>
+              <w:t>Data handling and responsible-use rules</w:t>
             </w:r>
           </w:p>
         </w:tc>
@@ -3247,7 +3439,7 @@
               <w:rPr>
                 <w:sz w:val="19"/>
               </w:rPr>
-              <w:t>reference/08-agent-builder-policy-agent</w:t>
+              <w:t>reference/07-cowork-ui-walkthrough</w:t>
             </w:r>
           </w:p>
         </w:tc>
@@ -3297,7 +3489,7 @@
               <w:rPr>
                 <w:sz w:val="19"/>
               </w:rPr>
-              <w:t>Build a Policy Agent with Copilot Agent Builder (Exercise 8)</w:t>
+              <w:t>UI tour — New task, My tasks, Automations, Customize</w:t>
             </w:r>
           </w:p>
         </w:tc>
@@ -3316,7 +3508,7 @@
               <w:rPr>
                 <w:sz w:val="19"/>
               </w:rPr>
-              <w:t>reference/09-plugins</w:t>
+              <w:t>reference/08-agent-builder-policy-agent</w:t>
             </w:r>
           </w:p>
         </w:tc>
@@ -3366,7 +3558,7 @@
               <w:rPr>
                 <w:sz w:val="19"/>
               </w:rPr>
-              <w:t>Spotlight: extend Cowork with HR plugins (Customize → Plugins), with an MCP example for IT</w:t>
+              <w:t>Build a Policy Agent with Copilot Agent Builder (Exercise 8)</w:t>
             </w:r>
           </w:p>
         </w:tc>
@@ -3385,7 +3577,7 @@
               <w:rPr>
                 <w:sz w:val="19"/>
               </w:rPr>
-              <w:t>reference/10-cowork-browser</w:t>
+              <w:t>reference/09-plugins</w:t>
             </w:r>
           </w:p>
         </w:tc>
@@ -3435,7 +3627,7 @@
               <w:rPr>
                 <w:sz w:val="19"/>
               </w:rPr>
-              <w:t>Navigate websites with Cowork's browser: what it is, how to turn it on, troubleshooting (Exercise 3)</w:t>
+              <w:t>Spotlight: extend Cowork with HR plugins (Customize → Plugins), with an MCP example for IT</w:t>
             </w:r>
           </w:p>
         </w:tc>
@@ -3454,7 +3646,7 @@
               <w:rPr>
                 <w:sz w:val="19"/>
               </w:rPr>
-              <w:t>skills/hr-policy-answer/SKILL</w:t>
+              <w:t>reference/10-cowork-browser</w:t>
             </w:r>
           </w:p>
         </w:tc>
@@ -3479,7 +3671,7 @@
               <w:rPr>
                 <w:sz w:val="19"/>
               </w:rPr>
-              <w:t xml:space="preserve"> (used by Cowork) · </w:t>
+              <w:t xml:space="preserve"> · </w:t>
             </w:r>
             <w:hyperlink r:id="rId47">
               <w:r>
@@ -3489,28 +3681,22 @@
                 <w:t>.docx</w:t>
               </w:r>
             </w:hyperlink>
-            <w:r>
-              <w:rPr>
-                <w:sz w:val="19"/>
-              </w:rPr>
-              <w:t xml:space="preserve"> (read-only copy)</w:t>
-            </w:r>
-          </w:p>
-        </w:tc>
-        <w:tc>
-          <w:tcPr>
-            <w:tcW w:w="0" w:type="auto"/>
-          </w:tcPr>
-          <w:p>
-            <w:pPr>
-              <w:pStyle w:val="Compact"/>
-              <w:spacing w:before="20" w:after="20"/>
-            </w:pPr>
-            <w:r>
-              <w:rPr>
-                <w:sz w:val="19"/>
-              </w:rPr>
-              <w:t>Example custom skill (reference/answer key)</w:t>
+          </w:p>
+        </w:tc>
+        <w:tc>
+          <w:tcPr>
+            <w:tcW w:w="0" w:type="auto"/>
+          </w:tcPr>
+          <w:p>
+            <w:pPr>
+              <w:pStyle w:val="Compact"/>
+              <w:spacing w:before="20" w:after="20"/>
+            </w:pPr>
+            <w:r>
+              <w:rPr>
+                <w:sz w:val="19"/>
+              </w:rPr>
+              <w:t>Navigate websites with Cowork's browser: what it is, how to turn it on, troubleshooting (Exercise 3)</w:t>
             </w:r>
           </w:p>
         </w:tc>
@@ -3525,7 +3711,82 @@
               <w:pStyle w:val="Compact"/>
               <w:spacing w:before="20" w:after="20"/>
             </w:pPr>
+            <w:r>
+              <w:rPr>
+                <w:sz w:val="19"/>
+              </w:rPr>
+              <w:t>skills/hr-policy-answer/SKILL</w:t>
+            </w:r>
+          </w:p>
+        </w:tc>
+        <w:tc>
+          <w:tcPr>
+            <w:tcW w:w="0" w:type="auto"/>
+          </w:tcPr>
+          <w:p>
+            <w:pPr>
+              <w:pStyle w:val="Compact"/>
+              <w:spacing w:before="20" w:after="20"/>
+            </w:pPr>
             <w:hyperlink r:id="rId48">
+              <w:r>
+                <w:rPr>
+                  <w:rStyle w:val="Hyperlink"/>
+                </w:rPr>
+                <w:t>.md</w:t>
+              </w:r>
+            </w:hyperlink>
+            <w:r>
+              <w:rPr>
+                <w:sz w:val="19"/>
+              </w:rPr>
+              <w:t xml:space="preserve"> (used by Cowork) · </w:t>
+            </w:r>
+            <w:hyperlink r:id="rId49">
+              <w:r>
+                <w:rPr>
+                  <w:rStyle w:val="Hyperlink"/>
+                </w:rPr>
+                <w:t>.docx</w:t>
+              </w:r>
+            </w:hyperlink>
+            <w:r>
+              <w:rPr>
+                <w:sz w:val="19"/>
+              </w:rPr>
+              <w:t xml:space="preserve"> (read-only copy)</w:t>
+            </w:r>
+          </w:p>
+        </w:tc>
+        <w:tc>
+          <w:tcPr>
+            <w:tcW w:w="0" w:type="auto"/>
+          </w:tcPr>
+          <w:p>
+            <w:pPr>
+              <w:pStyle w:val="Compact"/>
+              <w:spacing w:before="20" w:after="20"/>
+            </w:pPr>
+            <w:r>
+              <w:rPr>
+                <w:sz w:val="19"/>
+              </w:rPr>
+              <w:t>Example custom skill (reference/answer key)</w:t>
+            </w:r>
+          </w:p>
+        </w:tc>
+      </w:tr>
+      <w:tr>
+        <w:tc>
+          <w:tcPr>
+            <w:tcW w:w="0" w:type="auto"/>
+          </w:tcPr>
+          <w:p>
+            <w:pPr>
+              <w:pStyle w:val="Compact"/>
+              <w:spacing w:before="20" w:after="20"/>
+            </w:pPr>
+            <w:hyperlink r:id="rId50">
               <w:r>
                 <w:rPr>
                   <w:rStyle w:val="Hyperlink"/>
@@ -3594,7 +3855,7 @@
               <w:pStyle w:val="Compact"/>
               <w:spacing w:before="20" w:after="20"/>
             </w:pPr>
-            <w:hyperlink r:id="rId49">
+            <w:hyperlink r:id="rId51">
               <w:r>
                 <w:rPr>
                   <w:rStyle w:val="Hyperlink"/>
@@ -3639,6 +3900,69 @@
           </w:p>
         </w:tc>
       </w:tr>
+      <w:tr>
+        <w:tc>
+          <w:tcPr>
+            <w:tcW w:w="0" w:type="auto"/>
+          </w:tcPr>
+          <w:p>
+            <w:pPr>
+              <w:pStyle w:val="Compact"/>
+              <w:spacing w:before="20" w:after="20"/>
+            </w:pPr>
+            <w:hyperlink r:id="rId52">
+              <w:r>
+                <w:rPr>
+                  <w:rStyle w:val="Hyperlink"/>
+                </w:rPr>
+                <w:t>tools/</w:t>
+              </w:r>
+            </w:hyperlink>
+          </w:p>
+        </w:tc>
+        <w:tc>
+          <w:tcPr>
+            <w:tcW w:w="0" w:type="auto"/>
+          </w:tcPr>
+          <w:p>
+            <w:pPr>
+              <w:pStyle w:val="Compact"/>
+              <w:spacing w:before="20" w:after="20"/>
+            </w:pPr>
+            <w:r>
+              <w:rPr>
+                <w:sz w:val="19"/>
+              </w:rPr>
+              <w:t>folder (maintainers only)</w:t>
+            </w:r>
+          </w:p>
+        </w:tc>
+        <w:tc>
+          <w:tcPr>
+            <w:tcW w:w="0" w:type="auto"/>
+          </w:tcPr>
+          <w:p>
+            <w:pPr>
+              <w:pStyle w:val="Compact"/>
+              <w:spacing w:before="20" w:after="20"/>
+            </w:pPr>
+            <w:r>
+              <w:rPr>
+                <w:sz w:val="19"/>
+              </w:rPr>
+              <w:t xml:space="preserve">Scripts that build the deck, Word copies, quick-reference card, and sample files, plus the kit checks. See </w:t>
+            </w:r>
+            <w:hyperlink w:anchor="how-to-build-maintainers">
+              <w:r>
+                <w:rPr>
+                  <w:rStyle w:val="Hyperlink"/>
+                </w:rPr>
+                <w:t>How to build</w:t>
+              </w:r>
+            </w:hyperlink>
+          </w:p>
+        </w:tc>
+      </w:tr>
     </w:tbl>
     <w:p>
       <w:pPr>
@@ -3646,6 +3970,7 @@
       </w:pPr>
       <w:bookmarkStart w:id="13" w:name="sample-data-all-fictional--no-real-pii"/>
       <w:r>
+        <w:lastRenderedPageBreak/>
         <w:t>Sample data (all fictional — no real PII)</w:t>
       </w:r>
     </w:p>
@@ -3664,9 +3989,12 @@
         <w:t>Word and Excel</w:t>
       </w:r>
       <w:r>
-        <w:t xml:space="preserve"> sample files. They work in both Cowork and Agent Builder (which doesn't accept .md or .csv). Download </w:t>
-      </w:r>
-      <w:hyperlink r:id="rId50">
+        <w:t xml:space="preserve"> sample files. They work in both Cowork and Agent Builder</w:t>
+      </w:r>
+      <w:r>
+        <w:t xml:space="preserve"> (which doesn't accept .md or .csv). Download </w:t>
+      </w:r>
+      <w:hyperlink r:id="rId53">
         <w:r>
           <w:rPr>
             <w:rStyle w:val="Hyperlink"/>
@@ -3698,10 +4026,7 @@
         <w:t>Documents</w:t>
       </w:r>
       <w:r>
-        <w:t xml:space="preserve"> </w:t>
-      </w:r>
-      <w:r>
-        <w:t>in your OneDrive (</w:t>
+        <w:t xml:space="preserve"> in your OneDrive (</w:t>
       </w:r>
       <w:r>
         <w:rPr>
@@ -3811,7 +4136,7 @@
               <w:pStyle w:val="Compact"/>
               <w:spacing w:before="20" w:after="20"/>
             </w:pPr>
-            <w:hyperlink r:id="rId51">
+            <w:hyperlink r:id="rId54">
               <w:r>
                 <w:rPr>
                   <w:rStyle w:val="Hyperlink"/>
@@ -3866,7 +4191,7 @@
               <w:pStyle w:val="Compact"/>
               <w:spacing w:before="20" w:after="20"/>
             </w:pPr>
-            <w:hyperlink r:id="rId52">
+            <w:hyperlink r:id="rId55">
               <w:r>
                 <w:rPr>
                   <w:rStyle w:val="Hyperlink"/>
@@ -3921,7 +4246,7 @@
               <w:pStyle w:val="Compact"/>
               <w:spacing w:before="20" w:after="20"/>
             </w:pPr>
-            <w:hyperlink r:id="rId53">
+            <w:hyperlink r:id="rId56">
               <w:r>
                 <w:rPr>
                   <w:rStyle w:val="Hyperlink"/>
@@ -3976,7 +4301,7 @@
               <w:pStyle w:val="Compact"/>
               <w:spacing w:before="20" w:after="20"/>
             </w:pPr>
-            <w:hyperlink r:id="rId54">
+            <w:hyperlink r:id="rId57">
               <w:r>
                 <w:rPr>
                   <w:rStyle w:val="Hyperlink"/>
@@ -4031,7 +4356,7 @@
               <w:pStyle w:val="Compact"/>
               <w:spacing w:before="20" w:after="20"/>
             </w:pPr>
-            <w:hyperlink r:id="rId55">
+            <w:hyperlink r:id="rId58">
               <w:r>
                 <w:rPr>
                   <w:rStyle w:val="Hyperlink"/>
@@ -4086,7 +4411,7 @@
               <w:pStyle w:val="Compact"/>
               <w:spacing w:before="20" w:after="20"/>
             </w:pPr>
-            <w:hyperlink r:id="rId56">
+            <w:hyperlink r:id="rId59">
               <w:r>
                 <w:rPr>
                   <w:rStyle w:val="Hyperlink"/>
@@ -4177,10 +4502,27 @@
         <w:t>sample-knowledge/</w:t>
       </w:r>
       <w:r>
-        <w:t xml:space="preserve"> are the editable </w:t>
-      </w:r>
-      <w:r>
-        <w:t>sources the Word and Excel files are generated from. Attendees don't need them, and they aren't in the zip. If you change one, regenerate its Word or Excel copy so the two stay in sync.</w:t>
+        <w:t xml:space="preserve"> are the editable sources the Word and Excel files are generated from. Attendees don't need them, and they aren't in the zip. If you change one, run </w:t>
+      </w:r>
+      <w:r>
+        <w:rPr>
+          <w:rStyle w:val="VerbatimChar"/>
+        </w:rPr>
+        <w:t>python tools\make_office_samples.py</w:t>
+      </w:r>
+      <w:r>
+        <w:t xml:space="preserve"> to regenerate the Word and Excel copies and the zip (see </w:t>
+      </w:r>
+      <w:hyperlink w:anchor="how-to-build-maintainers">
+        <w:r>
+          <w:rPr>
+            <w:rStyle w:val="Hyperlink"/>
+          </w:rPr>
+          <w:t>How to build</w:t>
+        </w:r>
+      </w:hyperlink>
+      <w:r>
+        <w:t>).</w:t>
       </w:r>
     </w:p>
     <w:p>
@@ -4188,7 +4530,7 @@
         <w:pStyle w:val="Heading2"/>
       </w:pPr>
       <w:bookmarkStart w:id="14" w:name="how-to-use-this-kit"/>
-      <w:bookmarkStart w:id="15" w:name="_Toc241754213"/>
+      <w:bookmarkStart w:id="15" w:name="_Toc241771633"/>
       <w:bookmarkEnd w:id="11"/>
       <w:bookmarkEnd w:id="13"/>
       <w:r>
@@ -4209,12 +4551,42 @@
           <w:b/>
           <w:bCs/>
         </w:rPr>
+        <w:t>Account team + facilitator (4–6 weeks out):</w:t>
+      </w:r>
+      <w:r>
+        <w:t xml:space="preserve"> walk the customer through </w:t>
+      </w:r>
+      <w:hyperlink r:id="rId60">
+        <w:r>
+          <w:rPr>
+            <w:rStyle w:val="Hyperlink"/>
+          </w:rPr>
+          <w:t>customer-preview-deck.pptx</w:t>
+        </w:r>
+      </w:hyperlink>
+      <w:r>
+        <w:t>, capture their feedback on the feedback slide, and tailor scenarios, data, and format before you lock the plan.</w:t>
+      </w:r>
+    </w:p>
+    <w:p>
+      <w:pPr>
+        <w:pStyle w:val="Compact"/>
+        <w:numPr>
+          <w:ilvl w:val="0"/>
+          <w:numId w:val="4"/>
+        </w:numPr>
+      </w:pPr>
+      <w:r>
+        <w:rPr>
+          <w:b/>
+          <w:bCs/>
+        </w:rPr>
         <w:t>Host (3 weeks out):</w:t>
       </w:r>
       <w:r>
         <w:t xml:space="preserve"> follow the </w:t>
       </w:r>
-      <w:hyperlink r:id="rId57">
+      <w:hyperlink r:id="rId61">
         <w:r>
           <w:rPr>
             <w:rStyle w:val="Hyperlink"/>
@@ -4225,7 +4597,7 @@
       <w:r>
         <w:t xml:space="preserve">. Provision accounts, estimate cost, and load </w:t>
       </w:r>
-      <w:hyperlink r:id="rId58">
+      <w:hyperlink r:id="rId62">
         <w:r>
           <w:rPr>
             <w:rStyle w:val="Hyperlink"/>
@@ -4255,7 +4627,7 @@
       <w:r>
         <w:t xml:space="preserve"> read </w:t>
       </w:r>
-      <w:hyperlink r:id="rId59">
+      <w:hyperlink r:id="rId63">
         <w:r>
           <w:rPr>
             <w:rStyle w:val="Hyperlink"/>
@@ -4266,7 +4638,7 @@
       <w:r>
         <w:t xml:space="preserve">, do a full dry run against the </w:t>
       </w:r>
-      <w:hyperlink r:id="rId60">
+      <w:hyperlink r:id="rId64">
         <w:r>
           <w:rPr>
             <w:rStyle w:val="Hyperlink"/>
@@ -4277,7 +4649,7 @@
       <w:r>
         <w:t xml:space="preserve">, and present with </w:t>
       </w:r>
-      <w:hyperlink r:id="rId61">
+      <w:hyperlink r:id="rId65">
         <w:r>
           <w:rPr>
             <w:rStyle w:val="Hyperlink"/>
@@ -4307,7 +4679,7 @@
       <w:r>
         <w:t xml:space="preserve"> on the day, follow </w:t>
       </w:r>
-      <w:hyperlink r:id="rId62">
+      <w:hyperlink r:id="rId66">
         <w:r>
           <w:rPr>
             <w:rStyle w:val="Hyperlink"/>
@@ -4318,7 +4690,7 @@
       <w:r>
         <w:t xml:space="preserve"> start to finish, with the printed </w:t>
       </w:r>
-      <w:hyperlink r:id="rId63">
+      <w:hyperlink r:id="rId67">
         <w:r>
           <w:rPr>
             <w:rStyle w:val="Hyperlink"/>
@@ -4329,7 +4701,7 @@
       <w:r>
         <w:t xml:space="preserve"> and the </w:t>
       </w:r>
-      <w:hyperlink r:id="rId64">
+      <w:hyperlink r:id="rId68">
         <w:r>
           <w:rPr>
             <w:rStyle w:val="Hyperlink"/>
@@ -4359,7 +4731,7 @@
       <w:r>
         <w:t xml:space="preserve"> send </w:t>
       </w:r>
-      <w:hyperlink r:id="rId65">
+      <w:hyperlink r:id="rId69">
         <w:r>
           <w:rPr>
             <w:rStyle w:val="Hyperlink"/>
@@ -4414,13 +4786,1018 @@
       <w:pPr>
         <w:pStyle w:val="Heading2"/>
       </w:pPr>
-      <w:bookmarkStart w:id="16" w:name="requirement-coverage"/>
-      <w:bookmarkStart w:id="17" w:name="_Toc241754214"/>
+      <w:bookmarkStart w:id="16" w:name="how-to-build-maintainers"/>
+      <w:bookmarkStart w:id="17" w:name="_Toc241771634"/>
       <w:bookmarkEnd w:id="14"/>
       <w:r>
+        <w:t>How to build (maintainers)</w:t>
+      </w:r>
+      <w:bookmarkEnd w:id="17"/>
+    </w:p>
+    <w:p>
+      <w:pPr>
+        <w:pStyle w:val="FirstParagraph"/>
+      </w:pPr>
+      <w:r>
+        <w:t xml:space="preserve">The instructor deck, the customer preview deck, the Word copies of the guides, the quick-reference </w:t>
+      </w:r>
+      <w:r>
+        <w:t xml:space="preserve">card, and the sample Word/Excel files and zip are all generated by the scripts in </w:t>
+      </w:r>
+      <w:hyperlink r:id="rId70">
+        <w:r>
+          <w:rPr>
+            <w:rStyle w:val="Hyperlink"/>
+          </w:rPr>
+          <w:t>tools/</w:t>
+        </w:r>
+      </w:hyperlink>
+      <w:r>
+        <w:t xml:space="preserve">. Edit the Markdown guides (or </w:t>
+      </w:r>
+      <w:r>
+        <w:rPr>
+          <w:rStyle w:val="VerbatimChar"/>
+        </w:rPr>
+        <w:t>tools/content.py</w:t>
+      </w:r>
+      <w:r>
+        <w:t xml:space="preserve"> for the exercise text both decks use), then rebuild. Don't edit the generated </w:t>
+      </w:r>
+      <w:r>
+        <w:rPr>
+          <w:rStyle w:val="VerbatimChar"/>
+        </w:rPr>
+        <w:t>.docx</w:t>
+      </w:r>
+      <w:r>
+        <w:t xml:space="preserve"> and </w:t>
+      </w:r>
+      <w:r>
+        <w:rPr>
+          <w:rStyle w:val="VerbatimChar"/>
+        </w:rPr>
+        <w:t>.pptx</w:t>
+      </w:r>
+      <w:r>
+        <w:t xml:space="preserve"> files by hand; the next build overwrites them. (Filling in the customer name or the feedback table in a copy of the preview deck is fine.)</w:t>
+      </w:r>
+    </w:p>
+    <w:p>
+      <w:pPr>
+        <w:pStyle w:val="BodyText"/>
+      </w:pPr>
+      <w:r>
+        <w:rPr>
+          <w:b/>
+          <w:bCs/>
+        </w:rPr>
+        <w:t>You need:</w:t>
+      </w:r>
+      <w:r>
+        <w:t xml:space="preserve"> Windows with PowerPoint and Word (Word updates the contents pages), and Python 3.14 with </w:t>
+      </w:r>
+      <w:r>
+        <w:rPr>
+          <w:rStyle w:val="VerbatimChar"/>
+        </w:rPr>
+        <w:t>pip install python-pptx python-docx openpyxl pypandoc_binary Pillow lxml PyMuPDF</w:t>
+      </w:r>
+      <w:r>
+        <w:t>.</w:t>
+      </w:r>
+    </w:p>
+    <w:p>
+      <w:pPr>
+        <w:pStyle w:val="BodyText"/>
+      </w:pPr>
+      <w:r>
+        <w:rPr>
+          <w:b/>
+          <w:bCs/>
+        </w:rPr>
+        <w:lastRenderedPageBreak/>
+        <w:t>Inputs and settings</w:t>
+      </w:r>
+      <w:r>
+        <w:t xml:space="preserve"> (environment variables; all optional except the template):</w:t>
+      </w:r>
+    </w:p>
+    <w:tbl>
+      <w:tblPr>
+        <w:tblStyle w:val="Table"/>
+        <w:tblW w:w="0" w:type="auto"/>
+        <w:tblBorders>
+          <w:top w:val="single" w:sz="4" w:space="0" w:color="D1D1D1"/>
+          <w:left w:val="single" w:sz="4" w:space="0" w:color="D1D1D1"/>
+          <w:bottom w:val="single" w:sz="4" w:space="0" w:color="D1D1D1"/>
+          <w:right w:val="single" w:sz="4" w:space="0" w:color="D1D1D1"/>
+          <w:insideH w:val="single" w:sz="4" w:space="0" w:color="D1D1D1"/>
+          <w:insideV w:val="single" w:sz="4" w:space="0" w:color="D1D1D1"/>
+        </w:tblBorders>
+        <w:tblCellMar>
+          <w:top w:w="40" w:type="dxa"/>
+          <w:left w:w="90" w:type="dxa"/>
+          <w:bottom w:w="40" w:type="dxa"/>
+          <w:right w:w="90" w:type="dxa"/>
+        </w:tblCellMar>
+        <w:tblLook w:val="0020" w:firstRow="1" w:lastRow="0" w:firstColumn="0" w:lastColumn="0" w:noHBand="0" w:noVBand="0"/>
+      </w:tblPr>
+      <w:tblGrid>
+        <w:gridCol w:w="2485"/>
+        <w:gridCol w:w="2730"/>
+        <w:gridCol w:w="4757"/>
+      </w:tblGrid>
+      <w:tr>
+        <w:trPr>
+          <w:cnfStyle w:val="100000000000" w:firstRow="1" w:lastRow="0" w:firstColumn="0" w:lastColumn="0" w:oddVBand="0" w:evenVBand="0" w:oddHBand="0" w:evenHBand="0" w:firstRowFirstColumn="0" w:firstRowLastColumn="0" w:lastRowFirstColumn="0" w:lastRowLastColumn="0"/>
+          <w:tblHeader/>
+        </w:trPr>
+        <w:tc>
+          <w:tcPr>
+            <w:tcW w:w="0" w:type="auto"/>
+            <w:shd w:val="clear" w:color="auto" w:fill="F3E5FD"/>
+          </w:tcPr>
+          <w:p>
+            <w:pPr>
+              <w:pStyle w:val="Compact"/>
+              <w:spacing w:before="20" w:after="20"/>
+            </w:pPr>
+            <w:r>
+              <w:rPr>
+                <w:b/>
+                <w:sz w:val="19"/>
+              </w:rPr>
+              <w:t>Variable</w:t>
+            </w:r>
+          </w:p>
+        </w:tc>
+        <w:tc>
+          <w:tcPr>
+            <w:tcW w:w="0" w:type="auto"/>
+            <w:shd w:val="clear" w:color="auto" w:fill="F3E5FD"/>
+          </w:tcPr>
+          <w:p>
+            <w:pPr>
+              <w:pStyle w:val="Compact"/>
+              <w:spacing w:before="20" w:after="20"/>
+            </w:pPr>
+            <w:r>
+              <w:rPr>
+                <w:b/>
+                <w:sz w:val="19"/>
+              </w:rPr>
+              <w:t>Default</w:t>
+            </w:r>
+          </w:p>
+        </w:tc>
+        <w:tc>
+          <w:tcPr>
+            <w:tcW w:w="0" w:type="auto"/>
+            <w:shd w:val="clear" w:color="auto" w:fill="F3E5FD"/>
+          </w:tcPr>
+          <w:p>
+            <w:pPr>
+              <w:pStyle w:val="Compact"/>
+              <w:spacing w:before="20" w:after="20"/>
+            </w:pPr>
+            <w:r>
+              <w:rPr>
+                <w:b/>
+                <w:sz w:val="19"/>
+              </w:rPr>
+              <w:t>What it is</w:t>
+            </w:r>
+          </w:p>
+        </w:tc>
+      </w:tr>
+      <w:tr>
+        <w:tc>
+          <w:tcPr>
+            <w:tcW w:w="0" w:type="auto"/>
+          </w:tcPr>
+          <w:p>
+            <w:pPr>
+              <w:pStyle w:val="Compact"/>
+              <w:spacing w:before="20" w:after="20"/>
+            </w:pPr>
+            <w:r>
+              <w:rPr>
+                <w:rStyle w:val="VerbatimChar"/>
+              </w:rPr>
+              <w:t>DECK_TEMPLATE</w:t>
+            </w:r>
+          </w:p>
+        </w:tc>
+        <w:tc>
+          <w:tcPr>
+            <w:tcW w:w="0" w:type="auto"/>
+          </w:tcPr>
+          <w:p>
+            <w:pPr>
+              <w:pStyle w:val="Compact"/>
+              <w:spacing w:before="20" w:after="20"/>
+            </w:pPr>
+            <w:r>
+              <w:rPr>
+                <w:rStyle w:val="VerbatimChar"/>
+              </w:rPr>
+              <w:t>tools/template.pptx</w:t>
+            </w:r>
+            <w:r>
+              <w:rPr>
+                <w:sz w:val="19"/>
+              </w:rPr>
+              <w:t xml:space="preserve"> (git-ignored)</w:t>
+            </w:r>
+          </w:p>
+        </w:tc>
+        <w:tc>
+          <w:tcPr>
+            <w:tcW w:w="0" w:type="auto"/>
+          </w:tcPr>
+          <w:p>
+            <w:pPr>
+              <w:pStyle w:val="Compact"/>
+              <w:spacing w:before="20" w:after="20"/>
+            </w:pPr>
+            <w:r>
+              <w:rPr>
+                <w:sz w:val="19"/>
+              </w:rPr>
+              <w:t>The source PowerPoint template the deck is built from. It isn't in the repo; ask the kit maintainer for it.</w:t>
+            </w:r>
+          </w:p>
+        </w:tc>
+      </w:tr>
+      <w:tr>
+        <w:tc>
+          <w:tcPr>
+            <w:tcW w:w="0" w:type="auto"/>
+          </w:tcPr>
+          <w:p>
+            <w:pPr>
+              <w:pStyle w:val="Compact"/>
+              <w:spacing w:before="20" w:after="20"/>
+            </w:pPr>
+            <w:r>
+              <w:rPr>
+                <w:rStyle w:val="VerbatimChar"/>
+              </w:rPr>
+              <w:t>DECK_UI_SHOT</w:t>
+            </w:r>
+          </w:p>
+        </w:tc>
+        <w:tc>
+          <w:tcPr>
+            <w:tcW w:w="0" w:type="auto"/>
+          </w:tcPr>
+          <w:p>
+            <w:pPr>
+              <w:pStyle w:val="Compact"/>
+              <w:spacing w:before="20" w:after="20"/>
+            </w:pPr>
+            <w:r>
+              <w:rPr>
+                <w:rStyle w:val="VerbatimChar"/>
+              </w:rPr>
+              <w:t>tools/assets/cowork-home.png</w:t>
+            </w:r>
+          </w:p>
+        </w:tc>
+        <w:tc>
+          <w:tcPr>
+            <w:tcW w:w="0" w:type="auto"/>
+          </w:tcPr>
+          <w:p>
+            <w:pPr>
+              <w:pStyle w:val="Compact"/>
+              <w:spacing w:before="20" w:after="20"/>
+            </w:pPr>
+            <w:r>
+              <w:rPr>
+                <w:sz w:val="19"/>
+              </w:rPr>
+              <w:t>Cowork home-page screenshot for the UI walkthrough slide</w:t>
+            </w:r>
+          </w:p>
+        </w:tc>
+      </w:tr>
+      <w:tr>
+        <w:tc>
+          <w:tcPr>
+            <w:tcW w:w="0" w:type="auto"/>
+          </w:tcPr>
+          <w:p>
+            <w:pPr>
+              <w:pStyle w:val="Compact"/>
+              <w:spacing w:before="20" w:after="20"/>
+            </w:pPr>
+            <w:r>
+              <w:rPr>
+                <w:rStyle w:val="VerbatimChar"/>
+              </w:rPr>
+              <w:t>DECK_OUT</w:t>
+            </w:r>
+          </w:p>
+        </w:tc>
+        <w:tc>
+          <w:tcPr>
+            <w:tcW w:w="0" w:type="auto"/>
+          </w:tcPr>
+          <w:p>
+            <w:pPr>
+              <w:pStyle w:val="Compact"/>
+              <w:spacing w:before="20" w:after="20"/>
+            </w:pPr>
+            <w:r>
+              <w:rPr>
+                <w:rStyle w:val="VerbatimChar"/>
+              </w:rPr>
+              <w:t>instructor-deck.pptx</w:t>
+            </w:r>
+          </w:p>
+        </w:tc>
+        <w:tc>
+          <w:tcPr>
+            <w:tcW w:w="0" w:type="auto"/>
+          </w:tcPr>
+          <w:p>
+            <w:pPr>
+              <w:pStyle w:val="Compact"/>
+              <w:spacing w:before="20" w:after="20"/>
+            </w:pPr>
+            <w:r>
+              <w:rPr>
+                <w:sz w:val="19"/>
+              </w:rPr>
+              <w:t>Where to save the deck. Point it elsewhere if the deck is open in PowerPoint.</w:t>
+            </w:r>
+          </w:p>
+        </w:tc>
+      </w:tr>
+      <w:tr>
+        <w:tc>
+          <w:tcPr>
+            <w:tcW w:w="0" w:type="auto"/>
+          </w:tcPr>
+          <w:p>
+            <w:pPr>
+              <w:pStyle w:val="Compact"/>
+              <w:spacing w:before="20" w:after="20"/>
+            </w:pPr>
+            <w:r>
+              <w:rPr>
+                <w:rStyle w:val="VerbatimChar"/>
+              </w:rPr>
+              <w:t>KIT_BUILD</w:t>
+            </w:r>
+          </w:p>
+        </w:tc>
+        <w:tc>
+          <w:tcPr>
+            <w:tcW w:w="0" w:type="auto"/>
+          </w:tcPr>
+          <w:p>
+            <w:pPr>
+              <w:pStyle w:val="Compact"/>
+              <w:spacing w:before="20" w:after="20"/>
+            </w:pPr>
+            <w:r>
+              <w:rPr>
+                <w:rStyle w:val="VerbatimChar"/>
+              </w:rPr>
+              <w:t>.build/</w:t>
+            </w:r>
+            <w:r>
+              <w:rPr>
+                <w:sz w:val="19"/>
+              </w:rPr>
+              <w:t xml:space="preserve"> (git-ignored)</w:t>
+            </w:r>
+          </w:p>
+        </w:tc>
+        <w:tc>
+          <w:tcPr>
+            <w:tcW w:w="0" w:type="auto"/>
+          </w:tcPr>
+          <w:p>
+            <w:pPr>
+              <w:pStyle w:val="Compact"/>
+              <w:spacing w:before="20" w:after="20"/>
+            </w:pPr>
+            <w:r>
+              <w:rPr>
+                <w:sz w:val="19"/>
+              </w:rPr>
+              <w:t>Scratch folder: icons, the Word reference document, QA PDFs</w:t>
+            </w:r>
+          </w:p>
+        </w:tc>
+      </w:tr>
+      <w:tr>
+        <w:tc>
+          <w:tcPr>
+            <w:tcW w:w="0" w:type="auto"/>
+          </w:tcPr>
+          <w:p>
+            <w:pPr>
+              <w:pStyle w:val="Compact"/>
+              <w:spacing w:before="20" w:after="20"/>
+            </w:pPr>
+            <w:r>
+              <w:rPr>
+                <w:rStyle w:val="VerbatimChar"/>
+              </w:rPr>
+              <w:t>KIT_STALE_TERMS</w:t>
+            </w:r>
+          </w:p>
+        </w:tc>
+        <w:tc>
+          <w:tcPr>
+            <w:tcW w:w="0" w:type="auto"/>
+          </w:tcPr>
+          <w:p>
+            <w:pPr>
+              <w:pStyle w:val="Compact"/>
+              <w:spacing w:before="20" w:after="20"/>
+            </w:pPr>
+            <w:r>
+              <w:rPr>
+                <w:sz w:val="19"/>
+              </w:rPr>
+              <w:t>none</w:t>
+            </w:r>
+          </w:p>
+        </w:tc>
+        <w:tc>
+          <w:tcPr>
+            <w:tcW w:w="0" w:type="auto"/>
+          </w:tcPr>
+          <w:p>
+            <w:pPr>
+              <w:pStyle w:val="Compact"/>
+              <w:spacing w:before="20" w:after="20"/>
+            </w:pPr>
+            <w:r>
+              <w:rPr>
+                <w:sz w:val="19"/>
+              </w:rPr>
+              <w:t>Extra terms the check should flag, separated by semicolons (for example, the template's name)</w:t>
+            </w:r>
+          </w:p>
+        </w:tc>
+      </w:tr>
+      <w:tr>
+        <w:tc>
+          <w:tcPr>
+            <w:tcW w:w="0" w:type="auto"/>
+          </w:tcPr>
+          <w:p>
+            <w:pPr>
+              <w:pStyle w:val="Compact"/>
+              <w:spacing w:before="20" w:after="20"/>
+            </w:pPr>
+            <w:r>
+              <w:rPr>
+                <w:rStyle w:val="VerbatimChar"/>
+              </w:rPr>
+              <w:t>PREVIEW_CUSTOMER</w:t>
+            </w:r>
+            <w:r>
+              <w:rPr>
+                <w:sz w:val="19"/>
+              </w:rPr>
+              <w:t xml:space="preserve">, </w:t>
+            </w:r>
+            <w:r>
+              <w:rPr>
+                <w:rStyle w:val="VerbatimChar"/>
+              </w:rPr>
+              <w:t>PREVIEW_DATE</w:t>
+            </w:r>
+          </w:p>
+        </w:tc>
+        <w:tc>
+          <w:tcPr>
+            <w:tcW w:w="0" w:type="auto"/>
+          </w:tcPr>
+          <w:p>
+            <w:pPr>
+              <w:pStyle w:val="Compact"/>
+              <w:spacing w:before="20" w:after="20"/>
+            </w:pPr>
+            <w:r>
+              <w:rPr>
+                <w:rStyle w:val="VerbatimChar"/>
+              </w:rPr>
+              <w:t>[Customer name]</w:t>
+            </w:r>
+            <w:r>
+              <w:rPr>
+                <w:sz w:val="19"/>
+              </w:rPr>
+              <w:t xml:space="preserve">, </w:t>
+            </w:r>
+            <w:r>
+              <w:rPr>
+                <w:rStyle w:val="VerbatimChar"/>
+              </w:rPr>
+              <w:t>[Date]</w:t>
+            </w:r>
+          </w:p>
+        </w:tc>
+        <w:tc>
+          <w:tcPr>
+            <w:tcW w:w="0" w:type="auto"/>
+          </w:tcPr>
+          <w:p>
+            <w:pPr>
+              <w:pStyle w:val="Compact"/>
+              <w:spacing w:before="20" w:after="20"/>
+            </w:pPr>
+            <w:r>
+              <w:rPr>
+                <w:sz w:val="19"/>
+              </w:rPr>
+              <w:t>Customer name and meeting date on the preview deck's title slide (you can also edit them in PowerPoint)</w:t>
+            </w:r>
+          </w:p>
+        </w:tc>
+      </w:tr>
+    </w:tbl>
+    <w:p>
+      <w:pPr>
+        <w:pStyle w:val="BodyText"/>
+      </w:pPr>
+      <w:r>
+        <w:rPr>
+          <w:b/>
+          <w:bCs/>
+        </w:rPr>
+        <w:t>Build everything, then check it:</w:t>
+      </w:r>
+    </w:p>
+    <w:p>
+      <w:pPr>
+        <w:pStyle w:val="SourceCode"/>
+      </w:pPr>
+      <w:r>
+        <w:rPr>
+          <w:rStyle w:val="VariableTok"/>
+        </w:rPr>
+        <w:t>$env</w:t>
+      </w:r>
+      <w:r>
+        <w:rPr>
+          <w:rStyle w:val="OperatorTok"/>
+        </w:rPr>
+        <w:t>:</w:t>
+      </w:r>
+      <w:r>
+        <w:rPr>
+          <w:rStyle w:val="VariableTok"/>
+        </w:rPr>
+        <w:t>DECK_TEMPLATE</w:t>
+      </w:r>
+      <w:r>
+        <w:rPr>
+          <w:rStyle w:val="NormalTok"/>
+        </w:rPr>
+        <w:t xml:space="preserve"> </w:t>
+      </w:r>
+      <w:r>
+        <w:rPr>
+          <w:rStyle w:val="OperatorTok"/>
+        </w:rPr>
+        <w:t>=</w:t>
+      </w:r>
+      <w:r>
+        <w:rPr>
+          <w:rStyle w:val="NormalTok"/>
+        </w:rPr>
+        <w:t xml:space="preserve"> </w:t>
+      </w:r>
+      <w:r>
+        <w:rPr>
+          <w:rStyle w:val="StringTok"/>
+        </w:rPr>
+        <w:t>"C:\path\to\template.pptx"</w:t>
+      </w:r>
+      <w:r>
+        <w:rPr>
+          <w:rStyle w:val="NormalTok"/>
+        </w:rPr>
+        <w:t xml:space="preserve">   </w:t>
+      </w:r>
+      <w:r>
+        <w:rPr>
+          <w:rStyle w:val="CommentTok"/>
+        </w:rPr>
+        <w:t># or save the template as tools\template.pptx</w:t>
+      </w:r>
+      <w:r>
+        <w:br/>
+      </w:r>
+      <w:r>
+        <w:rPr>
+          <w:rStyle w:val="VariableTok"/>
+        </w:rPr>
+        <w:t>$env</w:t>
+      </w:r>
+      <w:r>
+        <w:rPr>
+          <w:rStyle w:val="OperatorTok"/>
+        </w:rPr>
+        <w:t>:</w:t>
+      </w:r>
+      <w:r>
+        <w:rPr>
+          <w:rStyle w:val="VariableTok"/>
+        </w:rPr>
+        <w:t>PYTHONIOENCODING</w:t>
+      </w:r>
+      <w:r>
+        <w:rPr>
+          <w:rStyle w:val="NormalTok"/>
+        </w:rPr>
+        <w:t xml:space="preserve"> </w:t>
+      </w:r>
+      <w:r>
+        <w:rPr>
+          <w:rStyle w:val="OperatorTok"/>
+        </w:rPr>
+        <w:t>=</w:t>
+      </w:r>
+      <w:r>
+        <w:rPr>
+          <w:rStyle w:val="NormalTok"/>
+        </w:rPr>
+        <w:t xml:space="preserve"> </w:t>
+      </w:r>
+      <w:r>
+        <w:rPr>
+          <w:rStyle w:val="StringTok"/>
+        </w:rPr>
+        <w:t>"utf-8"</w:t>
+      </w:r>
+      <w:r>
+        <w:br/>
+      </w:r>
+      <w:r>
+        <w:rPr>
+          <w:rStyle w:val="NormalTok"/>
+        </w:rPr>
+        <w:t>python tools\make_office_samples</w:t>
+      </w:r>
+      <w:r>
+        <w:rPr>
+          <w:rStyle w:val="OperatorTok"/>
+        </w:rPr>
+        <w:t>.</w:t>
+      </w:r>
+      <w:r>
+        <w:rPr>
+          <w:rStyle w:val="FunctionTok"/>
+        </w:rPr>
+        <w:t>py</w:t>
+      </w:r>
+      <w:r>
+        <w:rPr>
+          <w:rStyle w:val="NormalTok"/>
+        </w:rPr>
+        <w:t xml:space="preserve">   </w:t>
+      </w:r>
+      <w:r>
+        <w:rPr>
+          <w:rStyle w:val="CommentTok"/>
+        </w:rPr>
+        <w:t># sample .docx/.xlsx files and zava-sample-knowledge.zip</w:t>
+      </w:r>
+      <w:r>
+        <w:br/>
+      </w:r>
+      <w:r>
+        <w:rPr>
+          <w:rStyle w:val="NormalTok"/>
+        </w:rPr>
+        <w:t>python tools\build_deck</w:t>
+      </w:r>
+      <w:r>
+        <w:rPr>
+          <w:rStyle w:val="OperatorTok"/>
+        </w:rPr>
+        <w:t>.</w:t>
+      </w:r>
+      <w:r>
+        <w:rPr>
+          <w:rStyle w:val="FunctionTok"/>
+        </w:rPr>
+        <w:t>py</w:t>
+      </w:r>
+      <w:r>
+        <w:rPr>
+          <w:rStyle w:val="NormalTok"/>
+        </w:rPr>
+        <w:t xml:space="preserve">            </w:t>
+      </w:r>
+      <w:r>
+        <w:rPr>
+          <w:rStyle w:val="CommentTok"/>
+        </w:rPr>
+        <w:t># instructor-deck.pptx (close it in PowerPoint first)</w:t>
+      </w:r>
+      <w:r>
+        <w:br/>
+      </w:r>
+      <w:r>
+        <w:rPr>
+          <w:rStyle w:val="NormalTok"/>
+        </w:rPr>
+        <w:t>python tools\build_preview_deck</w:t>
+      </w:r>
+      <w:r>
+        <w:rPr>
+          <w:rStyle w:val="OperatorTok"/>
+        </w:rPr>
+        <w:t>.</w:t>
+      </w:r>
+      <w:r>
+        <w:rPr>
+          <w:rStyle w:val="FunctionTok"/>
+        </w:rPr>
+        <w:t>py</w:t>
+      </w:r>
+      <w:r>
+        <w:rPr>
+          <w:rStyle w:val="NormalTok"/>
+        </w:rPr>
+        <w:t xml:space="preserve">    </w:t>
+      </w:r>
+      <w:r>
+        <w:rPr>
+          <w:rStyle w:val="CommentTok"/>
+        </w:rPr>
+        <w:t># customer-preview-deck.pptx (no template needed)</w:t>
+      </w:r>
+      <w:r>
+        <w:br/>
+      </w:r>
+      <w:r>
+        <w:rPr>
+          <w:rStyle w:val="NormalTok"/>
+        </w:rPr>
+        <w:t>python tools\make_quickref</w:t>
+      </w:r>
+      <w:r>
+        <w:rPr>
+          <w:rStyle w:val="OperatorTok"/>
+        </w:rPr>
+        <w:t>.</w:t>
+      </w:r>
+      <w:r>
+        <w:rPr>
+          <w:rStyle w:val="FunctionTok"/>
+        </w:rPr>
+        <w:t>py</w:t>
+      </w:r>
+      <w:r>
+        <w:rPr>
+          <w:rStyle w:val="NormalTok"/>
+        </w:rPr>
+        <w:t xml:space="preserve">         </w:t>
+      </w:r>
+      <w:r>
+        <w:rPr>
+          <w:rStyle w:val="CommentTok"/>
+        </w:rPr>
+        <w:t># quick-reference-card.docx</w:t>
+      </w:r>
+      <w:r>
+        <w:br/>
+      </w:r>
+      <w:r>
+        <w:rPr>
+          <w:rStyle w:val="NormalTok"/>
+        </w:rPr>
+        <w:t>python tools\make_word_docs</w:t>
+      </w:r>
+      <w:r>
+        <w:rPr>
+          <w:rStyle w:val="OperatorTok"/>
+        </w:rPr>
+        <w:t>.</w:t>
+      </w:r>
+      <w:r>
+        <w:rPr>
+          <w:rStyle w:val="FunctionTok"/>
+        </w:rPr>
+        <w:t>py</w:t>
+      </w:r>
+      <w:r>
+        <w:rPr>
+          <w:rStyle w:val="NormalTok"/>
+        </w:rPr>
+        <w:t xml:space="preserve">        </w:t>
+      </w:r>
+      <w:r>
+        <w:rPr>
+          <w:rStyle w:val="CommentTok"/>
+        </w:rPr>
+        <w:t># a .docx copy of every guide</w:t>
+      </w:r>
+      <w:r>
+        <w:br/>
+      </w:r>
+      <w:r>
+        <w:rPr>
+          <w:rStyle w:val="NormalTok"/>
+        </w:rPr>
+        <w:t xml:space="preserve">powershell </w:t>
+      </w:r>
+      <w:r>
+        <w:rPr>
+          <w:rStyle w:val="OperatorTok"/>
+        </w:rPr>
+        <w:t>-</w:t>
+      </w:r>
+      <w:r>
+        <w:rPr>
+          <w:rStyle w:val="NormalTok"/>
+        </w:rPr>
+        <w:t xml:space="preserve">ExecutionPolicy Bypass </w:t>
+      </w:r>
+      <w:r>
+        <w:rPr>
+          <w:rStyle w:val="OperatorTok"/>
+        </w:rPr>
+        <w:t>-</w:t>
+      </w:r>
+      <w:r>
+        <w:rPr>
+          <w:rStyle w:val="NormalTok"/>
+        </w:rPr>
+        <w:t>File tools\finalize_word</w:t>
+      </w:r>
+      <w:r>
+        <w:rPr>
+          <w:rStyle w:val="OperatorTok"/>
+        </w:rPr>
+        <w:t>.</w:t>
+      </w:r>
+      <w:r>
+        <w:rPr>
+          <w:rStyle w:val="FunctionTok"/>
+        </w:rPr>
+        <w:t>ps1</w:t>
+      </w:r>
+      <w:r>
+        <w:rPr>
+          <w:rStyle w:val="NormalTok"/>
+        </w:rPr>
+        <w:t xml:space="preserve">   </w:t>
+      </w:r>
+      <w:r>
+        <w:rPr>
+          <w:rStyle w:val="CommentTok"/>
+        </w:rPr>
+        <w:t># update contents pages; QA PDFs in .build</w:t>
+      </w:r>
+      <w:r>
+        <w:br/>
+      </w:r>
+      <w:r>
+        <w:rPr>
+          <w:rStyle w:val="NormalTok"/>
+        </w:rPr>
+        <w:t>python tools\check_kit</w:t>
+      </w:r>
+      <w:r>
+        <w:rPr>
+          <w:rStyle w:val="OperatorTok"/>
+        </w:rPr>
+        <w:t>.</w:t>
+      </w:r>
+      <w:r>
+        <w:rPr>
+          <w:rStyle w:val="FunctionTok"/>
+        </w:rPr>
+        <w:t>py</w:t>
+      </w:r>
+      <w:r>
+        <w:rPr>
+          <w:rStyle w:val="NormalTok"/>
+        </w:rPr>
+        <w:t xml:space="preserve">             </w:t>
+      </w:r>
+      <w:r>
+        <w:rPr>
+          <w:rStyle w:val="CommentTok"/>
+        </w:rPr>
+        <w:t># Markdown links and anchors, Word links, stale text</w:t>
+      </w:r>
+    </w:p>
+    <w:p>
+      <w:pPr>
+        <w:pStyle w:val="FirstParagraph"/>
+      </w:pPr>
+      <w:r>
+        <w:rPr>
+          <w:rStyle w:val="VerbatimChar"/>
+        </w:rPr>
+        <w:t>check_kit.py</w:t>
+      </w:r>
+      <w:r>
+        <w:t xml:space="preserve"> exits with an error if any link, anchor, or Word hyperlink is broken, or if it finds stale text (the kit's old title, the old sample folder, or any </w:t>
+      </w:r>
+      <w:r>
+        <w:rPr>
+          <w:rStyle w:val="VerbatimChar"/>
+        </w:rPr>
+        <w:t>KIT_STALE_TERMS</w:t>
+      </w:r>
+      <w:r>
+        <w:t xml:space="preserve">). For a visual check, export slides with PowerPoint and look at the QA PDFs in </w:t>
+      </w:r>
+      <w:r>
+        <w:rPr>
+          <w:rStyle w:val="VerbatimChar"/>
+        </w:rPr>
+        <w:t>.build</w:t>
+      </w:r>
+      <w:r>
+        <w:t xml:space="preserve">. </w:t>
+      </w:r>
+      <w:r>
+        <w:rPr>
+          <w:rStyle w:val="VerbatimChar"/>
+        </w:rPr>
+        <w:t>PROJECT-SUMMARY.md</w:t>
+      </w:r>
+      <w:r>
+        <w:t xml:space="preserve"> and the files in </w:t>
+      </w:r>
+      <w:r>
+        <w:rPr>
+          <w:rStyle w:val="VerbatimChar"/>
+        </w:rPr>
+        <w:t>tools/</w:t>
+      </w:r>
+      <w:r>
+        <w:t xml:space="preserve"> don't get Word copies.</w:t>
+      </w:r>
+    </w:p>
+    <w:p>
+      <w:pPr>
+        <w:pStyle w:val="BodyText"/>
+        <w:pBdr>
+          <w:left w:val="single" w:sz="18" w:space="8" w:color="3B1041"/>
+        </w:pBdr>
+        <w:shd w:val="clear" w:color="auto" w:fill="FBF6FD"/>
+        <w:spacing w:before="30" w:after="30"/>
+        <w:ind w:left="288" w:right="144"/>
+      </w:pPr>
+      <w:r>
+        <w:rPr>
+          <w:b/>
+          <w:bCs/>
+        </w:rPr>
+        <w:t>Demo videos aren't part of the build.</w:t>
+      </w:r>
+      <w:r>
+        <w:t xml:space="preserve"> Facilitators insert their recordings into the deck's </w:t>
+      </w:r>
+      <w:r>
+        <w:rPr>
+          <w:b/>
+          <w:bCs/>
+        </w:rPr>
+        <w:t>Demo</w:t>
+      </w:r>
+      <w:r>
+        <w:t xml:space="preserve"> slides in their own copy. Rebuilding replaces </w:t>
+      </w:r>
+      <w:r>
+        <w:rPr>
+          <w:rStyle w:val="VerbatimChar"/>
+        </w:rPr>
+        <w:t>instructor-deck.pptx</w:t>
+      </w:r>
+      <w:r>
+        <w:t>, so keep your copy with videos elsewhere, and don't commit videos to the repo.</w:t>
+      </w:r>
+    </w:p>
+    <w:p>
+      <w:pPr>
+        <w:pStyle w:val="Heading2"/>
+      </w:pPr>
+      <w:bookmarkStart w:id="18" w:name="requirement-coverage"/>
+      <w:bookmarkStart w:id="19" w:name="_Toc241771635"/>
+      <w:bookmarkEnd w:id="16"/>
+      <w:r>
         <w:t>Requirement coverage</w:t>
       </w:r>
-      <w:bookmarkEnd w:id="17"/>
+      <w:bookmarkEnd w:id="19"/>
     </w:p>
     <w:p>
       <w:pPr>
@@ -4556,6 +5933,7 @@
         </w:numPr>
       </w:pPr>
       <w:r>
+        <w:lastRenderedPageBreak/>
         <w:t>✅</w:t>
       </w:r>
       <w:r>
@@ -4684,7 +6062,17 @@
         <w:t>Copilot Agent Builder</w:t>
       </w:r>
       <w:r>
-        <w:t xml:space="preserve"> (Exercise 8)</w:t>
+        <w:t xml:space="preserve"> (Exercise 8), flagged </w:t>
+      </w:r>
+      <w:r>
+        <w:rPr>
+          <w:b/>
+          <w:bCs/>
+        </w:rPr>
+        <w:t>Not Cowork</w:t>
+      </w:r>
+      <w:r>
+        <w:t xml:space="preserve"> on its divider, scenario card, and demo slide</w:t>
       </w:r>
     </w:p>
     <w:p>
@@ -4699,27 +6087,28 @@
         <w:t>✅</w:t>
       </w:r>
       <w:r>
-        <w:t xml:space="preserve"> A talk-only </w:t>
+        <w:t xml:space="preserve"> Checking what a Cowork task </w:t>
       </w:r>
       <w:r>
         <w:rPr>
           <w:b/>
           <w:bCs/>
         </w:rPr>
-        <w:t>HR plugins spotlight</w:t>
-      </w:r>
-      <w:r>
-        <w:t xml:space="preserve"> on </w:t>
-      </w:r>
-      <w:r>
-        <w:rPr>
+        <w:t>cost</w:t>
+      </w:r>
+      <w:r>
+        <w:t xml:space="preserve"> with </w:t>
+      </w:r>
+      <w:r>
+        <w:rPr>
+          <w:rStyle w:val="VerbatimChar"/>
           <w:b/>
           <w:bCs/>
         </w:rPr>
-        <w:t>Customize → Plugins</w:t>
-      </w:r>
-      <w:r>
-        <w:t>, with a screenshot and benefits</w:t>
+        <w:t>/cost</w:t>
+      </w:r>
+      <w:r>
+        <w:t xml:space="preserve"> (end of Exercise 1)</w:t>
       </w:r>
     </w:p>
     <w:p>
@@ -4734,17 +6123,17 @@
         <w:t>✅</w:t>
       </w:r>
       <w:r>
-        <w:t xml:space="preserve"> Every exercise introduced with a </w:t>
+        <w:t xml:space="preserve"> A </w:t>
       </w:r>
       <w:r>
         <w:rPr>
           <w:b/>
           <w:bCs/>
         </w:rPr>
-        <w:t>scenario card</w:t>
-      </w:r>
-      <w:r>
-        <w:t xml:space="preserve"> (workbook + deck)</w:t>
+        <w:t>demo video slide</w:t>
+      </w:r>
+      <w:r>
+        <w:t xml:space="preserve"> per exercise, so the facilitator can play a recorded run instead of waiting for a long task</w:t>
       </w:r>
     </w:p>
     <w:p>
@@ -4759,74 +6148,20 @@
         <w:t>✅</w:t>
       </w:r>
       <w:r>
-        <w:t xml:space="preserve"> </w:t>
+        <w:t xml:space="preserve"> A </w:t>
       </w:r>
       <w:r>
         <w:rPr>
           <w:b/>
           <w:bCs/>
         </w:rPr>
-        <w:t>Learning objectives</w:t>
-      </w:r>
-      <w:r>
-        <w:t xml:space="preserve">, a verified </w:t>
-      </w:r>
-      <w:r>
-        <w:rPr>
-          <w:b/>
-          <w:bCs/>
-        </w:rPr>
-        <w:t>answer key</w:t>
-      </w:r>
-      <w:r>
-        <w:t xml:space="preserve">, </w:t>
-      </w:r>
-      <w:r>
-        <w:rPr>
-          <w:b/>
-          <w:bCs/>
-        </w:rPr>
-        <w:t>seed data</w:t>
-      </w:r>
-      <w:r>
-        <w:t xml:space="preserve">, a prep </w:t>
-      </w:r>
-      <w:r>
-        <w:rPr>
-          <w:b/>
-          <w:bCs/>
-        </w:rPr>
-        <w:t>timeline</w:t>
-      </w:r>
-      <w:r>
-        <w:t xml:space="preserve"> with cost planning and </w:t>
-      </w:r>
-      <w:r>
-        <w:rPr>
-          <w:b/>
-          <w:bCs/>
-        </w:rPr>
-        <w:t>Plan B</w:t>
-      </w:r>
-      <w:r>
-        <w:t xml:space="preserve">, a </w:t>
-      </w:r>
-      <w:r>
-        <w:rPr>
-          <w:b/>
-          <w:bCs/>
-        </w:rPr>
-        <w:t>knowledge check</w:t>
-      </w:r>
-      <w:r>
-        <w:t xml:space="preserve">, and a </w:t>
-      </w:r>
-      <w:r>
-        <w:rPr>
-          <w:b/>
-          <w:bCs/>
-        </w:rPr>
-        <w:t>30-day adoption plan</w:t>
+        <w:t>customer preview deck</w:t>
+      </w:r>
+      <w:r>
+        <w:t xml:space="preserve"> </w:t>
+      </w:r>
+      <w:r>
+        <w:t>to present the training to a prospective customer and gather feedback before delivery</w:t>
       </w:r>
     </w:p>
     <w:p>
@@ -4841,12 +6176,154 @@
         <w:t>✅</w:t>
       </w:r>
       <w:r>
-        <w:t xml:space="preserve"> Broad HR-lifecycle focus: onboarding, policy/benefits, recruiting, communications, reporting</w:t>
+        <w:t xml:space="preserve"> A talk-only </w:t>
+      </w:r>
+      <w:r>
+        <w:rPr>
+          <w:b/>
+          <w:bCs/>
+        </w:rPr>
+        <w:t>HR plugins spotlight</w:t>
+      </w:r>
+      <w:r>
+        <w:t xml:space="preserve"> on </w:t>
+      </w:r>
+      <w:r>
+        <w:rPr>
+          <w:b/>
+          <w:bCs/>
+        </w:rPr>
+        <w:t>Customize → Plugins</w:t>
+      </w:r>
+      <w:r>
+        <w:t>, with a screenshot and benefits</w:t>
       </w:r>
     </w:p>
     <w:p>
-      <w:r>
-        <w:pict w14:anchorId="7F4389D8">
+      <w:pPr>
+        <w:pStyle w:val="Compact"/>
+        <w:numPr>
+          <w:ilvl w:val="0"/>
+          <w:numId w:val="5"/>
+        </w:numPr>
+      </w:pPr>
+      <w:r>
+        <w:t>✅</w:t>
+      </w:r>
+      <w:r>
+        <w:t xml:space="preserve"> Every exercise introduced with a </w:t>
+      </w:r>
+      <w:r>
+        <w:rPr>
+          <w:b/>
+          <w:bCs/>
+        </w:rPr>
+        <w:t>scenario card</w:t>
+      </w:r>
+      <w:r>
+        <w:t xml:space="preserve"> (workbook + deck)</w:t>
+      </w:r>
+    </w:p>
+    <w:p>
+      <w:pPr>
+        <w:pStyle w:val="Compact"/>
+        <w:numPr>
+          <w:ilvl w:val="0"/>
+          <w:numId w:val="5"/>
+        </w:numPr>
+      </w:pPr>
+      <w:r>
+        <w:t>✅</w:t>
+      </w:r>
+      <w:r>
+        <w:t xml:space="preserve"> </w:t>
+      </w:r>
+      <w:r>
+        <w:rPr>
+          <w:b/>
+          <w:bCs/>
+        </w:rPr>
+        <w:t>Learning objectives</w:t>
+      </w:r>
+      <w:r>
+        <w:t xml:space="preserve">, a verified </w:t>
+      </w:r>
+      <w:r>
+        <w:rPr>
+          <w:b/>
+          <w:bCs/>
+        </w:rPr>
+        <w:t>answer key</w:t>
+      </w:r>
+      <w:r>
+        <w:t xml:space="preserve">, </w:t>
+      </w:r>
+      <w:r>
+        <w:rPr>
+          <w:b/>
+          <w:bCs/>
+        </w:rPr>
+        <w:t>seed data</w:t>
+      </w:r>
+      <w:r>
+        <w:t xml:space="preserve">, a prep </w:t>
+      </w:r>
+      <w:r>
+        <w:rPr>
+          <w:b/>
+          <w:bCs/>
+        </w:rPr>
+        <w:t>timeline</w:t>
+      </w:r>
+      <w:r>
+        <w:t xml:space="preserve"> with cost planning and </w:t>
+      </w:r>
+      <w:r>
+        <w:rPr>
+          <w:b/>
+          <w:bCs/>
+        </w:rPr>
+        <w:t>Plan B</w:t>
+      </w:r>
+      <w:r>
+        <w:t xml:space="preserve">, a </w:t>
+      </w:r>
+      <w:r>
+        <w:rPr>
+          <w:b/>
+          <w:bCs/>
+        </w:rPr>
+        <w:t>knowledge check</w:t>
+      </w:r>
+      <w:r>
+        <w:t xml:space="preserve">, and a </w:t>
+      </w:r>
+      <w:r>
+        <w:rPr>
+          <w:b/>
+          <w:bCs/>
+        </w:rPr>
+        <w:t>30-day adoption plan</w:t>
+      </w:r>
+    </w:p>
+    <w:p>
+      <w:pPr>
+        <w:pStyle w:val="Compact"/>
+        <w:numPr>
+          <w:ilvl w:val="0"/>
+          <w:numId w:val="5"/>
+        </w:numPr>
+      </w:pPr>
+      <w:r>
+        <w:t>✅</w:t>
+      </w:r>
+      <w:r>
+        <w:t xml:space="preserve"> Broad HR-lifecycle focus: onboarding, policy/benefits, recruiting, communications, reporting</w:t>
+      </w:r>
+    </w:p>
+    <w:p>
+      <w:r>
+        <w:pict w14:anchorId="69DF091A">
           <v:rect id="_x0000_i1025" style="width:0;height:1.5pt" o:hralign="center" o:hrstd="t" o:hr="t"/>
         </w:pict>
       </w:r>
@@ -4860,10 +6337,9 @@
           <w:i/>
           <w:iCs/>
         </w:rPr>
-        <w:lastRenderedPageBreak/>
         <w:t xml:space="preserve">Sample content depicts the fictional company "Zava" and is for training purposes only. Divider illustrations: </w:t>
       </w:r>
-      <w:hyperlink r:id="rId66">
+      <w:hyperlink r:id="rId71">
         <w:r>
           <w:rPr>
             <w:rStyle w:val="Hyperlink"/>
@@ -4881,10 +6357,10 @@
         <w:t xml:space="preserve"> by Microsoft (MIT License). Product capabilities and available models may vary by tenant and over time; confirm current behavior in your environment.</w:t>
       </w:r>
       <w:bookmarkEnd w:id="0"/>
-      <w:bookmarkEnd w:id="16"/>
+      <w:bookmarkEnd w:id="18"/>
     </w:p>
     <w:sectPr>
-      <w:footerReference w:type="default" r:id="rId67"/>
+      <w:footerReference w:type="default" r:id="rId72"/>
       <w:footnotePr>
         <w:numRestart w:val="eachSect"/>
       </w:footnotePr>
@@ -5004,7 +6480,7 @@
   <w:abstractNum w:abstractNumId="0" w15:restartNumberingAfterBreak="0">
     <w:nsid w:val="0000A990"/>
     <w:multiLevelType w:val="multilevel"/>
-    <w:tmpl w:val="F8F695C2"/>
+    <w:tmpl w:val="C37C079E"/>
     <w:lvl w:ilvl="0">
       <w:numFmt w:val="bullet"/>
       <w:lvlText w:val=" "/>
@@ -5081,7 +6557,7 @@
   <w:abstractNum w:abstractNumId="1" w15:restartNumberingAfterBreak="0">
     <w:nsid w:val="0000A991"/>
     <w:multiLevelType w:val="multilevel"/>
-    <w:tmpl w:val="CC5A544E"/>
+    <w:tmpl w:val="368014C8"/>
     <w:lvl w:ilvl="0">
       <w:numFmt w:val="bullet"/>
       <w:lvlText w:val=""/>
@@ -5185,7 +6661,7 @@
   <w:abstractNum w:abstractNumId="2" w15:restartNumberingAfterBreak="0">
     <w:nsid w:val="00A99411"/>
     <w:multiLevelType w:val="multilevel"/>
-    <w:tmpl w:val="CCD6B1AE"/>
+    <w:tmpl w:val="671AC344"/>
     <w:lvl w:ilvl="0">
       <w:start w:val="1"/>
       <w:numFmt w:val="decimal"/>
@@ -5268,10 +6744,10 @@
       </w:pPr>
     </w:lvl>
   </w:abstractNum>
-  <w:num w:numId="1" w16cid:durableId="1091895460">
+  <w:num w:numId="1" w16cid:durableId="1017124772">
     <w:abstractNumId w:val="0"/>
   </w:num>
-  <w:num w:numId="2" w16cid:durableId="1327366616">
+  <w:num w:numId="2" w16cid:durableId="1225337758">
     <w:abstractNumId w:val="2"/>
     <w:lvlOverride w:ilvl="0">
       <w:startOverride w:val="1"/>
@@ -5301,10 +6777,10 @@
       <w:startOverride w:val="1"/>
     </w:lvlOverride>
   </w:num>
-  <w:num w:numId="3" w16cid:durableId="607584808">
+  <w:num w:numId="3" w16cid:durableId="1195194277">
     <w:abstractNumId w:val="1"/>
   </w:num>
-  <w:num w:numId="4" w16cid:durableId="1758214768">
+  <w:num w:numId="4" w16cid:durableId="890069596">
     <w:abstractNumId w:val="2"/>
     <w:lvlOverride w:ilvl="0">
       <w:startOverride w:val="1"/>
@@ -5334,7 +6810,7 @@
       <w:startOverride w:val="1"/>
     </w:lvlOverride>
   </w:num>
-  <w:num w:numId="5" w16cid:durableId="1012999254">
+  <w:num w:numId="5" w16cid:durableId="1062867594">
     <w:abstractNumId w:val="1"/>
   </w:num>
 </w:numbering>
@@ -6585,7 +8061,7 @@
     <w:next w:val="Normal"/>
     <w:autoRedefine/>
     <w:uiPriority w:val="39"/>
-    <w:rsid w:val="00BA273A"/>
+    <w:rsid w:val="00162686"/>
     <w:pPr>
       <w:spacing w:after="100"/>
     </w:pPr>
@@ -6596,7 +8072,7 @@
     <w:next w:val="Normal"/>
     <w:autoRedefine/>
     <w:uiPriority w:val="39"/>
-    <w:rsid w:val="00BA273A"/>
+    <w:rsid w:val="00162686"/>
     <w:pPr>
       <w:spacing w:after="100"/>
       <w:ind w:left="210"/>
@@ -6606,7 +8082,7 @@
     <w:name w:val="header"/>
     <w:basedOn w:val="Normal"/>
     <w:link w:val="HeaderChar"/>
-    <w:rsid w:val="00BA273A"/>
+    <w:rsid w:val="00162686"/>
     <w:pPr>
       <w:tabs>
         <w:tab w:val="center" w:pos="4513"/>
@@ -6619,7 +8095,7 @@
     <w:name w:val="Header Char"/>
     <w:basedOn w:val="DefaultParagraphFont"/>
     <w:link w:val="Header"/>
-    <w:rsid w:val="00BA273A"/>
+    <w:rsid w:val="00162686"/>
     <w:rPr>
       <w:rFonts w:ascii="Segoe UI" w:eastAsia="Segoe UI" w:hAnsi="Segoe UI" w:cs="Segoe UI"/>
       <w:color w:val="242424"/>
@@ -6630,7 +8106,7 @@
     <w:name w:val="footer"/>
     <w:basedOn w:val="Normal"/>
     <w:link w:val="FooterChar"/>
-    <w:rsid w:val="00BA273A"/>
+    <w:rsid w:val="00162686"/>
     <w:pPr>
       <w:tabs>
         <w:tab w:val="center" w:pos="4513"/>
@@ -6643,7 +8119,7 @@
     <w:name w:val="Footer Char"/>
     <w:basedOn w:val="DefaultParagraphFont"/>
     <w:link w:val="Footer"/>
-    <w:rsid w:val="00BA273A"/>
+    <w:rsid w:val="00162686"/>
     <w:rPr>
       <w:rFonts w:ascii="Segoe UI" w:eastAsia="Segoe UI" w:hAnsi="Segoe UI" w:cs="Segoe UI"/>
       <w:color w:val="242424"/>

--- a/README.docx
+++ b/README.docx
@@ -10,7 +10,7 @@
           <w:sz w:val="21"/>
           <w:szCs w:val="24"/>
         </w:rPr>
-        <w:id w:val="-1579201702"/>
+        <w:id w:val="-1039124292"/>
         <w:docPartObj>
           <w:docPartGallery w:val="Table of Contents"/>
           <w:docPartUnique/>
@@ -51,7 +51,7 @@
           <w:r>
             <w:fldChar w:fldCharType="separate"/>
           </w:r>
-          <w:hyperlink w:anchor="_Toc241771627" w:history="1">
+          <w:hyperlink w:anchor="_Toc241773775" w:history="1">
             <w:r>
               <w:rPr>
                 <w:rStyle w:val="Hyperlink"/>
@@ -78,7 +78,7 @@
                 <w:noProof/>
                 <w:webHidden/>
               </w:rPr>
-              <w:instrText xml:space="preserve"> PAGEREF _Toc241771627 \h </w:instrText>
+              <w:instrText xml:space="preserve"> PAGEREF _Toc241773775 \h </w:instrText>
             </w:r>
             <w:r>
               <w:rPr>
@@ -125,7 +125,7 @@
               <w14:ligatures w14:val="standardContextual"/>
             </w:rPr>
           </w:pPr>
-          <w:hyperlink w:anchor="_Toc241771628" w:history="1">
+          <w:hyperlink w:anchor="_Toc241773776" w:history="1">
             <w:r>
               <w:rPr>
                 <w:rStyle w:val="Hyperlink"/>
@@ -152,7 +152,7 @@
                 <w:noProof/>
                 <w:webHidden/>
               </w:rPr>
-              <w:instrText xml:space="preserve"> PAGEREF _Toc241771628 \h </w:instrText>
+              <w:instrText xml:space="preserve"> PAGEREF _Toc241773776 \h </w:instrText>
             </w:r>
             <w:r>
               <w:rPr>
@@ -199,7 +199,7 @@
               <w14:ligatures w14:val="standardContextual"/>
             </w:rPr>
           </w:pPr>
-          <w:hyperlink w:anchor="_Toc241771629" w:history="1">
+          <w:hyperlink w:anchor="_Toc241773777" w:history="1">
             <w:r>
               <w:rPr>
                 <w:rStyle w:val="Hyperlink"/>
@@ -226,7 +226,7 @@
                 <w:noProof/>
                 <w:webHidden/>
               </w:rPr>
-              <w:instrText xml:space="preserve"> PAGEREF _Toc241771629 \h </w:instrText>
+              <w:instrText xml:space="preserve"> PAGEREF _Toc241773777 \h </w:instrText>
             </w:r>
             <w:r>
               <w:rPr>
@@ -273,7 +273,7 @@
               <w14:ligatures w14:val="standardContextual"/>
             </w:rPr>
           </w:pPr>
-          <w:hyperlink w:anchor="_Toc241771630" w:history="1">
+          <w:hyperlink w:anchor="_Toc241773778" w:history="1">
             <w:r>
               <w:rPr>
                 <w:rStyle w:val="Hyperlink"/>
@@ -300,7 +300,7 @@
                 <w:noProof/>
                 <w:webHidden/>
               </w:rPr>
-              <w:instrText xml:space="preserve"> PAGEREF _Toc241771630 \h </w:instrText>
+              <w:instrText xml:space="preserve"> PAGEREF _Toc241773778 \h </w:instrText>
             </w:r>
             <w:r>
               <w:rPr>
@@ -347,7 +347,7 @@
               <w14:ligatures w14:val="standardContextual"/>
             </w:rPr>
           </w:pPr>
-          <w:hyperlink w:anchor="_Toc241771631" w:history="1">
+          <w:hyperlink w:anchor="_Toc241773779" w:history="1">
             <w:r>
               <w:rPr>
                 <w:rStyle w:val="Hyperlink"/>
@@ -374,7 +374,7 @@
                 <w:noProof/>
                 <w:webHidden/>
               </w:rPr>
-              <w:instrText xml:space="preserve"> PAGEREF _Toc241771631 \h </w:instrText>
+              <w:instrText xml:space="preserve"> PAGEREF _Toc241773779 \h </w:instrText>
             </w:r>
             <w:r>
               <w:rPr>
@@ -421,7 +421,7 @@
               <w14:ligatures w14:val="standardContextual"/>
             </w:rPr>
           </w:pPr>
-          <w:hyperlink w:anchor="_Toc241771632" w:history="1">
+          <w:hyperlink w:anchor="_Toc241773780" w:history="1">
             <w:r>
               <w:rPr>
                 <w:rStyle w:val="Hyperlink"/>
@@ -448,7 +448,7 @@
                 <w:noProof/>
                 <w:webHidden/>
               </w:rPr>
-              <w:instrText xml:space="preserve"> PAGEREF _Toc241771632 \h </w:instrText>
+              <w:instrText xml:space="preserve"> PAGEREF _Toc241773780 \h </w:instrText>
             </w:r>
             <w:r>
               <w:rPr>
@@ -495,7 +495,7 @@
               <w14:ligatures w14:val="standardContextual"/>
             </w:rPr>
           </w:pPr>
-          <w:hyperlink w:anchor="_Toc241771633" w:history="1">
+          <w:hyperlink w:anchor="_Toc241773781" w:history="1">
             <w:r>
               <w:rPr>
                 <w:rStyle w:val="Hyperlink"/>
@@ -522,7 +522,7 @@
                 <w:noProof/>
                 <w:webHidden/>
               </w:rPr>
-              <w:instrText xml:space="preserve"> PAGEREF _Toc241771633 \h </w:instrText>
+              <w:instrText xml:space="preserve"> PAGEREF _Toc241773781 \h </w:instrText>
             </w:r>
             <w:r>
               <w:rPr>
@@ -569,7 +569,7 @@
               <w14:ligatures w14:val="standardContextual"/>
             </w:rPr>
           </w:pPr>
-          <w:hyperlink w:anchor="_Toc241771634" w:history="1">
+          <w:hyperlink w:anchor="_Toc241773782" w:history="1">
             <w:r>
               <w:rPr>
                 <w:rStyle w:val="Hyperlink"/>
@@ -596,7 +596,7 @@
                 <w:noProof/>
                 <w:webHidden/>
               </w:rPr>
-              <w:instrText xml:space="preserve"> PAGEREF _Toc241771634 \h </w:instrText>
+              <w:instrText xml:space="preserve"> PAGEREF _Toc241773782 \h </w:instrText>
             </w:r>
             <w:r>
               <w:rPr>
@@ -643,7 +643,7 @@
               <w14:ligatures w14:val="standardContextual"/>
             </w:rPr>
           </w:pPr>
-          <w:hyperlink w:anchor="_Toc241771635" w:history="1">
+          <w:hyperlink w:anchor="_Toc241773783" w:history="1">
             <w:r>
               <w:rPr>
                 <w:rStyle w:val="Hyperlink"/>
@@ -670,7 +670,7 @@
                 <w:noProof/>
                 <w:webHidden/>
               </w:rPr>
-              <w:instrText xml:space="preserve"> PAGEREF _Toc241771635 \h </w:instrText>
+              <w:instrText xml:space="preserve"> PAGEREF _Toc241773783 \h </w:instrText>
             </w:r>
             <w:r>
               <w:rPr>
@@ -713,7 +713,7 @@
         <w:pStyle w:val="Heading1"/>
       </w:pPr>
       <w:bookmarkStart w:id="0" w:name="Xa046f7e33c7391c4827688ee785cfee5a5aaa0a"/>
-      <w:bookmarkStart w:id="1" w:name="_Toc241771627"/>
+      <w:bookmarkStart w:id="1" w:name="_Toc241773775"/>
       <w:r>
         <w:t>Getting Things Done with Copilot Cowork for HR Tasks</w:t>
       </w:r>
@@ -849,7 +849,7 @@
         <w:pStyle w:val="Heading2"/>
       </w:pPr>
       <w:bookmarkStart w:id="3" w:name="learning-objectives"/>
-      <w:bookmarkStart w:id="4" w:name="_Toc241771628"/>
+      <w:bookmarkStart w:id="4" w:name="_Toc241773776"/>
       <w:bookmarkEnd w:id="2"/>
       <w:r>
         <w:t>Learning objectives</w:t>
@@ -880,10 +880,7 @@
         <w:t>Choose the right tool:</w:t>
       </w:r>
       <w:r>
-        <w:t xml:space="preserve"> </w:t>
-      </w:r>
-      <w:r>
-        <w:t>Copilot Chat for quick answers, Cowork for multi-step work that ends in a deliverable, and Agent Builder for a reusable helper others can use.</w:t>
+        <w:t xml:space="preserve"> Copilot Chat for quick answers, Cowork for multi-step work that ends in a deliverable, and Agent Builder for a reusable helper others can use.</w:t>
       </w:r>
     </w:p>
     <w:p>
@@ -940,10 +937,7 @@
         <w:t>Package repeatable work:</w:t>
       </w:r>
       <w:r>
-        <w:t xml:space="preserve"> build and evaluate a custom skill, then schedule recurring work </w:t>
-      </w:r>
-      <w:r>
-        <w:t>with Automations.</w:t>
+        <w:t xml:space="preserve"> build and evaluate a custom skill, then schedule recurring work with Automations.</w:t>
       </w:r>
     </w:p>
     <w:p>
@@ -990,7 +984,7 @@
         <w:pStyle w:val="Heading2"/>
       </w:pPr>
       <w:bookmarkStart w:id="5" w:name="who-its-for"/>
-      <w:bookmarkStart w:id="6" w:name="_Toc241771629"/>
+      <w:bookmarkStart w:id="6" w:name="_Toc241773777"/>
       <w:bookmarkEnd w:id="3"/>
       <w:r>
         <w:t>Who it's for</w:t>
@@ -1087,43 +1081,36 @@
           <w:b/>
           <w:bCs/>
         </w:rPr>
-        <w:t xml:space="preserve">their own </w:t>
+        <w:t>their own user account</w:t>
+      </w:r>
+      <w:r>
+        <w:t xml:space="preserve"> — so each person has their own OneDrive, drafts, and skills, while org search/grounding is </w:t>
       </w:r>
       <w:r>
         <w:rPr>
           <w:b/>
           <w:bCs/>
         </w:rPr>
-        <w:t>user account</w:t>
-      </w:r>
-      <w:r>
-        <w:t xml:space="preserve"> — so each person has their own OneDrive, drafts, and skills, while org search/grounding is </w:t>
+        <w:t>consistent across attendees</w:t>
+      </w:r>
+      <w:r>
+        <w:t xml:space="preserve">. The </w:t>
       </w:r>
       <w:r>
         <w:rPr>
           <w:b/>
           <w:bCs/>
         </w:rPr>
-        <w:t>consistent across attendees</w:t>
-      </w:r>
-      <w:r>
-        <w:t xml:space="preserve">. The </w:t>
+        <w:t>facilitator demos from their own separate tenant</w:t>
+      </w:r>
+      <w:r>
+        <w:t xml:space="preserve">, so the instructor's screen may look a little different from the attendees'. Exercises run on </w:t>
       </w:r>
       <w:r>
         <w:rPr>
           <w:b/>
           <w:bCs/>
         </w:rPr>
-        <w:t>facilitator demos from their own separate tenant</w:t>
-      </w:r>
-      <w:r>
-        <w:t xml:space="preserve">, so the instructor's screen may look a little different from the attendees'. Exercises run on </w:t>
-      </w:r>
-      <w:r>
-        <w:rPr>
-          <w:b/>
-          <w:bCs/>
-        </w:rPr>
         <w:t>shared sample files</w:t>
       </w:r>
       <w:r>
@@ -1135,7 +1122,7 @@
         <w:pStyle w:val="Heading2"/>
       </w:pPr>
       <w:bookmarkStart w:id="7" w:name="prerequisites"/>
-      <w:bookmarkStart w:id="8" w:name="_Toc241771630"/>
+      <w:bookmarkStart w:id="8" w:name="_Toc241773778"/>
       <w:bookmarkEnd w:id="5"/>
       <w:r>
         <w:t>Prerequisites</w:t>
@@ -1246,7 +1233,7 @@
         <w:pStyle w:val="Heading2"/>
       </w:pPr>
       <w:bookmarkStart w:id="9" w:name="agenda-240-minutes"/>
-      <w:bookmarkStart w:id="10" w:name="_Toc241771631"/>
+      <w:bookmarkStart w:id="10" w:name="_Toc241773779"/>
       <w:bookmarkEnd w:id="7"/>
       <w:r>
         <w:t>Agenda (240 minutes)</w:t>
@@ -1528,13 +1515,7 @@
               <w:rPr>
                 <w:sz w:val="19"/>
               </w:rPr>
-              <w:t xml:space="preserve"> </w:t>
-            </w:r>
-            <w:r>
-              <w:rPr>
-                <w:sz w:val="19"/>
-              </w:rPr>
-              <w:t>— Research the web with Deep Research (cited briefing + Word/Excel scorecard)</w:t>
+              <w:t xml:space="preserve"> — Research the web with Deep Research (cited briefing + Word/Excel scorecard)</w:t>
             </w:r>
           </w:p>
         </w:tc>
@@ -1827,13 +1808,7 @@
               <w:rPr>
                 <w:sz w:val="19"/>
               </w:rPr>
-              <w:t xml:space="preserve"> </w:t>
-            </w:r>
-            <w:r>
-              <w:rPr>
-                <w:sz w:val="19"/>
-              </w:rPr>
-              <w:t>— Automate &amp; share (Automations, Daily Briefing, skill sharing)</w:t>
+              <w:t xml:space="preserve"> — Automate &amp; share (Automations, Daily Briefing, skill sharing)</w:t>
             </w:r>
           </w:p>
         </w:tc>
@@ -1982,7 +1957,7 @@
         <w:pStyle w:val="Heading2"/>
       </w:pPr>
       <w:bookmarkStart w:id="11" w:name="whats-in-this-kit"/>
-      <w:bookmarkStart w:id="12" w:name="_Toc241771632"/>
+      <w:bookmarkStart w:id="12" w:name="_Toc241773780"/>
       <w:bookmarkEnd w:id="9"/>
       <w:r>
         <w:t>What's in this kit</w:t>
@@ -2035,10 +2010,7 @@
         <w:t>.docx</w:t>
       </w:r>
       <w:r>
-        <w:t xml:space="preserve">, for printing, sharing, and editing in Microsoft 365). The Word versions have </w:t>
-      </w:r>
-      <w:r>
-        <w:t>the same content, with a table of contents on the longer guides, and link to each other. Each is listed below with both formats.</w:t>
+        <w:t>, for printing, sharing, and editing in Microsoft 365). The Word versions have the same content, with a table of contents on the longer guides, and link to each other. Each is listed below with both formats.</w:t>
       </w:r>
     </w:p>
     <w:p>
@@ -2385,13 +2357,7 @@
               <w:rPr>
                 <w:sz w:val="19"/>
               </w:rPr>
-              <w:t xml:space="preserve"> </w:t>
-            </w:r>
-            <w:r>
-              <w:rPr>
-                <w:sz w:val="19"/>
-              </w:rPr>
-              <w:t>step, an HR plugins spotlight, and a knowledge check</w:t>
+              <w:t xml:space="preserve"> step, an HR plugins spotlight, and a knowledge check</w:t>
             </w:r>
           </w:p>
         </w:tc>
@@ -3791,75 +3757,6 @@
                 <w:rPr>
                   <w:rStyle w:val="Hyperlink"/>
                 </w:rPr>
-                <w:t>sample-knowledge/</w:t>
-              </w:r>
-            </w:hyperlink>
-          </w:p>
-        </w:tc>
-        <w:tc>
-          <w:tcPr>
-            <w:tcW w:w="0" w:type="auto"/>
-          </w:tcPr>
-          <w:p>
-            <w:pPr>
-              <w:pStyle w:val="Compact"/>
-              <w:spacing w:before="20" w:after="20"/>
-            </w:pPr>
-            <w:r>
-              <w:rPr>
-                <w:sz w:val="19"/>
-              </w:rPr>
-              <w:t>folder</w:t>
-            </w:r>
-          </w:p>
-        </w:tc>
-        <w:tc>
-          <w:tcPr>
-            <w:tcW w:w="0" w:type="auto"/>
-          </w:tcPr>
-          <w:p>
-            <w:pPr>
-              <w:pStyle w:val="Compact"/>
-              <w:spacing w:before="20" w:after="20"/>
-            </w:pPr>
-            <w:r>
-              <w:rPr>
-                <w:sz w:val="19"/>
-              </w:rPr>
-              <w:t xml:space="preserve">Fictional </w:t>
-            </w:r>
-            <w:r>
-              <w:rPr>
-                <w:i/>
-                <w:iCs/>
-                <w:sz w:val="19"/>
-              </w:rPr>
-              <w:t>Zava</w:t>
-            </w:r>
-            <w:r>
-              <w:rPr>
-                <w:sz w:val="19"/>
-              </w:rPr>
-              <w:t xml:space="preserve"> HR data: the Word/Excel files used in the exercises, plus their editable .md/.csv sources</w:t>
-            </w:r>
-          </w:p>
-        </w:tc>
-      </w:tr>
-      <w:tr>
-        <w:tc>
-          <w:tcPr>
-            <w:tcW w:w="0" w:type="auto"/>
-          </w:tcPr>
-          <w:p>
-            <w:pPr>
-              <w:pStyle w:val="Compact"/>
-              <w:spacing w:before="20" w:after="20"/>
-            </w:pPr>
-            <w:hyperlink r:id="rId51">
-              <w:r>
-                <w:rPr>
-                  <w:rStyle w:val="Hyperlink"/>
-                </w:rPr>
                 <w:t>zava-sample-knowledge.zip</w:t>
               </w:r>
             </w:hyperlink>
@@ -3895,7 +3792,21 @@
               <w:rPr>
                 <w:sz w:val="19"/>
               </w:rPr>
-              <w:t>The six Word and Excel sample files, zipped for easy upload to OneDrive</w:t>
+              <w:t xml:space="preserve">Fictional </w:t>
+            </w:r>
+            <w:r>
+              <w:rPr>
+                <w:i/>
+                <w:iCs/>
+                <w:sz w:val="19"/>
+              </w:rPr>
+              <w:t>Zava</w:t>
+            </w:r>
+            <w:r>
+              <w:rPr>
+                <w:sz w:val="19"/>
+              </w:rPr>
+              <w:t xml:space="preserve"> HR data: the six Word and Excel files used in the exercises, zipped for easy upload to OneDrive</w:t>
             </w:r>
           </w:p>
         </w:tc>
@@ -3910,7 +3821,7 @@
               <w:pStyle w:val="Compact"/>
               <w:spacing w:before="20" w:after="20"/>
             </w:pPr>
-            <w:hyperlink r:id="rId52">
+            <w:hyperlink r:id="rId51">
               <w:r>
                 <w:rPr>
                   <w:rStyle w:val="Hyperlink"/>
@@ -3950,7 +3861,7 @@
               <w:rPr>
                 <w:sz w:val="19"/>
               </w:rPr>
-              <w:t xml:space="preserve">Scripts that build the deck, Word copies, quick-reference card, and sample files, plus the kit checks. See </w:t>
+              <w:t xml:space="preserve">Scripts that build the deck, Word copies, quick-reference card, and sample files, plus the kit checks and the sample data's editable sources. See </w:t>
             </w:r>
             <w:hyperlink w:anchor="how-to-build-maintainers">
               <w:r>
@@ -3970,7 +3881,6 @@
       </w:pPr>
       <w:bookmarkStart w:id="13" w:name="sample-data-all-fictional--no-real-pii"/>
       <w:r>
-        <w:lastRenderedPageBreak/>
         <w:t>Sample data (all fictional — no real PII)</w:t>
       </w:r>
     </w:p>
@@ -3989,12 +3899,9 @@
         <w:t>Word and Excel</w:t>
       </w:r>
       <w:r>
-        <w:t xml:space="preserve"> sample files. They work in both Cowork and Agent Builder</w:t>
-      </w:r>
-      <w:r>
-        <w:t xml:space="preserve"> (which doesn't accept .md or .csv). Download </w:t>
-      </w:r>
-      <w:hyperlink r:id="rId53">
+        <w:t xml:space="preserve"> sample files. They work in both Cowork and Agent Builder (which doesn't accept .md or .csv). Download </w:t>
+      </w:r>
+      <w:hyperlink r:id="rId52">
         <w:r>
           <w:rPr>
             <w:rStyle w:val="Hyperlink"/>
@@ -4005,7 +3912,11 @@
         </w:r>
       </w:hyperlink>
       <w:r>
-        <w:t xml:space="preserve"> to get all six at once, then upload them to a folder named </w:t>
+        <w:t xml:space="preserve"> to get all six at once, then upload </w:t>
+      </w:r>
+      <w:r>
+        <w:lastRenderedPageBreak/>
+        <w:t xml:space="preserve">them to a folder named </w:t>
       </w:r>
       <w:r>
         <w:rPr>
@@ -4059,7 +3970,7 @@
         <w:tblLook w:val="0020" w:firstRow="1" w:lastRow="0" w:firstColumn="0" w:lastColumn="0" w:noHBand="0" w:noVBand="0"/>
       </w:tblPr>
       <w:tblGrid>
-        <w:gridCol w:w="3366"/>
+        <w:gridCol w:w="3063"/>
         <w:gridCol w:w="4692"/>
         <w:gridCol w:w="1646"/>
       </w:tblGrid>
@@ -4083,7 +3994,7 @@
                 <w:b/>
                 <w:sz w:val="19"/>
               </w:rPr>
-              <w:t>File</w:t>
+              <w:t>File (in the zip)</w:t>
             </w:r>
           </w:p>
         </w:tc>
@@ -4136,14 +4047,12 @@
               <w:pStyle w:val="Compact"/>
               <w:spacing w:before="20" w:after="20"/>
             </w:pPr>
-            <w:hyperlink r:id="rId54">
-              <w:r>
-                <w:rPr>
-                  <w:rStyle w:val="Hyperlink"/>
-                </w:rPr>
-                <w:t>employee-handbook-excerpt.docx</w:t>
-              </w:r>
-            </w:hyperlink>
+            <w:r>
+              <w:rPr>
+                <w:sz w:val="19"/>
+              </w:rPr>
+              <w:t>employee-handbook-excerpt.docx</w:t>
+            </w:r>
           </w:p>
         </w:tc>
         <w:tc>
@@ -4191,14 +4100,12 @@
               <w:pStyle w:val="Compact"/>
               <w:spacing w:before="20" w:after="20"/>
             </w:pPr>
-            <w:hyperlink r:id="rId55">
-              <w:r>
-                <w:rPr>
-                  <w:rStyle w:val="Hyperlink"/>
-                </w:rPr>
-                <w:t>benefits-summary.docx</w:t>
-              </w:r>
-            </w:hyperlink>
+            <w:r>
+              <w:rPr>
+                <w:sz w:val="19"/>
+              </w:rPr>
+              <w:t>benefits-summary.docx</w:t>
+            </w:r>
           </w:p>
         </w:tc>
         <w:tc>
@@ -4246,14 +4153,12 @@
               <w:pStyle w:val="Compact"/>
               <w:spacing w:before="20" w:after="20"/>
             </w:pPr>
-            <w:hyperlink r:id="rId56">
-              <w:r>
-                <w:rPr>
-                  <w:rStyle w:val="Hyperlink"/>
-                </w:rPr>
-                <w:t>onboarding-checklist.docx</w:t>
-              </w:r>
-            </w:hyperlink>
+            <w:r>
+              <w:rPr>
+                <w:sz w:val="19"/>
+              </w:rPr>
+              <w:t>onboarding-checklist.docx</w:t>
+            </w:r>
           </w:p>
         </w:tc>
         <w:tc>
@@ -4301,14 +4206,12 @@
               <w:pStyle w:val="Compact"/>
               <w:spacing w:before="20" w:after="20"/>
             </w:pPr>
-            <w:hyperlink r:id="rId57">
-              <w:r>
-                <w:rPr>
-                  <w:rStyle w:val="Hyperlink"/>
-                </w:rPr>
-                <w:t>job-description-sample.docx</w:t>
-              </w:r>
-            </w:hyperlink>
+            <w:r>
+              <w:rPr>
+                <w:sz w:val="19"/>
+              </w:rPr>
+              <w:t>job-description-sample.docx</w:t>
+            </w:r>
           </w:p>
         </w:tc>
         <w:tc>
@@ -4356,14 +4259,12 @@
               <w:pStyle w:val="Compact"/>
               <w:spacing w:before="20" w:after="20"/>
             </w:pPr>
-            <w:hyperlink r:id="rId58">
-              <w:r>
-                <w:rPr>
-                  <w:rStyle w:val="Hyperlink"/>
-                </w:rPr>
-                <w:t>employee-roster-sample.xlsx</w:t>
-              </w:r>
-            </w:hyperlink>
+            <w:r>
+              <w:rPr>
+                <w:sz w:val="19"/>
+              </w:rPr>
+              <w:t>employee-roster-sample.xlsx</w:t>
+            </w:r>
           </w:p>
         </w:tc>
         <w:tc>
@@ -4411,14 +4312,12 @@
               <w:pStyle w:val="Compact"/>
               <w:spacing w:before="20" w:after="20"/>
             </w:pPr>
-            <w:hyperlink r:id="rId59">
-              <w:r>
-                <w:rPr>
-                  <w:rStyle w:val="Hyperlink"/>
-                </w:rPr>
-                <w:t>hr-tickets-sample.xlsx</w:t>
-              </w:r>
-            </w:hyperlink>
+            <w:r>
+              <w:rPr>
+                <w:sz w:val="19"/>
+              </w:rPr>
+              <w:t>hr-tickets-sample.xlsx</w:t>
+            </w:r>
           </w:p>
         </w:tc>
         <w:tc>
@@ -4495,23 +4394,25 @@
       <w:r>
         <w:t xml:space="preserve"> files in </w:t>
       </w:r>
+      <w:hyperlink r:id="rId53">
+        <w:r>
+          <w:rPr>
+            <w:rStyle w:val="Hyperlink"/>
+          </w:rPr>
+          <w:t>tools/zava-sample-data/</w:t>
+        </w:r>
+      </w:hyperlink>
+      <w:r>
+        <w:t xml:space="preserve"> are the editable sources the Word and Excel files are generated from. Attendees don't need them, and they aren't in the zip. If you change one, run </w:t>
+      </w:r>
       <w:r>
         <w:rPr>
           <w:rStyle w:val="VerbatimChar"/>
         </w:rPr>
-        <w:t>sample-knowledge/</w:t>
-      </w:r>
-      <w:r>
-        <w:t xml:space="preserve"> are the editable sources the Word and Excel files are generated from. Attendees don't need them, and they aren't in the zip. If you change one, run </w:t>
-      </w:r>
-      <w:r>
-        <w:rPr>
-          <w:rStyle w:val="VerbatimChar"/>
-        </w:rPr>
         <w:t>python tools\make_office_samples.py</w:t>
       </w:r>
       <w:r>
-        <w:t xml:space="preserve"> to regenerate the Word and Excel copies and the zip (see </w:t>
+        <w:t xml:space="preserve"> to regenerate the zip (see </w:t>
       </w:r>
       <w:hyperlink w:anchor="how-to-build-maintainers">
         <w:r>
@@ -4530,7 +4431,7 @@
         <w:pStyle w:val="Heading2"/>
       </w:pPr>
       <w:bookmarkStart w:id="14" w:name="how-to-use-this-kit"/>
-      <w:bookmarkStart w:id="15" w:name="_Toc241771633"/>
+      <w:bookmarkStart w:id="15" w:name="_Toc241773781"/>
       <w:bookmarkEnd w:id="11"/>
       <w:bookmarkEnd w:id="13"/>
       <w:r>
@@ -4556,7 +4457,7 @@
       <w:r>
         <w:t xml:space="preserve"> walk the customer through </w:t>
       </w:r>
-      <w:hyperlink r:id="rId60">
+      <w:hyperlink r:id="rId54">
         <w:r>
           <w:rPr>
             <w:rStyle w:val="Hyperlink"/>
@@ -4586,7 +4487,7 @@
       <w:r>
         <w:t xml:space="preserve"> follow the </w:t>
       </w:r>
-      <w:hyperlink r:id="rId61">
+      <w:hyperlink r:id="rId55">
         <w:r>
           <w:rPr>
             <w:rStyle w:val="Hyperlink"/>
@@ -4597,7 +4498,7 @@
       <w:r>
         <w:t xml:space="preserve">. Provision accounts, estimate cost, and load </w:t>
       </w:r>
-      <w:hyperlink r:id="rId62">
+      <w:hyperlink r:id="rId56">
         <w:r>
           <w:rPr>
             <w:rStyle w:val="Hyperlink"/>
@@ -4627,7 +4528,7 @@
       <w:r>
         <w:t xml:space="preserve"> read </w:t>
       </w:r>
-      <w:hyperlink r:id="rId63">
+      <w:hyperlink r:id="rId57">
         <w:r>
           <w:rPr>
             <w:rStyle w:val="Hyperlink"/>
@@ -4638,7 +4539,7 @@
       <w:r>
         <w:t xml:space="preserve">, do a full dry run against the </w:t>
       </w:r>
-      <w:hyperlink r:id="rId64">
+      <w:hyperlink r:id="rId58">
         <w:r>
           <w:rPr>
             <w:rStyle w:val="Hyperlink"/>
@@ -4649,7 +4550,7 @@
       <w:r>
         <w:t xml:space="preserve">, and present with </w:t>
       </w:r>
-      <w:hyperlink r:id="rId65">
+      <w:hyperlink r:id="rId59">
         <w:r>
           <w:rPr>
             <w:rStyle w:val="Hyperlink"/>
@@ -4679,7 +4580,7 @@
       <w:r>
         <w:t xml:space="preserve"> on the day, follow </w:t>
       </w:r>
-      <w:hyperlink r:id="rId66">
+      <w:hyperlink r:id="rId60">
         <w:r>
           <w:rPr>
             <w:rStyle w:val="Hyperlink"/>
@@ -4690,7 +4591,7 @@
       <w:r>
         <w:t xml:space="preserve"> start to finish, with the printed </w:t>
       </w:r>
-      <w:hyperlink r:id="rId67">
+      <w:hyperlink r:id="rId61">
         <w:r>
           <w:rPr>
             <w:rStyle w:val="Hyperlink"/>
@@ -4701,7 +4602,7 @@
       <w:r>
         <w:t xml:space="preserve"> and the </w:t>
       </w:r>
-      <w:hyperlink r:id="rId68">
+      <w:hyperlink r:id="rId62">
         <w:r>
           <w:rPr>
             <w:rStyle w:val="Hyperlink"/>
@@ -4731,7 +4632,7 @@
       <w:r>
         <w:t xml:space="preserve"> send </w:t>
       </w:r>
-      <w:hyperlink r:id="rId69">
+      <w:hyperlink r:id="rId63">
         <w:r>
           <w:rPr>
             <w:rStyle w:val="Hyperlink"/>
@@ -4787,7 +4688,7 @@
         <w:pStyle w:val="Heading2"/>
       </w:pPr>
       <w:bookmarkStart w:id="16" w:name="how-to-build-maintainers"/>
-      <w:bookmarkStart w:id="17" w:name="_Toc241771634"/>
+      <w:bookmarkStart w:id="17" w:name="_Toc241773782"/>
       <w:bookmarkEnd w:id="14"/>
       <w:r>
         <w:t>How to build (maintainers)</w:t>
@@ -4799,12 +4700,9 @@
         <w:pStyle w:val="FirstParagraph"/>
       </w:pPr>
       <w:r>
-        <w:t xml:space="preserve">The instructor deck, the customer preview deck, the Word copies of the guides, the quick-reference </w:t>
-      </w:r>
-      <w:r>
-        <w:t xml:space="preserve">card, and the sample Word/Excel files and zip are all generated by the scripts in </w:t>
-      </w:r>
-      <w:hyperlink r:id="rId70">
+        <w:t xml:space="preserve">The instructor deck, the customer preview deck, the Word copies of the guides, the quick-reference card, and the sample-data zip are all generated by the scripts in </w:t>
+      </w:r>
+      <w:hyperlink r:id="rId64">
         <w:r>
           <w:rPr>
             <w:rStyle w:val="Hyperlink"/>
@@ -4876,7 +4774,6 @@
           <w:b/>
           <w:bCs/>
         </w:rPr>
-        <w:lastRenderedPageBreak/>
         <w:t>Inputs and settings</w:t>
       </w:r>
       <w:r>
@@ -5008,24 +4905,39 @@
               <w:rPr>
                 <w:sz w:val="19"/>
               </w:rPr>
-              <w:t xml:space="preserve"> (git-ignored)</w:t>
-            </w:r>
-          </w:p>
-        </w:tc>
-        <w:tc>
-          <w:tcPr>
-            <w:tcW w:w="0" w:type="auto"/>
-          </w:tcPr>
-          <w:p>
-            <w:pPr>
-              <w:pStyle w:val="Compact"/>
-              <w:spacing w:before="20" w:after="20"/>
-            </w:pPr>
-            <w:r>
-              <w:rPr>
-                <w:sz w:val="19"/>
-              </w:rPr>
-              <w:t>The source PowerPoint template the deck is built from. It isn't in the repo; ask the kit maintainer for it.</w:t>
+              <w:t xml:space="preserve"> (git-</w:t>
+            </w:r>
+            <w:r>
+              <w:rPr>
+                <w:sz w:val="19"/>
+              </w:rPr>
+              <w:lastRenderedPageBreak/>
+              <w:t>ignored)</w:t>
+            </w:r>
+          </w:p>
+        </w:tc>
+        <w:tc>
+          <w:tcPr>
+            <w:tcW w:w="0" w:type="auto"/>
+          </w:tcPr>
+          <w:p>
+            <w:pPr>
+              <w:pStyle w:val="Compact"/>
+              <w:spacing w:before="20" w:after="20"/>
+            </w:pPr>
+            <w:r>
+              <w:rPr>
+                <w:sz w:val="19"/>
+              </w:rPr>
+              <w:lastRenderedPageBreak/>
+              <w:t xml:space="preserve">The source PowerPoint template the deck is built </w:t>
+            </w:r>
+            <w:r>
+              <w:rPr>
+                <w:sz w:val="19"/>
+              </w:rPr>
+              <w:lastRenderedPageBreak/>
+              <w:t>from. It isn't in the repo; ask the kit maintainer for it.</w:t>
             </w:r>
           </w:p>
         </w:tc>
@@ -5044,6 +4956,7 @@
               <w:rPr>
                 <w:rStyle w:val="VerbatimChar"/>
               </w:rPr>
+              <w:lastRenderedPageBreak/>
               <w:t>DECK_UI_SHOT</w:t>
             </w:r>
           </w:p>
@@ -5472,7 +5385,7 @@
         <w:rPr>
           <w:rStyle w:val="CommentTok"/>
         </w:rPr>
-        <w:t># sample .docx/.xlsx files and zava-sample-knowledge.zip</w:t>
+        <w:t># zava-sample-knowledge.zip (Word/Excel files built in .build)</w:t>
       </w:r>
       <w:r>
         <w:br/>
@@ -5792,7 +5705,7 @@
         <w:pStyle w:val="Heading2"/>
       </w:pPr>
       <w:bookmarkStart w:id="18" w:name="requirement-coverage"/>
-      <w:bookmarkStart w:id="19" w:name="_Toc241771635"/>
+      <w:bookmarkStart w:id="19" w:name="_Toc241773783"/>
       <w:bookmarkEnd w:id="16"/>
       <w:r>
         <w:t>Requirement coverage</w:t>
@@ -5808,10 +5721,7 @@
         </w:numPr>
       </w:pPr>
       <w:r>
-        <w:t>✅</w:t>
-      </w:r>
-      <w:r>
-        <w:t xml:space="preserve"> </w:t>
+        <w:t xml:space="preserve">✅ </w:t>
       </w:r>
       <w:r>
         <w:rPr>
@@ -5833,10 +5743,7 @@
         </w:numPr>
       </w:pPr>
       <w:r>
-        <w:t>✅</w:t>
-      </w:r>
-      <w:r>
-        <w:t xml:space="preserve"> </w:t>
+        <w:t xml:space="preserve">✅ </w:t>
       </w:r>
       <w:r>
         <w:rPr>
@@ -5858,10 +5765,7 @@
         </w:numPr>
       </w:pPr>
       <w:r>
-        <w:t>✅</w:t>
-      </w:r>
-      <w:r>
-        <w:t xml:space="preserve"> Sample knowledge, instructions, prompt library, settings &amp; models overview</w:t>
+        <w:t>✅ Sample knowledge, instructions, prompt library, settings &amp; models overview</w:t>
       </w:r>
     </w:p>
     <w:p>
@@ -5873,10 +5777,7 @@
         </w:numPr>
       </w:pPr>
       <w:r>
-        <w:t>✅</w:t>
-      </w:r>
-      <w:r>
-        <w:t xml:space="preserve"> Using </w:t>
+        <w:t xml:space="preserve">✅ Using </w:t>
       </w:r>
       <w:r>
         <w:rPr>
@@ -5898,10 +5799,7 @@
         </w:numPr>
       </w:pPr>
       <w:r>
-        <w:t>✅</w:t>
-      </w:r>
-      <w:r>
-        <w:t xml:space="preserve"> An </w:t>
+        <w:t xml:space="preserve">✅ An </w:t>
       </w:r>
       <w:r>
         <w:rPr>
@@ -5933,11 +5831,7 @@
         </w:numPr>
       </w:pPr>
       <w:r>
-        <w:lastRenderedPageBreak/>
-        <w:t>✅</w:t>
-      </w:r>
-      <w:r>
-        <w:t xml:space="preserve"> Creating at least one </w:t>
+        <w:t xml:space="preserve">✅ Creating at least one </w:t>
       </w:r>
       <w:r>
         <w:rPr>
@@ -5969,10 +5863,8 @@
         </w:numPr>
       </w:pPr>
       <w:r>
-        <w:t>✅</w:t>
-      </w:r>
-      <w:r>
-        <w:t xml:space="preserve"> Using the </w:t>
+        <w:lastRenderedPageBreak/>
+        <w:t xml:space="preserve">✅ Using the </w:t>
       </w:r>
       <w:r>
         <w:rPr>
@@ -6014,10 +5906,7 @@
         </w:numPr>
       </w:pPr>
       <w:r>
-        <w:t>✅</w:t>
-      </w:r>
-      <w:r>
-        <w:t xml:space="preserve"> Using </w:t>
+        <w:t xml:space="preserve">✅ Using </w:t>
       </w:r>
       <w:r>
         <w:rPr>
@@ -6039,10 +5928,7 @@
         </w:numPr>
       </w:pPr>
       <w:r>
-        <w:t>✅</w:t>
-      </w:r>
-      <w:r>
-        <w:t xml:space="preserve"> A </w:t>
+        <w:t xml:space="preserve">✅ A </w:t>
       </w:r>
       <w:r>
         <w:rPr>
@@ -6084,10 +5970,7 @@
         </w:numPr>
       </w:pPr>
       <w:r>
-        <w:t>✅</w:t>
-      </w:r>
-      <w:r>
-        <w:t xml:space="preserve"> Checking what a Cowork task </w:t>
+        <w:t xml:space="preserve">✅ Checking what a Cowork task </w:t>
       </w:r>
       <w:r>
         <w:rPr>
@@ -6120,10 +6003,7 @@
         </w:numPr>
       </w:pPr>
       <w:r>
-        <w:t>✅</w:t>
-      </w:r>
-      <w:r>
-        <w:t xml:space="preserve"> A </w:t>
+        <w:t xml:space="preserve">✅ A </w:t>
       </w:r>
       <w:r>
         <w:rPr>
@@ -6145,10 +6025,7 @@
         </w:numPr>
       </w:pPr>
       <w:r>
-        <w:t>✅</w:t>
-      </w:r>
-      <w:r>
-        <w:t xml:space="preserve"> A </w:t>
+        <w:t xml:space="preserve">✅ A </w:t>
       </w:r>
       <w:r>
         <w:rPr>
@@ -6158,10 +6035,7 @@
         <w:t>customer preview deck</w:t>
       </w:r>
       <w:r>
-        <w:t xml:space="preserve"> </w:t>
-      </w:r>
-      <w:r>
-        <w:t>to present the training to a prospective customer and gather feedback before delivery</w:t>
+        <w:t xml:space="preserve"> to present the training to a prospective customer and gather feedback before delivery</w:t>
       </w:r>
     </w:p>
     <w:p>
@@ -6173,10 +6047,7 @@
         </w:numPr>
       </w:pPr>
       <w:r>
-        <w:t>✅</w:t>
-      </w:r>
-      <w:r>
-        <w:t xml:space="preserve"> A talk-only </w:t>
+        <w:t xml:space="preserve">✅ A talk-only </w:t>
       </w:r>
       <w:r>
         <w:rPr>
@@ -6208,10 +6079,7 @@
         </w:numPr>
       </w:pPr>
       <w:r>
-        <w:t>✅</w:t>
-      </w:r>
-      <w:r>
-        <w:t xml:space="preserve"> Every exercise introduced with a </w:t>
+        <w:t xml:space="preserve">✅ Every exercise introduced with a </w:t>
       </w:r>
       <w:r>
         <w:rPr>
@@ -6233,10 +6101,7 @@
         </w:numPr>
       </w:pPr>
       <w:r>
-        <w:t>✅</w:t>
-      </w:r>
-      <w:r>
-        <w:t xml:space="preserve"> </w:t>
+        <w:t xml:space="preserve">✅ </w:t>
       </w:r>
       <w:r>
         <w:rPr>
@@ -6315,15 +6180,12 @@
         </w:numPr>
       </w:pPr>
       <w:r>
-        <w:t>✅</w:t>
-      </w:r>
-      <w:r>
-        <w:t xml:space="preserve"> Broad HR-lifecycle focus: onboarding, policy/benefits, recruiting, communications, reporting</w:t>
+        <w:t>✅ Broad HR-lifecycle focus: onboarding, policy/benefits, recruiting, communications, reporting</w:t>
       </w:r>
     </w:p>
     <w:p>
       <w:r>
-        <w:pict w14:anchorId="69DF091A">
+        <w:pict w14:anchorId="44306101">
           <v:rect id="_x0000_i1025" style="width:0;height:1.5pt" o:hralign="center" o:hrstd="t" o:hr="t"/>
         </w:pict>
       </w:r>
@@ -6339,7 +6201,7 @@
         </w:rPr>
         <w:t xml:space="preserve">Sample content depicts the fictional company "Zava" and is for training purposes only. Divider illustrations: </w:t>
       </w:r>
-      <w:hyperlink r:id="rId71">
+      <w:hyperlink r:id="rId65">
         <w:r>
           <w:rPr>
             <w:rStyle w:val="Hyperlink"/>
@@ -6360,7 +6222,7 @@
       <w:bookmarkEnd w:id="18"/>
     </w:p>
     <w:sectPr>
-      <w:footerReference w:type="default" r:id="rId72"/>
+      <w:footerReference w:type="default" r:id="rId66"/>
       <w:footnotePr>
         <w:numRestart w:val="eachSect"/>
       </w:footnotePr>
@@ -6480,7 +6342,7 @@
   <w:abstractNum w:abstractNumId="0" w15:restartNumberingAfterBreak="0">
     <w:nsid w:val="0000A990"/>
     <w:multiLevelType w:val="multilevel"/>
-    <w:tmpl w:val="C37C079E"/>
+    <w:tmpl w:val="68064BD6"/>
     <w:lvl w:ilvl="0">
       <w:numFmt w:val="bullet"/>
       <w:lvlText w:val=" "/>
@@ -6557,7 +6419,7 @@
   <w:abstractNum w:abstractNumId="1" w15:restartNumberingAfterBreak="0">
     <w:nsid w:val="0000A991"/>
     <w:multiLevelType w:val="multilevel"/>
-    <w:tmpl w:val="368014C8"/>
+    <w:tmpl w:val="42A88FAE"/>
     <w:lvl w:ilvl="0">
       <w:numFmt w:val="bullet"/>
       <w:lvlText w:val=""/>
@@ -6661,7 +6523,7 @@
   <w:abstractNum w:abstractNumId="2" w15:restartNumberingAfterBreak="0">
     <w:nsid w:val="00A99411"/>
     <w:multiLevelType w:val="multilevel"/>
-    <w:tmpl w:val="671AC344"/>
+    <w:tmpl w:val="5DF85E10"/>
     <w:lvl w:ilvl="0">
       <w:start w:val="1"/>
       <w:numFmt w:val="decimal"/>
@@ -6744,10 +6606,10 @@
       </w:pPr>
     </w:lvl>
   </w:abstractNum>
-  <w:num w:numId="1" w16cid:durableId="1017124772">
+  <w:num w:numId="1" w16cid:durableId="446393440">
     <w:abstractNumId w:val="0"/>
   </w:num>
-  <w:num w:numId="2" w16cid:durableId="1225337758">
+  <w:num w:numId="2" w16cid:durableId="665324680">
     <w:abstractNumId w:val="2"/>
     <w:lvlOverride w:ilvl="0">
       <w:startOverride w:val="1"/>
@@ -6777,10 +6639,10 @@
       <w:startOverride w:val="1"/>
     </w:lvlOverride>
   </w:num>
-  <w:num w:numId="3" w16cid:durableId="1195194277">
+  <w:num w:numId="3" w16cid:durableId="668219264">
     <w:abstractNumId w:val="1"/>
   </w:num>
-  <w:num w:numId="4" w16cid:durableId="890069596">
+  <w:num w:numId="4" w16cid:durableId="1055242">
     <w:abstractNumId w:val="2"/>
     <w:lvlOverride w:ilvl="0">
       <w:startOverride w:val="1"/>
@@ -6810,7 +6672,7 @@
       <w:startOverride w:val="1"/>
     </w:lvlOverride>
   </w:num>
-  <w:num w:numId="5" w16cid:durableId="1062867594">
+  <w:num w:numId="5" w16cid:durableId="524101539">
     <w:abstractNumId w:val="1"/>
   </w:num>
 </w:numbering>
@@ -8061,7 +7923,7 @@
     <w:next w:val="Normal"/>
     <w:autoRedefine/>
     <w:uiPriority w:val="39"/>
-    <w:rsid w:val="00162686"/>
+    <w:rsid w:val="005C1298"/>
     <w:pPr>
       <w:spacing w:after="100"/>
     </w:pPr>
@@ -8072,7 +7934,7 @@
     <w:next w:val="Normal"/>
     <w:autoRedefine/>
     <w:uiPriority w:val="39"/>
-    <w:rsid w:val="00162686"/>
+    <w:rsid w:val="005C1298"/>
     <w:pPr>
       <w:spacing w:after="100"/>
       <w:ind w:left="210"/>
@@ -8082,7 +7944,7 @@
     <w:name w:val="header"/>
     <w:basedOn w:val="Normal"/>
     <w:link w:val="HeaderChar"/>
-    <w:rsid w:val="00162686"/>
+    <w:rsid w:val="005C1298"/>
     <w:pPr>
       <w:tabs>
         <w:tab w:val="center" w:pos="4513"/>
@@ -8095,7 +7957,7 @@
     <w:name w:val="Header Char"/>
     <w:basedOn w:val="DefaultParagraphFont"/>
     <w:link w:val="Header"/>
-    <w:rsid w:val="00162686"/>
+    <w:rsid w:val="005C1298"/>
     <w:rPr>
       <w:rFonts w:ascii="Segoe UI" w:eastAsia="Segoe UI" w:hAnsi="Segoe UI" w:cs="Segoe UI"/>
       <w:color w:val="242424"/>
@@ -8106,7 +7968,7 @@
     <w:name w:val="footer"/>
     <w:basedOn w:val="Normal"/>
     <w:link w:val="FooterChar"/>
-    <w:rsid w:val="00162686"/>
+    <w:rsid w:val="005C1298"/>
     <w:pPr>
       <w:tabs>
         <w:tab w:val="center" w:pos="4513"/>
@@ -8119,7 +7981,7 @@
     <w:name w:val="Footer Char"/>
     <w:basedOn w:val="DefaultParagraphFont"/>
     <w:link w:val="Footer"/>
-    <w:rsid w:val="00162686"/>
+    <w:rsid w:val="005C1298"/>
     <w:rPr>
       <w:rFonts w:ascii="Segoe UI" w:eastAsia="Segoe UI" w:hAnsi="Segoe UI" w:cs="Segoe UI"/>
       <w:color w:val="242424"/>

--- a/README.docx
+++ b/README.docx
@@ -10,7 +10,7 @@
           <w:sz w:val="21"/>
           <w:szCs w:val="24"/>
         </w:rPr>
-        <w:id w:val="1706060412"/>
+        <w:id w:val="-1980302248"/>
         <w:docPartObj>
           <w:docPartGallery w:val="Table of Contents"/>
           <w:docPartUnique/>
@@ -51,7 +51,7 @@
           <w:r>
             <w:fldChar w:fldCharType="separate"/>
           </w:r>
-          <w:hyperlink w:anchor="_Toc241754207" w:history="1">
+          <w:hyperlink w:anchor="_Toc241858843" w:history="1">
             <w:r>
               <w:rPr>
                 <w:rStyle w:val="Hyperlink"/>
@@ -78,7 +78,7 @@
                 <w:noProof/>
                 <w:webHidden/>
               </w:rPr>
-              <w:instrText xml:space="preserve"> PAGEREF _Toc241754207 \h </w:instrText>
+              <w:instrText xml:space="preserve"> PAGEREF _Toc241858843 \h </w:instrText>
             </w:r>
             <w:r>
               <w:rPr>
@@ -125,7 +125,7 @@
               <w14:ligatures w14:val="standardContextual"/>
             </w:rPr>
           </w:pPr>
-          <w:hyperlink w:anchor="_Toc241754208" w:history="1">
+          <w:hyperlink w:anchor="_Toc241858844" w:history="1">
             <w:r>
               <w:rPr>
                 <w:rStyle w:val="Hyperlink"/>
@@ -152,7 +152,7 @@
                 <w:noProof/>
                 <w:webHidden/>
               </w:rPr>
-              <w:instrText xml:space="preserve"> PAGEREF _Toc241754208 \h </w:instrText>
+              <w:instrText xml:space="preserve"> PAGEREF _Toc241858844 \h </w:instrText>
             </w:r>
             <w:r>
               <w:rPr>
@@ -199,7 +199,7 @@
               <w14:ligatures w14:val="standardContextual"/>
             </w:rPr>
           </w:pPr>
-          <w:hyperlink w:anchor="_Toc241754209" w:history="1">
+          <w:hyperlink w:anchor="_Toc241858845" w:history="1">
             <w:r>
               <w:rPr>
                 <w:rStyle w:val="Hyperlink"/>
@@ -226,7 +226,7 @@
                 <w:noProof/>
                 <w:webHidden/>
               </w:rPr>
-              <w:instrText xml:space="preserve"> PAGEREF _Toc241754209 \h </w:instrText>
+              <w:instrText xml:space="preserve"> PAGEREF _Toc241858845 \h </w:instrText>
             </w:r>
             <w:r>
               <w:rPr>
@@ -273,7 +273,7 @@
               <w14:ligatures w14:val="standardContextual"/>
             </w:rPr>
           </w:pPr>
-          <w:hyperlink w:anchor="_Toc241754210" w:history="1">
+          <w:hyperlink w:anchor="_Toc241858846" w:history="1">
             <w:r>
               <w:rPr>
                 <w:rStyle w:val="Hyperlink"/>
@@ -300,7 +300,7 @@
                 <w:noProof/>
                 <w:webHidden/>
               </w:rPr>
-              <w:instrText xml:space="preserve"> PAGEREF _Toc241754210 \h </w:instrText>
+              <w:instrText xml:space="preserve"> PAGEREF _Toc241858846 \h </w:instrText>
             </w:r>
             <w:r>
               <w:rPr>
@@ -347,7 +347,7 @@
               <w14:ligatures w14:val="standardContextual"/>
             </w:rPr>
           </w:pPr>
-          <w:hyperlink w:anchor="_Toc241754211" w:history="1">
+          <w:hyperlink w:anchor="_Toc241858847" w:history="1">
             <w:r>
               <w:rPr>
                 <w:rStyle w:val="Hyperlink"/>
@@ -374,7 +374,7 @@
                 <w:noProof/>
                 <w:webHidden/>
               </w:rPr>
-              <w:instrText xml:space="preserve"> PAGEREF _Toc241754211 \h </w:instrText>
+              <w:instrText xml:space="preserve"> PAGEREF _Toc241858847 \h </w:instrText>
             </w:r>
             <w:r>
               <w:rPr>
@@ -421,7 +421,7 @@
               <w14:ligatures w14:val="standardContextual"/>
             </w:rPr>
           </w:pPr>
-          <w:hyperlink w:anchor="_Toc241754212" w:history="1">
+          <w:hyperlink w:anchor="_Toc241858848" w:history="1">
             <w:r>
               <w:rPr>
                 <w:rStyle w:val="Hyperlink"/>
@@ -448,7 +448,7 @@
                 <w:noProof/>
                 <w:webHidden/>
               </w:rPr>
-              <w:instrText xml:space="preserve"> PAGEREF _Toc241754212 \h </w:instrText>
+              <w:instrText xml:space="preserve"> PAGEREF _Toc241858848 \h </w:instrText>
             </w:r>
             <w:r>
               <w:rPr>
@@ -495,7 +495,7 @@
               <w14:ligatures w14:val="standardContextual"/>
             </w:rPr>
           </w:pPr>
-          <w:hyperlink w:anchor="_Toc241754213" w:history="1">
+          <w:hyperlink w:anchor="_Toc241858849" w:history="1">
             <w:r>
               <w:rPr>
                 <w:rStyle w:val="Hyperlink"/>
@@ -522,7 +522,7 @@
                 <w:noProof/>
                 <w:webHidden/>
               </w:rPr>
-              <w:instrText xml:space="preserve"> PAGEREF _Toc241754213 \h </w:instrText>
+              <w:instrText xml:space="preserve"> PAGEREF _Toc241858849 \h </w:instrText>
             </w:r>
             <w:r>
               <w:rPr>
@@ -569,7 +569,7 @@
               <w14:ligatures w14:val="standardContextual"/>
             </w:rPr>
           </w:pPr>
-          <w:hyperlink w:anchor="_Toc241754214" w:history="1">
+          <w:hyperlink w:anchor="_Toc241858850" w:history="1">
             <w:r>
               <w:rPr>
                 <w:rStyle w:val="Hyperlink"/>
@@ -596,7 +596,7 @@
                 <w:noProof/>
                 <w:webHidden/>
               </w:rPr>
-              <w:instrText xml:space="preserve"> PAGEREF _Toc241754214 \h </w:instrText>
+              <w:instrText xml:space="preserve"> PAGEREF _Toc241858850 \h </w:instrText>
             </w:r>
             <w:r>
               <w:rPr>
@@ -639,7 +639,7 @@
         <w:pStyle w:val="Heading1"/>
       </w:pPr>
       <w:bookmarkStart w:id="0" w:name="Xa046f7e33c7391c4827688ee785cfee5a5aaa0a"/>
-      <w:bookmarkStart w:id="1" w:name="_Toc241754207"/>
+      <w:bookmarkStart w:id="1" w:name="_Toc241858843"/>
       <w:r>
         <w:t>Getting Things Done with Copilot Cowork for HR Tasks</w:t>
       </w:r>
@@ -775,7 +775,7 @@
         <w:pStyle w:val="Heading2"/>
       </w:pPr>
       <w:bookmarkStart w:id="3" w:name="learning-objectives"/>
-      <w:bookmarkStart w:id="4" w:name="_Toc241754208"/>
+      <w:bookmarkStart w:id="4" w:name="_Toc241858844"/>
       <w:bookmarkEnd w:id="2"/>
       <w:r>
         <w:t>Learning objectives</w:t>
@@ -916,7 +916,7 @@
         <w:pStyle w:val="Heading2"/>
       </w:pPr>
       <w:bookmarkStart w:id="5" w:name="who-its-for"/>
-      <w:bookmarkStart w:id="6" w:name="_Toc241754209"/>
+      <w:bookmarkStart w:id="6" w:name="_Toc241858845"/>
       <w:bookmarkEnd w:id="3"/>
       <w:r>
         <w:t>Who it's for</w:t>
@@ -1061,7 +1061,7 @@
         <w:pStyle w:val="Heading2"/>
       </w:pPr>
       <w:bookmarkStart w:id="7" w:name="prerequisites"/>
-      <w:bookmarkStart w:id="8" w:name="_Toc241754210"/>
+      <w:bookmarkStart w:id="8" w:name="_Toc241858846"/>
       <w:bookmarkEnd w:id="5"/>
       <w:r>
         <w:t>Prerequisites</w:t>
@@ -1172,7 +1172,7 @@
         <w:pStyle w:val="Heading2"/>
       </w:pPr>
       <w:bookmarkStart w:id="9" w:name="agenda-240-minutes"/>
-      <w:bookmarkStart w:id="10" w:name="_Toc241754211"/>
+      <w:bookmarkStart w:id="10" w:name="_Toc241858847"/>
       <w:bookmarkEnd w:id="7"/>
       <w:r>
         <w:t>Agenda (240 minutes)</w:t>
@@ -1908,7 +1908,7 @@
         <w:pStyle w:val="Heading2"/>
       </w:pPr>
       <w:bookmarkStart w:id="11" w:name="whats-in-this-kit"/>
-      <w:bookmarkStart w:id="12" w:name="_Toc241754212"/>
+      <w:bookmarkStart w:id="12" w:name="_Toc241858848"/>
       <w:bookmarkEnd w:id="9"/>
       <w:r>
         <w:t>What's in this kit</w:t>
@@ -2020,9 +2020,9 @@
         <w:tblLook w:val="0020" w:firstRow="1" w:lastRow="0" w:firstColumn="0" w:lastColumn="0" w:noHBand="0" w:noVBand="0"/>
       </w:tblPr>
       <w:tblGrid>
-        <w:gridCol w:w="1868"/>
-        <w:gridCol w:w="1953"/>
-        <w:gridCol w:w="6151"/>
+        <w:gridCol w:w="1828"/>
+        <w:gridCol w:w="1904"/>
+        <w:gridCol w:w="6240"/>
       </w:tblGrid>
       <w:tr>
         <w:trPr>
@@ -2166,7 +2166,68 @@
               <w:pStyle w:val="Compact"/>
               <w:spacing w:before="20" w:after="20"/>
             </w:pPr>
+            <w:r>
+              <w:rPr>
+                <w:sz w:val="19"/>
+              </w:rPr>
+              <w:t>PROJECT-SUMMARY</w:t>
+            </w:r>
+          </w:p>
+        </w:tc>
+        <w:tc>
+          <w:tcPr>
+            <w:tcW w:w="0" w:type="auto"/>
+          </w:tcPr>
+          <w:p>
+            <w:pPr>
+              <w:pStyle w:val="Compact"/>
+              <w:spacing w:before="20" w:after="20"/>
+            </w:pPr>
             <w:hyperlink r:id="rId10">
+              <w:r>
+                <w:rPr>
+                  <w:rStyle w:val="Hyperlink"/>
+                </w:rPr>
+                <w:t>.md</w:t>
+              </w:r>
+            </w:hyperlink>
+            <w:r>
+              <w:rPr>
+                <w:sz w:val="19"/>
+              </w:rPr>
+              <w:t xml:space="preserve"> (maintainers only)</w:t>
+            </w:r>
+          </w:p>
+        </w:tc>
+        <w:tc>
+          <w:tcPr>
+            <w:tcW w:w="0" w:type="auto"/>
+          </w:tcPr>
+          <w:p>
+            <w:pPr>
+              <w:pStyle w:val="Compact"/>
+              <w:spacing w:before="20" w:after="20"/>
+            </w:pPr>
+            <w:r>
+              <w:rPr>
+                <w:sz w:val="19"/>
+              </w:rPr>
+              <w:t>Handoff notes: status, architecture, decisions, how to build and test, remaining work</w:t>
+            </w:r>
+          </w:p>
+        </w:tc>
+      </w:tr>
+      <w:tr>
+        <w:tc>
+          <w:tcPr>
+            <w:tcW w:w="0" w:type="auto"/>
+          </w:tcPr>
+          <w:p>
+            <w:pPr>
+              <w:pStyle w:val="Compact"/>
+              <w:spacing w:before="20" w:after="20"/>
+            </w:pPr>
+            <w:hyperlink r:id="rId11">
               <w:r>
                 <w:rPr>
                   <w:rStyle w:val="Hyperlink"/>
@@ -2238,7 +2299,7 @@
               <w:pStyle w:val="Compact"/>
               <w:spacing w:before="20" w:after="20"/>
             </w:pPr>
-            <w:hyperlink r:id="rId11">
+            <w:hyperlink r:id="rId12">
               <w:r>
                 <w:rPr>
                   <w:rStyle w:val="Hyperlink"/>
@@ -2252,7 +2313,7 @@
               </w:rPr>
               <w:t xml:space="preserve"> · </w:t>
             </w:r>
-            <w:hyperlink r:id="rId12">
+            <w:hyperlink r:id="rId13">
               <w:r>
                 <w:rPr>
                   <w:rStyle w:val="Hyperlink"/>
@@ -2307,7 +2368,7 @@
               <w:pStyle w:val="Compact"/>
               <w:spacing w:before="20" w:after="20"/>
             </w:pPr>
-            <w:hyperlink r:id="rId13">
+            <w:hyperlink r:id="rId14">
               <w:r>
                 <w:rPr>
                   <w:rStyle w:val="Hyperlink"/>
@@ -2321,7 +2382,7 @@
               </w:rPr>
               <w:t xml:space="preserve"> · </w:t>
             </w:r>
-            <w:hyperlink r:id="rId14">
+            <w:hyperlink r:id="rId15">
               <w:r>
                 <w:rPr>
                   <w:rStyle w:val="Hyperlink"/>
@@ -2376,7 +2437,7 @@
               <w:pStyle w:val="Compact"/>
               <w:spacing w:before="20" w:after="20"/>
             </w:pPr>
-            <w:hyperlink r:id="rId15">
+            <w:hyperlink r:id="rId16">
               <w:r>
                 <w:rPr>
                   <w:rStyle w:val="Hyperlink"/>
@@ -2390,7 +2451,7 @@
               </w:rPr>
               <w:t xml:space="preserve"> · </w:t>
             </w:r>
-            <w:hyperlink r:id="rId16">
+            <w:hyperlink r:id="rId17">
               <w:r>
                 <w:rPr>
                   <w:rStyle w:val="Hyperlink"/>
@@ -2445,7 +2506,7 @@
               <w:pStyle w:val="Compact"/>
               <w:spacing w:before="20" w:after="20"/>
             </w:pPr>
-            <w:hyperlink r:id="rId17">
+            <w:hyperlink r:id="rId18">
               <w:r>
                 <w:rPr>
                   <w:rStyle w:val="Hyperlink"/>
@@ -2459,7 +2520,7 @@
               </w:rPr>
               <w:t xml:space="preserve"> · </w:t>
             </w:r>
-            <w:hyperlink r:id="rId18">
+            <w:hyperlink r:id="rId19">
               <w:r>
                 <w:rPr>
                   <w:rStyle w:val="Hyperlink"/>
@@ -2514,7 +2575,7 @@
               <w:pStyle w:val="Compact"/>
               <w:spacing w:before="20" w:after="20"/>
             </w:pPr>
-            <w:hyperlink r:id="rId19">
+            <w:hyperlink r:id="rId20">
               <w:r>
                 <w:rPr>
                   <w:rStyle w:val="Hyperlink"/>
@@ -2528,7 +2589,7 @@
               </w:rPr>
               <w:t xml:space="preserve"> · </w:t>
             </w:r>
-            <w:hyperlink r:id="rId20">
+            <w:hyperlink r:id="rId21">
               <w:r>
                 <w:rPr>
                   <w:rStyle w:val="Hyperlink"/>
@@ -2566,7 +2627,7 @@
               <w:pStyle w:val="Compact"/>
               <w:spacing w:before="20" w:after="20"/>
             </w:pPr>
-            <w:hyperlink r:id="rId21">
+            <w:hyperlink r:id="rId22">
               <w:r>
                 <w:rPr>
                   <w:rStyle w:val="Hyperlink"/>
@@ -2638,7 +2699,7 @@
               <w:pStyle w:val="Compact"/>
               <w:spacing w:before="20" w:after="20"/>
             </w:pPr>
-            <w:hyperlink r:id="rId22">
+            <w:hyperlink r:id="rId23">
               <w:r>
                 <w:rPr>
                   <w:rStyle w:val="Hyperlink"/>
@@ -2652,7 +2713,7 @@
               </w:rPr>
               <w:t xml:space="preserve"> · </w:t>
             </w:r>
-            <w:hyperlink r:id="rId23">
+            <w:hyperlink r:id="rId24">
               <w:r>
                 <w:rPr>
                   <w:rStyle w:val="Hyperlink"/>
@@ -2694,6 +2755,7 @@
               <w:rPr>
                 <w:sz w:val="19"/>
               </w:rPr>
+              <w:lastRenderedPageBreak/>
               <w:t>reference/00-copilot-vs-cowork</w:t>
             </w:r>
           </w:p>
@@ -2707,7 +2769,7 @@
               <w:pStyle w:val="Compact"/>
               <w:spacing w:before="20" w:after="20"/>
             </w:pPr>
-            <w:hyperlink r:id="rId24">
+            <w:hyperlink r:id="rId25">
               <w:r>
                 <w:rPr>
                   <w:rStyle w:val="Hyperlink"/>
@@ -2721,7 +2783,7 @@
               </w:rPr>
               <w:t xml:space="preserve"> · </w:t>
             </w:r>
-            <w:hyperlink r:id="rId25">
+            <w:hyperlink r:id="rId26">
               <w:r>
                 <w:rPr>
                   <w:rStyle w:val="Hyperlink"/>
@@ -2763,7 +2825,6 @@
               <w:rPr>
                 <w:sz w:val="19"/>
               </w:rPr>
-              <w:lastRenderedPageBreak/>
               <w:t>reference/01-cowork-overview</w:t>
             </w:r>
           </w:p>
@@ -2777,7 +2838,7 @@
               <w:pStyle w:val="Compact"/>
               <w:spacing w:before="20" w:after="20"/>
             </w:pPr>
-            <w:hyperlink r:id="rId26">
+            <w:hyperlink r:id="rId27">
               <w:r>
                 <w:rPr>
                   <w:rStyle w:val="Hyperlink"/>
@@ -2791,7 +2852,7 @@
               </w:rPr>
               <w:t xml:space="preserve"> · </w:t>
             </w:r>
-            <w:hyperlink r:id="rId27">
+            <w:hyperlink r:id="rId28">
               <w:r>
                 <w:rPr>
                   <w:rStyle w:val="Hyperlink"/>
@@ -2846,7 +2907,7 @@
               <w:pStyle w:val="Compact"/>
               <w:spacing w:before="20" w:after="20"/>
             </w:pPr>
-            <w:hyperlink r:id="rId28">
+            <w:hyperlink r:id="rId29">
               <w:r>
                 <w:rPr>
                   <w:rStyle w:val="Hyperlink"/>
@@ -2860,7 +2921,7 @@
               </w:rPr>
               <w:t xml:space="preserve"> · </w:t>
             </w:r>
-            <w:hyperlink r:id="rId29">
+            <w:hyperlink r:id="rId30">
               <w:r>
                 <w:rPr>
                   <w:rStyle w:val="Hyperlink"/>
@@ -2915,7 +2976,7 @@
               <w:pStyle w:val="Compact"/>
               <w:spacing w:before="20" w:after="20"/>
             </w:pPr>
-            <w:hyperlink r:id="rId30">
+            <w:hyperlink r:id="rId31">
               <w:r>
                 <w:rPr>
                   <w:rStyle w:val="Hyperlink"/>
@@ -2929,7 +2990,7 @@
               </w:rPr>
               <w:t xml:space="preserve"> · </w:t>
             </w:r>
-            <w:hyperlink r:id="rId31">
+            <w:hyperlink r:id="rId32">
               <w:r>
                 <w:rPr>
                   <w:rStyle w:val="Hyperlink"/>
@@ -2984,7 +3045,7 @@
               <w:pStyle w:val="Compact"/>
               <w:spacing w:before="20" w:after="20"/>
             </w:pPr>
-            <w:hyperlink r:id="rId32">
+            <w:hyperlink r:id="rId33">
               <w:r>
                 <w:rPr>
                   <w:rStyle w:val="Hyperlink"/>
@@ -2998,7 +3059,7 @@
               </w:rPr>
               <w:t xml:space="preserve"> · </w:t>
             </w:r>
-            <w:hyperlink r:id="rId33">
+            <w:hyperlink r:id="rId34">
               <w:r>
                 <w:rPr>
                   <w:rStyle w:val="Hyperlink"/>
@@ -3053,7 +3114,7 @@
               <w:pStyle w:val="Compact"/>
               <w:spacing w:before="20" w:after="20"/>
             </w:pPr>
-            <w:hyperlink r:id="rId34">
+            <w:hyperlink r:id="rId35">
               <w:r>
                 <w:rPr>
                   <w:rStyle w:val="Hyperlink"/>
@@ -3067,7 +3128,7 @@
               </w:rPr>
               <w:t xml:space="preserve"> · </w:t>
             </w:r>
-            <w:hyperlink r:id="rId35">
+            <w:hyperlink r:id="rId36">
               <w:r>
                 <w:rPr>
                   <w:rStyle w:val="Hyperlink"/>
@@ -3122,7 +3183,7 @@
               <w:pStyle w:val="Compact"/>
               <w:spacing w:before="20" w:after="20"/>
             </w:pPr>
-            <w:hyperlink r:id="rId36">
+            <w:hyperlink r:id="rId37">
               <w:r>
                 <w:rPr>
                   <w:rStyle w:val="Hyperlink"/>
@@ -3136,7 +3197,7 @@
               </w:rPr>
               <w:t xml:space="preserve"> · </w:t>
             </w:r>
-            <w:hyperlink r:id="rId37">
+            <w:hyperlink r:id="rId38">
               <w:r>
                 <w:rPr>
                   <w:rStyle w:val="Hyperlink"/>
@@ -3191,7 +3252,7 @@
               <w:pStyle w:val="Compact"/>
               <w:spacing w:before="20" w:after="20"/>
             </w:pPr>
-            <w:hyperlink r:id="rId38">
+            <w:hyperlink r:id="rId39">
               <w:r>
                 <w:rPr>
                   <w:rStyle w:val="Hyperlink"/>
@@ -3205,7 +3266,7 @@
               </w:rPr>
               <w:t xml:space="preserve"> · </w:t>
             </w:r>
-            <w:hyperlink r:id="rId39">
+            <w:hyperlink r:id="rId40">
               <w:r>
                 <w:rPr>
                   <w:rStyle w:val="Hyperlink"/>
@@ -3260,7 +3321,7 @@
               <w:pStyle w:val="Compact"/>
               <w:spacing w:before="20" w:after="20"/>
             </w:pPr>
-            <w:hyperlink r:id="rId40">
+            <w:hyperlink r:id="rId41">
               <w:r>
                 <w:rPr>
                   <w:rStyle w:val="Hyperlink"/>
@@ -3274,7 +3335,7 @@
               </w:rPr>
               <w:t xml:space="preserve"> · </w:t>
             </w:r>
-            <w:hyperlink r:id="rId41">
+            <w:hyperlink r:id="rId42">
               <w:r>
                 <w:rPr>
                   <w:rStyle w:val="Hyperlink"/>
@@ -3329,7 +3390,7 @@
               <w:pStyle w:val="Compact"/>
               <w:spacing w:before="20" w:after="20"/>
             </w:pPr>
-            <w:hyperlink r:id="rId42">
+            <w:hyperlink r:id="rId43">
               <w:r>
                 <w:rPr>
                   <w:rStyle w:val="Hyperlink"/>
@@ -3343,7 +3404,7 @@
               </w:rPr>
               <w:t xml:space="preserve"> · </w:t>
             </w:r>
-            <w:hyperlink r:id="rId43">
+            <w:hyperlink r:id="rId44">
               <w:r>
                 <w:rPr>
                   <w:rStyle w:val="Hyperlink"/>
@@ -3398,7 +3459,7 @@
               <w:pStyle w:val="Compact"/>
               <w:spacing w:before="20" w:after="20"/>
             </w:pPr>
-            <w:hyperlink r:id="rId44">
+            <w:hyperlink r:id="rId45">
               <w:r>
                 <w:rPr>
                   <w:rStyle w:val="Hyperlink"/>
@@ -3412,7 +3473,7 @@
               </w:rPr>
               <w:t xml:space="preserve"> · </w:t>
             </w:r>
-            <w:hyperlink r:id="rId45">
+            <w:hyperlink r:id="rId46">
               <w:r>
                 <w:rPr>
                   <w:rStyle w:val="Hyperlink"/>
@@ -3467,7 +3528,7 @@
               <w:pStyle w:val="Compact"/>
               <w:spacing w:before="20" w:after="20"/>
             </w:pPr>
-            <w:hyperlink r:id="rId46">
+            <w:hyperlink r:id="rId47">
               <w:r>
                 <w:rPr>
                   <w:rStyle w:val="Hyperlink"/>
@@ -3481,7 +3542,7 @@
               </w:rPr>
               <w:t xml:space="preserve"> (used by Cowork) · </w:t>
             </w:r>
-            <w:hyperlink r:id="rId47">
+            <w:hyperlink r:id="rId48">
               <w:r>
                 <w:rPr>
                   <w:rStyle w:val="Hyperlink"/>
@@ -3525,7 +3586,7 @@
               <w:pStyle w:val="Compact"/>
               <w:spacing w:before="20" w:after="20"/>
             </w:pPr>
-            <w:hyperlink r:id="rId48">
+            <w:hyperlink r:id="rId49">
               <w:r>
                 <w:rPr>
                   <w:rStyle w:val="Hyperlink"/>
@@ -3594,7 +3655,7 @@
               <w:pStyle w:val="Compact"/>
               <w:spacing w:before="20" w:after="20"/>
             </w:pPr>
-            <w:hyperlink r:id="rId49">
+            <w:hyperlink r:id="rId50">
               <w:r>
                 <w:rPr>
                   <w:rStyle w:val="Hyperlink"/>
@@ -3634,7 +3695,19 @@
               <w:rPr>
                 <w:sz w:val="19"/>
               </w:rPr>
-              <w:t>The six Word and Excel sample files, zipped for easy upload to OneDrive</w:t>
+              <w:t xml:space="preserve">The six Word and Excel sample files in an </w:t>
+            </w:r>
+            <w:r>
+              <w:rPr>
+                <w:rStyle w:val="VerbatimChar"/>
+              </w:rPr>
+              <w:t>ai_hr_cowork_workshop</w:t>
+            </w:r>
+            <w:r>
+              <w:rPr>
+                <w:sz w:val="19"/>
+              </w:rPr>
+              <w:t xml:space="preserve"> folder, ready to upload to OneDrive</w:t>
             </w:r>
           </w:p>
         </w:tc>
@@ -3666,7 +3739,7 @@
       <w:r>
         <w:t xml:space="preserve"> sample files. They work in both Cowork and Agent Builder (which doesn't accept .md or .csv). Download </w:t>
       </w:r>
-      <w:hyperlink r:id="rId50">
+      <w:hyperlink r:id="rId51">
         <w:r>
           <w:rPr>
             <w:rStyle w:val="Hyperlink"/>
@@ -3677,7 +3750,7 @@
         </w:r>
       </w:hyperlink>
       <w:r>
-        <w:t xml:space="preserve"> to get all six at once, then upload them to a folder named </w:t>
+        <w:t xml:space="preserve"> to get all six at once. It extracts to a folder named </w:t>
       </w:r>
       <w:r>
         <w:rPr>
@@ -3688,7 +3761,7 @@
         <w:t>ai_hr_cowork_workshop</w:t>
       </w:r>
       <w:r>
-        <w:t xml:space="preserve"> under </w:t>
+        <w:t xml:space="preserve">; upload that folder to </w:t>
       </w:r>
       <w:r>
         <w:rPr>
@@ -3698,10 +3771,7 @@
         <w:t>Documents</w:t>
       </w:r>
       <w:r>
-        <w:t xml:space="preserve"> </w:t>
-      </w:r>
-      <w:r>
-        <w:t>in your OneDrive (</w:t>
+        <w:t xml:space="preserve"> in your OneDrive (</w:t>
       </w:r>
       <w:r>
         <w:rPr>
@@ -3710,7 +3780,7 @@
         <w:t>Documents/ai_hr_cowork_workshop</w:t>
       </w:r>
       <w:r>
-        <w:t>); the prompts use that path.</w:t>
+        <w:t>). The prompts use that path.</w:t>
       </w:r>
     </w:p>
     <w:tbl>
@@ -3811,7 +3881,7 @@
               <w:pStyle w:val="Compact"/>
               <w:spacing w:before="20" w:after="20"/>
             </w:pPr>
-            <w:hyperlink r:id="rId51">
+            <w:hyperlink r:id="rId52">
               <w:r>
                 <w:rPr>
                   <w:rStyle w:val="Hyperlink"/>
@@ -3866,7 +3936,7 @@
               <w:pStyle w:val="Compact"/>
               <w:spacing w:before="20" w:after="20"/>
             </w:pPr>
-            <w:hyperlink r:id="rId52">
+            <w:hyperlink r:id="rId53">
               <w:r>
                 <w:rPr>
                   <w:rStyle w:val="Hyperlink"/>
@@ -3921,7 +3991,7 @@
               <w:pStyle w:val="Compact"/>
               <w:spacing w:before="20" w:after="20"/>
             </w:pPr>
-            <w:hyperlink r:id="rId53">
+            <w:hyperlink r:id="rId54">
               <w:r>
                 <w:rPr>
                   <w:rStyle w:val="Hyperlink"/>
@@ -3976,7 +4046,7 @@
               <w:pStyle w:val="Compact"/>
               <w:spacing w:before="20" w:after="20"/>
             </w:pPr>
-            <w:hyperlink r:id="rId54">
+            <w:hyperlink r:id="rId55">
               <w:r>
                 <w:rPr>
                   <w:rStyle w:val="Hyperlink"/>
@@ -4031,7 +4101,7 @@
               <w:pStyle w:val="Compact"/>
               <w:spacing w:before="20" w:after="20"/>
             </w:pPr>
-            <w:hyperlink r:id="rId55">
+            <w:hyperlink r:id="rId56">
               <w:r>
                 <w:rPr>
                   <w:rStyle w:val="Hyperlink"/>
@@ -4086,7 +4156,7 @@
               <w:pStyle w:val="Compact"/>
               <w:spacing w:before="20" w:after="20"/>
             </w:pPr>
-            <w:hyperlink r:id="rId56">
+            <w:hyperlink r:id="rId57">
               <w:r>
                 <w:rPr>
                   <w:rStyle w:val="Hyperlink"/>
@@ -4177,10 +4247,7 @@
         <w:t>sample-knowledge/</w:t>
       </w:r>
       <w:r>
-        <w:t xml:space="preserve"> are the editable </w:t>
-      </w:r>
-      <w:r>
-        <w:t>sources the Word and Excel files are generated from. Attendees don't need them, and they aren't in the zip. If you change one, regenerate its Word or Excel copy so the two stay in sync.</w:t>
+        <w:t xml:space="preserve"> are the editable sources the Word and Excel files are generated from. Attendees don't need them, and they aren't in the zip. If you change one, regenerate its Word or Excel copy so the two stay in sync.</w:t>
       </w:r>
     </w:p>
     <w:p>
@@ -4188,7 +4255,7 @@
         <w:pStyle w:val="Heading2"/>
       </w:pPr>
       <w:bookmarkStart w:id="14" w:name="how-to-use-this-kit"/>
-      <w:bookmarkStart w:id="15" w:name="_Toc241754213"/>
+      <w:bookmarkStart w:id="15" w:name="_Toc241858849"/>
       <w:bookmarkEnd w:id="11"/>
       <w:bookmarkEnd w:id="13"/>
       <w:r>
@@ -4214,7 +4281,7 @@
       <w:r>
         <w:t xml:space="preserve"> follow the </w:t>
       </w:r>
-      <w:hyperlink r:id="rId57">
+      <w:hyperlink r:id="rId58">
         <w:r>
           <w:rPr>
             <w:rStyle w:val="Hyperlink"/>
@@ -4225,7 +4292,7 @@
       <w:r>
         <w:t xml:space="preserve">. Provision accounts, estimate cost, and load </w:t>
       </w:r>
-      <w:hyperlink r:id="rId58">
+      <w:hyperlink r:id="rId59">
         <w:r>
           <w:rPr>
             <w:rStyle w:val="Hyperlink"/>
@@ -4255,7 +4322,7 @@
       <w:r>
         <w:t xml:space="preserve"> read </w:t>
       </w:r>
-      <w:hyperlink r:id="rId59">
+      <w:hyperlink r:id="rId60">
         <w:r>
           <w:rPr>
             <w:rStyle w:val="Hyperlink"/>
@@ -4266,7 +4333,7 @@
       <w:r>
         <w:t xml:space="preserve">, do a full dry run against the </w:t>
       </w:r>
-      <w:hyperlink r:id="rId60">
+      <w:hyperlink r:id="rId61">
         <w:r>
           <w:rPr>
             <w:rStyle w:val="Hyperlink"/>
@@ -4277,7 +4344,7 @@
       <w:r>
         <w:t xml:space="preserve">, and present with </w:t>
       </w:r>
-      <w:hyperlink r:id="rId61">
+      <w:hyperlink r:id="rId62">
         <w:r>
           <w:rPr>
             <w:rStyle w:val="Hyperlink"/>
@@ -4307,7 +4374,7 @@
       <w:r>
         <w:t xml:space="preserve"> on the day, follow </w:t>
       </w:r>
-      <w:hyperlink r:id="rId62">
+      <w:hyperlink r:id="rId63">
         <w:r>
           <w:rPr>
             <w:rStyle w:val="Hyperlink"/>
@@ -4318,7 +4385,7 @@
       <w:r>
         <w:t xml:space="preserve"> start to finish, with the printed </w:t>
       </w:r>
-      <w:hyperlink r:id="rId63">
+      <w:hyperlink r:id="rId64">
         <w:r>
           <w:rPr>
             <w:rStyle w:val="Hyperlink"/>
@@ -4329,7 +4396,7 @@
       <w:r>
         <w:t xml:space="preserve"> and the </w:t>
       </w:r>
-      <w:hyperlink r:id="rId64">
+      <w:hyperlink r:id="rId65">
         <w:r>
           <w:rPr>
             <w:rStyle w:val="Hyperlink"/>
@@ -4359,7 +4426,7 @@
       <w:r>
         <w:t xml:space="preserve"> send </w:t>
       </w:r>
-      <w:hyperlink r:id="rId65">
+      <w:hyperlink r:id="rId66">
         <w:r>
           <w:rPr>
             <w:rStyle w:val="Hyperlink"/>
@@ -4415,7 +4482,7 @@
         <w:pStyle w:val="Heading2"/>
       </w:pPr>
       <w:bookmarkStart w:id="16" w:name="requirement-coverage"/>
-      <w:bookmarkStart w:id="17" w:name="_Toc241754214"/>
+      <w:bookmarkStart w:id="17" w:name="_Toc241858850"/>
       <w:bookmarkEnd w:id="14"/>
       <w:r>
         <w:t>Requirement coverage</w:t>
@@ -4846,7 +4913,8 @@
     </w:p>
     <w:p>
       <w:r>
-        <w:pict w14:anchorId="7F4389D8">
+        <w:lastRenderedPageBreak/>
+        <w:pict w14:anchorId="6F9EC6E8">
           <v:rect id="_x0000_i1025" style="width:0;height:1.5pt" o:hralign="center" o:hrstd="t" o:hr="t"/>
         </w:pict>
       </w:r>
@@ -4860,10 +4928,9 @@
           <w:i/>
           <w:iCs/>
         </w:rPr>
-        <w:lastRenderedPageBreak/>
         <w:t xml:space="preserve">Sample content depicts the fictional company "Zava" and is for training purposes only. Divider illustrations: </w:t>
       </w:r>
-      <w:hyperlink r:id="rId66">
+      <w:hyperlink r:id="rId67">
         <w:r>
           <w:rPr>
             <w:rStyle w:val="Hyperlink"/>
@@ -4884,7 +4951,7 @@
       <w:bookmarkEnd w:id="16"/>
     </w:p>
     <w:sectPr>
-      <w:footerReference w:type="default" r:id="rId67"/>
+      <w:footerReference w:type="default" r:id="rId68"/>
       <w:footnotePr>
         <w:numRestart w:val="eachSect"/>
       </w:footnotePr>
@@ -5004,7 +5071,7 @@
   <w:abstractNum w:abstractNumId="0" w15:restartNumberingAfterBreak="0">
     <w:nsid w:val="0000A990"/>
     <w:multiLevelType w:val="multilevel"/>
-    <w:tmpl w:val="F8F695C2"/>
+    <w:tmpl w:val="FA706520"/>
     <w:lvl w:ilvl="0">
       <w:numFmt w:val="bullet"/>
       <w:lvlText w:val=" "/>
@@ -5081,7 +5148,7 @@
   <w:abstractNum w:abstractNumId="1" w15:restartNumberingAfterBreak="0">
     <w:nsid w:val="0000A991"/>
     <w:multiLevelType w:val="multilevel"/>
-    <w:tmpl w:val="CC5A544E"/>
+    <w:tmpl w:val="80CA409E"/>
     <w:lvl w:ilvl="0">
       <w:numFmt w:val="bullet"/>
       <w:lvlText w:val=""/>
@@ -5185,7 +5252,7 @@
   <w:abstractNum w:abstractNumId="2" w15:restartNumberingAfterBreak="0">
     <w:nsid w:val="00A99411"/>
     <w:multiLevelType w:val="multilevel"/>
-    <w:tmpl w:val="CCD6B1AE"/>
+    <w:tmpl w:val="DDCC8216"/>
     <w:lvl w:ilvl="0">
       <w:start w:val="1"/>
       <w:numFmt w:val="decimal"/>
@@ -5268,10 +5335,10 @@
       </w:pPr>
     </w:lvl>
   </w:abstractNum>
-  <w:num w:numId="1" w16cid:durableId="1091895460">
+  <w:num w:numId="1" w16cid:durableId="1179004737">
     <w:abstractNumId w:val="0"/>
   </w:num>
-  <w:num w:numId="2" w16cid:durableId="1327366616">
+  <w:num w:numId="2" w16cid:durableId="452678937">
     <w:abstractNumId w:val="2"/>
     <w:lvlOverride w:ilvl="0">
       <w:startOverride w:val="1"/>
@@ -5301,10 +5368,10 @@
       <w:startOverride w:val="1"/>
     </w:lvlOverride>
   </w:num>
-  <w:num w:numId="3" w16cid:durableId="607584808">
+  <w:num w:numId="3" w16cid:durableId="1528058854">
     <w:abstractNumId w:val="1"/>
   </w:num>
-  <w:num w:numId="4" w16cid:durableId="1758214768">
+  <w:num w:numId="4" w16cid:durableId="119307553">
     <w:abstractNumId w:val="2"/>
     <w:lvlOverride w:ilvl="0">
       <w:startOverride w:val="1"/>
@@ -5334,7 +5401,7 @@
       <w:startOverride w:val="1"/>
     </w:lvlOverride>
   </w:num>
-  <w:num w:numId="5" w16cid:durableId="1012999254">
+  <w:num w:numId="5" w16cid:durableId="1134449184">
     <w:abstractNumId w:val="1"/>
   </w:num>
 </w:numbering>
@@ -6585,7 +6652,7 @@
     <w:next w:val="Normal"/>
     <w:autoRedefine/>
     <w:uiPriority w:val="39"/>
-    <w:rsid w:val="00BA273A"/>
+    <w:rsid w:val="00234C3D"/>
     <w:pPr>
       <w:spacing w:after="100"/>
     </w:pPr>
@@ -6596,7 +6663,7 @@
     <w:next w:val="Normal"/>
     <w:autoRedefine/>
     <w:uiPriority w:val="39"/>
-    <w:rsid w:val="00BA273A"/>
+    <w:rsid w:val="00234C3D"/>
     <w:pPr>
       <w:spacing w:after="100"/>
       <w:ind w:left="210"/>
@@ -6606,7 +6673,7 @@
     <w:name w:val="header"/>
     <w:basedOn w:val="Normal"/>
     <w:link w:val="HeaderChar"/>
-    <w:rsid w:val="00BA273A"/>
+    <w:rsid w:val="00234C3D"/>
     <w:pPr>
       <w:tabs>
         <w:tab w:val="center" w:pos="4513"/>
@@ -6619,7 +6686,7 @@
     <w:name w:val="Header Char"/>
     <w:basedOn w:val="DefaultParagraphFont"/>
     <w:link w:val="Header"/>
-    <w:rsid w:val="00BA273A"/>
+    <w:rsid w:val="00234C3D"/>
     <w:rPr>
       <w:rFonts w:ascii="Segoe UI" w:eastAsia="Segoe UI" w:hAnsi="Segoe UI" w:cs="Segoe UI"/>
       <w:color w:val="242424"/>
@@ -6630,7 +6697,7 @@
     <w:name w:val="footer"/>
     <w:basedOn w:val="Normal"/>
     <w:link w:val="FooterChar"/>
-    <w:rsid w:val="00BA273A"/>
+    <w:rsid w:val="00234C3D"/>
     <w:pPr>
       <w:tabs>
         <w:tab w:val="center" w:pos="4513"/>
@@ -6643,7 +6710,7 @@
     <w:name w:val="Footer Char"/>
     <w:basedOn w:val="DefaultParagraphFont"/>
     <w:link w:val="Footer"/>
-    <w:rsid w:val="00BA273A"/>
+    <w:rsid w:val="00234C3D"/>
     <w:rPr>
       <w:rFonts w:ascii="Segoe UI" w:eastAsia="Segoe UI" w:hAnsi="Segoe UI" w:cs="Segoe UI"/>
       <w:color w:val="242424"/>

--- a/README.docx
+++ b/README.docx
@@ -10,7 +10,7 @@
           <w:sz w:val="21"/>
           <w:szCs w:val="24"/>
         </w:rPr>
-        <w:id w:val="-1980302248"/>
+        <w:id w:val="1117726744"/>
         <w:docPartObj>
           <w:docPartGallery w:val="Table of Contents"/>
           <w:docPartUnique/>
@@ -51,7 +51,7 @@
           <w:r>
             <w:fldChar w:fldCharType="separate"/>
           </w:r>
-          <w:hyperlink w:anchor="_Toc241858843" w:history="1">
+          <w:hyperlink w:anchor="_Toc241869862" w:history="1">
             <w:r>
               <w:rPr>
                 <w:rStyle w:val="Hyperlink"/>
@@ -78,7 +78,7 @@
                 <w:noProof/>
                 <w:webHidden/>
               </w:rPr>
-              <w:instrText xml:space="preserve"> PAGEREF _Toc241858843 \h </w:instrText>
+              <w:instrText xml:space="preserve"> PAGEREF _Toc241869862 \h </w:instrText>
             </w:r>
             <w:r>
               <w:rPr>
@@ -125,7 +125,7 @@
               <w14:ligatures w14:val="standardContextual"/>
             </w:rPr>
           </w:pPr>
-          <w:hyperlink w:anchor="_Toc241858844" w:history="1">
+          <w:hyperlink w:anchor="_Toc241869863" w:history="1">
             <w:r>
               <w:rPr>
                 <w:rStyle w:val="Hyperlink"/>
@@ -152,7 +152,7 @@
                 <w:noProof/>
                 <w:webHidden/>
               </w:rPr>
-              <w:instrText xml:space="preserve"> PAGEREF _Toc241858844 \h </w:instrText>
+              <w:instrText xml:space="preserve"> PAGEREF _Toc241869863 \h </w:instrText>
             </w:r>
             <w:r>
               <w:rPr>
@@ -199,7 +199,7 @@
               <w14:ligatures w14:val="standardContextual"/>
             </w:rPr>
           </w:pPr>
-          <w:hyperlink w:anchor="_Toc241858845" w:history="1">
+          <w:hyperlink w:anchor="_Toc241869864" w:history="1">
             <w:r>
               <w:rPr>
                 <w:rStyle w:val="Hyperlink"/>
@@ -226,7 +226,7 @@
                 <w:noProof/>
                 <w:webHidden/>
               </w:rPr>
-              <w:instrText xml:space="preserve"> PAGEREF _Toc241858845 \h </w:instrText>
+              <w:instrText xml:space="preserve"> PAGEREF _Toc241869864 \h </w:instrText>
             </w:r>
             <w:r>
               <w:rPr>
@@ -273,7 +273,7 @@
               <w14:ligatures w14:val="standardContextual"/>
             </w:rPr>
           </w:pPr>
-          <w:hyperlink w:anchor="_Toc241858846" w:history="1">
+          <w:hyperlink w:anchor="_Toc241869865" w:history="1">
             <w:r>
               <w:rPr>
                 <w:rStyle w:val="Hyperlink"/>
@@ -300,7 +300,7 @@
                 <w:noProof/>
                 <w:webHidden/>
               </w:rPr>
-              <w:instrText xml:space="preserve"> PAGEREF _Toc241858846 \h </w:instrText>
+              <w:instrText xml:space="preserve"> PAGEREF _Toc241869865 \h </w:instrText>
             </w:r>
             <w:r>
               <w:rPr>
@@ -347,7 +347,7 @@
               <w14:ligatures w14:val="standardContextual"/>
             </w:rPr>
           </w:pPr>
-          <w:hyperlink w:anchor="_Toc241858847" w:history="1">
+          <w:hyperlink w:anchor="_Toc241869866" w:history="1">
             <w:r>
               <w:rPr>
                 <w:rStyle w:val="Hyperlink"/>
@@ -374,7 +374,7 @@
                 <w:noProof/>
                 <w:webHidden/>
               </w:rPr>
-              <w:instrText xml:space="preserve"> PAGEREF _Toc241858847 \h </w:instrText>
+              <w:instrText xml:space="preserve"> PAGEREF _Toc241869866 \h </w:instrText>
             </w:r>
             <w:r>
               <w:rPr>
@@ -421,7 +421,7 @@
               <w14:ligatures w14:val="standardContextual"/>
             </w:rPr>
           </w:pPr>
-          <w:hyperlink w:anchor="_Toc241858848" w:history="1">
+          <w:hyperlink w:anchor="_Toc241869867" w:history="1">
             <w:r>
               <w:rPr>
                 <w:rStyle w:val="Hyperlink"/>
@@ -448,7 +448,7 @@
                 <w:noProof/>
                 <w:webHidden/>
               </w:rPr>
-              <w:instrText xml:space="preserve"> PAGEREF _Toc241858848 \h </w:instrText>
+              <w:instrText xml:space="preserve"> PAGEREF _Toc241869867 \h </w:instrText>
             </w:r>
             <w:r>
               <w:rPr>
@@ -495,7 +495,7 @@
               <w14:ligatures w14:val="standardContextual"/>
             </w:rPr>
           </w:pPr>
-          <w:hyperlink w:anchor="_Toc241858849" w:history="1">
+          <w:hyperlink w:anchor="_Toc241869868" w:history="1">
             <w:r>
               <w:rPr>
                 <w:rStyle w:val="Hyperlink"/>
@@ -522,7 +522,7 @@
                 <w:noProof/>
                 <w:webHidden/>
               </w:rPr>
-              <w:instrText xml:space="preserve"> PAGEREF _Toc241858849 \h </w:instrText>
+              <w:instrText xml:space="preserve"> PAGEREF _Toc241869868 \h </w:instrText>
             </w:r>
             <w:r>
               <w:rPr>
@@ -569,7 +569,7 @@
               <w14:ligatures w14:val="standardContextual"/>
             </w:rPr>
           </w:pPr>
-          <w:hyperlink w:anchor="_Toc241858850" w:history="1">
+          <w:hyperlink w:anchor="_Toc241869869" w:history="1">
             <w:r>
               <w:rPr>
                 <w:rStyle w:val="Hyperlink"/>
@@ -596,7 +596,7 @@
                 <w:noProof/>
                 <w:webHidden/>
               </w:rPr>
-              <w:instrText xml:space="preserve"> PAGEREF _Toc241858850 \h </w:instrText>
+              <w:instrText xml:space="preserve"> PAGEREF _Toc241869869 \h </w:instrText>
             </w:r>
             <w:r>
               <w:rPr>
@@ -616,7 +616,7 @@
                 <w:noProof/>
                 <w:webHidden/>
               </w:rPr>
-              <w:t>5</w:t>
+              <w:t>6</w:t>
             </w:r>
             <w:r>
               <w:rPr>
@@ -639,7 +639,7 @@
         <w:pStyle w:val="Heading1"/>
       </w:pPr>
       <w:bookmarkStart w:id="0" w:name="Xa046f7e33c7391c4827688ee785cfee5a5aaa0a"/>
-      <w:bookmarkStart w:id="1" w:name="_Toc241858843"/>
+      <w:bookmarkStart w:id="1" w:name="_Toc241869862"/>
       <w:r>
         <w:t>Getting Things Done with Copilot Cowork for HR Tasks</w:t>
       </w:r>
@@ -775,7 +775,7 @@
         <w:pStyle w:val="Heading2"/>
       </w:pPr>
       <w:bookmarkStart w:id="3" w:name="learning-objectives"/>
-      <w:bookmarkStart w:id="4" w:name="_Toc241858844"/>
+      <w:bookmarkStart w:id="4" w:name="_Toc241869863"/>
       <w:bookmarkEnd w:id="2"/>
       <w:r>
         <w:t>Learning objectives</w:t>
@@ -916,7 +916,7 @@
         <w:pStyle w:val="Heading2"/>
       </w:pPr>
       <w:bookmarkStart w:id="5" w:name="who-its-for"/>
-      <w:bookmarkStart w:id="6" w:name="_Toc241858845"/>
+      <w:bookmarkStart w:id="6" w:name="_Toc241869864"/>
       <w:bookmarkEnd w:id="3"/>
       <w:r>
         <w:t>Who it's for</w:t>
@@ -1061,7 +1061,7 @@
         <w:pStyle w:val="Heading2"/>
       </w:pPr>
       <w:bookmarkStart w:id="7" w:name="prerequisites"/>
-      <w:bookmarkStart w:id="8" w:name="_Toc241858846"/>
+      <w:bookmarkStart w:id="8" w:name="_Toc241869865"/>
       <w:bookmarkEnd w:id="5"/>
       <w:r>
         <w:t>Prerequisites</w:t>
@@ -1172,7 +1172,7 @@
         <w:pStyle w:val="Heading2"/>
       </w:pPr>
       <w:bookmarkStart w:id="9" w:name="agenda-240-minutes"/>
-      <w:bookmarkStart w:id="10" w:name="_Toc241858847"/>
+      <w:bookmarkStart w:id="10" w:name="_Toc241869866"/>
       <w:bookmarkEnd w:id="7"/>
       <w:r>
         <w:t>Agenda (240 minutes)</w:t>
@@ -1908,7 +1908,7 @@
         <w:pStyle w:val="Heading2"/>
       </w:pPr>
       <w:bookmarkStart w:id="11" w:name="whats-in-this-kit"/>
-      <w:bookmarkStart w:id="12" w:name="_Toc241858848"/>
+      <w:bookmarkStart w:id="12" w:name="_Toc241869867"/>
       <w:bookmarkEnd w:id="9"/>
       <w:r>
         <w:t>What's in this kit</w:t>
@@ -1997,6 +1997,220 @@
       </w:r>
       <w:r>
         <w:t xml:space="preserve"> copy is only for reading and printing.</w:t>
+      </w:r>
+    </w:p>
+    <w:p>
+      <w:pPr>
+        <w:pStyle w:val="BodyText"/>
+      </w:pPr>
+      <w:r>
+        <w:t>The kit is organized by audience:</w:t>
+      </w:r>
+    </w:p>
+    <w:p>
+      <w:pPr>
+        <w:pStyle w:val="Compact"/>
+        <w:numPr>
+          <w:ilvl w:val="0"/>
+          <w:numId w:val="4"/>
+        </w:numPr>
+      </w:pPr>
+      <w:hyperlink r:id="rId8">
+        <w:r>
+          <w:rPr>
+            <w:rStyle w:val="Hyperlink"/>
+            <w:b/>
+            <w:bCs/>
+          </w:rPr>
+          <w:t>participant/</w:t>
+        </w:r>
+      </w:hyperlink>
+      <w:r>
+        <w:t xml:space="preserve"> — what attendees use: the workbook, the quick-reference card, the sample-data zip, and the after-the-workshop pack.</w:t>
+      </w:r>
+    </w:p>
+    <w:p>
+      <w:pPr>
+        <w:pStyle w:val="Compact"/>
+        <w:numPr>
+          <w:ilvl w:val="0"/>
+          <w:numId w:val="4"/>
+        </w:numPr>
+      </w:pPr>
+      <w:hyperlink r:id="rId9">
+        <w:r>
+          <w:rPr>
+            <w:rStyle w:val="Hyperlink"/>
+            <w:b/>
+            <w:bCs/>
+          </w:rPr>
+          <w:t>instructor/</w:t>
+        </w:r>
+      </w:hyperlink>
+      <w:r>
+        <w:t xml:space="preserve"> — what the facilitator and host use: the instructor deck, facilitator guide, answer key, readiness checklist, and seed content.</w:t>
+      </w:r>
+    </w:p>
+    <w:p>
+      <w:pPr>
+        <w:pStyle w:val="Compact"/>
+        <w:numPr>
+          <w:ilvl w:val="0"/>
+          <w:numId w:val="4"/>
+        </w:numPr>
+      </w:pPr>
+      <w:hyperlink r:id="rId10">
+        <w:r>
+          <w:rPr>
+            <w:rStyle w:val="Hyperlink"/>
+            <w:b/>
+            <w:bCs/>
+          </w:rPr>
+          <w:t>communication/</w:t>
+        </w:r>
+      </w:hyperlink>
+      <w:r>
+        <w:t xml:space="preserve"> — what you send out: the training overview deck and paste-ready Outlook emails for participants and instructors.</w:t>
+      </w:r>
+    </w:p>
+    <w:p>
+      <w:pPr>
+        <w:pStyle w:val="Compact"/>
+        <w:numPr>
+          <w:ilvl w:val="0"/>
+          <w:numId w:val="4"/>
+        </w:numPr>
+      </w:pPr>
+      <w:hyperlink r:id="rId11">
+        <w:r>
+          <w:rPr>
+            <w:rStyle w:val="Hyperlink"/>
+            <w:b/>
+            <w:bCs/>
+          </w:rPr>
+          <w:t>reference/</w:t>
+        </w:r>
+      </w:hyperlink>
+      <w:r>
+        <w:t xml:space="preserve">, </w:t>
+      </w:r>
+      <w:hyperlink r:id="rId12">
+        <w:r>
+          <w:rPr>
+            <w:rStyle w:val="Hyperlink"/>
+            <w:b/>
+            <w:bCs/>
+          </w:rPr>
+          <w:t>skills/</w:t>
+        </w:r>
+      </w:hyperlink>
+      <w:r>
+        <w:t xml:space="preserve">, and </w:t>
+      </w:r>
+      <w:hyperlink r:id="rId13">
+        <w:r>
+          <w:rPr>
+            <w:rStyle w:val="Hyperlink"/>
+            <w:b/>
+            <w:bCs/>
+          </w:rPr>
+          <w:t>sample-knowledge/</w:t>
+        </w:r>
+      </w:hyperlink>
+      <w:r>
+        <w:t xml:space="preserve"> — background guides, the example custom skill, and the editable sample data.</w:t>
+      </w:r>
+    </w:p>
+    <w:p>
+      <w:pPr>
+        <w:pStyle w:val="BodyText"/>
+        <w:pBdr>
+          <w:left w:val="single" w:sz="18" w:space="8" w:color="3B1041"/>
+        </w:pBdr>
+        <w:shd w:val="clear" w:color="auto" w:fill="FBF6FD"/>
+        <w:spacing w:before="30" w:after="30"/>
+        <w:ind w:left="288" w:right="144"/>
+      </w:pPr>
+      <w:r>
+        <w:rPr>
+          <w:b/>
+          <w:bCs/>
+        </w:rPr>
+        <w:t>Downloading a file from GitHub:</w:t>
+      </w:r>
+      <w:r>
+        <w:t xml:space="preserve"> if a link opens the file on GitHub instead of downloading it, select the </w:t>
+      </w:r>
+      <w:r>
+        <w:rPr>
+          <w:b/>
+          <w:bCs/>
+        </w:rPr>
+        <w:t>Download</w:t>
+      </w:r>
+      <w:r>
+        <w:t xml:space="preserve"> icon (</w:t>
+      </w:r>
+      <w:r>
+        <w:rPr>
+          <w:b/>
+          <w:bCs/>
+        </w:rPr>
+        <w:t>Download raw file</w:t>
+      </w:r>
+      <w:r>
+        <w:t>) at the top right of the file.</w:t>
+      </w:r>
+    </w:p>
+    <w:p>
+      <w:pPr>
+        <w:pStyle w:val="BodyText"/>
+      </w:pPr>
+      <w:r>
+        <w:rPr>
+          <w:noProof/>
+        </w:rPr>
+        <w:drawing>
+          <wp:inline distT="0" distB="0" distL="0" distR="0" wp14:anchorId="560615AB" wp14:editId="427A13B1">
+            <wp:extent cx="4400120" cy="1306285"/>
+            <wp:effectExtent l="0" t="0" r="0" b="0"/>
+            <wp:docPr id="22" name="Picture" descr="Tip: on a GitHub file page, select the Download icon (Download raw file) at the top right of the file"/>
+            <wp:cNvGraphicFramePr/>
+            <a:graphic xmlns:a="http://schemas.openxmlformats.org/drawingml/2006/main">
+              <a:graphicData uri="http://schemas.openxmlformats.org/drawingml/2006/picture">
+                <pic:pic xmlns:pic="http://schemas.openxmlformats.org/drawingml/2006/picture">
+                  <pic:nvPicPr>
+                    <pic:cNvPr id="23" name="Picture" descr="reference/media/download-hint.png"/>
+                    <pic:cNvPicPr>
+                      <a:picLocks noChangeAspect="1" noChangeArrowheads="1"/>
+                    </pic:cNvPicPr>
+                  </pic:nvPicPr>
+                  <pic:blipFill>
+                    <a:blip r:embed="rId14"/>
+                    <a:stretch>
+                      <a:fillRect/>
+                    </a:stretch>
+                  </pic:blipFill>
+                  <pic:spPr bwMode="auto">
+                    <a:xfrm>
+                      <a:off x="0" y="0"/>
+                      <a:ext cx="4400120" cy="1306285"/>
+                    </a:xfrm>
+                    <a:prstGeom prst="rect">
+                      <a:avLst/>
+                    </a:prstGeom>
+                    <a:noFill/>
+                    <a:ln w="9525">
+                      <a:noFill/>
+                      <a:headEnd/>
+                      <a:tailEnd/>
+                    </a:ln>
+                  </pic:spPr>
+                </pic:pic>
+              </a:graphicData>
+            </a:graphic>
+          </wp:inline>
+        </w:drawing>
       </w:r>
     </w:p>
     <w:tbl>
@@ -2020,9 +2234,9 @@
         <w:tblLook w:val="0020" w:firstRow="1" w:lastRow="0" w:firstColumn="0" w:lastColumn="0" w:noHBand="0" w:noVBand="0"/>
       </w:tblPr>
       <w:tblGrid>
-        <w:gridCol w:w="1828"/>
-        <w:gridCol w:w="1904"/>
-        <w:gridCol w:w="6240"/>
+        <w:gridCol w:w="2883"/>
+        <w:gridCol w:w="1768"/>
+        <w:gridCol w:w="5321"/>
       </w:tblGrid>
       <w:tr>
         <w:trPr>
@@ -2114,7 +2328,7 @@
               <w:pStyle w:val="Compact"/>
               <w:spacing w:before="20" w:after="20"/>
             </w:pPr>
-            <w:hyperlink r:id="rId8">
+            <w:hyperlink r:id="rId15">
               <w:r>
                 <w:rPr>
                   <w:rStyle w:val="Hyperlink"/>
@@ -2128,7 +2342,7 @@
               </w:rPr>
               <w:t xml:space="preserve"> · </w:t>
             </w:r>
-            <w:hyperlink r:id="rId9">
+            <w:hyperlink r:id="rId16">
               <w:r>
                 <w:rPr>
                   <w:rStyle w:val="Hyperlink"/>
@@ -2170,20 +2384,20 @@
               <w:rPr>
                 <w:sz w:val="19"/>
               </w:rPr>
-              <w:t>PROJECT-SUMMARY</w:t>
-            </w:r>
-          </w:p>
-        </w:tc>
-        <w:tc>
-          <w:tcPr>
-            <w:tcW w:w="0" w:type="auto"/>
-          </w:tcPr>
-          <w:p>
-            <w:pPr>
-              <w:pStyle w:val="Compact"/>
-              <w:spacing w:before="20" w:after="20"/>
-            </w:pPr>
-            <w:hyperlink r:id="rId10">
+              <w:t>summary/PROJECT-SUMMARY</w:t>
+            </w:r>
+          </w:p>
+        </w:tc>
+        <w:tc>
+          <w:tcPr>
+            <w:tcW w:w="0" w:type="auto"/>
+          </w:tcPr>
+          <w:p>
+            <w:pPr>
+              <w:pStyle w:val="Compact"/>
+              <w:spacing w:before="20" w:after="20"/>
+            </w:pPr>
+            <w:hyperlink r:id="rId17">
               <w:r>
                 <w:rPr>
                   <w:rStyle w:val="Hyperlink"/>
@@ -2227,12 +2441,12 @@
               <w:pStyle w:val="Compact"/>
               <w:spacing w:before="20" w:after="20"/>
             </w:pPr>
-            <w:hyperlink r:id="rId11">
+            <w:hyperlink r:id="rId18">
               <w:r>
                 <w:rPr>
                   <w:rStyle w:val="Hyperlink"/>
                 </w:rPr>
-                <w:t>instructor-deck.pptx</w:t>
+                <w:t>instructor/instructor-deck.pptx</w:t>
               </w:r>
             </w:hyperlink>
           </w:p>
@@ -2267,7 +2481,21 @@
               <w:rPr>
                 <w:sz w:val="19"/>
               </w:rPr>
-              <w:t>Instructor deck (45 slides, speaker notes, alt text) — a divider slide with a picture and progress tracker before each exercise, one PowerPoint section per exercise for quick navigation, objectives, approvals, a scenario card + hands-on slide per exercise, an Output folder walkthrough, an HR plugins spotlight, and a knowledge check</w:t>
+              <w:t xml:space="preserve">Instructor deck (46 slides, speaker notes, alt text) — a divider slide with a picture and progress tracker before each exercise, one PowerPoint section per exercise for quick navigation, objectives, approvals, a </w:t>
+            </w:r>
+            <w:r>
+              <w:rPr>
+                <w:b/>
+                <w:bCs/>
+                <w:sz w:val="19"/>
+              </w:rPr>
+              <w:t>workshop kit slide with download links</w:t>
+            </w:r>
+            <w:r>
+              <w:rPr>
+                <w:sz w:val="19"/>
+              </w:rPr>
+              <w:t xml:space="preserve"> for participants and instructors, a scenario card + hands-on slide per exercise, an Output folder walkthrough, an HR plugins spotlight, and a knowledge check</w:t>
             </w:r>
           </w:p>
         </w:tc>
@@ -2282,24 +2510,203 @@
               <w:pStyle w:val="Compact"/>
               <w:spacing w:before="20" w:after="20"/>
             </w:pPr>
-            <w:r>
-              <w:rPr>
-                <w:sz w:val="19"/>
-              </w:rPr>
-              <w:t>readiness-checklist</w:t>
-            </w:r>
-          </w:p>
-        </w:tc>
-        <w:tc>
-          <w:tcPr>
-            <w:tcW w:w="0" w:type="auto"/>
-          </w:tcPr>
-          <w:p>
-            <w:pPr>
-              <w:pStyle w:val="Compact"/>
-              <w:spacing w:before="20" w:after="20"/>
-            </w:pPr>
-            <w:hyperlink r:id="rId12">
+            <w:hyperlink r:id="rId19">
+              <w:r>
+                <w:rPr>
+                  <w:rStyle w:val="Hyperlink"/>
+                </w:rPr>
+                <w:t>communication/training-overview.pptx</w:t>
+              </w:r>
+            </w:hyperlink>
+          </w:p>
+        </w:tc>
+        <w:tc>
+          <w:tcPr>
+            <w:tcW w:w="0" w:type="auto"/>
+          </w:tcPr>
+          <w:p>
+            <w:pPr>
+              <w:pStyle w:val="Compact"/>
+              <w:spacing w:before="20" w:after="20"/>
+            </w:pPr>
+            <w:r>
+              <w:rPr>
+                <w:sz w:val="19"/>
+              </w:rPr>
+              <w:t>pptx</w:t>
+            </w:r>
+          </w:p>
+        </w:tc>
+        <w:tc>
+          <w:tcPr>
+            <w:tcW w:w="0" w:type="auto"/>
+          </w:tcPr>
+          <w:p>
+            <w:pPr>
+              <w:pStyle w:val="Compact"/>
+              <w:spacing w:before="20" w:after="20"/>
+            </w:pPr>
+            <w:r>
+              <w:rPr>
+                <w:sz w:val="19"/>
+              </w:rPr>
+              <w:t xml:space="preserve">Training overview deck (8 slides) for HR leaders and prospective attendees — what the training is, objectives, agenda, the eight exercises, what to prepare, and the same </w:t>
+            </w:r>
+            <w:r>
+              <w:rPr>
+                <w:b/>
+                <w:bCs/>
+                <w:sz w:val="19"/>
+              </w:rPr>
+              <w:t>download links</w:t>
+            </w:r>
+            <w:r>
+              <w:rPr>
+                <w:sz w:val="19"/>
+              </w:rPr>
+              <w:t xml:space="preserve"> slide</w:t>
+            </w:r>
+          </w:p>
+        </w:tc>
+      </w:tr>
+      <w:tr>
+        <w:tc>
+          <w:tcPr>
+            <w:tcW w:w="0" w:type="auto"/>
+          </w:tcPr>
+          <w:p>
+            <w:pPr>
+              <w:pStyle w:val="Compact"/>
+              <w:spacing w:before="20" w:after="20"/>
+            </w:pPr>
+            <w:hyperlink r:id="rId20">
+              <w:r>
+                <w:rPr>
+                  <w:rStyle w:val="Hyperlink"/>
+                </w:rPr>
+                <w:t>communication/participant-email.html</w:t>
+              </w:r>
+            </w:hyperlink>
+          </w:p>
+        </w:tc>
+        <w:tc>
+          <w:tcPr>
+            <w:tcW w:w="0" w:type="auto"/>
+          </w:tcPr>
+          <w:p>
+            <w:pPr>
+              <w:pStyle w:val="Compact"/>
+              <w:spacing w:before="20" w:after="20"/>
+            </w:pPr>
+            <w:r>
+              <w:rPr>
+                <w:sz w:val="19"/>
+              </w:rPr>
+              <w:t>html</w:t>
+            </w:r>
+          </w:p>
+        </w:tc>
+        <w:tc>
+          <w:tcPr>
+            <w:tcW w:w="0" w:type="auto"/>
+          </w:tcPr>
+          <w:p>
+            <w:pPr>
+              <w:pStyle w:val="Compact"/>
+              <w:spacing w:before="20" w:after="20"/>
+            </w:pPr>
+            <w:r>
+              <w:rPr>
+                <w:sz w:val="19"/>
+              </w:rPr>
+              <w:t>Paste-ready Outlook invitation for attendees: session details, what to bring, and links to the workbook, sample data, and handouts</w:t>
+            </w:r>
+          </w:p>
+        </w:tc>
+      </w:tr>
+      <w:tr>
+        <w:tc>
+          <w:tcPr>
+            <w:tcW w:w="0" w:type="auto"/>
+          </w:tcPr>
+          <w:p>
+            <w:pPr>
+              <w:pStyle w:val="Compact"/>
+              <w:spacing w:before="20" w:after="20"/>
+            </w:pPr>
+            <w:hyperlink r:id="rId21">
+              <w:r>
+                <w:rPr>
+                  <w:rStyle w:val="Hyperlink"/>
+                </w:rPr>
+                <w:t>communication/instructor-email.html</w:t>
+              </w:r>
+            </w:hyperlink>
+          </w:p>
+        </w:tc>
+        <w:tc>
+          <w:tcPr>
+            <w:tcW w:w="0" w:type="auto"/>
+          </w:tcPr>
+          <w:p>
+            <w:pPr>
+              <w:pStyle w:val="Compact"/>
+              <w:spacing w:before="20" w:after="20"/>
+            </w:pPr>
+            <w:r>
+              <w:rPr>
+                <w:sz w:val="19"/>
+              </w:rPr>
+              <w:t>html</w:t>
+            </w:r>
+          </w:p>
+        </w:tc>
+        <w:tc>
+          <w:tcPr>
+            <w:tcW w:w="0" w:type="auto"/>
+          </w:tcPr>
+          <w:p>
+            <w:pPr>
+              <w:pStyle w:val="Compact"/>
+              <w:spacing w:before="20" w:after="20"/>
+            </w:pPr>
+            <w:r>
+              <w:rPr>
+                <w:sz w:val="19"/>
+              </w:rPr>
+              <w:t>Paste-ready Outlook email for the instructor: links to every kit asset, the preparation timeline, and key reminders</w:t>
+            </w:r>
+          </w:p>
+        </w:tc>
+      </w:tr>
+      <w:tr>
+        <w:tc>
+          <w:tcPr>
+            <w:tcW w:w="0" w:type="auto"/>
+          </w:tcPr>
+          <w:p>
+            <w:pPr>
+              <w:pStyle w:val="Compact"/>
+              <w:spacing w:before="20" w:after="20"/>
+            </w:pPr>
+            <w:r>
+              <w:rPr>
+                <w:sz w:val="19"/>
+              </w:rPr>
+              <w:t>instructor/readiness-checklist</w:t>
+            </w:r>
+          </w:p>
+        </w:tc>
+        <w:tc>
+          <w:tcPr>
+            <w:tcW w:w="0" w:type="auto"/>
+          </w:tcPr>
+          <w:p>
+            <w:pPr>
+              <w:pStyle w:val="Compact"/>
+              <w:spacing w:before="20" w:after="20"/>
+            </w:pPr>
+            <w:hyperlink r:id="rId22">
               <w:r>
                 <w:rPr>
                   <w:rStyle w:val="Hyperlink"/>
@@ -2313,7 +2720,7 @@
               </w:rPr>
               <w:t xml:space="preserve"> · </w:t>
             </w:r>
-            <w:hyperlink r:id="rId13">
+            <w:hyperlink r:id="rId23">
               <w:r>
                 <w:rPr>
                   <w:rStyle w:val="Hyperlink"/>
@@ -2355,20 +2762,20 @@
               <w:rPr>
                 <w:sz w:val="19"/>
               </w:rPr>
-              <w:t>seed-content</w:t>
-            </w:r>
-          </w:p>
-        </w:tc>
-        <w:tc>
-          <w:tcPr>
-            <w:tcW w:w="0" w:type="auto"/>
-          </w:tcPr>
-          <w:p>
-            <w:pPr>
-              <w:pStyle w:val="Compact"/>
-              <w:spacing w:before="20" w:after="20"/>
-            </w:pPr>
-            <w:hyperlink r:id="rId14">
+              <w:t>instructor/seed-content</w:t>
+            </w:r>
+          </w:p>
+        </w:tc>
+        <w:tc>
+          <w:tcPr>
+            <w:tcW w:w="0" w:type="auto"/>
+          </w:tcPr>
+          <w:p>
+            <w:pPr>
+              <w:pStyle w:val="Compact"/>
+              <w:spacing w:before="20" w:after="20"/>
+            </w:pPr>
+            <w:hyperlink r:id="rId24">
               <w:r>
                 <w:rPr>
                   <w:rStyle w:val="Hyperlink"/>
@@ -2382,7 +2789,7 @@
               </w:rPr>
               <w:t xml:space="preserve"> · </w:t>
             </w:r>
-            <w:hyperlink r:id="rId15">
+            <w:hyperlink r:id="rId25">
               <w:r>
                 <w:rPr>
                   <w:rStyle w:val="Hyperlink"/>
@@ -2424,20 +2831,20 @@
               <w:rPr>
                 <w:sz w:val="19"/>
               </w:rPr>
-              <w:t>facilitator-guide</w:t>
-            </w:r>
-          </w:p>
-        </w:tc>
-        <w:tc>
-          <w:tcPr>
-            <w:tcW w:w="0" w:type="auto"/>
-          </w:tcPr>
-          <w:p>
-            <w:pPr>
-              <w:pStyle w:val="Compact"/>
-              <w:spacing w:before="20" w:after="20"/>
-            </w:pPr>
-            <w:hyperlink r:id="rId16">
+              <w:t>instructor/facilitator-guide</w:t>
+            </w:r>
+          </w:p>
+        </w:tc>
+        <w:tc>
+          <w:tcPr>
+            <w:tcW w:w="0" w:type="auto"/>
+          </w:tcPr>
+          <w:p>
+            <w:pPr>
+              <w:pStyle w:val="Compact"/>
+              <w:spacing w:before="20" w:after="20"/>
+            </w:pPr>
+            <w:hyperlink r:id="rId26">
               <w:r>
                 <w:rPr>
                   <w:rStyle w:val="Hyperlink"/>
@@ -2451,7 +2858,7 @@
               </w:rPr>
               <w:t xml:space="preserve"> · </w:t>
             </w:r>
-            <w:hyperlink r:id="rId17">
+            <w:hyperlink r:id="rId27">
               <w:r>
                 <w:rPr>
                   <w:rStyle w:val="Hyperlink"/>
@@ -2493,20 +2900,20 @@
               <w:rPr>
                 <w:sz w:val="19"/>
               </w:rPr>
-              <w:t>facilitator-answer-key</w:t>
-            </w:r>
-          </w:p>
-        </w:tc>
-        <w:tc>
-          <w:tcPr>
-            <w:tcW w:w="0" w:type="auto"/>
-          </w:tcPr>
-          <w:p>
-            <w:pPr>
-              <w:pStyle w:val="Compact"/>
-              <w:spacing w:before="20" w:after="20"/>
-            </w:pPr>
-            <w:hyperlink r:id="rId18">
+              <w:t>instructor/facilitator-answer-key</w:t>
+            </w:r>
+          </w:p>
+        </w:tc>
+        <w:tc>
+          <w:tcPr>
+            <w:tcW w:w="0" w:type="auto"/>
+          </w:tcPr>
+          <w:p>
+            <w:pPr>
+              <w:pStyle w:val="Compact"/>
+              <w:spacing w:before="20" w:after="20"/>
+            </w:pPr>
+            <w:hyperlink r:id="rId28">
               <w:r>
                 <w:rPr>
                   <w:rStyle w:val="Hyperlink"/>
@@ -2520,7 +2927,7 @@
               </w:rPr>
               <w:t xml:space="preserve"> · </w:t>
             </w:r>
-            <w:hyperlink r:id="rId19">
+            <w:hyperlink r:id="rId29">
               <w:r>
                 <w:rPr>
                   <w:rStyle w:val="Hyperlink"/>
@@ -2562,20 +2969,20 @@
               <w:rPr>
                 <w:sz w:val="19"/>
               </w:rPr>
-              <w:t>participant-workbook</w:t>
-            </w:r>
-          </w:p>
-        </w:tc>
-        <w:tc>
-          <w:tcPr>
-            <w:tcW w:w="0" w:type="auto"/>
-          </w:tcPr>
-          <w:p>
-            <w:pPr>
-              <w:pStyle w:val="Compact"/>
-              <w:spacing w:before="20" w:after="20"/>
-            </w:pPr>
-            <w:hyperlink r:id="rId20">
+              <w:t>participant/participant-workbook</w:t>
+            </w:r>
+          </w:p>
+        </w:tc>
+        <w:tc>
+          <w:tcPr>
+            <w:tcW w:w="0" w:type="auto"/>
+          </w:tcPr>
+          <w:p>
+            <w:pPr>
+              <w:pStyle w:val="Compact"/>
+              <w:spacing w:before="20" w:after="20"/>
+            </w:pPr>
+            <w:hyperlink r:id="rId30">
               <w:r>
                 <w:rPr>
                   <w:rStyle w:val="Hyperlink"/>
@@ -2589,7 +2996,7 @@
               </w:rPr>
               <w:t xml:space="preserve"> · </w:t>
             </w:r>
-            <w:hyperlink r:id="rId21">
+            <w:hyperlink r:id="rId31">
               <w:r>
                 <w:rPr>
                   <w:rStyle w:val="Hyperlink"/>
@@ -2627,375 +3034,12 @@
               <w:pStyle w:val="Compact"/>
               <w:spacing w:before="20" w:after="20"/>
             </w:pPr>
-            <w:hyperlink r:id="rId22">
-              <w:r>
-                <w:rPr>
-                  <w:rStyle w:val="Hyperlink"/>
-                </w:rPr>
-                <w:t>quick-reference-card.docx</w:t>
-              </w:r>
-            </w:hyperlink>
-          </w:p>
-        </w:tc>
-        <w:tc>
-          <w:tcPr>
-            <w:tcW w:w="0" w:type="auto"/>
-          </w:tcPr>
-          <w:p>
-            <w:pPr>
-              <w:pStyle w:val="Compact"/>
-              <w:spacing w:before="20" w:after="20"/>
-            </w:pPr>
-            <w:r>
-              <w:rPr>
-                <w:sz w:val="19"/>
-              </w:rPr>
-              <w:t>docx</w:t>
-            </w:r>
-          </w:p>
-        </w:tc>
-        <w:tc>
-          <w:tcPr>
-            <w:tcW w:w="0" w:type="auto"/>
-          </w:tcPr>
-          <w:p>
-            <w:pPr>
-              <w:pStyle w:val="Compact"/>
-              <w:spacing w:before="20" w:after="20"/>
-            </w:pPr>
-            <w:r>
-              <w:rPr>
-                <w:sz w:val="19"/>
-              </w:rPr>
-              <w:t>One-page printable handout: tools, prompt recipe, approvals, UI map, golden rules</w:t>
-            </w:r>
-          </w:p>
-        </w:tc>
-      </w:tr>
-      <w:tr>
-        <w:tc>
-          <w:tcPr>
-            <w:tcW w:w="0" w:type="auto"/>
-          </w:tcPr>
-          <w:p>
-            <w:pPr>
-              <w:pStyle w:val="Compact"/>
-              <w:spacing w:before="20" w:after="20"/>
-            </w:pPr>
-            <w:r>
-              <w:rPr>
-                <w:sz w:val="19"/>
-              </w:rPr>
-              <w:t>after-the-workshop</w:t>
-            </w:r>
-          </w:p>
-        </w:tc>
-        <w:tc>
-          <w:tcPr>
-            <w:tcW w:w="0" w:type="auto"/>
-          </w:tcPr>
-          <w:p>
-            <w:pPr>
-              <w:pStyle w:val="Compact"/>
-              <w:spacing w:before="20" w:after="20"/>
-            </w:pPr>
-            <w:hyperlink r:id="rId23">
-              <w:r>
-                <w:rPr>
-                  <w:rStyle w:val="Hyperlink"/>
-                </w:rPr>
-                <w:t>.md</w:t>
-              </w:r>
-            </w:hyperlink>
-            <w:r>
-              <w:rPr>
-                <w:sz w:val="19"/>
-              </w:rPr>
-              <w:t xml:space="preserve"> · </w:t>
-            </w:r>
-            <w:hyperlink r:id="rId24">
-              <w:r>
-                <w:rPr>
-                  <w:rStyle w:val="Hyperlink"/>
-                </w:rPr>
-                <w:t>.docx</w:t>
-              </w:r>
-            </w:hyperlink>
-          </w:p>
-        </w:tc>
-        <w:tc>
-          <w:tcPr>
-            <w:tcW w:w="0" w:type="auto"/>
-          </w:tcPr>
-          <w:p>
-            <w:pPr>
-              <w:pStyle w:val="Compact"/>
-              <w:spacing w:before="20" w:after="20"/>
-            </w:pPr>
-            <w:r>
-              <w:rPr>
-                <w:sz w:val="19"/>
-              </w:rPr>
-              <w:t>Knowledge check, feedback survey (for Microsoft Forms), and 30-day adoption plan</w:t>
-            </w:r>
-          </w:p>
-        </w:tc>
-      </w:tr>
-      <w:tr>
-        <w:tc>
-          <w:tcPr>
-            <w:tcW w:w="0" w:type="auto"/>
-          </w:tcPr>
-          <w:p>
-            <w:pPr>
-              <w:pStyle w:val="Compact"/>
-              <w:spacing w:before="20" w:after="20"/>
-            </w:pPr>
-            <w:r>
-              <w:rPr>
-                <w:sz w:val="19"/>
-              </w:rPr>
-              <w:lastRenderedPageBreak/>
-              <w:t>reference/00-copilot-vs-cowork</w:t>
-            </w:r>
-          </w:p>
-        </w:tc>
-        <w:tc>
-          <w:tcPr>
-            <w:tcW w:w="0" w:type="auto"/>
-          </w:tcPr>
-          <w:p>
-            <w:pPr>
-              <w:pStyle w:val="Compact"/>
-              <w:spacing w:before="20" w:after="20"/>
-            </w:pPr>
-            <w:hyperlink r:id="rId25">
-              <w:r>
-                <w:rPr>
-                  <w:rStyle w:val="Hyperlink"/>
-                </w:rPr>
-                <w:t>.md</w:t>
-              </w:r>
-            </w:hyperlink>
-            <w:r>
-              <w:rPr>
-                <w:sz w:val="19"/>
-              </w:rPr>
-              <w:t xml:space="preserve"> · </w:t>
-            </w:r>
-            <w:hyperlink r:id="rId26">
-              <w:r>
-                <w:rPr>
-                  <w:rStyle w:val="Hyperlink"/>
-                </w:rPr>
-                <w:t>.docx</w:t>
-              </w:r>
-            </w:hyperlink>
-          </w:p>
-        </w:tc>
-        <w:tc>
-          <w:tcPr>
-            <w:tcW w:w="0" w:type="auto"/>
-          </w:tcPr>
-          <w:p>
-            <w:pPr>
-              <w:pStyle w:val="Compact"/>
-              <w:spacing w:before="20" w:after="20"/>
-            </w:pPr>
-            <w:r>
-              <w:rPr>
-                <w:sz w:val="19"/>
-              </w:rPr>
-              <w:t>Copilot Chat vs. Cowork — the difference (training opener)</w:t>
-            </w:r>
-          </w:p>
-        </w:tc>
-      </w:tr>
-      <w:tr>
-        <w:tc>
-          <w:tcPr>
-            <w:tcW w:w="0" w:type="auto"/>
-          </w:tcPr>
-          <w:p>
-            <w:pPr>
-              <w:pStyle w:val="Compact"/>
-              <w:spacing w:before="20" w:after="20"/>
-            </w:pPr>
-            <w:r>
-              <w:rPr>
-                <w:sz w:val="19"/>
-              </w:rPr>
-              <w:t>reference/01-cowork-overview</w:t>
-            </w:r>
-          </w:p>
-        </w:tc>
-        <w:tc>
-          <w:tcPr>
-            <w:tcW w:w="0" w:type="auto"/>
-          </w:tcPr>
-          <w:p>
-            <w:pPr>
-              <w:pStyle w:val="Compact"/>
-              <w:spacing w:before="20" w:after="20"/>
-            </w:pPr>
-            <w:hyperlink r:id="rId27">
-              <w:r>
-                <w:rPr>
-                  <w:rStyle w:val="Hyperlink"/>
-                </w:rPr>
-                <w:t>.md</w:t>
-              </w:r>
-            </w:hyperlink>
-            <w:r>
-              <w:rPr>
-                <w:sz w:val="19"/>
-              </w:rPr>
-              <w:t xml:space="preserve"> · </w:t>
-            </w:r>
-            <w:hyperlink r:id="rId28">
-              <w:r>
-                <w:rPr>
-                  <w:rStyle w:val="Hyperlink"/>
-                </w:rPr>
-                <w:t>.docx</w:t>
-              </w:r>
-            </w:hyperlink>
-          </w:p>
-        </w:tc>
-        <w:tc>
-          <w:tcPr>
-            <w:tcW w:w="0" w:type="auto"/>
-          </w:tcPr>
-          <w:p>
-            <w:pPr>
-              <w:pStyle w:val="Compact"/>
-              <w:spacing w:before="20" w:after="20"/>
-            </w:pPr>
-            <w:r>
-              <w:rPr>
-                <w:sz w:val="19"/>
-              </w:rPr>
-              <w:t>What Cowork is and where to use it</w:t>
-            </w:r>
-          </w:p>
-        </w:tc>
-      </w:tr>
-      <w:tr>
-        <w:tc>
-          <w:tcPr>
-            <w:tcW w:w="0" w:type="auto"/>
-          </w:tcPr>
-          <w:p>
-            <w:pPr>
-              <w:pStyle w:val="Compact"/>
-              <w:spacing w:before="20" w:after="20"/>
-            </w:pPr>
-            <w:r>
-              <w:rPr>
-                <w:sz w:val="19"/>
-              </w:rPr>
-              <w:t>reference/02-settings-and-models</w:t>
-            </w:r>
-          </w:p>
-        </w:tc>
-        <w:tc>
-          <w:tcPr>
-            <w:tcW w:w="0" w:type="auto"/>
-          </w:tcPr>
-          <w:p>
-            <w:pPr>
-              <w:pStyle w:val="Compact"/>
-              <w:spacing w:before="20" w:after="20"/>
-            </w:pPr>
-            <w:hyperlink r:id="rId29">
-              <w:r>
-                <w:rPr>
-                  <w:rStyle w:val="Hyperlink"/>
-                </w:rPr>
-                <w:t>.md</w:t>
-              </w:r>
-            </w:hyperlink>
-            <w:r>
-              <w:rPr>
-                <w:sz w:val="19"/>
-              </w:rPr>
-              <w:t xml:space="preserve"> · </w:t>
-            </w:r>
-            <w:hyperlink r:id="rId30">
-              <w:r>
-                <w:rPr>
-                  <w:rStyle w:val="Hyperlink"/>
-                </w:rPr>
-                <w:t>.docx</w:t>
-              </w:r>
-            </w:hyperlink>
-          </w:p>
-        </w:tc>
-        <w:tc>
-          <w:tcPr>
-            <w:tcW w:w="0" w:type="auto"/>
-          </w:tcPr>
-          <w:p>
-            <w:pPr>
-              <w:pStyle w:val="Compact"/>
-              <w:spacing w:before="20" w:after="20"/>
-            </w:pPr>
-            <w:r>
-              <w:rPr>
-                <w:sz w:val="19"/>
-              </w:rPr>
-              <w:t>Settings, model picker, reasoning effort, automations</w:t>
-            </w:r>
-          </w:p>
-        </w:tc>
-      </w:tr>
-      <w:tr>
-        <w:tc>
-          <w:tcPr>
-            <w:tcW w:w="0" w:type="auto"/>
-          </w:tcPr>
-          <w:p>
-            <w:pPr>
-              <w:pStyle w:val="Compact"/>
-              <w:spacing w:before="20" w:after="20"/>
-            </w:pPr>
-            <w:r>
-              <w:rPr>
-                <w:sz w:val="19"/>
-              </w:rPr>
-              <w:t>reference/03-skills-catalog</w:t>
-            </w:r>
-          </w:p>
-        </w:tc>
-        <w:tc>
-          <w:tcPr>
-            <w:tcW w:w="0" w:type="auto"/>
-          </w:tcPr>
-          <w:p>
-            <w:pPr>
-              <w:pStyle w:val="Compact"/>
-              <w:spacing w:before="20" w:after="20"/>
-            </w:pPr>
-            <w:hyperlink r:id="rId31">
-              <w:r>
-                <w:rPr>
-                  <w:rStyle w:val="Hyperlink"/>
-                </w:rPr>
-                <w:t>.md</w:t>
-              </w:r>
-            </w:hyperlink>
-            <w:r>
-              <w:rPr>
-                <w:sz w:val="19"/>
-              </w:rPr>
-              <w:t xml:space="preserve"> · </w:t>
-            </w:r>
             <w:hyperlink r:id="rId32">
               <w:r>
                 <w:rPr>
                   <w:rStyle w:val="Hyperlink"/>
                 </w:rPr>
-                <w:t>.docx</w:t>
+                <w:t>participant/quick-reference-card.docx</w:t>
               </w:r>
             </w:hyperlink>
           </w:p>
@@ -3013,7 +3057,24 @@
               <w:rPr>
                 <w:sz w:val="19"/>
               </w:rPr>
-              <w:t>Built-in skills and how skills work</w:t>
+              <w:t>docx</w:t>
+            </w:r>
+          </w:p>
+        </w:tc>
+        <w:tc>
+          <w:tcPr>
+            <w:tcW w:w="0" w:type="auto"/>
+          </w:tcPr>
+          <w:p>
+            <w:pPr>
+              <w:pStyle w:val="Compact"/>
+              <w:spacing w:before="20" w:after="20"/>
+            </w:pPr>
+            <w:r>
+              <w:rPr>
+                <w:sz w:val="19"/>
+              </w:rPr>
+              <w:t>One-page printable handout: tools, prompt recipe, approvals, UI map, golden rules</w:t>
             </w:r>
           </w:p>
         </w:tc>
@@ -3032,7 +3093,7 @@
               <w:rPr>
                 <w:sz w:val="19"/>
               </w:rPr>
-              <w:t>reference/04-prompt-library</w:t>
+              <w:t>participant/after-the-workshop</w:t>
             </w:r>
           </w:p>
         </w:tc>
@@ -3082,7 +3143,7 @@
               <w:rPr>
                 <w:sz w:val="19"/>
               </w:rPr>
-              <w:t>Copy-paste HR prompts by scenario</w:t>
+              <w:t>Knowledge check, feedback survey (for Microsoft Forms), and 30-day adoption plan</w:t>
             </w:r>
           </w:p>
         </w:tc>
@@ -3101,7 +3162,7 @@
               <w:rPr>
                 <w:sz w:val="19"/>
               </w:rPr>
-              <w:t>reference/05-custom-skill-guide</w:t>
+              <w:t>reference/00-copilot-vs-cowork</w:t>
             </w:r>
           </w:p>
         </w:tc>
@@ -3151,7 +3212,7 @@
               <w:rPr>
                 <w:sz w:val="19"/>
               </w:rPr>
-              <w:t>How to build, evaluate, and share a custom skill</w:t>
+              <w:t>Copilot Chat vs. Cowork — the difference (training opener)</w:t>
             </w:r>
           </w:p>
         </w:tc>
@@ -3170,7 +3231,7 @@
               <w:rPr>
                 <w:sz w:val="19"/>
               </w:rPr>
-              <w:t>reference/06-responsible-use</w:t>
+              <w:t>reference/01-cowork-overview</w:t>
             </w:r>
           </w:p>
         </w:tc>
@@ -3220,7 +3281,7 @@
               <w:rPr>
                 <w:sz w:val="19"/>
               </w:rPr>
-              <w:t>Data handling and responsible-use rules</w:t>
+              <w:t>What Cowork is and where to use it</w:t>
             </w:r>
           </w:p>
         </w:tc>
@@ -3239,7 +3300,7 @@
               <w:rPr>
                 <w:sz w:val="19"/>
               </w:rPr>
-              <w:t>reference/07-cowork-ui-walkthrough</w:t>
+              <w:t>reference/02-settings-and-models</w:t>
             </w:r>
           </w:p>
         </w:tc>
@@ -3289,7 +3350,7 @@
               <w:rPr>
                 <w:sz w:val="19"/>
               </w:rPr>
-              <w:t>UI tour — New task, My tasks, Automations, Customize</w:t>
+              <w:t>Settings, model picker, reasoning effort, automations</w:t>
             </w:r>
           </w:p>
         </w:tc>
@@ -3308,7 +3369,7 @@
               <w:rPr>
                 <w:sz w:val="19"/>
               </w:rPr>
-              <w:t>reference/08-agent-builder-policy-agent</w:t>
+              <w:t>reference/03-skills-catalog</w:t>
             </w:r>
           </w:p>
         </w:tc>
@@ -3358,7 +3419,7 @@
               <w:rPr>
                 <w:sz w:val="19"/>
               </w:rPr>
-              <w:t>Build a Policy Agent with Copilot Agent Builder (Exercise 8)</w:t>
+              <w:t>Built-in skills and how skills work</w:t>
             </w:r>
           </w:p>
         </w:tc>
@@ -3377,7 +3438,7 @@
               <w:rPr>
                 <w:sz w:val="19"/>
               </w:rPr>
-              <w:t>reference/09-plugins</w:t>
+              <w:t>reference/04-prompt-library</w:t>
             </w:r>
           </w:p>
         </w:tc>
@@ -3427,7 +3488,7 @@
               <w:rPr>
                 <w:sz w:val="19"/>
               </w:rPr>
-              <w:t>Spotlight: extend Cowork with HR plugins (Customize → Plugins), with an MCP example for IT</w:t>
+              <w:t>Copy-paste HR prompts by scenario</w:t>
             </w:r>
           </w:p>
         </w:tc>
@@ -3446,7 +3507,7 @@
               <w:rPr>
                 <w:sz w:val="19"/>
               </w:rPr>
-              <w:t>reference/10-cowork-browser</w:t>
+              <w:t>reference/05-custom-skill-guide</w:t>
             </w:r>
           </w:p>
         </w:tc>
@@ -3496,7 +3557,7 @@
               <w:rPr>
                 <w:sz w:val="19"/>
               </w:rPr>
-              <w:t>Navigate websites with Cowork's browser: what it is, how to turn it on, troubleshooting (Exercise 3)</w:t>
+              <w:t>How to build, evaluate, and share a custom skill</w:t>
             </w:r>
           </w:p>
         </w:tc>
@@ -3515,7 +3576,7 @@
               <w:rPr>
                 <w:sz w:val="19"/>
               </w:rPr>
-              <w:t>skills/hr-policy-answer/SKILL</w:t>
+              <w:t>reference/06-responsible-use</w:t>
             </w:r>
           </w:p>
         </w:tc>
@@ -3540,7 +3601,7 @@
               <w:rPr>
                 <w:sz w:val="19"/>
               </w:rPr>
-              <w:t xml:space="preserve"> (used by Cowork) · </w:t>
+              <w:t xml:space="preserve"> · </w:t>
             </w:r>
             <w:hyperlink r:id="rId48">
               <w:r>
@@ -3550,28 +3611,22 @@
                 <w:t>.docx</w:t>
               </w:r>
             </w:hyperlink>
-            <w:r>
-              <w:rPr>
-                <w:sz w:val="19"/>
-              </w:rPr>
-              <w:t xml:space="preserve"> (read-only copy)</w:t>
-            </w:r>
-          </w:p>
-        </w:tc>
-        <w:tc>
-          <w:tcPr>
-            <w:tcW w:w="0" w:type="auto"/>
-          </w:tcPr>
-          <w:p>
-            <w:pPr>
-              <w:pStyle w:val="Compact"/>
-              <w:spacing w:before="20" w:after="20"/>
-            </w:pPr>
-            <w:r>
-              <w:rPr>
-                <w:sz w:val="19"/>
-              </w:rPr>
-              <w:t>Example custom skill (reference/answer key)</w:t>
+          </w:p>
+        </w:tc>
+        <w:tc>
+          <w:tcPr>
+            <w:tcW w:w="0" w:type="auto"/>
+          </w:tcPr>
+          <w:p>
+            <w:pPr>
+              <w:pStyle w:val="Compact"/>
+              <w:spacing w:before="20" w:after="20"/>
+            </w:pPr>
+            <w:r>
+              <w:rPr>
+                <w:sz w:val="19"/>
+              </w:rPr>
+              <w:t>Data handling and responsible-use rules</w:t>
             </w:r>
           </w:p>
         </w:tc>
@@ -3586,7 +3641,359 @@
               <w:pStyle w:val="Compact"/>
               <w:spacing w:before="20" w:after="20"/>
             </w:pPr>
+            <w:r>
+              <w:rPr>
+                <w:sz w:val="19"/>
+              </w:rPr>
+              <w:t>reference/07-cowork-ui-walkthrough</w:t>
+            </w:r>
+          </w:p>
+        </w:tc>
+        <w:tc>
+          <w:tcPr>
+            <w:tcW w:w="0" w:type="auto"/>
+          </w:tcPr>
+          <w:p>
+            <w:pPr>
+              <w:pStyle w:val="Compact"/>
+              <w:spacing w:before="20" w:after="20"/>
+            </w:pPr>
             <w:hyperlink r:id="rId49">
+              <w:r>
+                <w:rPr>
+                  <w:rStyle w:val="Hyperlink"/>
+                </w:rPr>
+                <w:t>.md</w:t>
+              </w:r>
+            </w:hyperlink>
+            <w:r>
+              <w:rPr>
+                <w:sz w:val="19"/>
+              </w:rPr>
+              <w:t xml:space="preserve"> · </w:t>
+            </w:r>
+            <w:hyperlink r:id="rId50">
+              <w:r>
+                <w:rPr>
+                  <w:rStyle w:val="Hyperlink"/>
+                </w:rPr>
+                <w:t>.docx</w:t>
+              </w:r>
+            </w:hyperlink>
+          </w:p>
+        </w:tc>
+        <w:tc>
+          <w:tcPr>
+            <w:tcW w:w="0" w:type="auto"/>
+          </w:tcPr>
+          <w:p>
+            <w:pPr>
+              <w:pStyle w:val="Compact"/>
+              <w:spacing w:before="20" w:after="20"/>
+            </w:pPr>
+            <w:r>
+              <w:rPr>
+                <w:sz w:val="19"/>
+              </w:rPr>
+              <w:t>UI tour — New task, My tasks, Automations, Customize</w:t>
+            </w:r>
+          </w:p>
+        </w:tc>
+      </w:tr>
+      <w:tr>
+        <w:tc>
+          <w:tcPr>
+            <w:tcW w:w="0" w:type="auto"/>
+          </w:tcPr>
+          <w:p>
+            <w:pPr>
+              <w:pStyle w:val="Compact"/>
+              <w:spacing w:before="20" w:after="20"/>
+            </w:pPr>
+            <w:r>
+              <w:rPr>
+                <w:sz w:val="19"/>
+              </w:rPr>
+              <w:lastRenderedPageBreak/>
+              <w:t>reference/08-agent-builder-policy-agent</w:t>
+            </w:r>
+          </w:p>
+        </w:tc>
+        <w:tc>
+          <w:tcPr>
+            <w:tcW w:w="0" w:type="auto"/>
+          </w:tcPr>
+          <w:p>
+            <w:pPr>
+              <w:pStyle w:val="Compact"/>
+              <w:spacing w:before="20" w:after="20"/>
+            </w:pPr>
+            <w:hyperlink r:id="rId51">
+              <w:r>
+                <w:rPr>
+                  <w:rStyle w:val="Hyperlink"/>
+                </w:rPr>
+                <w:t>.md</w:t>
+              </w:r>
+            </w:hyperlink>
+            <w:r>
+              <w:rPr>
+                <w:sz w:val="19"/>
+              </w:rPr>
+              <w:t xml:space="preserve"> · </w:t>
+            </w:r>
+            <w:hyperlink r:id="rId52">
+              <w:r>
+                <w:rPr>
+                  <w:rStyle w:val="Hyperlink"/>
+                </w:rPr>
+                <w:t>.docx</w:t>
+              </w:r>
+            </w:hyperlink>
+          </w:p>
+        </w:tc>
+        <w:tc>
+          <w:tcPr>
+            <w:tcW w:w="0" w:type="auto"/>
+          </w:tcPr>
+          <w:p>
+            <w:pPr>
+              <w:pStyle w:val="Compact"/>
+              <w:spacing w:before="20" w:after="20"/>
+            </w:pPr>
+            <w:r>
+              <w:rPr>
+                <w:sz w:val="19"/>
+              </w:rPr>
+              <w:t>Build a Policy Agent with Copilot Agent Builder (Exercise 8)</w:t>
+            </w:r>
+          </w:p>
+        </w:tc>
+      </w:tr>
+      <w:tr>
+        <w:tc>
+          <w:tcPr>
+            <w:tcW w:w="0" w:type="auto"/>
+          </w:tcPr>
+          <w:p>
+            <w:pPr>
+              <w:pStyle w:val="Compact"/>
+              <w:spacing w:before="20" w:after="20"/>
+            </w:pPr>
+            <w:r>
+              <w:rPr>
+                <w:sz w:val="19"/>
+              </w:rPr>
+              <w:t>reference/09-plugins</w:t>
+            </w:r>
+          </w:p>
+        </w:tc>
+        <w:tc>
+          <w:tcPr>
+            <w:tcW w:w="0" w:type="auto"/>
+          </w:tcPr>
+          <w:p>
+            <w:pPr>
+              <w:pStyle w:val="Compact"/>
+              <w:spacing w:before="20" w:after="20"/>
+            </w:pPr>
+            <w:hyperlink r:id="rId53">
+              <w:r>
+                <w:rPr>
+                  <w:rStyle w:val="Hyperlink"/>
+                </w:rPr>
+                <w:t>.md</w:t>
+              </w:r>
+            </w:hyperlink>
+            <w:r>
+              <w:rPr>
+                <w:sz w:val="19"/>
+              </w:rPr>
+              <w:t xml:space="preserve"> · </w:t>
+            </w:r>
+            <w:hyperlink r:id="rId54">
+              <w:r>
+                <w:rPr>
+                  <w:rStyle w:val="Hyperlink"/>
+                </w:rPr>
+                <w:t>.docx</w:t>
+              </w:r>
+            </w:hyperlink>
+          </w:p>
+        </w:tc>
+        <w:tc>
+          <w:tcPr>
+            <w:tcW w:w="0" w:type="auto"/>
+          </w:tcPr>
+          <w:p>
+            <w:pPr>
+              <w:pStyle w:val="Compact"/>
+              <w:spacing w:before="20" w:after="20"/>
+            </w:pPr>
+            <w:r>
+              <w:rPr>
+                <w:sz w:val="19"/>
+              </w:rPr>
+              <w:t>Spotlight: extend Cowork with HR plugins (Customize → Plugins), with an MCP example for IT</w:t>
+            </w:r>
+          </w:p>
+        </w:tc>
+      </w:tr>
+      <w:tr>
+        <w:tc>
+          <w:tcPr>
+            <w:tcW w:w="0" w:type="auto"/>
+          </w:tcPr>
+          <w:p>
+            <w:pPr>
+              <w:pStyle w:val="Compact"/>
+              <w:spacing w:before="20" w:after="20"/>
+            </w:pPr>
+            <w:r>
+              <w:rPr>
+                <w:sz w:val="19"/>
+              </w:rPr>
+              <w:t>reference/10-cowork-browser</w:t>
+            </w:r>
+          </w:p>
+        </w:tc>
+        <w:tc>
+          <w:tcPr>
+            <w:tcW w:w="0" w:type="auto"/>
+          </w:tcPr>
+          <w:p>
+            <w:pPr>
+              <w:pStyle w:val="Compact"/>
+              <w:spacing w:before="20" w:after="20"/>
+            </w:pPr>
+            <w:hyperlink r:id="rId55">
+              <w:r>
+                <w:rPr>
+                  <w:rStyle w:val="Hyperlink"/>
+                </w:rPr>
+                <w:t>.md</w:t>
+              </w:r>
+            </w:hyperlink>
+            <w:r>
+              <w:rPr>
+                <w:sz w:val="19"/>
+              </w:rPr>
+              <w:t xml:space="preserve"> · </w:t>
+            </w:r>
+            <w:hyperlink r:id="rId56">
+              <w:r>
+                <w:rPr>
+                  <w:rStyle w:val="Hyperlink"/>
+                </w:rPr>
+                <w:t>.docx</w:t>
+              </w:r>
+            </w:hyperlink>
+          </w:p>
+        </w:tc>
+        <w:tc>
+          <w:tcPr>
+            <w:tcW w:w="0" w:type="auto"/>
+          </w:tcPr>
+          <w:p>
+            <w:pPr>
+              <w:pStyle w:val="Compact"/>
+              <w:spacing w:before="20" w:after="20"/>
+            </w:pPr>
+            <w:r>
+              <w:rPr>
+                <w:sz w:val="19"/>
+              </w:rPr>
+              <w:t>Navigate websites with Cowork's browser: what it is, how to turn it on, troubleshooting (Exercise 3)</w:t>
+            </w:r>
+          </w:p>
+        </w:tc>
+      </w:tr>
+      <w:tr>
+        <w:tc>
+          <w:tcPr>
+            <w:tcW w:w="0" w:type="auto"/>
+          </w:tcPr>
+          <w:p>
+            <w:pPr>
+              <w:pStyle w:val="Compact"/>
+              <w:spacing w:before="20" w:after="20"/>
+            </w:pPr>
+            <w:r>
+              <w:rPr>
+                <w:sz w:val="19"/>
+              </w:rPr>
+              <w:t>skills/hr-policy-answer/SKILL</w:t>
+            </w:r>
+          </w:p>
+        </w:tc>
+        <w:tc>
+          <w:tcPr>
+            <w:tcW w:w="0" w:type="auto"/>
+          </w:tcPr>
+          <w:p>
+            <w:pPr>
+              <w:pStyle w:val="Compact"/>
+              <w:spacing w:before="20" w:after="20"/>
+            </w:pPr>
+            <w:hyperlink r:id="rId57">
+              <w:r>
+                <w:rPr>
+                  <w:rStyle w:val="Hyperlink"/>
+                </w:rPr>
+                <w:t>.md</w:t>
+              </w:r>
+            </w:hyperlink>
+            <w:r>
+              <w:rPr>
+                <w:sz w:val="19"/>
+              </w:rPr>
+              <w:t xml:space="preserve"> (used by Cowork) · </w:t>
+            </w:r>
+            <w:hyperlink r:id="rId58">
+              <w:r>
+                <w:rPr>
+                  <w:rStyle w:val="Hyperlink"/>
+                </w:rPr>
+                <w:t>.docx</w:t>
+              </w:r>
+            </w:hyperlink>
+            <w:r>
+              <w:rPr>
+                <w:sz w:val="19"/>
+              </w:rPr>
+              <w:t xml:space="preserve"> (read-only copy)</w:t>
+            </w:r>
+          </w:p>
+        </w:tc>
+        <w:tc>
+          <w:tcPr>
+            <w:tcW w:w="0" w:type="auto"/>
+          </w:tcPr>
+          <w:p>
+            <w:pPr>
+              <w:pStyle w:val="Compact"/>
+              <w:spacing w:before="20" w:after="20"/>
+            </w:pPr>
+            <w:r>
+              <w:rPr>
+                <w:sz w:val="19"/>
+              </w:rPr>
+              <w:t>Example custom skill (reference/answer key)</w:t>
+            </w:r>
+          </w:p>
+        </w:tc>
+      </w:tr>
+      <w:tr>
+        <w:tc>
+          <w:tcPr>
+            <w:tcW w:w="0" w:type="auto"/>
+          </w:tcPr>
+          <w:p>
+            <w:pPr>
+              <w:pStyle w:val="Compact"/>
+              <w:spacing w:before="20" w:after="20"/>
+            </w:pPr>
+            <w:hyperlink r:id="rId59">
               <w:r>
                 <w:rPr>
                   <w:rStyle w:val="Hyperlink"/>
@@ -3640,7 +4047,13 @@
               <w:rPr>
                 <w:sz w:val="19"/>
               </w:rPr>
-              <w:t xml:space="preserve"> HR data: the Word/Excel files used in the exercises, plus their editable .md/.csv sources</w:t>
+              <w:t xml:space="preserve"> </w:t>
+            </w:r>
+            <w:r>
+              <w:rPr>
+                <w:sz w:val="19"/>
+              </w:rPr>
+              <w:t>HR data: the Word/Excel files used in the exercises, plus their editable .md/.csv sources</w:t>
             </w:r>
           </w:p>
         </w:tc>
@@ -3655,12 +4068,12 @@
               <w:pStyle w:val="Compact"/>
               <w:spacing w:before="20" w:after="20"/>
             </w:pPr>
-            <w:hyperlink r:id="rId50">
+            <w:hyperlink r:id="rId60">
               <w:r>
                 <w:rPr>
                   <w:rStyle w:val="Hyperlink"/>
                 </w:rPr>
-                <w:t>zava-sample-knowledge.zip</w:t>
+                <w:t>participant/zava-sample-knowledge.zip</w:t>
               </w:r>
             </w:hyperlink>
           </w:p>
@@ -3739,7 +4152,7 @@
       <w:r>
         <w:t xml:space="preserve"> sample files. They work in both Cowork and Agent Builder (which doesn't accept .md or .csv). Download </w:t>
       </w:r>
-      <w:hyperlink r:id="rId51">
+      <w:hyperlink r:id="rId61">
         <w:r>
           <w:rPr>
             <w:rStyle w:val="Hyperlink"/>
@@ -3881,7 +4294,7 @@
               <w:pStyle w:val="Compact"/>
               <w:spacing w:before="20" w:after="20"/>
             </w:pPr>
-            <w:hyperlink r:id="rId52">
+            <w:hyperlink r:id="rId62">
               <w:r>
                 <w:rPr>
                   <w:rStyle w:val="Hyperlink"/>
@@ -3936,7 +4349,7 @@
               <w:pStyle w:val="Compact"/>
               <w:spacing w:before="20" w:after="20"/>
             </w:pPr>
-            <w:hyperlink r:id="rId53">
+            <w:hyperlink r:id="rId63">
               <w:r>
                 <w:rPr>
                   <w:rStyle w:val="Hyperlink"/>
@@ -3991,7 +4404,7 @@
               <w:pStyle w:val="Compact"/>
               <w:spacing w:before="20" w:after="20"/>
             </w:pPr>
-            <w:hyperlink r:id="rId54">
+            <w:hyperlink r:id="rId64">
               <w:r>
                 <w:rPr>
                   <w:rStyle w:val="Hyperlink"/>
@@ -4046,7 +4459,7 @@
               <w:pStyle w:val="Compact"/>
               <w:spacing w:before="20" w:after="20"/>
             </w:pPr>
-            <w:hyperlink r:id="rId55">
+            <w:hyperlink r:id="rId65">
               <w:r>
                 <w:rPr>
                   <w:rStyle w:val="Hyperlink"/>
@@ -4101,7 +4514,7 @@
               <w:pStyle w:val="Compact"/>
               <w:spacing w:before="20" w:after="20"/>
             </w:pPr>
-            <w:hyperlink r:id="rId56">
+            <w:hyperlink r:id="rId66">
               <w:r>
                 <w:rPr>
                   <w:rStyle w:val="Hyperlink"/>
@@ -4156,7 +4569,7 @@
               <w:pStyle w:val="Compact"/>
               <w:spacing w:before="20" w:after="20"/>
             </w:pPr>
-            <w:hyperlink r:id="rId57">
+            <w:hyperlink r:id="rId67">
               <w:r>
                 <w:rPr>
                   <w:rStyle w:val="Hyperlink"/>
@@ -4255,7 +4668,7 @@
         <w:pStyle w:val="Heading2"/>
       </w:pPr>
       <w:bookmarkStart w:id="14" w:name="how-to-use-this-kit"/>
-      <w:bookmarkStart w:id="15" w:name="_Toc241858849"/>
+      <w:bookmarkStart w:id="15" w:name="_Toc241869868"/>
       <w:bookmarkEnd w:id="11"/>
       <w:bookmarkEnd w:id="13"/>
       <w:r>
@@ -4268,7 +4681,7 @@
         <w:pStyle w:val="Compact"/>
         <w:numPr>
           <w:ilvl w:val="0"/>
-          <w:numId w:val="4"/>
+          <w:numId w:val="5"/>
         </w:numPr>
       </w:pPr>
       <w:r>
@@ -4281,7 +4694,7 @@
       <w:r>
         <w:t xml:space="preserve"> follow the </w:t>
       </w:r>
-      <w:hyperlink r:id="rId58">
+      <w:hyperlink r:id="rId68">
         <w:r>
           <w:rPr>
             <w:rStyle w:val="Hyperlink"/>
@@ -4292,7 +4705,7 @@
       <w:r>
         <w:t xml:space="preserve">. Provision accounts, estimate cost, and load </w:t>
       </w:r>
-      <w:hyperlink r:id="rId59">
+      <w:hyperlink r:id="rId69">
         <w:r>
           <w:rPr>
             <w:rStyle w:val="Hyperlink"/>
@@ -4301,7 +4714,43 @@
         </w:r>
       </w:hyperlink>
       <w:r>
-        <w:t xml:space="preserve"> the day before.</w:t>
+        <w:t xml:space="preserve"> the day before. Send the instructor the </w:t>
+      </w:r>
+      <w:hyperlink r:id="rId70">
+        <w:r>
+          <w:rPr>
+            <w:rStyle w:val="Hyperlink"/>
+          </w:rPr>
+          <w:t>instructor email</w:t>
+        </w:r>
+      </w:hyperlink>
+      <w:r>
+        <w:t xml:space="preserve">, and attendees the </w:t>
+      </w:r>
+      <w:hyperlink r:id="rId71">
+        <w:r>
+          <w:rPr>
+            <w:rStyle w:val="Hyperlink"/>
+          </w:rPr>
+          <w:t>participant email</w:t>
+        </w:r>
+      </w:hyperlink>
+      <w:r>
+        <w:t xml:space="preserve"> one week out; use the </w:t>
+      </w:r>
+      <w:hyperlink r:id="rId72">
+        <w:r>
+          <w:rPr>
+            <w:rStyle w:val="Hyperlink"/>
+          </w:rPr>
+          <w:t>training overview deck</w:t>
+        </w:r>
+      </w:hyperlink>
+      <w:r>
+        <w:t xml:space="preserve"> to introduce the workshop. To use </w:t>
+      </w:r>
+      <w:r>
+        <w:t>either email, open it in a browser, copy the email, and paste it into Outlook. Its links point to this private repo, so give recipients access or swap in your Teams/SharePoint links.</w:t>
       </w:r>
     </w:p>
     <w:p>
@@ -4309,7 +4758,7 @@
         <w:pStyle w:val="Compact"/>
         <w:numPr>
           <w:ilvl w:val="0"/>
-          <w:numId w:val="4"/>
+          <w:numId w:val="5"/>
         </w:numPr>
       </w:pPr>
       <w:r>
@@ -4322,7 +4771,7 @@
       <w:r>
         <w:t xml:space="preserve"> read </w:t>
       </w:r>
-      <w:hyperlink r:id="rId60">
+      <w:hyperlink r:id="rId73">
         <w:r>
           <w:rPr>
             <w:rStyle w:val="Hyperlink"/>
@@ -4333,7 +4782,7 @@
       <w:r>
         <w:t xml:space="preserve">, do a full dry run against the </w:t>
       </w:r>
-      <w:hyperlink r:id="rId61">
+      <w:hyperlink r:id="rId74">
         <w:r>
           <w:rPr>
             <w:rStyle w:val="Hyperlink"/>
@@ -4344,7 +4793,7 @@
       <w:r>
         <w:t xml:space="preserve">, and present with </w:t>
       </w:r>
-      <w:hyperlink r:id="rId62">
+      <w:hyperlink r:id="rId75">
         <w:r>
           <w:rPr>
             <w:rStyle w:val="Hyperlink"/>
@@ -4361,7 +4810,7 @@
         <w:pStyle w:val="Compact"/>
         <w:numPr>
           <w:ilvl w:val="0"/>
-          <w:numId w:val="4"/>
+          <w:numId w:val="5"/>
         </w:numPr>
       </w:pPr>
       <w:r>
@@ -4369,12 +4818,16 @@
           <w:b/>
           <w:bCs/>
         </w:rPr>
+        <w:lastRenderedPageBreak/>
         <w:t>Attendees:</w:t>
       </w:r>
       <w:r>
-        <w:t xml:space="preserve"> on the day, follow </w:t>
-      </w:r>
-      <w:hyperlink r:id="rId63">
+        <w:t xml:space="preserve"> </w:t>
+      </w:r>
+      <w:r>
+        <w:t xml:space="preserve">on the day, follow </w:t>
+      </w:r>
+      <w:hyperlink r:id="rId76">
         <w:r>
           <w:rPr>
             <w:rStyle w:val="Hyperlink"/>
@@ -4385,7 +4838,7 @@
       <w:r>
         <w:t xml:space="preserve"> start to finish, with the printed </w:t>
       </w:r>
-      <w:hyperlink r:id="rId64">
+      <w:hyperlink r:id="rId77">
         <w:r>
           <w:rPr>
             <w:rStyle w:val="Hyperlink"/>
@@ -4396,7 +4849,7 @@
       <w:r>
         <w:t xml:space="preserve"> and the </w:t>
       </w:r>
-      <w:hyperlink r:id="rId65">
+      <w:hyperlink r:id="rId78">
         <w:r>
           <w:rPr>
             <w:rStyle w:val="Hyperlink"/>
@@ -4413,7 +4866,7 @@
         <w:pStyle w:val="Compact"/>
         <w:numPr>
           <w:ilvl w:val="0"/>
-          <w:numId w:val="4"/>
+          <w:numId w:val="5"/>
         </w:numPr>
       </w:pPr>
       <w:r>
@@ -4426,7 +4879,7 @@
       <w:r>
         <w:t xml:space="preserve"> send </w:t>
       </w:r>
-      <w:hyperlink r:id="rId66">
+      <w:hyperlink r:id="rId79">
         <w:r>
           <w:rPr>
             <w:rStyle w:val="Hyperlink"/>
@@ -4443,7 +4896,7 @@
         <w:pStyle w:val="Compact"/>
         <w:numPr>
           <w:ilvl w:val="0"/>
-          <w:numId w:val="4"/>
+          <w:numId w:val="5"/>
         </w:numPr>
       </w:pPr>
       <w:r>
@@ -4482,7 +4935,7 @@
         <w:pStyle w:val="Heading2"/>
       </w:pPr>
       <w:bookmarkStart w:id="16" w:name="requirement-coverage"/>
-      <w:bookmarkStart w:id="17" w:name="_Toc241858850"/>
+      <w:bookmarkStart w:id="17" w:name="_Toc241869869"/>
       <w:bookmarkEnd w:id="14"/>
       <w:r>
         <w:t>Requirement coverage</w:t>
@@ -4494,7 +4947,7 @@
         <w:pStyle w:val="Compact"/>
         <w:numPr>
           <w:ilvl w:val="0"/>
-          <w:numId w:val="5"/>
+          <w:numId w:val="6"/>
         </w:numPr>
       </w:pPr>
       <w:r>
@@ -4519,7 +4972,7 @@
         <w:pStyle w:val="Compact"/>
         <w:numPr>
           <w:ilvl w:val="0"/>
-          <w:numId w:val="5"/>
+          <w:numId w:val="6"/>
         </w:numPr>
       </w:pPr>
       <w:r>
@@ -4544,7 +4997,7 @@
         <w:pStyle w:val="Compact"/>
         <w:numPr>
           <w:ilvl w:val="0"/>
-          <w:numId w:val="5"/>
+          <w:numId w:val="6"/>
         </w:numPr>
       </w:pPr>
       <w:r>
@@ -4559,7 +5012,7 @@
         <w:pStyle w:val="Compact"/>
         <w:numPr>
           <w:ilvl w:val="0"/>
-          <w:numId w:val="5"/>
+          <w:numId w:val="6"/>
         </w:numPr>
       </w:pPr>
       <w:r>
@@ -4584,7 +5037,7 @@
         <w:pStyle w:val="Compact"/>
         <w:numPr>
           <w:ilvl w:val="0"/>
-          <w:numId w:val="5"/>
+          <w:numId w:val="6"/>
         </w:numPr>
       </w:pPr>
       <w:r>
@@ -4619,7 +5072,7 @@
         <w:pStyle w:val="Compact"/>
         <w:numPr>
           <w:ilvl w:val="0"/>
-          <w:numId w:val="5"/>
+          <w:numId w:val="6"/>
         </w:numPr>
       </w:pPr>
       <w:r>
@@ -4654,7 +5107,7 @@
         <w:pStyle w:val="Compact"/>
         <w:numPr>
           <w:ilvl w:val="0"/>
-          <w:numId w:val="5"/>
+          <w:numId w:val="6"/>
         </w:numPr>
       </w:pPr>
       <w:r>
@@ -4699,7 +5152,7 @@
         <w:pStyle w:val="Compact"/>
         <w:numPr>
           <w:ilvl w:val="0"/>
-          <w:numId w:val="5"/>
+          <w:numId w:val="6"/>
         </w:numPr>
       </w:pPr>
       <w:r>
@@ -4724,7 +5177,7 @@
         <w:pStyle w:val="Compact"/>
         <w:numPr>
           <w:ilvl w:val="0"/>
-          <w:numId w:val="5"/>
+          <w:numId w:val="6"/>
         </w:numPr>
       </w:pPr>
       <w:r>
@@ -4751,7 +5204,10 @@
         <w:t>Copilot Agent Builder</w:t>
       </w:r>
       <w:r>
-        <w:t xml:space="preserve"> (Exercise 8)</w:t>
+        <w:t xml:space="preserve"> </w:t>
+      </w:r>
+      <w:r>
+        <w:t>(Exercise 8)</w:t>
       </w:r>
     </w:p>
     <w:p>
@@ -4759,7 +5215,7 @@
         <w:pStyle w:val="Compact"/>
         <w:numPr>
           <w:ilvl w:val="0"/>
-          <w:numId w:val="5"/>
+          <w:numId w:val="6"/>
         </w:numPr>
       </w:pPr>
       <w:r>
@@ -4794,7 +5250,7 @@
         <w:pStyle w:val="Compact"/>
         <w:numPr>
           <w:ilvl w:val="0"/>
-          <w:numId w:val="5"/>
+          <w:numId w:val="6"/>
         </w:numPr>
       </w:pPr>
       <w:r>
@@ -4819,7 +5275,7 @@
         <w:pStyle w:val="Compact"/>
         <w:numPr>
           <w:ilvl w:val="0"/>
-          <w:numId w:val="5"/>
+          <w:numId w:val="6"/>
         </w:numPr>
       </w:pPr>
       <w:r>
@@ -4901,7 +5357,7 @@
         <w:pStyle w:val="Compact"/>
         <w:numPr>
           <w:ilvl w:val="0"/>
-          <w:numId w:val="5"/>
+          <w:numId w:val="6"/>
         </w:numPr>
       </w:pPr>
       <w:r>
@@ -4913,8 +5369,7 @@
     </w:p>
     <w:p>
       <w:r>
-        <w:lastRenderedPageBreak/>
-        <w:pict w14:anchorId="6F9EC6E8">
+        <w:pict w14:anchorId="60524D95">
           <v:rect id="_x0000_i1025" style="width:0;height:1.5pt" o:hralign="center" o:hrstd="t" o:hr="t"/>
         </w:pict>
       </w:r>
@@ -4928,9 +5383,16 @@
           <w:i/>
           <w:iCs/>
         </w:rPr>
-        <w:t xml:space="preserve">Sample content depicts the fictional company "Zava" and is for training purposes only. Divider illustrations: </w:t>
-      </w:r>
-      <w:hyperlink r:id="rId67">
+        <w:t xml:space="preserve">Sample content depicts the fictional company "Zava" and is for training purposes only. </w:t>
+      </w:r>
+      <w:r>
+        <w:rPr>
+          <w:i/>
+          <w:iCs/>
+        </w:rPr>
+        <w:t xml:space="preserve">Divider illustrations: </w:t>
+      </w:r>
+      <w:hyperlink r:id="rId80">
         <w:r>
           <w:rPr>
             <w:rStyle w:val="Hyperlink"/>
@@ -4951,7 +5413,7 @@
       <w:bookmarkEnd w:id="16"/>
     </w:p>
     <w:sectPr>
-      <w:footerReference w:type="default" r:id="rId68"/>
+      <w:footerReference w:type="default" r:id="rId81"/>
       <w:footnotePr>
         <w:numRestart w:val="eachSect"/>
       </w:footnotePr>
@@ -5071,7 +5533,7 @@
   <w:abstractNum w:abstractNumId="0" w15:restartNumberingAfterBreak="0">
     <w:nsid w:val="0000A990"/>
     <w:multiLevelType w:val="multilevel"/>
-    <w:tmpl w:val="FA706520"/>
+    <w:tmpl w:val="1BDE94CE"/>
     <w:lvl w:ilvl="0">
       <w:numFmt w:val="bullet"/>
       <w:lvlText w:val=" "/>
@@ -5148,7 +5610,7 @@
   <w:abstractNum w:abstractNumId="1" w15:restartNumberingAfterBreak="0">
     <w:nsid w:val="0000A991"/>
     <w:multiLevelType w:val="multilevel"/>
-    <w:tmpl w:val="80CA409E"/>
+    <w:tmpl w:val="972AAAC4"/>
     <w:lvl w:ilvl="0">
       <w:numFmt w:val="bullet"/>
       <w:lvlText w:val=""/>
@@ -5252,7 +5714,7 @@
   <w:abstractNum w:abstractNumId="2" w15:restartNumberingAfterBreak="0">
     <w:nsid w:val="00A99411"/>
     <w:multiLevelType w:val="multilevel"/>
-    <w:tmpl w:val="DDCC8216"/>
+    <w:tmpl w:val="6C28C2AC"/>
     <w:lvl w:ilvl="0">
       <w:start w:val="1"/>
       <w:numFmt w:val="decimal"/>
@@ -5335,10 +5797,10 @@
       </w:pPr>
     </w:lvl>
   </w:abstractNum>
-  <w:num w:numId="1" w16cid:durableId="1179004737">
+  <w:num w:numId="1" w16cid:durableId="1588802274">
     <w:abstractNumId w:val="0"/>
   </w:num>
-  <w:num w:numId="2" w16cid:durableId="452678937">
+  <w:num w:numId="2" w16cid:durableId="534974269">
     <w:abstractNumId w:val="2"/>
     <w:lvlOverride w:ilvl="0">
       <w:startOverride w:val="1"/>
@@ -5368,10 +5830,13 @@
       <w:startOverride w:val="1"/>
     </w:lvlOverride>
   </w:num>
-  <w:num w:numId="3" w16cid:durableId="1528058854">
+  <w:num w:numId="3" w16cid:durableId="1300037992">
     <w:abstractNumId w:val="1"/>
   </w:num>
-  <w:num w:numId="4" w16cid:durableId="119307553">
+  <w:num w:numId="4" w16cid:durableId="28459922">
+    <w:abstractNumId w:val="1"/>
+  </w:num>
+  <w:num w:numId="5" w16cid:durableId="2091151776">
     <w:abstractNumId w:val="2"/>
     <w:lvlOverride w:ilvl="0">
       <w:startOverride w:val="1"/>
@@ -5401,7 +5866,7 @@
       <w:startOverride w:val="1"/>
     </w:lvlOverride>
   </w:num>
-  <w:num w:numId="5" w16cid:durableId="1134449184">
+  <w:num w:numId="6" w16cid:durableId="915749101">
     <w:abstractNumId w:val="1"/>
   </w:num>
 </w:numbering>
@@ -6652,7 +7117,7 @@
     <w:next w:val="Normal"/>
     <w:autoRedefine/>
     <w:uiPriority w:val="39"/>
-    <w:rsid w:val="00234C3D"/>
+    <w:rsid w:val="007146DD"/>
     <w:pPr>
       <w:spacing w:after="100"/>
     </w:pPr>
@@ -6663,7 +7128,7 @@
     <w:next w:val="Normal"/>
     <w:autoRedefine/>
     <w:uiPriority w:val="39"/>
-    <w:rsid w:val="00234C3D"/>
+    <w:rsid w:val="007146DD"/>
     <w:pPr>
       <w:spacing w:after="100"/>
       <w:ind w:left="210"/>
@@ -6673,7 +7138,7 @@
     <w:name w:val="header"/>
     <w:basedOn w:val="Normal"/>
     <w:link w:val="HeaderChar"/>
-    <w:rsid w:val="00234C3D"/>
+    <w:rsid w:val="007146DD"/>
     <w:pPr>
       <w:tabs>
         <w:tab w:val="center" w:pos="4513"/>
@@ -6686,7 +7151,7 @@
     <w:name w:val="Header Char"/>
     <w:basedOn w:val="DefaultParagraphFont"/>
     <w:link w:val="Header"/>
-    <w:rsid w:val="00234C3D"/>
+    <w:rsid w:val="007146DD"/>
     <w:rPr>
       <w:rFonts w:ascii="Segoe UI" w:eastAsia="Segoe UI" w:hAnsi="Segoe UI" w:cs="Segoe UI"/>
       <w:color w:val="242424"/>
@@ -6697,7 +7162,7 @@
     <w:name w:val="footer"/>
     <w:basedOn w:val="Normal"/>
     <w:link w:val="FooterChar"/>
-    <w:rsid w:val="00234C3D"/>
+    <w:rsid w:val="007146DD"/>
     <w:pPr>
       <w:tabs>
         <w:tab w:val="center" w:pos="4513"/>
@@ -6710,7 +7175,7 @@
     <w:name w:val="Footer Char"/>
     <w:basedOn w:val="DefaultParagraphFont"/>
     <w:link w:val="Footer"/>
-    <w:rsid w:val="00234C3D"/>
+    <w:rsid w:val="007146DD"/>
     <w:rPr>
       <w:rFonts w:ascii="Segoe UI" w:eastAsia="Segoe UI" w:hAnsi="Segoe UI" w:cs="Segoe UI"/>
       <w:color w:val="242424"/>

--- a/README.docx
+++ b/README.docx
@@ -10,7 +10,7 @@
           <w:sz w:val="21"/>
           <w:szCs w:val="24"/>
         </w:rPr>
-        <w:id w:val="1117726744"/>
+        <w:id w:val="-1503740854"/>
         <w:docPartObj>
           <w:docPartGallery w:val="Table of Contents"/>
           <w:docPartUnique/>
@@ -51,7 +51,7 @@
           <w:r>
             <w:fldChar w:fldCharType="separate"/>
           </w:r>
-          <w:hyperlink w:anchor="_Toc241869862" w:history="1">
+          <w:hyperlink w:anchor="_Toc241949613" w:history="1">
             <w:r>
               <w:rPr>
                 <w:rStyle w:val="Hyperlink"/>
@@ -78,7 +78,7 @@
                 <w:noProof/>
                 <w:webHidden/>
               </w:rPr>
-              <w:instrText xml:space="preserve"> PAGEREF _Toc241869862 \h </w:instrText>
+              <w:instrText xml:space="preserve"> PAGEREF _Toc241949613 \h </w:instrText>
             </w:r>
             <w:r>
               <w:rPr>
@@ -125,7 +125,7 @@
               <w14:ligatures w14:val="standardContextual"/>
             </w:rPr>
           </w:pPr>
-          <w:hyperlink w:anchor="_Toc241869863" w:history="1">
+          <w:hyperlink w:anchor="_Toc241949614" w:history="1">
             <w:r>
               <w:rPr>
                 <w:rStyle w:val="Hyperlink"/>
@@ -152,7 +152,7 @@
                 <w:noProof/>
                 <w:webHidden/>
               </w:rPr>
-              <w:instrText xml:space="preserve"> PAGEREF _Toc241869863 \h </w:instrText>
+              <w:instrText xml:space="preserve"> PAGEREF _Toc241949614 \h </w:instrText>
             </w:r>
             <w:r>
               <w:rPr>
@@ -199,7 +199,7 @@
               <w14:ligatures w14:val="standardContextual"/>
             </w:rPr>
           </w:pPr>
-          <w:hyperlink w:anchor="_Toc241869864" w:history="1">
+          <w:hyperlink w:anchor="_Toc241949615" w:history="1">
             <w:r>
               <w:rPr>
                 <w:rStyle w:val="Hyperlink"/>
@@ -226,7 +226,7 @@
                 <w:noProof/>
                 <w:webHidden/>
               </w:rPr>
-              <w:instrText xml:space="preserve"> PAGEREF _Toc241869864 \h </w:instrText>
+              <w:instrText xml:space="preserve"> PAGEREF _Toc241949615 \h </w:instrText>
             </w:r>
             <w:r>
               <w:rPr>
@@ -273,7 +273,7 @@
               <w14:ligatures w14:val="standardContextual"/>
             </w:rPr>
           </w:pPr>
-          <w:hyperlink w:anchor="_Toc241869865" w:history="1">
+          <w:hyperlink w:anchor="_Toc241949616" w:history="1">
             <w:r>
               <w:rPr>
                 <w:rStyle w:val="Hyperlink"/>
@@ -300,7 +300,7 @@
                 <w:noProof/>
                 <w:webHidden/>
               </w:rPr>
-              <w:instrText xml:space="preserve"> PAGEREF _Toc241869865 \h </w:instrText>
+              <w:instrText xml:space="preserve"> PAGEREF _Toc241949616 \h </w:instrText>
             </w:r>
             <w:r>
               <w:rPr>
@@ -347,7 +347,7 @@
               <w14:ligatures w14:val="standardContextual"/>
             </w:rPr>
           </w:pPr>
-          <w:hyperlink w:anchor="_Toc241869866" w:history="1">
+          <w:hyperlink w:anchor="_Toc241949617" w:history="1">
             <w:r>
               <w:rPr>
                 <w:rStyle w:val="Hyperlink"/>
@@ -374,7 +374,7 @@
                 <w:noProof/>
                 <w:webHidden/>
               </w:rPr>
-              <w:instrText xml:space="preserve"> PAGEREF _Toc241869866 \h </w:instrText>
+              <w:instrText xml:space="preserve"> PAGEREF _Toc241949617 \h </w:instrText>
             </w:r>
             <w:r>
               <w:rPr>
@@ -421,7 +421,7 @@
               <w14:ligatures w14:val="standardContextual"/>
             </w:rPr>
           </w:pPr>
-          <w:hyperlink w:anchor="_Toc241869867" w:history="1">
+          <w:hyperlink w:anchor="_Toc241949618" w:history="1">
             <w:r>
               <w:rPr>
                 <w:rStyle w:val="Hyperlink"/>
@@ -448,7 +448,7 @@
                 <w:noProof/>
                 <w:webHidden/>
               </w:rPr>
-              <w:instrText xml:space="preserve"> PAGEREF _Toc241869867 \h </w:instrText>
+              <w:instrText xml:space="preserve"> PAGEREF _Toc241949618 \h </w:instrText>
             </w:r>
             <w:r>
               <w:rPr>
@@ -495,7 +495,7 @@
               <w14:ligatures w14:val="standardContextual"/>
             </w:rPr>
           </w:pPr>
-          <w:hyperlink w:anchor="_Toc241869868" w:history="1">
+          <w:hyperlink w:anchor="_Toc241949619" w:history="1">
             <w:r>
               <w:rPr>
                 <w:rStyle w:val="Hyperlink"/>
@@ -522,7 +522,7 @@
                 <w:noProof/>
                 <w:webHidden/>
               </w:rPr>
-              <w:instrText xml:space="preserve"> PAGEREF _Toc241869868 \h </w:instrText>
+              <w:instrText xml:space="preserve"> PAGEREF _Toc241949619 \h </w:instrText>
             </w:r>
             <w:r>
               <w:rPr>
@@ -569,7 +569,7 @@
               <w14:ligatures w14:val="standardContextual"/>
             </w:rPr>
           </w:pPr>
-          <w:hyperlink w:anchor="_Toc241869869" w:history="1">
+          <w:hyperlink w:anchor="_Toc241949620" w:history="1">
             <w:r>
               <w:rPr>
                 <w:rStyle w:val="Hyperlink"/>
@@ -596,7 +596,7 @@
                 <w:noProof/>
                 <w:webHidden/>
               </w:rPr>
-              <w:instrText xml:space="preserve"> PAGEREF _Toc241869869 \h </w:instrText>
+              <w:instrText xml:space="preserve"> PAGEREF _Toc241949620 \h </w:instrText>
             </w:r>
             <w:r>
               <w:rPr>
@@ -639,7 +639,7 @@
         <w:pStyle w:val="Heading1"/>
       </w:pPr>
       <w:bookmarkStart w:id="0" w:name="Xa046f7e33c7391c4827688ee785cfee5a5aaa0a"/>
-      <w:bookmarkStart w:id="1" w:name="_Toc241869862"/>
+      <w:bookmarkStart w:id="1" w:name="_Toc241949613"/>
       <w:r>
         <w:t>Getting Things Done with Copilot Cowork for HR Tasks</w:t>
       </w:r>
@@ -775,7 +775,7 @@
         <w:pStyle w:val="Heading2"/>
       </w:pPr>
       <w:bookmarkStart w:id="3" w:name="learning-objectives"/>
-      <w:bookmarkStart w:id="4" w:name="_Toc241869863"/>
+      <w:bookmarkStart w:id="4" w:name="_Toc241949614"/>
       <w:bookmarkEnd w:id="2"/>
       <w:r>
         <w:t>Learning objectives</w:t>
@@ -916,7 +916,7 @@
         <w:pStyle w:val="Heading2"/>
       </w:pPr>
       <w:bookmarkStart w:id="5" w:name="who-its-for"/>
-      <w:bookmarkStart w:id="6" w:name="_Toc241869864"/>
+      <w:bookmarkStart w:id="6" w:name="_Toc241949615"/>
       <w:bookmarkEnd w:id="3"/>
       <w:r>
         <w:t>Who it's for</w:t>
@@ -1061,7 +1061,7 @@
         <w:pStyle w:val="Heading2"/>
       </w:pPr>
       <w:bookmarkStart w:id="7" w:name="prerequisites"/>
-      <w:bookmarkStart w:id="8" w:name="_Toc241869865"/>
+      <w:bookmarkStart w:id="8" w:name="_Toc241949616"/>
       <w:bookmarkEnd w:id="5"/>
       <w:r>
         <w:t>Prerequisites</w:t>
@@ -1172,7 +1172,7 @@
         <w:pStyle w:val="Heading2"/>
       </w:pPr>
       <w:bookmarkStart w:id="9" w:name="agenda-240-minutes"/>
-      <w:bookmarkStart w:id="10" w:name="_Toc241869866"/>
+      <w:bookmarkStart w:id="10" w:name="_Toc241949617"/>
       <w:bookmarkEnd w:id="7"/>
       <w:r>
         <w:t>Agenda (240 minutes)</w:t>
@@ -1908,7 +1908,7 @@
         <w:pStyle w:val="Heading2"/>
       </w:pPr>
       <w:bookmarkStart w:id="11" w:name="whats-in-this-kit"/>
-      <w:bookmarkStart w:id="12" w:name="_Toc241869867"/>
+      <w:bookmarkStart w:id="12" w:name="_Toc241949618"/>
       <w:bookmarkEnd w:id="9"/>
       <w:r>
         <w:t>What's in this kit</w:t>
@@ -2171,7 +2171,7 @@
           <w:noProof/>
         </w:rPr>
         <w:drawing>
-          <wp:inline distT="0" distB="0" distL="0" distR="0" wp14:anchorId="560615AB" wp14:editId="427A13B1">
+          <wp:inline distT="0" distB="0" distL="0" distR="0" wp14:anchorId="330F0E47" wp14:editId="63A394FB">
             <wp:extent cx="4400120" cy="1306285"/>
             <wp:effectExtent l="0" t="0" r="0" b="0"/>
             <wp:docPr id="22" name="Picture" descr="Tip: on a GitHub file page, select the Download icon (Download raw file) at the top right of the file"/>
@@ -2481,7 +2481,7 @@
               <w:rPr>
                 <w:sz w:val="19"/>
               </w:rPr>
-              <w:t xml:space="preserve">Instructor deck (46 slides, speaker notes, alt text) — a divider slide with a picture and progress tracker before each exercise, one PowerPoint section per exercise for quick navigation, objectives, approvals, a </w:t>
+              <w:t xml:space="preserve">Instructor deck (47 slides, speaker notes, alt text) — a </w:t>
             </w:r>
             <w:r>
               <w:rPr>
@@ -2489,13 +2489,33 @@
                 <w:bCs/>
                 <w:sz w:val="19"/>
               </w:rPr>
+              <w:t>prompting best-practices slide</w:t>
+            </w:r>
+            <w:r>
+              <w:rPr>
+                <w:sz w:val="19"/>
+              </w:rPr>
+              <w:t xml:space="preserve"> (Goal, Source, Expectations, Constraints, with a weak vs. strong HR prompt), a divider slide with a picture and progress tracker before each exercise, one PowerPoint section per exercise for quick navigation, objectives, approvals, a </w:t>
+            </w:r>
+            <w:r>
+              <w:rPr>
+                <w:b/>
+                <w:bCs/>
+                <w:sz w:val="19"/>
+              </w:rPr>
               <w:t>workshop kit slide with download links</w:t>
             </w:r>
             <w:r>
               <w:rPr>
                 <w:sz w:val="19"/>
               </w:rPr>
-              <w:t xml:space="preserve"> for participants and instructors, a scenario card + hands-on slide per exercise, an Output folder walkthrough, an HR plugins spotlight, and a knowledge check</w:t>
+              <w:t xml:space="preserve"> </w:t>
+            </w:r>
+            <w:r>
+              <w:rPr>
+                <w:sz w:val="19"/>
+              </w:rPr>
+              <w:t>for participants and instructors, a scenario card + hands-on slide per exercise, an Output folder walkthrough, an HR plugins spotlight, and a knowledge check</w:t>
             </w:r>
           </w:p>
         </w:tc>
@@ -3645,6 +3665,7 @@
               <w:rPr>
                 <w:sz w:val="19"/>
               </w:rPr>
+              <w:lastRenderedPageBreak/>
               <w:t>reference/07-cowork-ui-walkthrough</w:t>
             </w:r>
           </w:p>
@@ -3714,7 +3735,6 @@
               <w:rPr>
                 <w:sz w:val="19"/>
               </w:rPr>
-              <w:lastRenderedPageBreak/>
               <w:t>reference/08-agent-builder-policy-agent</w:t>
             </w:r>
           </w:p>
@@ -4668,7 +4688,7 @@
         <w:pStyle w:val="Heading2"/>
       </w:pPr>
       <w:bookmarkStart w:id="14" w:name="how-to-use-this-kit"/>
-      <w:bookmarkStart w:id="15" w:name="_Toc241869868"/>
+      <w:bookmarkStart w:id="15" w:name="_Toc241949619"/>
       <w:bookmarkEnd w:id="11"/>
       <w:bookmarkEnd w:id="13"/>
       <w:r>
@@ -4766,6 +4786,7 @@
           <w:b/>
           <w:bCs/>
         </w:rPr>
+        <w:lastRenderedPageBreak/>
         <w:t>Facilitator:</w:t>
       </w:r>
       <w:r>
@@ -4818,7 +4839,6 @@
           <w:b/>
           <w:bCs/>
         </w:rPr>
-        <w:lastRenderedPageBreak/>
         <w:t>Attendees:</w:t>
       </w:r>
       <w:r>
@@ -4935,7 +4955,7 @@
         <w:pStyle w:val="Heading2"/>
       </w:pPr>
       <w:bookmarkStart w:id="16" w:name="requirement-coverage"/>
-      <w:bookmarkStart w:id="17" w:name="_Toc241869869"/>
+      <w:bookmarkStart w:id="17" w:name="_Toc241949620"/>
       <w:bookmarkEnd w:id="14"/>
       <w:r>
         <w:t>Requirement coverage</w:t>
@@ -5369,7 +5389,7 @@
     </w:p>
     <w:p>
       <w:r>
-        <w:pict w14:anchorId="60524D95">
+        <w:pict w14:anchorId="15973D33">
           <v:rect id="_x0000_i1025" style="width:0;height:1.5pt" o:hralign="center" o:hrstd="t" o:hr="t"/>
         </w:pict>
       </w:r>
@@ -5533,7 +5553,7 @@
   <w:abstractNum w:abstractNumId="0" w15:restartNumberingAfterBreak="0">
     <w:nsid w:val="0000A990"/>
     <w:multiLevelType w:val="multilevel"/>
-    <w:tmpl w:val="1BDE94CE"/>
+    <w:tmpl w:val="5156A8FC"/>
     <w:lvl w:ilvl="0">
       <w:numFmt w:val="bullet"/>
       <w:lvlText w:val=" "/>
@@ -5610,7 +5630,7 @@
   <w:abstractNum w:abstractNumId="1" w15:restartNumberingAfterBreak="0">
     <w:nsid w:val="0000A991"/>
     <w:multiLevelType w:val="multilevel"/>
-    <w:tmpl w:val="972AAAC4"/>
+    <w:tmpl w:val="5C96688A"/>
     <w:lvl w:ilvl="0">
       <w:numFmt w:val="bullet"/>
       <w:lvlText w:val=""/>
@@ -5714,7 +5734,7 @@
   <w:abstractNum w:abstractNumId="2" w15:restartNumberingAfterBreak="0">
     <w:nsid w:val="00A99411"/>
     <w:multiLevelType w:val="multilevel"/>
-    <w:tmpl w:val="6C28C2AC"/>
+    <w:tmpl w:val="BB986960"/>
     <w:lvl w:ilvl="0">
       <w:start w:val="1"/>
       <w:numFmt w:val="decimal"/>
@@ -5797,10 +5817,10 @@
       </w:pPr>
     </w:lvl>
   </w:abstractNum>
-  <w:num w:numId="1" w16cid:durableId="1588802274">
+  <w:num w:numId="1" w16cid:durableId="1208637559">
     <w:abstractNumId w:val="0"/>
   </w:num>
-  <w:num w:numId="2" w16cid:durableId="534974269">
+  <w:num w:numId="2" w16cid:durableId="1810393749">
     <w:abstractNumId w:val="2"/>
     <w:lvlOverride w:ilvl="0">
       <w:startOverride w:val="1"/>
@@ -5830,13 +5850,13 @@
       <w:startOverride w:val="1"/>
     </w:lvlOverride>
   </w:num>
-  <w:num w:numId="3" w16cid:durableId="1300037992">
+  <w:num w:numId="3" w16cid:durableId="1844202325">
     <w:abstractNumId w:val="1"/>
   </w:num>
-  <w:num w:numId="4" w16cid:durableId="28459922">
+  <w:num w:numId="4" w16cid:durableId="579678278">
     <w:abstractNumId w:val="1"/>
   </w:num>
-  <w:num w:numId="5" w16cid:durableId="2091151776">
+  <w:num w:numId="5" w16cid:durableId="2139295332">
     <w:abstractNumId w:val="2"/>
     <w:lvlOverride w:ilvl="0">
       <w:startOverride w:val="1"/>
@@ -5866,7 +5886,7 @@
       <w:startOverride w:val="1"/>
     </w:lvlOverride>
   </w:num>
-  <w:num w:numId="6" w16cid:durableId="915749101">
+  <w:num w:numId="6" w16cid:durableId="1747607176">
     <w:abstractNumId w:val="1"/>
   </w:num>
 </w:numbering>
@@ -6809,6 +6829,34 @@
       <w:sz w:val="4"/>
     </w:rPr>
   </w:style>
+  <w:style w:type="character" w:customStyle="1" w:styleId="PromptGoal">
+    <w:name w:val="Prompt Goal"/>
+    <w:rPr>
+      <w:color w:val="1F4E99"/>
+      <w:shd w:val="clear" w:color="auto" w:fill="DCEBFF"/>
+    </w:rPr>
+  </w:style>
+  <w:style w:type="character" w:customStyle="1" w:styleId="PromptSource">
+    <w:name w:val="Prompt Source"/>
+    <w:rPr>
+      <w:color w:val="1E6B32"/>
+      <w:shd w:val="clear" w:color="auto" w:fill="DFF5E1"/>
+    </w:rPr>
+  </w:style>
+  <w:style w:type="character" w:customStyle="1" w:styleId="PromptExpectations">
+    <w:name w:val="Prompt Expectations"/>
+    <w:rPr>
+      <w:color w:val="8A4B00"/>
+      <w:shd w:val="clear" w:color="auto" w:fill="FFE9CC"/>
+    </w:rPr>
+  </w:style>
+  <w:style w:type="character" w:customStyle="1" w:styleId="PromptConstraints">
+    <w:name w:val="Prompt Constraints"/>
+    <w:rPr>
+      <w:color w:val="5B2C91"/>
+      <w:shd w:val="clear" w:color="auto" w:fill="EDE3FA"/>
+    </w:rPr>
+  </w:style>
   <w:style w:type="paragraph" w:customStyle="1" w:styleId="SourceCode">
     <w:name w:val="Source Code"/>
     <w:basedOn w:val="Normal"/>
@@ -7117,7 +7165,7 @@
     <w:next w:val="Normal"/>
     <w:autoRedefine/>
     <w:uiPriority w:val="39"/>
-    <w:rsid w:val="007146DD"/>
+    <w:rsid w:val="00E54575"/>
     <w:pPr>
       <w:spacing w:after="100"/>
     </w:pPr>
@@ -7128,7 +7176,7 @@
     <w:next w:val="Normal"/>
     <w:autoRedefine/>
     <w:uiPriority w:val="39"/>
-    <w:rsid w:val="007146DD"/>
+    <w:rsid w:val="00E54575"/>
     <w:pPr>
       <w:spacing w:after="100"/>
       <w:ind w:left="210"/>
@@ -7138,7 +7186,7 @@
     <w:name w:val="header"/>
     <w:basedOn w:val="Normal"/>
     <w:link w:val="HeaderChar"/>
-    <w:rsid w:val="007146DD"/>
+    <w:rsid w:val="00E54575"/>
     <w:pPr>
       <w:tabs>
         <w:tab w:val="center" w:pos="4513"/>
@@ -7151,7 +7199,7 @@
     <w:name w:val="Header Char"/>
     <w:basedOn w:val="DefaultParagraphFont"/>
     <w:link w:val="Header"/>
-    <w:rsid w:val="007146DD"/>
+    <w:rsid w:val="00E54575"/>
     <w:rPr>
       <w:rFonts w:ascii="Segoe UI" w:eastAsia="Segoe UI" w:hAnsi="Segoe UI" w:cs="Segoe UI"/>
       <w:color w:val="242424"/>
@@ -7162,7 +7210,7 @@
     <w:name w:val="footer"/>
     <w:basedOn w:val="Normal"/>
     <w:link w:val="FooterChar"/>
-    <w:rsid w:val="007146DD"/>
+    <w:rsid w:val="00E54575"/>
     <w:pPr>
       <w:tabs>
         <w:tab w:val="center" w:pos="4513"/>
@@ -7175,7 +7223,7 @@
     <w:name w:val="Footer Char"/>
     <w:basedOn w:val="DefaultParagraphFont"/>
     <w:link w:val="Footer"/>
-    <w:rsid w:val="007146DD"/>
+    <w:rsid w:val="00E54575"/>
     <w:rPr>
       <w:rFonts w:ascii="Segoe UI" w:eastAsia="Segoe UI" w:hAnsi="Segoe UI" w:cs="Segoe UI"/>
       <w:color w:val="242424"/>

--- a/README.docx
+++ b/README.docx
@@ -10,7 +10,7 @@
           <w:sz w:val="21"/>
           <w:szCs w:val="24"/>
         </w:rPr>
-        <w:id w:val="-1503740854"/>
+        <w:id w:val="-1756972969"/>
         <w:docPartObj>
           <w:docPartGallery w:val="Table of Contents"/>
           <w:docPartUnique/>
@@ -51,7 +51,7 @@
           <w:r>
             <w:fldChar w:fldCharType="separate"/>
           </w:r>
-          <w:hyperlink w:anchor="_Toc241949613" w:history="1">
+          <w:hyperlink w:anchor="_Toc241956568" w:history="1">
             <w:r>
               <w:rPr>
                 <w:rStyle w:val="Hyperlink"/>
@@ -78,7 +78,7 @@
                 <w:noProof/>
                 <w:webHidden/>
               </w:rPr>
-              <w:instrText xml:space="preserve"> PAGEREF _Toc241949613 \h </w:instrText>
+              <w:instrText xml:space="preserve"> PAGEREF _Toc241956568 \h </w:instrText>
             </w:r>
             <w:r>
               <w:rPr>
@@ -125,7 +125,7 @@
               <w14:ligatures w14:val="standardContextual"/>
             </w:rPr>
           </w:pPr>
-          <w:hyperlink w:anchor="_Toc241949614" w:history="1">
+          <w:hyperlink w:anchor="_Toc241956569" w:history="1">
             <w:r>
               <w:rPr>
                 <w:rStyle w:val="Hyperlink"/>
@@ -152,7 +152,7 @@
                 <w:noProof/>
                 <w:webHidden/>
               </w:rPr>
-              <w:instrText xml:space="preserve"> PAGEREF _Toc241949614 \h </w:instrText>
+              <w:instrText xml:space="preserve"> PAGEREF _Toc241956569 \h </w:instrText>
             </w:r>
             <w:r>
               <w:rPr>
@@ -199,7 +199,7 @@
               <w14:ligatures w14:val="standardContextual"/>
             </w:rPr>
           </w:pPr>
-          <w:hyperlink w:anchor="_Toc241949615" w:history="1">
+          <w:hyperlink w:anchor="_Toc241956570" w:history="1">
             <w:r>
               <w:rPr>
                 <w:rStyle w:val="Hyperlink"/>
@@ -226,7 +226,7 @@
                 <w:noProof/>
                 <w:webHidden/>
               </w:rPr>
-              <w:instrText xml:space="preserve"> PAGEREF _Toc241949615 \h </w:instrText>
+              <w:instrText xml:space="preserve"> PAGEREF _Toc241956570 \h </w:instrText>
             </w:r>
             <w:r>
               <w:rPr>
@@ -273,7 +273,7 @@
               <w14:ligatures w14:val="standardContextual"/>
             </w:rPr>
           </w:pPr>
-          <w:hyperlink w:anchor="_Toc241949616" w:history="1">
+          <w:hyperlink w:anchor="_Toc241956571" w:history="1">
             <w:r>
               <w:rPr>
                 <w:rStyle w:val="Hyperlink"/>
@@ -300,7 +300,7 @@
                 <w:noProof/>
                 <w:webHidden/>
               </w:rPr>
-              <w:instrText xml:space="preserve"> PAGEREF _Toc241949616 \h </w:instrText>
+              <w:instrText xml:space="preserve"> PAGEREF _Toc241956571 \h </w:instrText>
             </w:r>
             <w:r>
               <w:rPr>
@@ -347,7 +347,7 @@
               <w14:ligatures w14:val="standardContextual"/>
             </w:rPr>
           </w:pPr>
-          <w:hyperlink w:anchor="_Toc241949617" w:history="1">
+          <w:hyperlink w:anchor="_Toc241956572" w:history="1">
             <w:r>
               <w:rPr>
                 <w:rStyle w:val="Hyperlink"/>
@@ -374,7 +374,7 @@
                 <w:noProof/>
                 <w:webHidden/>
               </w:rPr>
-              <w:instrText xml:space="preserve"> PAGEREF _Toc241949617 \h </w:instrText>
+              <w:instrText xml:space="preserve"> PAGEREF _Toc241956572 \h </w:instrText>
             </w:r>
             <w:r>
               <w:rPr>
@@ -421,7 +421,7 @@
               <w14:ligatures w14:val="standardContextual"/>
             </w:rPr>
           </w:pPr>
-          <w:hyperlink w:anchor="_Toc241949618" w:history="1">
+          <w:hyperlink w:anchor="_Toc241956573" w:history="1">
             <w:r>
               <w:rPr>
                 <w:rStyle w:val="Hyperlink"/>
@@ -448,7 +448,7 @@
                 <w:noProof/>
                 <w:webHidden/>
               </w:rPr>
-              <w:instrText xml:space="preserve"> PAGEREF _Toc241949618 \h </w:instrText>
+              <w:instrText xml:space="preserve"> PAGEREF _Toc241956573 \h </w:instrText>
             </w:r>
             <w:r>
               <w:rPr>
@@ -495,7 +495,7 @@
               <w14:ligatures w14:val="standardContextual"/>
             </w:rPr>
           </w:pPr>
-          <w:hyperlink w:anchor="_Toc241949619" w:history="1">
+          <w:hyperlink w:anchor="_Toc241956574" w:history="1">
             <w:r>
               <w:rPr>
                 <w:rStyle w:val="Hyperlink"/>
@@ -522,7 +522,7 @@
                 <w:noProof/>
                 <w:webHidden/>
               </w:rPr>
-              <w:instrText xml:space="preserve"> PAGEREF _Toc241949619 \h </w:instrText>
+              <w:instrText xml:space="preserve"> PAGEREF _Toc241956574 \h </w:instrText>
             </w:r>
             <w:r>
               <w:rPr>
@@ -569,7 +569,7 @@
               <w14:ligatures w14:val="standardContextual"/>
             </w:rPr>
           </w:pPr>
-          <w:hyperlink w:anchor="_Toc241949620" w:history="1">
+          <w:hyperlink w:anchor="_Toc241956575" w:history="1">
             <w:r>
               <w:rPr>
                 <w:rStyle w:val="Hyperlink"/>
@@ -596,7 +596,7 @@
                 <w:noProof/>
                 <w:webHidden/>
               </w:rPr>
-              <w:instrText xml:space="preserve"> PAGEREF _Toc241949620 \h </w:instrText>
+              <w:instrText xml:space="preserve"> PAGEREF _Toc241956575 \h </w:instrText>
             </w:r>
             <w:r>
               <w:rPr>
@@ -639,7 +639,7 @@
         <w:pStyle w:val="Heading1"/>
       </w:pPr>
       <w:bookmarkStart w:id="0" w:name="Xa046f7e33c7391c4827688ee785cfee5a5aaa0a"/>
-      <w:bookmarkStart w:id="1" w:name="_Toc241949613"/>
+      <w:bookmarkStart w:id="1" w:name="_Toc241956568"/>
       <w:r>
         <w:t>Getting Things Done with Copilot Cowork for HR Tasks</w:t>
       </w:r>
@@ -775,7 +775,7 @@
         <w:pStyle w:val="Heading2"/>
       </w:pPr>
       <w:bookmarkStart w:id="3" w:name="learning-objectives"/>
-      <w:bookmarkStart w:id="4" w:name="_Toc241949614"/>
+      <w:bookmarkStart w:id="4" w:name="_Toc241956569"/>
       <w:bookmarkEnd w:id="2"/>
       <w:r>
         <w:t>Learning objectives</w:t>
@@ -908,7 +908,7 @@
         <w:t>Apply HR guardrails:</w:t>
       </w:r>
       <w:r>
-        <w:t xml:space="preserve"> fictional or permitted data only, cite and confirm policy answers, and keep people-related judgments with people.</w:t>
+        <w:t xml:space="preserve"> keep real data private, cite and confirm policy answers, and keep people-related judgments with people.</w:t>
       </w:r>
     </w:p>
     <w:p>
@@ -916,7 +916,7 @@
         <w:pStyle w:val="Heading2"/>
       </w:pPr>
       <w:bookmarkStart w:id="5" w:name="who-its-for"/>
-      <w:bookmarkStart w:id="6" w:name="_Toc241949615"/>
+      <w:bookmarkStart w:id="6" w:name="_Toc241956570"/>
       <w:bookmarkEnd w:id="3"/>
       <w:r>
         <w:t>Who it's for</w:t>
@@ -993,7 +993,7 @@
           <w:b/>
           <w:bCs/>
         </w:rPr>
-        <w:t>Tenant model:</w:t>
+        <w:t>Tenant and data model:</w:t>
       </w:r>
       <w:r>
         <w:t xml:space="preserve"> the </w:t>
@@ -1003,57 +1003,74 @@
           <w:b/>
           <w:bCs/>
         </w:rPr>
-        <w:t>~25 attendees share one common tenant</w:t>
-      </w:r>
-      <w:r>
-        <w:t xml:space="preserve">, each signing in with </w:t>
+        <w:t>~25 attendees sign in with their own work accounts</w:t>
+      </w:r>
+      <w:r>
+        <w:t xml:space="preserve"> in their </w:t>
+      </w:r>
+      <w:r>
+        <w:t xml:space="preserve">organization's tenant, so each person has their own OneDrive, drafts, and skills. </w:t>
       </w:r>
       <w:r>
         <w:rPr>
           <w:b/>
           <w:bCs/>
         </w:rPr>
-        <w:t xml:space="preserve">their own </w:t>
+        <w:t>Exercise 1</w:t>
+      </w:r>
+      <w:r>
+        <w:t xml:space="preserve"> runs on each attendee's </w:t>
       </w:r>
       <w:r>
         <w:rPr>
           <w:b/>
           <w:bCs/>
         </w:rPr>
-        <w:t>user account</w:t>
-      </w:r>
-      <w:r>
-        <w:t xml:space="preserve"> — so each person has their own OneDrive, drafts, and skills, while org search/grounding is </w:t>
+        <w:t>own mail, calendar, and Teams</w:t>
+      </w:r>
+      <w:r>
+        <w:t xml:space="preserve"> (the results stay private to them); </w:t>
       </w:r>
       <w:r>
         <w:rPr>
           <w:b/>
           <w:bCs/>
         </w:rPr>
-        <w:t>consistent across attendees</w:t>
-      </w:r>
-      <w:r>
-        <w:t xml:space="preserve">. The </w:t>
+        <w:t>every other exercise</w:t>
+      </w:r>
+      <w:r>
+        <w:t xml:space="preserve"> uses the fictional </w:t>
       </w:r>
       <w:r>
         <w:rPr>
           <w:b/>
           <w:bCs/>
         </w:rPr>
-        <w:t>facilitator demos from their own separate tenant</w:t>
-      </w:r>
-      <w:r>
-        <w:t xml:space="preserve">, so the instructor's screen may look a little different from the attendees'. Exercises run on </w:t>
+        <w:t>Zava sample files</w:t>
+      </w:r>
+      <w:r>
+        <w:t xml:space="preserve"> each person copies into their own OneDrive. The </w:t>
       </w:r>
       <w:r>
         <w:rPr>
           <w:b/>
           <w:bCs/>
         </w:rPr>
-        <w:t>shared sample files</w:t>
-      </w:r>
-      <w:r>
-        <w:t xml:space="preserve"> each person copies into their own OneDrive.</w:t>
+        <w:t>facilitator demos from a separate demo tenant</w:t>
+      </w:r>
+      <w:r>
+        <w:t xml:space="preserve">, seeded with </w:t>
+      </w:r>
+      <w:hyperlink r:id="rId7">
+        <w:r>
+          <w:rPr>
+            <w:rStyle w:val="Hyperlink"/>
+          </w:rPr>
+          <w:t>seed-content.docx</w:t>
+        </w:r>
+      </w:hyperlink>
+      <w:r>
+        <w:t>, so the instructor's screen may look a little different from the attendees'.</w:t>
       </w:r>
     </w:p>
     <w:p>
@@ -1061,7 +1078,7 @@
         <w:pStyle w:val="Heading2"/>
       </w:pPr>
       <w:bookmarkStart w:id="7" w:name="prerequisites"/>
-      <w:bookmarkStart w:id="8" w:name="_Toc241949616"/>
+      <w:bookmarkStart w:id="8" w:name="_Toc241956571"/>
       <w:bookmarkEnd w:id="5"/>
       <w:r>
         <w:t>Prerequisites</w:t>
@@ -1080,82 +1097,75 @@
           <w:b/>
           <w:bCs/>
         </w:rPr>
-        <w:t>~25 attendees share one common tenant</w:t>
-      </w:r>
-      <w:r>
-        <w:t xml:space="preserve"> provisioned by the host, each with a </w:t>
+        <w:t>~25 attendees use their own work accounts</w:t>
+      </w:r>
+      <w:r>
+        <w:t xml:space="preserve"> (no workshop accounts to provision); the </w:t>
       </w:r>
       <w:r>
         <w:rPr>
           <w:b/>
           <w:bCs/>
         </w:rPr>
-        <w:t>licensed user account</w:t>
-      </w:r>
-      <w:r>
-        <w:t xml:space="preserve">; the </w:t>
+        <w:t>facilitator uses a separate (demo) tenant</w:t>
+      </w:r>
+      <w:r>
+        <w:t xml:space="preserve">. The host/tenant admin ensures each attendee has a </w:t>
       </w:r>
       <w:r>
         <w:rPr>
           <w:b/>
           <w:bCs/>
         </w:rPr>
-        <w:t>facilitator uses their own separate (demo) tenant</w:t>
-      </w:r>
-      <w:r>
-        <w:t xml:space="preserve">. The host/tenant admin ensures each attendee account has a </w:t>
+        <w:t>Microsoft 365 Copilot</w:t>
+      </w:r>
+      <w:r>
+        <w:t xml:space="preserve"> license and is covered by a </w:t>
       </w:r>
       <w:r>
         <w:rPr>
           <w:b/>
           <w:bCs/>
         </w:rPr>
-        <w:t>Microsoft 365 Copilot</w:t>
-      </w:r>
-      <w:r>
-        <w:t xml:space="preserve"> license and is covered by a </w:t>
+        <w:t>Cowork spending policy</w:t>
+      </w:r>
+      <w:r>
+        <w:t xml:space="preserve"> (usage-based billing; this is what grants Cowork access), with </w:t>
       </w:r>
       <w:r>
         <w:rPr>
           <w:b/>
           <w:bCs/>
         </w:rPr>
-        <w:t>Cowork spending policy</w:t>
-      </w:r>
-      <w:r>
-        <w:t xml:space="preserve"> (usage-based billing; this is what grants Cowork access), with </w:t>
+        <w:t>Cowork Browsing</w:t>
+      </w:r>
+      <w:r>
+        <w:t xml:space="preserve"> allowed for the Exercise 3 browser task. Attendees need a </w:t>
       </w:r>
       <w:r>
         <w:rPr>
           <w:b/>
           <w:bCs/>
         </w:rPr>
-        <w:t>Cowork Browsing</w:t>
-      </w:r>
-      <w:r>
-        <w:t xml:space="preserve"> allowed for the Exercise 3 browser task. Attendees need a </w:t>
+        <w:t>laptop/desktop</w:t>
+      </w:r>
+      <w:r>
+        <w:t xml:space="preserve"> with </w:t>
       </w:r>
       <w:r>
         <w:rPr>
           <w:b/>
           <w:bCs/>
         </w:rPr>
-        <w:t>laptop/desktop</w:t>
-      </w:r>
-      <w:r>
-        <w:t xml:space="preserve"> with </w:t>
-      </w:r>
-      <w:r>
-        <w:rPr>
-          <w:b/>
-          <w:bCs/>
-        </w:rPr>
         <w:t>Microsoft Edge</w:t>
       </w:r>
       <w:r>
-        <w:t xml:space="preserve"> (version 152 or later) signed in with their workshop account (custom skills and browser tasks aren't supported on mobile). Full details and a host checklist: </w:t>
-      </w:r>
-      <w:hyperlink r:id="rId7">
+        <w:t xml:space="preserve"> (version 152 or </w:t>
+      </w:r>
+      <w:r>
+        <w:t xml:space="preserve">later) signed in with their work account (custom skills and browser tasks aren't supported on mobile). Full details and a host checklist: </w:t>
+      </w:r>
+      <w:hyperlink r:id="rId8">
         <w:r>
           <w:rPr>
             <w:rStyle w:val="Hyperlink"/>
@@ -1172,7 +1182,7 @@
         <w:pStyle w:val="Heading2"/>
       </w:pPr>
       <w:bookmarkStart w:id="9" w:name="agenda-240-minutes"/>
-      <w:bookmarkStart w:id="10" w:name="_Toc241949617"/>
+      <w:bookmarkStart w:id="10" w:name="_Toc241956572"/>
       <w:bookmarkEnd w:id="7"/>
       <w:r>
         <w:t>Agenda (240 minutes)</w:t>
@@ -1454,13 +1464,7 @@
               <w:rPr>
                 <w:sz w:val="19"/>
               </w:rPr>
-              <w:t xml:space="preserve"> </w:t>
-            </w:r>
-            <w:r>
-              <w:rPr>
-                <w:sz w:val="19"/>
-              </w:rPr>
-              <w:t>— Research the web with Deep Research (cited briefing + Word/Excel scorecard)</w:t>
+              <w:t xml:space="preserve"> — Research the web with Deep Research (cited briefing + Word/Excel scorecard)</w:t>
             </w:r>
           </w:p>
         </w:tc>
@@ -1603,7 +1607,14 @@
               <w:rPr>
                 <w:sz w:val="19"/>
               </w:rPr>
-              <w:t>15 min</w:t>
+              <w:t xml:space="preserve">15 </w:t>
+            </w:r>
+            <w:r>
+              <w:rPr>
+                <w:sz w:val="19"/>
+              </w:rPr>
+              <w:lastRenderedPageBreak/>
+              <w:t>min</w:t>
             </w:r>
           </w:p>
         </w:tc>
@@ -1622,6 +1633,7 @@
                 <w:bCs/>
                 <w:sz w:val="19"/>
               </w:rPr>
+              <w:lastRenderedPageBreak/>
               <w:t>Exercise 5</w:t>
             </w:r>
             <w:r>
@@ -1647,7 +1659,6 @@
               <w:rPr>
                 <w:sz w:val="19"/>
               </w:rPr>
-              <w:lastRenderedPageBreak/>
               <w:t>10 min</w:t>
             </w:r>
           </w:p>
@@ -1709,7 +1720,13 @@
               <w:rPr>
                 <w:sz w:val="19"/>
               </w:rPr>
-              <w:t xml:space="preserve"> — Onboarding pack (PowerPoint + Scheduling + Communications)</w:t>
+              <w:t xml:space="preserve"> </w:t>
+            </w:r>
+            <w:r>
+              <w:rPr>
+                <w:sz w:val="19"/>
+              </w:rPr>
+              <w:t>— Onboarding pack (PowerPoint + Scheduling + Communications)</w:t>
             </w:r>
           </w:p>
         </w:tc>
@@ -1753,13 +1770,7 @@
               <w:rPr>
                 <w:sz w:val="19"/>
               </w:rPr>
-              <w:t xml:space="preserve"> </w:t>
-            </w:r>
-            <w:r>
-              <w:rPr>
-                <w:sz w:val="19"/>
-              </w:rPr>
-              <w:t>— Automate &amp; share (Automations, Daily Briefing, skill sharing)</w:t>
+              <w:t xml:space="preserve"> — Automate &amp; share (Automations, Daily Briefing, skill sharing)</w:t>
             </w:r>
           </w:p>
         </w:tc>
@@ -1908,7 +1919,7 @@
         <w:pStyle w:val="Heading2"/>
       </w:pPr>
       <w:bookmarkStart w:id="11" w:name="whats-in-this-kit"/>
-      <w:bookmarkStart w:id="12" w:name="_Toc241949618"/>
+      <w:bookmarkStart w:id="12" w:name="_Toc241956573"/>
       <w:bookmarkEnd w:id="9"/>
       <w:r>
         <w:t>What's in this kit</w:t>
@@ -1961,10 +1972,7 @@
         <w:t>.docx</w:t>
       </w:r>
       <w:r>
-        <w:t xml:space="preserve">, for printing, sharing, and editing in Microsoft 365). The Word versions have </w:t>
-      </w:r>
-      <w:r>
-        <w:t>the same content, with a table of contents on the longer guides, and link to each other. Each is listed below with both formats.</w:t>
+        <w:t>, for printing, sharing, and editing in Microsoft 365). The Word versions have the same content, with a table of contents on the longer guides, and link to each other. Each is listed below with both formats.</w:t>
       </w:r>
     </w:p>
     <w:p>
@@ -2015,7 +2023,7 @@
           <w:numId w:val="4"/>
         </w:numPr>
       </w:pPr>
-      <w:hyperlink r:id="rId8">
+      <w:hyperlink r:id="rId9">
         <w:r>
           <w:rPr>
             <w:rStyle w:val="Hyperlink"/>
@@ -2026,7 +2034,10 @@
         </w:r>
       </w:hyperlink>
       <w:r>
-        <w:t xml:space="preserve"> — what attendees use: the workbook, the quick-reference card, the sample-data zip, and the after-the-workshop pack.</w:t>
+        <w:t xml:space="preserve"> — what attendees use: the workbook, the quick-reference card, the </w:t>
+      </w:r>
+      <w:r>
+        <w:t>sample-data zip, and the after-the-workshop pack.</w:t>
       </w:r>
     </w:p>
     <w:p>
@@ -2037,7 +2048,7 @@
           <w:numId w:val="4"/>
         </w:numPr>
       </w:pPr>
-      <w:hyperlink r:id="rId9">
+      <w:hyperlink r:id="rId10">
         <w:r>
           <w:rPr>
             <w:rStyle w:val="Hyperlink"/>
@@ -2048,7 +2059,7 @@
         </w:r>
       </w:hyperlink>
       <w:r>
-        <w:t xml:space="preserve"> — what the facilitator and host use: the instructor deck, facilitator guide, answer key, readiness checklist, and seed content.</w:t>
+        <w:t xml:space="preserve"> — what the facilitator and host use: the instructor deck, facilitator guide, answer key, readiness checklist, and the facilitator's demo seed content.</w:t>
       </w:r>
     </w:p>
     <w:p>
@@ -2059,7 +2070,7 @@
           <w:numId w:val="4"/>
         </w:numPr>
       </w:pPr>
-      <w:hyperlink r:id="rId10">
+      <w:hyperlink r:id="rId11">
         <w:r>
           <w:rPr>
             <w:rStyle w:val="Hyperlink"/>
@@ -2081,7 +2092,7 @@
           <w:numId w:val="4"/>
         </w:numPr>
       </w:pPr>
-      <w:hyperlink r:id="rId11">
+      <w:hyperlink r:id="rId12">
         <w:r>
           <w:rPr>
             <w:rStyle w:val="Hyperlink"/>
@@ -2094,7 +2105,7 @@
       <w:r>
         <w:t xml:space="preserve">, </w:t>
       </w:r>
-      <w:hyperlink r:id="rId12">
+      <w:hyperlink r:id="rId13">
         <w:r>
           <w:rPr>
             <w:rStyle w:val="Hyperlink"/>
@@ -2107,7 +2118,7 @@
       <w:r>
         <w:t xml:space="preserve">, and </w:t>
       </w:r>
-      <w:hyperlink r:id="rId13">
+      <w:hyperlink r:id="rId14">
         <w:r>
           <w:rPr>
             <w:rStyle w:val="Hyperlink"/>
@@ -2171,22 +2182,22 @@
           <w:noProof/>
         </w:rPr>
         <w:drawing>
-          <wp:inline distT="0" distB="0" distL="0" distR="0" wp14:anchorId="330F0E47" wp14:editId="63A394FB">
+          <wp:inline distT="0" distB="0" distL="0" distR="0" wp14:anchorId="166D1190" wp14:editId="7147892B">
             <wp:extent cx="4400120" cy="1306285"/>
             <wp:effectExtent l="0" t="0" r="0" b="0"/>
-            <wp:docPr id="22" name="Picture" descr="Tip: on a GitHub file page, select the Download icon (Download raw file) at the top right of the file"/>
+            <wp:docPr id="23" name="Picture" descr="Tip: on a GitHub file page, select the Download icon (Download raw file) at the top right of the file"/>
             <wp:cNvGraphicFramePr/>
             <a:graphic xmlns:a="http://schemas.openxmlformats.org/drawingml/2006/main">
               <a:graphicData uri="http://schemas.openxmlformats.org/drawingml/2006/picture">
                 <pic:pic xmlns:pic="http://schemas.openxmlformats.org/drawingml/2006/picture">
                   <pic:nvPicPr>
-                    <pic:cNvPr id="23" name="Picture" descr="reference/media/download-hint.png"/>
+                    <pic:cNvPr id="24" name="Picture" descr="reference/media/download-hint.png"/>
                     <pic:cNvPicPr>
                       <a:picLocks noChangeAspect="1" noChangeArrowheads="1"/>
                     </pic:cNvPicPr>
                   </pic:nvPicPr>
                   <pic:blipFill>
-                    <a:blip r:embed="rId14"/>
+                    <a:blip r:embed="rId15"/>
                     <a:stretch>
                       <a:fillRect/>
                     </a:stretch>
@@ -2328,7 +2339,7 @@
               <w:pStyle w:val="Compact"/>
               <w:spacing w:before="20" w:after="20"/>
             </w:pPr>
-            <w:hyperlink r:id="rId15">
+            <w:hyperlink r:id="rId16">
               <w:r>
                 <w:rPr>
                   <w:rStyle w:val="Hyperlink"/>
@@ -2342,7 +2353,7 @@
               </w:rPr>
               <w:t xml:space="preserve"> · </w:t>
             </w:r>
-            <w:hyperlink r:id="rId16">
+            <w:hyperlink r:id="rId17">
               <w:r>
                 <w:rPr>
                   <w:rStyle w:val="Hyperlink"/>
@@ -2384,6 +2395,7 @@
               <w:rPr>
                 <w:sz w:val="19"/>
               </w:rPr>
+              <w:lastRenderedPageBreak/>
               <w:t>summary/PROJECT-SUMMARY</w:t>
             </w:r>
           </w:p>
@@ -2397,7 +2409,7 @@
               <w:pStyle w:val="Compact"/>
               <w:spacing w:before="20" w:after="20"/>
             </w:pPr>
-            <w:hyperlink r:id="rId17">
+            <w:hyperlink r:id="rId18">
               <w:r>
                 <w:rPr>
                   <w:rStyle w:val="Hyperlink"/>
@@ -2441,7 +2453,7 @@
               <w:pStyle w:val="Compact"/>
               <w:spacing w:before="20" w:after="20"/>
             </w:pPr>
-            <w:hyperlink r:id="rId18">
+            <w:hyperlink r:id="rId19">
               <w:r>
                 <w:rPr>
                   <w:rStyle w:val="Hyperlink"/>
@@ -2509,13 +2521,7 @@
               <w:rPr>
                 <w:sz w:val="19"/>
               </w:rPr>
-              <w:t xml:space="preserve"> </w:t>
-            </w:r>
-            <w:r>
-              <w:rPr>
-                <w:sz w:val="19"/>
-              </w:rPr>
-              <w:t>for participants and instructors, a scenario card + hands-on slide per exercise, an Output folder walkthrough, an HR plugins spotlight, and a knowledge check</w:t>
+              <w:t xml:space="preserve"> for participants and instructors, a scenario card + hands-on slide per exercise, an Output folder walkthrough, an HR plugins spotlight, and a knowledge check</w:t>
             </w:r>
           </w:p>
         </w:tc>
@@ -2530,7 +2536,7 @@
               <w:pStyle w:val="Compact"/>
               <w:spacing w:before="20" w:after="20"/>
             </w:pPr>
-            <w:hyperlink r:id="rId19">
+            <w:hyperlink r:id="rId20">
               <w:r>
                 <w:rPr>
                   <w:rStyle w:val="Hyperlink"/>
@@ -2599,7 +2605,7 @@
               <w:pStyle w:val="Compact"/>
               <w:spacing w:before="20" w:after="20"/>
             </w:pPr>
-            <w:hyperlink r:id="rId20">
+            <w:hyperlink r:id="rId21">
               <w:r>
                 <w:rPr>
                   <w:rStyle w:val="Hyperlink"/>
@@ -2654,7 +2660,7 @@
               <w:pStyle w:val="Compact"/>
               <w:spacing w:before="20" w:after="20"/>
             </w:pPr>
-            <w:hyperlink r:id="rId21">
+            <w:hyperlink r:id="rId22">
               <w:r>
                 <w:rPr>
                   <w:rStyle w:val="Hyperlink"/>
@@ -2726,7 +2732,7 @@
               <w:pStyle w:val="Compact"/>
               <w:spacing w:before="20" w:after="20"/>
             </w:pPr>
-            <w:hyperlink r:id="rId22">
+            <w:hyperlink r:id="rId23">
               <w:r>
                 <w:rPr>
                   <w:rStyle w:val="Hyperlink"/>
@@ -2740,7 +2746,7 @@
               </w:rPr>
               <w:t xml:space="preserve"> · </w:t>
             </w:r>
-            <w:hyperlink r:id="rId23">
+            <w:hyperlink r:id="rId24">
               <w:r>
                 <w:rPr>
                   <w:rStyle w:val="Hyperlink"/>
@@ -2795,7 +2801,7 @@
               <w:pStyle w:val="Compact"/>
               <w:spacing w:before="20" w:after="20"/>
             </w:pPr>
-            <w:hyperlink r:id="rId24">
+            <w:hyperlink r:id="rId25">
               <w:r>
                 <w:rPr>
                   <w:rStyle w:val="Hyperlink"/>
@@ -2809,7 +2815,7 @@
               </w:rPr>
               <w:t xml:space="preserve"> · </w:t>
             </w:r>
-            <w:hyperlink r:id="rId25">
+            <w:hyperlink r:id="rId26">
               <w:r>
                 <w:rPr>
                   <w:rStyle w:val="Hyperlink"/>
@@ -2832,7 +2838,21 @@
               <w:rPr>
                 <w:sz w:val="19"/>
               </w:rPr>
-              <w:t>Ready-made Zava emails, meetings, and a Teams chat to seed attendee accounts (Exercise 1)</w:t>
+              <w:t xml:space="preserve">Zava emails, meetings, and a Teams chat for the </w:t>
+            </w:r>
+            <w:r>
+              <w:rPr>
+                <w:b/>
+                <w:bCs/>
+                <w:sz w:val="19"/>
+              </w:rPr>
+              <w:t>facilitator's demo account</w:t>
+            </w:r>
+            <w:r>
+              <w:rPr>
+                <w:sz w:val="19"/>
+              </w:rPr>
+              <w:t xml:space="preserve"> (Exercise 1), with how to load them through VS Code and the Work IQ MCP server</w:t>
             </w:r>
           </w:p>
         </w:tc>
@@ -2864,7 +2884,7 @@
               <w:pStyle w:val="Compact"/>
               <w:spacing w:before="20" w:after="20"/>
             </w:pPr>
-            <w:hyperlink r:id="rId26">
+            <w:hyperlink r:id="rId27">
               <w:r>
                 <w:rPr>
                   <w:rStyle w:val="Hyperlink"/>
@@ -2878,7 +2898,7 @@
               </w:rPr>
               <w:t xml:space="preserve"> · </w:t>
             </w:r>
-            <w:hyperlink r:id="rId27">
+            <w:hyperlink r:id="rId28">
               <w:r>
                 <w:rPr>
                   <w:rStyle w:val="Hyperlink"/>
@@ -2933,7 +2953,7 @@
               <w:pStyle w:val="Compact"/>
               <w:spacing w:before="20" w:after="20"/>
             </w:pPr>
-            <w:hyperlink r:id="rId28">
+            <w:hyperlink r:id="rId29">
               <w:r>
                 <w:rPr>
                   <w:rStyle w:val="Hyperlink"/>
@@ -2947,7 +2967,7 @@
               </w:rPr>
               <w:t xml:space="preserve"> · </w:t>
             </w:r>
-            <w:hyperlink r:id="rId29">
+            <w:hyperlink r:id="rId30">
               <w:r>
                 <w:rPr>
                   <w:rStyle w:val="Hyperlink"/>
@@ -3002,7 +3022,7 @@
               <w:pStyle w:val="Compact"/>
               <w:spacing w:before="20" w:after="20"/>
             </w:pPr>
-            <w:hyperlink r:id="rId30">
+            <w:hyperlink r:id="rId31">
               <w:r>
                 <w:rPr>
                   <w:rStyle w:val="Hyperlink"/>
@@ -3016,7 +3036,7 @@
               </w:rPr>
               <w:t xml:space="preserve"> · </w:t>
             </w:r>
-            <w:hyperlink r:id="rId31">
+            <w:hyperlink r:id="rId32">
               <w:r>
                 <w:rPr>
                   <w:rStyle w:val="Hyperlink"/>
@@ -3054,7 +3074,7 @@
               <w:pStyle w:val="Compact"/>
               <w:spacing w:before="20" w:after="20"/>
             </w:pPr>
-            <w:hyperlink r:id="rId32">
+            <w:hyperlink r:id="rId33">
               <w:r>
                 <w:rPr>
                   <w:rStyle w:val="Hyperlink"/>
@@ -3126,7 +3146,7 @@
               <w:pStyle w:val="Compact"/>
               <w:spacing w:before="20" w:after="20"/>
             </w:pPr>
-            <w:hyperlink r:id="rId33">
+            <w:hyperlink r:id="rId34">
               <w:r>
                 <w:rPr>
                   <w:rStyle w:val="Hyperlink"/>
@@ -3140,7 +3160,7 @@
               </w:rPr>
               <w:t xml:space="preserve"> · </w:t>
             </w:r>
-            <w:hyperlink r:id="rId34">
+            <w:hyperlink r:id="rId35">
               <w:r>
                 <w:rPr>
                   <w:rStyle w:val="Hyperlink"/>
@@ -3195,7 +3215,7 @@
               <w:pStyle w:val="Compact"/>
               <w:spacing w:before="20" w:after="20"/>
             </w:pPr>
-            <w:hyperlink r:id="rId35">
+            <w:hyperlink r:id="rId36">
               <w:r>
                 <w:rPr>
                   <w:rStyle w:val="Hyperlink"/>
@@ -3209,7 +3229,7 @@
               </w:rPr>
               <w:t xml:space="preserve"> · </w:t>
             </w:r>
-            <w:hyperlink r:id="rId36">
+            <w:hyperlink r:id="rId37">
               <w:r>
                 <w:rPr>
                   <w:rStyle w:val="Hyperlink"/>
@@ -3264,7 +3284,7 @@
               <w:pStyle w:val="Compact"/>
               <w:spacing w:before="20" w:after="20"/>
             </w:pPr>
-            <w:hyperlink r:id="rId37">
+            <w:hyperlink r:id="rId38">
               <w:r>
                 <w:rPr>
                   <w:rStyle w:val="Hyperlink"/>
@@ -3278,7 +3298,7 @@
               </w:rPr>
               <w:t xml:space="preserve"> · </w:t>
             </w:r>
-            <w:hyperlink r:id="rId38">
+            <w:hyperlink r:id="rId39">
               <w:r>
                 <w:rPr>
                   <w:rStyle w:val="Hyperlink"/>
@@ -3333,7 +3353,7 @@
               <w:pStyle w:val="Compact"/>
               <w:spacing w:before="20" w:after="20"/>
             </w:pPr>
-            <w:hyperlink r:id="rId39">
+            <w:hyperlink r:id="rId40">
               <w:r>
                 <w:rPr>
                   <w:rStyle w:val="Hyperlink"/>
@@ -3347,7 +3367,7 @@
               </w:rPr>
               <w:t xml:space="preserve"> · </w:t>
             </w:r>
-            <w:hyperlink r:id="rId40">
+            <w:hyperlink r:id="rId41">
               <w:r>
                 <w:rPr>
                   <w:rStyle w:val="Hyperlink"/>
@@ -3402,7 +3422,7 @@
               <w:pStyle w:val="Compact"/>
               <w:spacing w:before="20" w:after="20"/>
             </w:pPr>
-            <w:hyperlink r:id="rId41">
+            <w:hyperlink r:id="rId42">
               <w:r>
                 <w:rPr>
                   <w:rStyle w:val="Hyperlink"/>
@@ -3416,7 +3436,7 @@
               </w:rPr>
               <w:t xml:space="preserve"> · </w:t>
             </w:r>
-            <w:hyperlink r:id="rId42">
+            <w:hyperlink r:id="rId43">
               <w:r>
                 <w:rPr>
                   <w:rStyle w:val="Hyperlink"/>
@@ -3471,7 +3491,7 @@
               <w:pStyle w:val="Compact"/>
               <w:spacing w:before="20" w:after="20"/>
             </w:pPr>
-            <w:hyperlink r:id="rId43">
+            <w:hyperlink r:id="rId44">
               <w:r>
                 <w:rPr>
                   <w:rStyle w:val="Hyperlink"/>
@@ -3485,7 +3505,7 @@
               </w:rPr>
               <w:t xml:space="preserve"> · </w:t>
             </w:r>
-            <w:hyperlink r:id="rId44">
+            <w:hyperlink r:id="rId45">
               <w:r>
                 <w:rPr>
                   <w:rStyle w:val="Hyperlink"/>
@@ -3527,6 +3547,7 @@
               <w:rPr>
                 <w:sz w:val="19"/>
               </w:rPr>
+              <w:lastRenderedPageBreak/>
               <w:t>reference/05-custom-skill-guide</w:t>
             </w:r>
           </w:p>
@@ -3540,7 +3561,7 @@
               <w:pStyle w:val="Compact"/>
               <w:spacing w:before="20" w:after="20"/>
             </w:pPr>
-            <w:hyperlink r:id="rId45">
+            <w:hyperlink r:id="rId46">
               <w:r>
                 <w:rPr>
                   <w:rStyle w:val="Hyperlink"/>
@@ -3554,7 +3575,7 @@
               </w:rPr>
               <w:t xml:space="preserve"> · </w:t>
             </w:r>
-            <w:hyperlink r:id="rId46">
+            <w:hyperlink r:id="rId47">
               <w:r>
                 <w:rPr>
                   <w:rStyle w:val="Hyperlink"/>
@@ -3609,7 +3630,7 @@
               <w:pStyle w:val="Compact"/>
               <w:spacing w:before="20" w:after="20"/>
             </w:pPr>
-            <w:hyperlink r:id="rId47">
+            <w:hyperlink r:id="rId48">
               <w:r>
                 <w:rPr>
                   <w:rStyle w:val="Hyperlink"/>
@@ -3623,7 +3644,7 @@
               </w:rPr>
               <w:t xml:space="preserve"> · </w:t>
             </w:r>
-            <w:hyperlink r:id="rId48">
+            <w:hyperlink r:id="rId49">
               <w:r>
                 <w:rPr>
                   <w:rStyle w:val="Hyperlink"/>
@@ -3665,7 +3686,6 @@
               <w:rPr>
                 <w:sz w:val="19"/>
               </w:rPr>
-              <w:lastRenderedPageBreak/>
               <w:t>reference/07-cowork-ui-walkthrough</w:t>
             </w:r>
           </w:p>
@@ -3679,7 +3699,7 @@
               <w:pStyle w:val="Compact"/>
               <w:spacing w:before="20" w:after="20"/>
             </w:pPr>
-            <w:hyperlink r:id="rId49">
+            <w:hyperlink r:id="rId50">
               <w:r>
                 <w:rPr>
                   <w:rStyle w:val="Hyperlink"/>
@@ -3693,7 +3713,7 @@
               </w:rPr>
               <w:t xml:space="preserve"> · </w:t>
             </w:r>
-            <w:hyperlink r:id="rId50">
+            <w:hyperlink r:id="rId51">
               <w:r>
                 <w:rPr>
                   <w:rStyle w:val="Hyperlink"/>
@@ -3748,7 +3768,7 @@
               <w:pStyle w:val="Compact"/>
               <w:spacing w:before="20" w:after="20"/>
             </w:pPr>
-            <w:hyperlink r:id="rId51">
+            <w:hyperlink r:id="rId52">
               <w:r>
                 <w:rPr>
                   <w:rStyle w:val="Hyperlink"/>
@@ -3762,7 +3782,7 @@
               </w:rPr>
               <w:t xml:space="preserve"> · </w:t>
             </w:r>
-            <w:hyperlink r:id="rId52">
+            <w:hyperlink r:id="rId53">
               <w:r>
                 <w:rPr>
                   <w:rStyle w:val="Hyperlink"/>
@@ -3817,7 +3837,7 @@
               <w:pStyle w:val="Compact"/>
               <w:spacing w:before="20" w:after="20"/>
             </w:pPr>
-            <w:hyperlink r:id="rId53">
+            <w:hyperlink r:id="rId54">
               <w:r>
                 <w:rPr>
                   <w:rStyle w:val="Hyperlink"/>
@@ -3831,7 +3851,7 @@
               </w:rPr>
               <w:t xml:space="preserve"> · </w:t>
             </w:r>
-            <w:hyperlink r:id="rId54">
+            <w:hyperlink r:id="rId55">
               <w:r>
                 <w:rPr>
                   <w:rStyle w:val="Hyperlink"/>
@@ -3886,7 +3906,7 @@
               <w:pStyle w:val="Compact"/>
               <w:spacing w:before="20" w:after="20"/>
             </w:pPr>
-            <w:hyperlink r:id="rId55">
+            <w:hyperlink r:id="rId56">
               <w:r>
                 <w:rPr>
                   <w:rStyle w:val="Hyperlink"/>
@@ -3900,7 +3920,7 @@
               </w:rPr>
               <w:t xml:space="preserve"> · </w:t>
             </w:r>
-            <w:hyperlink r:id="rId56">
+            <w:hyperlink r:id="rId57">
               <w:r>
                 <w:rPr>
                   <w:rStyle w:val="Hyperlink"/>
@@ -3955,7 +3975,7 @@
               <w:pStyle w:val="Compact"/>
               <w:spacing w:before="20" w:after="20"/>
             </w:pPr>
-            <w:hyperlink r:id="rId57">
+            <w:hyperlink r:id="rId58">
               <w:r>
                 <w:rPr>
                   <w:rStyle w:val="Hyperlink"/>
@@ -3969,7 +3989,7 @@
               </w:rPr>
               <w:t xml:space="preserve"> (used by Cowork) · </w:t>
             </w:r>
-            <w:hyperlink r:id="rId58">
+            <w:hyperlink r:id="rId59">
               <w:r>
                 <w:rPr>
                   <w:rStyle w:val="Hyperlink"/>
@@ -4013,7 +4033,7 @@
               <w:pStyle w:val="Compact"/>
               <w:spacing w:before="20" w:after="20"/>
             </w:pPr>
-            <w:hyperlink r:id="rId59">
+            <w:hyperlink r:id="rId60">
               <w:r>
                 <w:rPr>
                   <w:rStyle w:val="Hyperlink"/>
@@ -4067,13 +4087,7 @@
               <w:rPr>
                 <w:sz w:val="19"/>
               </w:rPr>
-              <w:t xml:space="preserve"> </w:t>
-            </w:r>
-            <w:r>
-              <w:rPr>
-                <w:sz w:val="19"/>
-              </w:rPr>
-              <w:t>HR data: the Word/Excel files used in the exercises, plus their editable .md/.csv sources</w:t>
+              <w:t xml:space="preserve"> HR data: the Word/Excel files used in the exercises, plus their editable .md/.csv sources</w:t>
             </w:r>
           </w:p>
         </w:tc>
@@ -4088,7 +4102,7 @@
               <w:pStyle w:val="Compact"/>
               <w:spacing w:before="20" w:after="20"/>
             </w:pPr>
-            <w:hyperlink r:id="rId60">
+            <w:hyperlink r:id="rId61">
               <w:r>
                 <w:rPr>
                   <w:rStyle w:val="Hyperlink"/>
@@ -4160,7 +4174,7 @@
         <w:pStyle w:val="FirstParagraph"/>
       </w:pPr>
       <w:r>
-        <w:t xml:space="preserve">Every exercise uses the </w:t>
+        <w:t xml:space="preserve">The exercises use the </w:t>
       </w:r>
       <w:r>
         <w:rPr>
@@ -4170,9 +4184,9 @@
         <w:t>Word and Excel</w:t>
       </w:r>
       <w:r>
-        <w:t xml:space="preserve"> sample files. They work in both Cowork and Agent Builder (which doesn't accept .md or .csv). Download </w:t>
-      </w:r>
-      <w:hyperlink r:id="rId61">
+        <w:t xml:space="preserve"> sample files (Exercise 1 also reads each attendee's own mail and calendar). They work in both Cowork and Agent Builder (which doesn't accept .md or .csv). Download </w:t>
+      </w:r>
+      <w:hyperlink r:id="rId62">
         <w:r>
           <w:rPr>
             <w:rStyle w:val="Hyperlink"/>
@@ -4314,7 +4328,7 @@
               <w:pStyle w:val="Compact"/>
               <w:spacing w:before="20" w:after="20"/>
             </w:pPr>
-            <w:hyperlink r:id="rId62">
+            <w:hyperlink r:id="rId63">
               <w:r>
                 <w:rPr>
                   <w:rStyle w:val="Hyperlink"/>
@@ -4369,7 +4383,7 @@
               <w:pStyle w:val="Compact"/>
               <w:spacing w:before="20" w:after="20"/>
             </w:pPr>
-            <w:hyperlink r:id="rId63">
+            <w:hyperlink r:id="rId64">
               <w:r>
                 <w:rPr>
                   <w:rStyle w:val="Hyperlink"/>
@@ -4424,7 +4438,7 @@
               <w:pStyle w:val="Compact"/>
               <w:spacing w:before="20" w:after="20"/>
             </w:pPr>
-            <w:hyperlink r:id="rId64">
+            <w:hyperlink r:id="rId65">
               <w:r>
                 <w:rPr>
                   <w:rStyle w:val="Hyperlink"/>
@@ -4479,7 +4493,7 @@
               <w:pStyle w:val="Compact"/>
               <w:spacing w:before="20" w:after="20"/>
             </w:pPr>
-            <w:hyperlink r:id="rId65">
+            <w:hyperlink r:id="rId66">
               <w:r>
                 <w:rPr>
                   <w:rStyle w:val="Hyperlink"/>
@@ -4534,7 +4548,7 @@
               <w:pStyle w:val="Compact"/>
               <w:spacing w:before="20" w:after="20"/>
             </w:pPr>
-            <w:hyperlink r:id="rId66">
+            <w:hyperlink r:id="rId67">
               <w:r>
                 <w:rPr>
                   <w:rStyle w:val="Hyperlink"/>
@@ -4589,7 +4603,7 @@
               <w:pStyle w:val="Compact"/>
               <w:spacing w:before="20" w:after="20"/>
             </w:pPr>
-            <w:hyperlink r:id="rId67">
+            <w:hyperlink r:id="rId68">
               <w:r>
                 <w:rPr>
                   <w:rStyle w:val="Hyperlink"/>
@@ -4680,7 +4694,10 @@
         <w:t>sample-knowledge/</w:t>
       </w:r>
       <w:r>
-        <w:t xml:space="preserve"> are the editable sources the Word and Excel files are generated from. Attendees don't need them, and they aren't in the zip. If you change one, regenerate its Word or Excel copy so the two stay in sync.</w:t>
+        <w:t xml:space="preserve"> are the editable </w:t>
+      </w:r>
+      <w:r>
+        <w:t>sources the Word and Excel files are generated from. Attendees don't need them, and they aren't in the zip. If you change one, regenerate its Word or Excel copy so the two stay in sync.</w:t>
       </w:r>
     </w:p>
     <w:p>
@@ -4688,7 +4705,7 @@
         <w:pStyle w:val="Heading2"/>
       </w:pPr>
       <w:bookmarkStart w:id="14" w:name="how-to-use-this-kit"/>
-      <w:bookmarkStart w:id="15" w:name="_Toc241949619"/>
+      <w:bookmarkStart w:id="15" w:name="_Toc241956574"/>
       <w:bookmarkEnd w:id="11"/>
       <w:bookmarkEnd w:id="13"/>
       <w:r>
@@ -4714,7 +4731,7 @@
       <w:r>
         <w:t xml:space="preserve"> follow the </w:t>
       </w:r>
-      <w:hyperlink r:id="rId68">
+      <w:hyperlink r:id="rId69">
         <w:r>
           <w:rPr>
             <w:rStyle w:val="Hyperlink"/>
@@ -4723,9 +4740,9 @@
         </w:r>
       </w:hyperlink>
       <w:r>
-        <w:t xml:space="preserve">. Provision accounts, estimate cost, and load </w:t>
-      </w:r>
-      <w:hyperlink r:id="rId69">
+        <w:t xml:space="preserve">. Confirm licenses and Cowork access, estimate cost, and stage the sample files. The facilitator loads </w:t>
+      </w:r>
+      <w:hyperlink r:id="rId70">
         <w:r>
           <w:rPr>
             <w:rStyle w:val="Hyperlink"/>
@@ -4734,9 +4751,16 @@
         </w:r>
       </w:hyperlink>
       <w:r>
-        <w:t xml:space="preserve"> the day before. Send the instructor the </w:t>
-      </w:r>
-      <w:hyperlink r:id="rId70">
+        <w:t xml:space="preserve"> </w:t>
+      </w:r>
+      <w:r>
+        <w:t xml:space="preserve">into their own </w:t>
+      </w:r>
+      <w:r>
+        <w:lastRenderedPageBreak/>
+        <w:t xml:space="preserve">demo account 1–2 days before. Send the instructor the </w:t>
+      </w:r>
+      <w:hyperlink r:id="rId71">
         <w:r>
           <w:rPr>
             <w:rStyle w:val="Hyperlink"/>
@@ -4747,7 +4771,7 @@
       <w:r>
         <w:t xml:space="preserve">, and attendees the </w:t>
       </w:r>
-      <w:hyperlink r:id="rId71">
+      <w:hyperlink r:id="rId72">
         <w:r>
           <w:rPr>
             <w:rStyle w:val="Hyperlink"/>
@@ -4758,7 +4782,7 @@
       <w:r>
         <w:t xml:space="preserve"> one week out; use the </w:t>
       </w:r>
-      <w:hyperlink r:id="rId72">
+      <w:hyperlink r:id="rId73">
         <w:r>
           <w:rPr>
             <w:rStyle w:val="Hyperlink"/>
@@ -4767,10 +4791,10 @@
         </w:r>
       </w:hyperlink>
       <w:r>
-        <w:t xml:space="preserve"> to introduce the workshop. To use </w:t>
-      </w:r>
-      <w:r>
-        <w:t>either email, open it in a browser, copy the email, and paste it into Outlook. Its links point to this private repo, so give recipients access or swap in your Teams/SharePoint links.</w:t>
+        <w:t xml:space="preserve"> to introduce the workshop. To use either email, open it in a browser, copy the email, and paste it into Outlook. Its links point to </w:t>
+      </w:r>
+      <w:r>
+        <w:t>this private repo, so give recipients access or swap in your Teams/SharePoint links.</w:t>
       </w:r>
     </w:p>
     <w:p>
@@ -4786,13 +4810,12 @@
           <w:b/>
           <w:bCs/>
         </w:rPr>
-        <w:lastRenderedPageBreak/>
         <w:t>Facilitator:</w:t>
       </w:r>
       <w:r>
         <w:t xml:space="preserve"> read </w:t>
       </w:r>
-      <w:hyperlink r:id="rId73">
+      <w:hyperlink r:id="rId74">
         <w:r>
           <w:rPr>
             <w:rStyle w:val="Hyperlink"/>
@@ -4803,7 +4826,7 @@
       <w:r>
         <w:t xml:space="preserve">, do a full dry run against the </w:t>
       </w:r>
-      <w:hyperlink r:id="rId74">
+      <w:hyperlink r:id="rId75">
         <w:r>
           <w:rPr>
             <w:rStyle w:val="Hyperlink"/>
@@ -4814,7 +4837,7 @@
       <w:r>
         <w:t xml:space="preserve">, and present with </w:t>
       </w:r>
-      <w:hyperlink r:id="rId75">
+      <w:hyperlink r:id="rId76">
         <w:r>
           <w:rPr>
             <w:rStyle w:val="Hyperlink"/>
@@ -4842,12 +4865,9 @@
         <w:t>Attendees:</w:t>
       </w:r>
       <w:r>
-        <w:t xml:space="preserve"> </w:t>
-      </w:r>
-      <w:r>
-        <w:t xml:space="preserve">on the day, follow </w:t>
-      </w:r>
-      <w:hyperlink r:id="rId76">
+        <w:t xml:space="preserve"> on the day, follow </w:t>
+      </w:r>
+      <w:hyperlink r:id="rId77">
         <w:r>
           <w:rPr>
             <w:rStyle w:val="Hyperlink"/>
@@ -4858,7 +4878,7 @@
       <w:r>
         <w:t xml:space="preserve"> start to finish, with the printed </w:t>
       </w:r>
-      <w:hyperlink r:id="rId77">
+      <w:hyperlink r:id="rId78">
         <w:r>
           <w:rPr>
             <w:rStyle w:val="Hyperlink"/>
@@ -4869,7 +4889,7 @@
       <w:r>
         <w:t xml:space="preserve"> and the </w:t>
       </w:r>
-      <w:hyperlink r:id="rId78">
+      <w:hyperlink r:id="rId79">
         <w:r>
           <w:rPr>
             <w:rStyle w:val="Hyperlink"/>
@@ -4899,7 +4919,7 @@
       <w:r>
         <w:t xml:space="preserve"> send </w:t>
       </w:r>
-      <w:hyperlink r:id="rId79">
+      <w:hyperlink r:id="rId80">
         <w:r>
           <w:rPr>
             <w:rStyle w:val="Hyperlink"/>
@@ -4947,7 +4967,7 @@
         <w:t>one action at a time</w:t>
       </w:r>
       <w:r>
-        <w:t>, and use only the fictional sample data during exercises.</w:t>
+        <w:t>, keep Exercise 1 results private, and use the fictional sample data for the other exercises.</w:t>
       </w:r>
     </w:p>
     <w:p>
@@ -4955,7 +4975,7 @@
         <w:pStyle w:val="Heading2"/>
       </w:pPr>
       <w:bookmarkStart w:id="16" w:name="requirement-coverage"/>
-      <w:bookmarkStart w:id="17" w:name="_Toc241949620"/>
+      <w:bookmarkStart w:id="17" w:name="_Toc241956575"/>
       <w:bookmarkEnd w:id="14"/>
       <w:r>
         <w:t>Requirement coverage</w:t>
@@ -5322,14 +5342,14 @@
         <w:t>answer key</w:t>
       </w:r>
       <w:r>
-        <w:t xml:space="preserve">, </w:t>
+        <w:t xml:space="preserve">, facilitator </w:t>
       </w:r>
       <w:r>
         <w:rPr>
           <w:b/>
           <w:bCs/>
         </w:rPr>
-        <w:t>seed data</w:t>
+        <w:t>demo seed data</w:t>
       </w:r>
       <w:r>
         <w:t xml:space="preserve">, a prep </w:t>
@@ -5389,7 +5409,7 @@
     </w:p>
     <w:p>
       <w:r>
-        <w:pict w14:anchorId="15973D33">
+        <w:pict w14:anchorId="606617E0">
           <v:rect id="_x0000_i1025" style="width:0;height:1.5pt" o:hralign="center" o:hrstd="t" o:hr="t"/>
         </w:pict>
       </w:r>
@@ -5403,16 +5423,9 @@
           <w:i/>
           <w:iCs/>
         </w:rPr>
-        <w:t xml:space="preserve">Sample content depicts the fictional company "Zava" and is for training purposes only. </w:t>
-      </w:r>
-      <w:r>
-        <w:rPr>
-          <w:i/>
-          <w:iCs/>
-        </w:rPr>
-        <w:t xml:space="preserve">Divider illustrations: </w:t>
-      </w:r>
-      <w:hyperlink r:id="rId80">
+        <w:t xml:space="preserve">Sample content depicts the fictional company "Zava" and is for training purposes only. Divider illustrations: </w:t>
+      </w:r>
+      <w:hyperlink r:id="rId81">
         <w:r>
           <w:rPr>
             <w:rStyle w:val="Hyperlink"/>
@@ -5433,7 +5446,7 @@
       <w:bookmarkEnd w:id="16"/>
     </w:p>
     <w:sectPr>
-      <w:footerReference w:type="default" r:id="rId81"/>
+      <w:footerReference w:type="default" r:id="rId82"/>
       <w:footnotePr>
         <w:numRestart w:val="eachSect"/>
       </w:footnotePr>
@@ -5553,7 +5566,7 @@
   <w:abstractNum w:abstractNumId="0" w15:restartNumberingAfterBreak="0">
     <w:nsid w:val="0000A990"/>
     <w:multiLevelType w:val="multilevel"/>
-    <w:tmpl w:val="5156A8FC"/>
+    <w:tmpl w:val="0938F486"/>
     <w:lvl w:ilvl="0">
       <w:numFmt w:val="bullet"/>
       <w:lvlText w:val=" "/>
@@ -5630,7 +5643,7 @@
   <w:abstractNum w:abstractNumId="1" w15:restartNumberingAfterBreak="0">
     <w:nsid w:val="0000A991"/>
     <w:multiLevelType w:val="multilevel"/>
-    <w:tmpl w:val="5C96688A"/>
+    <w:tmpl w:val="CD1C5C70"/>
     <w:lvl w:ilvl="0">
       <w:numFmt w:val="bullet"/>
       <w:lvlText w:val=""/>
@@ -5734,7 +5747,7 @@
   <w:abstractNum w:abstractNumId="2" w15:restartNumberingAfterBreak="0">
     <w:nsid w:val="00A99411"/>
     <w:multiLevelType w:val="multilevel"/>
-    <w:tmpl w:val="BB986960"/>
+    <w:tmpl w:val="E932A1B2"/>
     <w:lvl w:ilvl="0">
       <w:start w:val="1"/>
       <w:numFmt w:val="decimal"/>
@@ -5817,10 +5830,10 @@
       </w:pPr>
     </w:lvl>
   </w:abstractNum>
-  <w:num w:numId="1" w16cid:durableId="1208637559">
+  <w:num w:numId="1" w16cid:durableId="1309439824">
     <w:abstractNumId w:val="0"/>
   </w:num>
-  <w:num w:numId="2" w16cid:durableId="1810393749">
+  <w:num w:numId="2" w16cid:durableId="965819634">
     <w:abstractNumId w:val="2"/>
     <w:lvlOverride w:ilvl="0">
       <w:startOverride w:val="1"/>
@@ -5850,13 +5863,13 @@
       <w:startOverride w:val="1"/>
     </w:lvlOverride>
   </w:num>
-  <w:num w:numId="3" w16cid:durableId="1844202325">
+  <w:num w:numId="3" w16cid:durableId="1465124385">
     <w:abstractNumId w:val="1"/>
   </w:num>
-  <w:num w:numId="4" w16cid:durableId="579678278">
+  <w:num w:numId="4" w16cid:durableId="2143233216">
     <w:abstractNumId w:val="1"/>
   </w:num>
-  <w:num w:numId="5" w16cid:durableId="2139295332">
+  <w:num w:numId="5" w16cid:durableId="339083354">
     <w:abstractNumId w:val="2"/>
     <w:lvlOverride w:ilvl="0">
       <w:startOverride w:val="1"/>
@@ -5886,7 +5899,7 @@
       <w:startOverride w:val="1"/>
     </w:lvlOverride>
   </w:num>
-  <w:num w:numId="6" w16cid:durableId="1747607176">
+  <w:num w:numId="6" w16cid:durableId="762148819">
     <w:abstractNumId w:val="1"/>
   </w:num>
 </w:numbering>
@@ -7165,7 +7178,7 @@
     <w:next w:val="Normal"/>
     <w:autoRedefine/>
     <w:uiPriority w:val="39"/>
-    <w:rsid w:val="00E54575"/>
+    <w:rsid w:val="007A4352"/>
     <w:pPr>
       <w:spacing w:after="100"/>
     </w:pPr>
@@ -7176,7 +7189,7 @@
     <w:next w:val="Normal"/>
     <w:autoRedefine/>
     <w:uiPriority w:val="39"/>
-    <w:rsid w:val="00E54575"/>
+    <w:rsid w:val="007A4352"/>
     <w:pPr>
       <w:spacing w:after="100"/>
       <w:ind w:left="210"/>
@@ -7186,7 +7199,7 @@
     <w:name w:val="header"/>
     <w:basedOn w:val="Normal"/>
     <w:link w:val="HeaderChar"/>
-    <w:rsid w:val="00E54575"/>
+    <w:rsid w:val="007A4352"/>
     <w:pPr>
       <w:tabs>
         <w:tab w:val="center" w:pos="4513"/>
@@ -7199,7 +7212,7 @@
     <w:name w:val="Header Char"/>
     <w:basedOn w:val="DefaultParagraphFont"/>
     <w:link w:val="Header"/>
-    <w:rsid w:val="00E54575"/>
+    <w:rsid w:val="007A4352"/>
     <w:rPr>
       <w:rFonts w:ascii="Segoe UI" w:eastAsia="Segoe UI" w:hAnsi="Segoe UI" w:cs="Segoe UI"/>
       <w:color w:val="242424"/>
@@ -7210,7 +7223,7 @@
     <w:name w:val="footer"/>
     <w:basedOn w:val="Normal"/>
     <w:link w:val="FooterChar"/>
-    <w:rsid w:val="00E54575"/>
+    <w:rsid w:val="007A4352"/>
     <w:pPr>
       <w:tabs>
         <w:tab w:val="center" w:pos="4513"/>
@@ -7223,7 +7236,7 @@
     <w:name w:val="Footer Char"/>
     <w:basedOn w:val="DefaultParagraphFont"/>
     <w:link w:val="Footer"/>
-    <w:rsid w:val="00E54575"/>
+    <w:rsid w:val="007A4352"/>
     <w:rPr>
       <w:rFonts w:ascii="Segoe UI" w:eastAsia="Segoe UI" w:hAnsi="Segoe UI" w:cs="Segoe UI"/>
       <w:color w:val="242424"/>

--- a/README.docx
+++ b/README.docx
@@ -10,7 +10,7 @@
           <w:sz w:val="21"/>
           <w:szCs w:val="24"/>
         </w:rPr>
-        <w:id w:val="-1756972969"/>
+        <w:id w:val="1679232031"/>
         <w:docPartObj>
           <w:docPartGallery w:val="Table of Contents"/>
           <w:docPartUnique/>
@@ -51,7 +51,7 @@
           <w:r>
             <w:fldChar w:fldCharType="separate"/>
           </w:r>
-          <w:hyperlink w:anchor="_Toc241956568" w:history="1">
+          <w:hyperlink w:anchor="_Toc241993867" w:history="1">
             <w:r>
               <w:rPr>
                 <w:rStyle w:val="Hyperlink"/>
@@ -78,7 +78,7 @@
                 <w:noProof/>
                 <w:webHidden/>
               </w:rPr>
-              <w:instrText xml:space="preserve"> PAGEREF _Toc241956568 \h </w:instrText>
+              <w:instrText xml:space="preserve"> PAGEREF _Toc241993867 \h </w:instrText>
             </w:r>
             <w:r>
               <w:rPr>
@@ -125,7 +125,7 @@
               <w14:ligatures w14:val="standardContextual"/>
             </w:rPr>
           </w:pPr>
-          <w:hyperlink w:anchor="_Toc241956569" w:history="1">
+          <w:hyperlink w:anchor="_Toc241993868" w:history="1">
             <w:r>
               <w:rPr>
                 <w:rStyle w:val="Hyperlink"/>
@@ -152,7 +152,7 @@
                 <w:noProof/>
                 <w:webHidden/>
               </w:rPr>
-              <w:instrText xml:space="preserve"> PAGEREF _Toc241956569 \h </w:instrText>
+              <w:instrText xml:space="preserve"> PAGEREF _Toc241993868 \h </w:instrText>
             </w:r>
             <w:r>
               <w:rPr>
@@ -199,7 +199,7 @@
               <w14:ligatures w14:val="standardContextual"/>
             </w:rPr>
           </w:pPr>
-          <w:hyperlink w:anchor="_Toc241956570" w:history="1">
+          <w:hyperlink w:anchor="_Toc241993869" w:history="1">
             <w:r>
               <w:rPr>
                 <w:rStyle w:val="Hyperlink"/>
@@ -226,7 +226,7 @@
                 <w:noProof/>
                 <w:webHidden/>
               </w:rPr>
-              <w:instrText xml:space="preserve"> PAGEREF _Toc241956570 \h </w:instrText>
+              <w:instrText xml:space="preserve"> PAGEREF _Toc241993869 \h </w:instrText>
             </w:r>
             <w:r>
               <w:rPr>
@@ -273,7 +273,7 @@
               <w14:ligatures w14:val="standardContextual"/>
             </w:rPr>
           </w:pPr>
-          <w:hyperlink w:anchor="_Toc241956571" w:history="1">
+          <w:hyperlink w:anchor="_Toc241993870" w:history="1">
             <w:r>
               <w:rPr>
                 <w:rStyle w:val="Hyperlink"/>
@@ -300,7 +300,7 @@
                 <w:noProof/>
                 <w:webHidden/>
               </w:rPr>
-              <w:instrText xml:space="preserve"> PAGEREF _Toc241956571 \h </w:instrText>
+              <w:instrText xml:space="preserve"> PAGEREF _Toc241993870 \h </w:instrText>
             </w:r>
             <w:r>
               <w:rPr>
@@ -347,7 +347,7 @@
               <w14:ligatures w14:val="standardContextual"/>
             </w:rPr>
           </w:pPr>
-          <w:hyperlink w:anchor="_Toc241956572" w:history="1">
+          <w:hyperlink w:anchor="_Toc241993871" w:history="1">
             <w:r>
               <w:rPr>
                 <w:rStyle w:val="Hyperlink"/>
@@ -374,7 +374,7 @@
                 <w:noProof/>
                 <w:webHidden/>
               </w:rPr>
-              <w:instrText xml:space="preserve"> PAGEREF _Toc241956572 \h </w:instrText>
+              <w:instrText xml:space="preserve"> PAGEREF _Toc241993871 \h </w:instrText>
             </w:r>
             <w:r>
               <w:rPr>
@@ -421,7 +421,7 @@
               <w14:ligatures w14:val="standardContextual"/>
             </w:rPr>
           </w:pPr>
-          <w:hyperlink w:anchor="_Toc241956573" w:history="1">
+          <w:hyperlink w:anchor="_Toc241993872" w:history="1">
             <w:r>
               <w:rPr>
                 <w:rStyle w:val="Hyperlink"/>
@@ -448,7 +448,7 @@
                 <w:noProof/>
                 <w:webHidden/>
               </w:rPr>
-              <w:instrText xml:space="preserve"> PAGEREF _Toc241956573 \h </w:instrText>
+              <w:instrText xml:space="preserve"> PAGEREF _Toc241993872 \h </w:instrText>
             </w:r>
             <w:r>
               <w:rPr>
@@ -495,7 +495,7 @@
               <w14:ligatures w14:val="standardContextual"/>
             </w:rPr>
           </w:pPr>
-          <w:hyperlink w:anchor="_Toc241956574" w:history="1">
+          <w:hyperlink w:anchor="_Toc241993873" w:history="1">
             <w:r>
               <w:rPr>
                 <w:rStyle w:val="Hyperlink"/>
@@ -522,7 +522,7 @@
                 <w:noProof/>
                 <w:webHidden/>
               </w:rPr>
-              <w:instrText xml:space="preserve"> PAGEREF _Toc241956574 \h </w:instrText>
+              <w:instrText xml:space="preserve"> PAGEREF _Toc241993873 \h </w:instrText>
             </w:r>
             <w:r>
               <w:rPr>
@@ -542,7 +542,7 @@
                 <w:noProof/>
                 <w:webHidden/>
               </w:rPr>
-              <w:t>5</w:t>
+              <w:t>6</w:t>
             </w:r>
             <w:r>
               <w:rPr>
@@ -569,7 +569,7 @@
               <w14:ligatures w14:val="standardContextual"/>
             </w:rPr>
           </w:pPr>
-          <w:hyperlink w:anchor="_Toc241956575" w:history="1">
+          <w:hyperlink w:anchor="_Toc241993874" w:history="1">
             <w:r>
               <w:rPr>
                 <w:rStyle w:val="Hyperlink"/>
@@ -596,7 +596,7 @@
                 <w:noProof/>
                 <w:webHidden/>
               </w:rPr>
-              <w:instrText xml:space="preserve"> PAGEREF _Toc241956575 \h </w:instrText>
+              <w:instrText xml:space="preserve"> PAGEREF _Toc241993874 \h </w:instrText>
             </w:r>
             <w:r>
               <w:rPr>
@@ -639,7 +639,7 @@
         <w:pStyle w:val="Heading1"/>
       </w:pPr>
       <w:bookmarkStart w:id="0" w:name="Xa046f7e33c7391c4827688ee785cfee5a5aaa0a"/>
-      <w:bookmarkStart w:id="1" w:name="_Toc241956568"/>
+      <w:bookmarkStart w:id="1" w:name="_Toc241993867"/>
       <w:r>
         <w:t>Getting Things Done with Copilot Cowork for HR Tasks</w:t>
       </w:r>
@@ -775,7 +775,7 @@
         <w:pStyle w:val="Heading2"/>
       </w:pPr>
       <w:bookmarkStart w:id="3" w:name="learning-objectives"/>
-      <w:bookmarkStart w:id="4" w:name="_Toc241956569"/>
+      <w:bookmarkStart w:id="4" w:name="_Toc241993868"/>
       <w:bookmarkEnd w:id="2"/>
       <w:r>
         <w:t>Learning objectives</w:t>
@@ -916,7 +916,7 @@
         <w:pStyle w:val="Heading2"/>
       </w:pPr>
       <w:bookmarkStart w:id="5" w:name="who-its-for"/>
-      <w:bookmarkStart w:id="6" w:name="_Toc241956570"/>
+      <w:bookmarkStart w:id="6" w:name="_Toc241993869"/>
       <w:bookmarkEnd w:id="3"/>
       <w:r>
         <w:t>Who it's for</w:t>
@@ -1078,7 +1078,7 @@
         <w:pStyle w:val="Heading2"/>
       </w:pPr>
       <w:bookmarkStart w:id="7" w:name="prerequisites"/>
-      <w:bookmarkStart w:id="8" w:name="_Toc241956571"/>
+      <w:bookmarkStart w:id="8" w:name="_Toc241993870"/>
       <w:bookmarkEnd w:id="5"/>
       <w:r>
         <w:t>Prerequisites</w:t>
@@ -1182,7 +1182,7 @@
         <w:pStyle w:val="Heading2"/>
       </w:pPr>
       <w:bookmarkStart w:id="9" w:name="agenda-240-minutes"/>
-      <w:bookmarkStart w:id="10" w:name="_Toc241956572"/>
+      <w:bookmarkStart w:id="10" w:name="_Toc241993871"/>
       <w:bookmarkEnd w:id="7"/>
       <w:r>
         <w:t>Agenda (240 minutes)</w:t>
@@ -1919,7 +1919,7 @@
         <w:pStyle w:val="Heading2"/>
       </w:pPr>
       <w:bookmarkStart w:id="11" w:name="whats-in-this-kit"/>
-      <w:bookmarkStart w:id="12" w:name="_Toc241956573"/>
+      <w:bookmarkStart w:id="12" w:name="_Toc241993872"/>
       <w:bookmarkEnd w:id="9"/>
       <w:r>
         <w:t>What's in this kit</w:t>
@@ -2182,7 +2182,7 @@
           <w:noProof/>
         </w:rPr>
         <w:drawing>
-          <wp:inline distT="0" distB="0" distL="0" distR="0" wp14:anchorId="166D1190" wp14:editId="7147892B">
+          <wp:inline distT="0" distB="0" distL="0" distR="0" wp14:anchorId="0F6198AD" wp14:editId="2E2AD999">
             <wp:extent cx="4400120" cy="1306285"/>
             <wp:effectExtent l="0" t="0" r="0" b="0"/>
             <wp:docPr id="23" name="Picture" descr="Tip: on a GitHub file page, select the Download icon (Download raw file) at the top right of the file"/>
@@ -2493,7 +2493,7 @@
               <w:rPr>
                 <w:sz w:val="19"/>
               </w:rPr>
-              <w:t xml:space="preserve">Instructor deck (47 slides, speaker notes, alt text) — a </w:t>
+              <w:t xml:space="preserve">Instructor deck (57 slides, speaker notes, alt text) — a </w:t>
             </w:r>
             <w:r>
               <w:rPr>
@@ -2521,7 +2521,21 @@
               <w:rPr>
                 <w:sz w:val="19"/>
               </w:rPr>
-              <w:t xml:space="preserve"> for participants and instructors, a scenario card + hands-on slide per exercise, an Output folder walkthrough, an HR plugins spotlight, and a knowledge check</w:t>
+              <w:t xml:space="preserve"> for participants and instructors, a scenario card, </w:t>
+            </w:r>
+            <w:r>
+              <w:rPr>
+                <w:b/>
+                <w:bCs/>
+                <w:sz w:val="19"/>
+              </w:rPr>
+              <w:t>demo video slide</w:t>
+            </w:r>
+            <w:r>
+              <w:rPr>
+                <w:sz w:val="19"/>
+              </w:rPr>
+              <w:t xml:space="preserve"> (an empty video frame for your recording), and hands-on slide per exercise, demo video slides for the UI walkthrough and the prompting slide, an Output folder walkthrough, an HR plugins spotlight, and a knowledge check</w:t>
             </w:r>
           </w:p>
         </w:tc>
@@ -3478,6 +3492,7 @@
               <w:rPr>
                 <w:sz w:val="19"/>
               </w:rPr>
+              <w:lastRenderedPageBreak/>
               <w:t>reference/04-prompt-library</w:t>
             </w:r>
           </w:p>
@@ -3547,7 +3562,6 @@
               <w:rPr>
                 <w:sz w:val="19"/>
               </w:rPr>
-              <w:lastRenderedPageBreak/>
               <w:t>reference/05-custom-skill-guide</w:t>
             </w:r>
           </w:p>
@@ -4087,7 +4101,13 @@
               <w:rPr>
                 <w:sz w:val="19"/>
               </w:rPr>
-              <w:t xml:space="preserve"> HR data: the Word/Excel files used in the exercises, plus their editable .md/.csv sources</w:t>
+              <w:t xml:space="preserve"> </w:t>
+            </w:r>
+            <w:r>
+              <w:rPr>
+                <w:sz w:val="19"/>
+              </w:rPr>
+              <w:t>HR data: the Word/Excel files used in the exercises, plus their editable .md/.csv sources</w:t>
             </w:r>
           </w:p>
         </w:tc>
@@ -4184,7 +4204,10 @@
         <w:t>Word and Excel</w:t>
       </w:r>
       <w:r>
-        <w:t xml:space="preserve"> sample files (Exercise 1 also reads each attendee's own mail and calendar). They work in both Cowork and Agent Builder (which doesn't accept .md or .csv). Download </w:t>
+        <w:t xml:space="preserve"> sample files (Exercise 1 also reads each attendee's own mail and calendar). They work in both Cowork and Agent Builder </w:t>
+      </w:r>
+      <w:r>
+        <w:t xml:space="preserve">(which doesn't accept .md or .csv). Download </w:t>
       </w:r>
       <w:hyperlink r:id="rId62">
         <w:r>
@@ -4694,10 +4717,7 @@
         <w:t>sample-knowledge/</w:t>
       </w:r>
       <w:r>
-        <w:t xml:space="preserve"> are the editable </w:t>
-      </w:r>
-      <w:r>
-        <w:t>sources the Word and Excel files are generated from. Attendees don't need them, and they aren't in the zip. If you change one, regenerate its Word or Excel copy so the two stay in sync.</w:t>
+        <w:t xml:space="preserve"> are the editable sources the Word and Excel files are generated from. Attendees don't need them, and they aren't in the zip. If you change one, regenerate its Word or Excel copy so the two stay in sync.</w:t>
       </w:r>
     </w:p>
     <w:p>
@@ -4705,10 +4725,11 @@
         <w:pStyle w:val="Heading2"/>
       </w:pPr>
       <w:bookmarkStart w:id="14" w:name="how-to-use-this-kit"/>
-      <w:bookmarkStart w:id="15" w:name="_Toc241956574"/>
+      <w:bookmarkStart w:id="15" w:name="_Toc241993873"/>
       <w:bookmarkEnd w:id="11"/>
       <w:bookmarkEnd w:id="13"/>
       <w:r>
+        <w:lastRenderedPageBreak/>
         <w:t>How to use this kit</w:t>
       </w:r>
       <w:bookmarkEnd w:id="15"/>
@@ -4751,14 +4772,7 @@
         </w:r>
       </w:hyperlink>
       <w:r>
-        <w:t xml:space="preserve"> </w:t>
-      </w:r>
-      <w:r>
-        <w:t xml:space="preserve">into their own </w:t>
-      </w:r>
-      <w:r>
-        <w:lastRenderedPageBreak/>
-        <w:t xml:space="preserve">demo account 1–2 days before. Send the instructor the </w:t>
+        <w:t xml:space="preserve"> into their own demo account 1–2 days before. Send the instructor the </w:t>
       </w:r>
       <w:hyperlink r:id="rId71">
         <w:r>
@@ -4791,10 +4805,7 @@
         </w:r>
       </w:hyperlink>
       <w:r>
-        <w:t xml:space="preserve"> to introduce the workshop. To use either email, open it in a browser, copy the email, and paste it into Outlook. Its links point to </w:t>
-      </w:r>
-      <w:r>
-        <w:t>this private repo, so give recipients access or swap in your Teams/SharePoint links.</w:t>
+        <w:t xml:space="preserve"> to introduce the workshop. To use either email, open it in a browser, copy the email, and paste it into Outlook. Its links point to this private repo, so give recipients access or swap in your Teams/SharePoint links.</w:t>
       </w:r>
     </w:p>
     <w:p>
@@ -4928,7 +4939,10 @@
         </w:r>
       </w:hyperlink>
       <w:r>
-        <w:t xml:space="preserve"> (knowledge check, survey, and 30-day plan) and pause the Exercise 1 and 7 schedules.</w:t>
+        <w:t xml:space="preserve"> (knowledge check, survey, and </w:t>
+      </w:r>
+      <w:r>
+        <w:t>30-day plan) and pause the Exercise 1 and 7 schedules.</w:t>
       </w:r>
     </w:p>
     <w:p>
@@ -4975,7 +4989,7 @@
         <w:pStyle w:val="Heading2"/>
       </w:pPr>
       <w:bookmarkStart w:id="16" w:name="requirement-coverage"/>
-      <w:bookmarkStart w:id="17" w:name="_Toc241956575"/>
+      <w:bookmarkStart w:id="17" w:name="_Toc241993874"/>
       <w:bookmarkEnd w:id="14"/>
       <w:r>
         <w:t>Requirement coverage</w:t>
@@ -5244,10 +5258,7 @@
         <w:t>Copilot Agent Builder</w:t>
       </w:r>
       <w:r>
-        <w:t xml:space="preserve"> </w:t>
-      </w:r>
-      <w:r>
-        <w:t>(Exercise 8)</w:t>
+        <w:t xml:space="preserve"> (Exercise 8)</w:t>
       </w:r>
     </w:p>
     <w:p>
@@ -5409,7 +5420,7 @@
     </w:p>
     <w:p>
       <w:r>
-        <w:pict w14:anchorId="606617E0">
+        <w:pict w14:anchorId="3CEA97A0">
           <v:rect id="_x0000_i1025" style="width:0;height:1.5pt" o:hralign="center" o:hrstd="t" o:hr="t"/>
         </w:pict>
       </w:r>
@@ -5566,7 +5577,7 @@
   <w:abstractNum w:abstractNumId="0" w15:restartNumberingAfterBreak="0">
     <w:nsid w:val="0000A990"/>
     <w:multiLevelType w:val="multilevel"/>
-    <w:tmpl w:val="0938F486"/>
+    <w:tmpl w:val="BD04E3C6"/>
     <w:lvl w:ilvl="0">
       <w:numFmt w:val="bullet"/>
       <w:lvlText w:val=" "/>
@@ -5643,7 +5654,7 @@
   <w:abstractNum w:abstractNumId="1" w15:restartNumberingAfterBreak="0">
     <w:nsid w:val="0000A991"/>
     <w:multiLevelType w:val="multilevel"/>
-    <w:tmpl w:val="CD1C5C70"/>
+    <w:tmpl w:val="07267770"/>
     <w:lvl w:ilvl="0">
       <w:numFmt w:val="bullet"/>
       <w:lvlText w:val=""/>
@@ -5747,7 +5758,7 @@
   <w:abstractNum w:abstractNumId="2" w15:restartNumberingAfterBreak="0">
     <w:nsid w:val="00A99411"/>
     <w:multiLevelType w:val="multilevel"/>
-    <w:tmpl w:val="E932A1B2"/>
+    <w:tmpl w:val="EC609D56"/>
     <w:lvl w:ilvl="0">
       <w:start w:val="1"/>
       <w:numFmt w:val="decimal"/>
@@ -5830,10 +5841,10 @@
       </w:pPr>
     </w:lvl>
   </w:abstractNum>
-  <w:num w:numId="1" w16cid:durableId="1309439824">
+  <w:num w:numId="1" w16cid:durableId="2135363901">
     <w:abstractNumId w:val="0"/>
   </w:num>
-  <w:num w:numId="2" w16cid:durableId="965819634">
+  <w:num w:numId="2" w16cid:durableId="1288195873">
     <w:abstractNumId w:val="2"/>
     <w:lvlOverride w:ilvl="0">
       <w:startOverride w:val="1"/>
@@ -5863,13 +5874,13 @@
       <w:startOverride w:val="1"/>
     </w:lvlOverride>
   </w:num>
-  <w:num w:numId="3" w16cid:durableId="1465124385">
+  <w:num w:numId="3" w16cid:durableId="179785170">
     <w:abstractNumId w:val="1"/>
   </w:num>
-  <w:num w:numId="4" w16cid:durableId="2143233216">
+  <w:num w:numId="4" w16cid:durableId="725227240">
     <w:abstractNumId w:val="1"/>
   </w:num>
-  <w:num w:numId="5" w16cid:durableId="339083354">
+  <w:num w:numId="5" w16cid:durableId="1226914024">
     <w:abstractNumId w:val="2"/>
     <w:lvlOverride w:ilvl="0">
       <w:startOverride w:val="1"/>
@@ -5899,7 +5910,7 @@
       <w:startOverride w:val="1"/>
     </w:lvlOverride>
   </w:num>
-  <w:num w:numId="6" w16cid:durableId="762148819">
+  <w:num w:numId="6" w16cid:durableId="219708036">
     <w:abstractNumId w:val="1"/>
   </w:num>
 </w:numbering>
@@ -7178,7 +7189,7 @@
     <w:next w:val="Normal"/>
     <w:autoRedefine/>
     <w:uiPriority w:val="39"/>
-    <w:rsid w:val="007A4352"/>
+    <w:rsid w:val="004C503F"/>
     <w:pPr>
       <w:spacing w:after="100"/>
     </w:pPr>
@@ -7189,7 +7200,7 @@
     <w:next w:val="Normal"/>
     <w:autoRedefine/>
     <w:uiPriority w:val="39"/>
-    <w:rsid w:val="007A4352"/>
+    <w:rsid w:val="004C503F"/>
     <w:pPr>
       <w:spacing w:after="100"/>
       <w:ind w:left="210"/>
@@ -7199,7 +7210,7 @@
     <w:name w:val="header"/>
     <w:basedOn w:val="Normal"/>
     <w:link w:val="HeaderChar"/>
-    <w:rsid w:val="007A4352"/>
+    <w:rsid w:val="004C503F"/>
     <w:pPr>
       <w:tabs>
         <w:tab w:val="center" w:pos="4513"/>
@@ -7212,7 +7223,7 @@
     <w:name w:val="Header Char"/>
     <w:basedOn w:val="DefaultParagraphFont"/>
     <w:link w:val="Header"/>
-    <w:rsid w:val="007A4352"/>
+    <w:rsid w:val="004C503F"/>
     <w:rPr>
       <w:rFonts w:ascii="Segoe UI" w:eastAsia="Segoe UI" w:hAnsi="Segoe UI" w:cs="Segoe UI"/>
       <w:color w:val="242424"/>
@@ -7223,7 +7234,7 @@
     <w:name w:val="footer"/>
     <w:basedOn w:val="Normal"/>
     <w:link w:val="FooterChar"/>
-    <w:rsid w:val="007A4352"/>
+    <w:rsid w:val="004C503F"/>
     <w:pPr>
       <w:tabs>
         <w:tab w:val="center" w:pos="4513"/>
@@ -7236,7 +7247,7 @@
     <w:name w:val="Footer Char"/>
     <w:basedOn w:val="DefaultParagraphFont"/>
     <w:link w:val="Footer"/>
-    <w:rsid w:val="007A4352"/>
+    <w:rsid w:val="004C503F"/>
     <w:rPr>
       <w:rFonts w:ascii="Segoe UI" w:eastAsia="Segoe UI" w:hAnsi="Segoe UI" w:cs="Segoe UI"/>
       <w:color w:val="242424"/>

--- a/README.docx
+++ b/README.docx
@@ -10,7 +10,7 @@
           <w:sz w:val="21"/>
           <w:szCs w:val="24"/>
         </w:rPr>
-        <w:id w:val="1679232031"/>
+        <w:id w:val="1023668703"/>
         <w:docPartObj>
           <w:docPartGallery w:val="Table of Contents"/>
           <w:docPartUnique/>
@@ -51,7 +51,7 @@
           <w:r>
             <w:fldChar w:fldCharType="separate"/>
           </w:r>
-          <w:hyperlink w:anchor="_Toc241993867" w:history="1">
+          <w:hyperlink w:anchor="_Toc241995321" w:history="1">
             <w:r>
               <w:rPr>
                 <w:rStyle w:val="Hyperlink"/>
@@ -78,7 +78,7 @@
                 <w:noProof/>
                 <w:webHidden/>
               </w:rPr>
-              <w:instrText xml:space="preserve"> PAGEREF _Toc241993867 \h </w:instrText>
+              <w:instrText xml:space="preserve"> PAGEREF _Toc241995321 \h </w:instrText>
             </w:r>
             <w:r>
               <w:rPr>
@@ -125,7 +125,7 @@
               <w14:ligatures w14:val="standardContextual"/>
             </w:rPr>
           </w:pPr>
-          <w:hyperlink w:anchor="_Toc241993868" w:history="1">
+          <w:hyperlink w:anchor="_Toc241995322" w:history="1">
             <w:r>
               <w:rPr>
                 <w:rStyle w:val="Hyperlink"/>
@@ -152,7 +152,7 @@
                 <w:noProof/>
                 <w:webHidden/>
               </w:rPr>
-              <w:instrText xml:space="preserve"> PAGEREF _Toc241993868 \h </w:instrText>
+              <w:instrText xml:space="preserve"> PAGEREF _Toc241995322 \h </w:instrText>
             </w:r>
             <w:r>
               <w:rPr>
@@ -199,7 +199,7 @@
               <w14:ligatures w14:val="standardContextual"/>
             </w:rPr>
           </w:pPr>
-          <w:hyperlink w:anchor="_Toc241993869" w:history="1">
+          <w:hyperlink w:anchor="_Toc241995323" w:history="1">
             <w:r>
               <w:rPr>
                 <w:rStyle w:val="Hyperlink"/>
@@ -226,7 +226,7 @@
                 <w:noProof/>
                 <w:webHidden/>
               </w:rPr>
-              <w:instrText xml:space="preserve"> PAGEREF _Toc241993869 \h </w:instrText>
+              <w:instrText xml:space="preserve"> PAGEREF _Toc241995323 \h </w:instrText>
             </w:r>
             <w:r>
               <w:rPr>
@@ -273,7 +273,7 @@
               <w14:ligatures w14:val="standardContextual"/>
             </w:rPr>
           </w:pPr>
-          <w:hyperlink w:anchor="_Toc241993870" w:history="1">
+          <w:hyperlink w:anchor="_Toc241995324" w:history="1">
             <w:r>
               <w:rPr>
                 <w:rStyle w:val="Hyperlink"/>
@@ -300,7 +300,7 @@
                 <w:noProof/>
                 <w:webHidden/>
               </w:rPr>
-              <w:instrText xml:space="preserve"> PAGEREF _Toc241993870 \h </w:instrText>
+              <w:instrText xml:space="preserve"> PAGEREF _Toc241995324 \h </w:instrText>
             </w:r>
             <w:r>
               <w:rPr>
@@ -347,7 +347,7 @@
               <w14:ligatures w14:val="standardContextual"/>
             </w:rPr>
           </w:pPr>
-          <w:hyperlink w:anchor="_Toc241993871" w:history="1">
+          <w:hyperlink w:anchor="_Toc241995325" w:history="1">
             <w:r>
               <w:rPr>
                 <w:rStyle w:val="Hyperlink"/>
@@ -374,7 +374,7 @@
                 <w:noProof/>
                 <w:webHidden/>
               </w:rPr>
-              <w:instrText xml:space="preserve"> PAGEREF _Toc241993871 \h </w:instrText>
+              <w:instrText xml:space="preserve"> PAGEREF _Toc241995325 \h </w:instrText>
             </w:r>
             <w:r>
               <w:rPr>
@@ -421,7 +421,7 @@
               <w14:ligatures w14:val="standardContextual"/>
             </w:rPr>
           </w:pPr>
-          <w:hyperlink w:anchor="_Toc241993872" w:history="1">
+          <w:hyperlink w:anchor="_Toc241995326" w:history="1">
             <w:r>
               <w:rPr>
                 <w:rStyle w:val="Hyperlink"/>
@@ -448,7 +448,7 @@
                 <w:noProof/>
                 <w:webHidden/>
               </w:rPr>
-              <w:instrText xml:space="preserve"> PAGEREF _Toc241993872 \h </w:instrText>
+              <w:instrText xml:space="preserve"> PAGEREF _Toc241995326 \h </w:instrText>
             </w:r>
             <w:r>
               <w:rPr>
@@ -495,7 +495,7 @@
               <w14:ligatures w14:val="standardContextual"/>
             </w:rPr>
           </w:pPr>
-          <w:hyperlink w:anchor="_Toc241993873" w:history="1">
+          <w:hyperlink w:anchor="_Toc241995327" w:history="1">
             <w:r>
               <w:rPr>
                 <w:rStyle w:val="Hyperlink"/>
@@ -522,7 +522,7 @@
                 <w:noProof/>
                 <w:webHidden/>
               </w:rPr>
-              <w:instrText xml:space="preserve"> PAGEREF _Toc241993873 \h </w:instrText>
+              <w:instrText xml:space="preserve"> PAGEREF _Toc241995327 \h </w:instrText>
             </w:r>
             <w:r>
               <w:rPr>
@@ -569,7 +569,7 @@
               <w14:ligatures w14:val="standardContextual"/>
             </w:rPr>
           </w:pPr>
-          <w:hyperlink w:anchor="_Toc241993874" w:history="1">
+          <w:hyperlink w:anchor="_Toc241995328" w:history="1">
             <w:r>
               <w:rPr>
                 <w:rStyle w:val="Hyperlink"/>
@@ -596,7 +596,7 @@
                 <w:noProof/>
                 <w:webHidden/>
               </w:rPr>
-              <w:instrText xml:space="preserve"> PAGEREF _Toc241993874 \h </w:instrText>
+              <w:instrText xml:space="preserve"> PAGEREF _Toc241995328 \h </w:instrText>
             </w:r>
             <w:r>
               <w:rPr>
@@ -639,7 +639,7 @@
         <w:pStyle w:val="Heading1"/>
       </w:pPr>
       <w:bookmarkStart w:id="0" w:name="Xa046f7e33c7391c4827688ee785cfee5a5aaa0a"/>
-      <w:bookmarkStart w:id="1" w:name="_Toc241993867"/>
+      <w:bookmarkStart w:id="1" w:name="_Toc241995321"/>
       <w:r>
         <w:t>Getting Things Done with Copilot Cowork for HR Tasks</w:t>
       </w:r>
@@ -775,7 +775,7 @@
         <w:pStyle w:val="Heading2"/>
       </w:pPr>
       <w:bookmarkStart w:id="3" w:name="learning-objectives"/>
-      <w:bookmarkStart w:id="4" w:name="_Toc241993868"/>
+      <w:bookmarkStart w:id="4" w:name="_Toc241995322"/>
       <w:bookmarkEnd w:id="2"/>
       <w:r>
         <w:t>Learning objectives</w:t>
@@ -916,7 +916,7 @@
         <w:pStyle w:val="Heading2"/>
       </w:pPr>
       <w:bookmarkStart w:id="5" w:name="who-its-for"/>
-      <w:bookmarkStart w:id="6" w:name="_Toc241993869"/>
+      <w:bookmarkStart w:id="6" w:name="_Toc241995323"/>
       <w:bookmarkEnd w:id="3"/>
       <w:r>
         <w:t>Who it's for</w:t>
@@ -1078,7 +1078,7 @@
         <w:pStyle w:val="Heading2"/>
       </w:pPr>
       <w:bookmarkStart w:id="7" w:name="prerequisites"/>
-      <w:bookmarkStart w:id="8" w:name="_Toc241993870"/>
+      <w:bookmarkStart w:id="8" w:name="_Toc241995324"/>
       <w:bookmarkEnd w:id="5"/>
       <w:r>
         <w:t>Prerequisites</w:t>
@@ -1182,7 +1182,7 @@
         <w:pStyle w:val="Heading2"/>
       </w:pPr>
       <w:bookmarkStart w:id="9" w:name="agenda-240-minutes"/>
-      <w:bookmarkStart w:id="10" w:name="_Toc241993871"/>
+      <w:bookmarkStart w:id="10" w:name="_Toc241995325"/>
       <w:bookmarkEnd w:id="7"/>
       <w:r>
         <w:t>Agenda (240 minutes)</w:t>
@@ -1919,7 +1919,7 @@
         <w:pStyle w:val="Heading2"/>
       </w:pPr>
       <w:bookmarkStart w:id="11" w:name="whats-in-this-kit"/>
-      <w:bookmarkStart w:id="12" w:name="_Toc241993872"/>
+      <w:bookmarkStart w:id="12" w:name="_Toc241995326"/>
       <w:bookmarkEnd w:id="9"/>
       <w:r>
         <w:t>What's in this kit</w:t>
@@ -2182,7 +2182,7 @@
           <w:noProof/>
         </w:rPr>
         <w:drawing>
-          <wp:inline distT="0" distB="0" distL="0" distR="0" wp14:anchorId="0F6198AD" wp14:editId="2E2AD999">
+          <wp:inline distT="0" distB="0" distL="0" distR="0" wp14:anchorId="2CC54344" wp14:editId="26B26358">
             <wp:extent cx="4400120" cy="1306285"/>
             <wp:effectExtent l="0" t="0" r="0" b="0"/>
             <wp:docPr id="23" name="Picture" descr="Tip: on a GitHub file page, select the Download icon (Download raw file) at the top right of the file"/>
@@ -2535,7 +2535,7 @@
               <w:rPr>
                 <w:sz w:val="19"/>
               </w:rPr>
-              <w:t xml:space="preserve"> (an empty video frame for your recording), and hands-on slide per exercise, demo video slides for the UI walkthrough and the prompting slide, an Output folder walkthrough, an HR plugins spotlight, and a knowledge check</w:t>
+              <w:t xml:space="preserve"> (an empty video frame for your recording), and hands-on slide per exercise (its speaker notes carry the full prompt, ready to copy), demo video slides for the UI walkthrough and the prompting slide, an Output folder walkthrough, an HR plugins spotlight, and a knowledge check</w:t>
             </w:r>
           </w:p>
         </w:tc>
@@ -3423,6 +3423,7 @@
               <w:rPr>
                 <w:sz w:val="19"/>
               </w:rPr>
+              <w:lastRenderedPageBreak/>
               <w:t>reference/03-skills-catalog</w:t>
             </w:r>
           </w:p>
@@ -3492,7 +3493,6 @@
               <w:rPr>
                 <w:sz w:val="19"/>
               </w:rPr>
-              <w:lastRenderedPageBreak/>
               <w:t>reference/04-prompt-library</w:t>
             </w:r>
           </w:p>
@@ -4725,7 +4725,7 @@
         <w:pStyle w:val="Heading2"/>
       </w:pPr>
       <w:bookmarkStart w:id="14" w:name="how-to-use-this-kit"/>
-      <w:bookmarkStart w:id="15" w:name="_Toc241993873"/>
+      <w:bookmarkStart w:id="15" w:name="_Toc241995327"/>
       <w:bookmarkEnd w:id="11"/>
       <w:bookmarkEnd w:id="13"/>
       <w:r>
@@ -4989,7 +4989,7 @@
         <w:pStyle w:val="Heading2"/>
       </w:pPr>
       <w:bookmarkStart w:id="16" w:name="requirement-coverage"/>
-      <w:bookmarkStart w:id="17" w:name="_Toc241993874"/>
+      <w:bookmarkStart w:id="17" w:name="_Toc241995328"/>
       <w:bookmarkEnd w:id="14"/>
       <w:r>
         <w:t>Requirement coverage</w:t>
@@ -5420,7 +5420,7 @@
     </w:p>
     <w:p>
       <w:r>
-        <w:pict w14:anchorId="3CEA97A0">
+        <w:pict w14:anchorId="2499E011">
           <v:rect id="_x0000_i1025" style="width:0;height:1.5pt" o:hralign="center" o:hrstd="t" o:hr="t"/>
         </w:pict>
       </w:r>
@@ -5577,7 +5577,7 @@
   <w:abstractNum w:abstractNumId="0" w15:restartNumberingAfterBreak="0">
     <w:nsid w:val="0000A990"/>
     <w:multiLevelType w:val="multilevel"/>
-    <w:tmpl w:val="BD04E3C6"/>
+    <w:tmpl w:val="D63C3AEC"/>
     <w:lvl w:ilvl="0">
       <w:numFmt w:val="bullet"/>
       <w:lvlText w:val=" "/>
@@ -5654,7 +5654,7 @@
   <w:abstractNum w:abstractNumId="1" w15:restartNumberingAfterBreak="0">
     <w:nsid w:val="0000A991"/>
     <w:multiLevelType w:val="multilevel"/>
-    <w:tmpl w:val="07267770"/>
+    <w:tmpl w:val="204C4E7A"/>
     <w:lvl w:ilvl="0">
       <w:numFmt w:val="bullet"/>
       <w:lvlText w:val=""/>
@@ -5758,7 +5758,7 @@
   <w:abstractNum w:abstractNumId="2" w15:restartNumberingAfterBreak="0">
     <w:nsid w:val="00A99411"/>
     <w:multiLevelType w:val="multilevel"/>
-    <w:tmpl w:val="EC609D56"/>
+    <w:tmpl w:val="66C867F4"/>
     <w:lvl w:ilvl="0">
       <w:start w:val="1"/>
       <w:numFmt w:val="decimal"/>
@@ -5841,10 +5841,10 @@
       </w:pPr>
     </w:lvl>
   </w:abstractNum>
-  <w:num w:numId="1" w16cid:durableId="2135363901">
+  <w:num w:numId="1" w16cid:durableId="1983389761">
     <w:abstractNumId w:val="0"/>
   </w:num>
-  <w:num w:numId="2" w16cid:durableId="1288195873">
+  <w:num w:numId="2" w16cid:durableId="579753890">
     <w:abstractNumId w:val="2"/>
     <w:lvlOverride w:ilvl="0">
       <w:startOverride w:val="1"/>
@@ -5874,13 +5874,13 @@
       <w:startOverride w:val="1"/>
     </w:lvlOverride>
   </w:num>
-  <w:num w:numId="3" w16cid:durableId="179785170">
+  <w:num w:numId="3" w16cid:durableId="2031106731">
     <w:abstractNumId w:val="1"/>
   </w:num>
-  <w:num w:numId="4" w16cid:durableId="725227240">
+  <w:num w:numId="4" w16cid:durableId="1824927429">
     <w:abstractNumId w:val="1"/>
   </w:num>
-  <w:num w:numId="5" w16cid:durableId="1226914024">
+  <w:num w:numId="5" w16cid:durableId="1311443306">
     <w:abstractNumId w:val="2"/>
     <w:lvlOverride w:ilvl="0">
       <w:startOverride w:val="1"/>
@@ -5910,7 +5910,7 @@
       <w:startOverride w:val="1"/>
     </w:lvlOverride>
   </w:num>
-  <w:num w:numId="6" w16cid:durableId="219708036">
+  <w:num w:numId="6" w16cid:durableId="1071125623">
     <w:abstractNumId w:val="1"/>
   </w:num>
 </w:numbering>
@@ -7189,7 +7189,7 @@
     <w:next w:val="Normal"/>
     <w:autoRedefine/>
     <w:uiPriority w:val="39"/>
-    <w:rsid w:val="004C503F"/>
+    <w:rsid w:val="00FA19A9"/>
     <w:pPr>
       <w:spacing w:after="100"/>
     </w:pPr>
@@ -7200,7 +7200,7 @@
     <w:next w:val="Normal"/>
     <w:autoRedefine/>
     <w:uiPriority w:val="39"/>
-    <w:rsid w:val="004C503F"/>
+    <w:rsid w:val="00FA19A9"/>
     <w:pPr>
       <w:spacing w:after="100"/>
       <w:ind w:left="210"/>
@@ -7210,7 +7210,7 @@
     <w:name w:val="header"/>
     <w:basedOn w:val="Normal"/>
     <w:link w:val="HeaderChar"/>
-    <w:rsid w:val="004C503F"/>
+    <w:rsid w:val="00FA19A9"/>
     <w:pPr>
       <w:tabs>
         <w:tab w:val="center" w:pos="4513"/>
@@ -7223,7 +7223,7 @@
     <w:name w:val="Header Char"/>
     <w:basedOn w:val="DefaultParagraphFont"/>
     <w:link w:val="Header"/>
-    <w:rsid w:val="004C503F"/>
+    <w:rsid w:val="00FA19A9"/>
     <w:rPr>
       <w:rFonts w:ascii="Segoe UI" w:eastAsia="Segoe UI" w:hAnsi="Segoe UI" w:cs="Segoe UI"/>
       <w:color w:val="242424"/>
@@ -7234,7 +7234,7 @@
     <w:name w:val="footer"/>
     <w:basedOn w:val="Normal"/>
     <w:link w:val="FooterChar"/>
-    <w:rsid w:val="004C503F"/>
+    <w:rsid w:val="00FA19A9"/>
     <w:pPr>
       <w:tabs>
         <w:tab w:val="center" w:pos="4513"/>
@@ -7247,7 +7247,7 @@
     <w:name w:val="Footer Char"/>
     <w:basedOn w:val="DefaultParagraphFont"/>
     <w:link w:val="Footer"/>
-    <w:rsid w:val="004C503F"/>
+    <w:rsid w:val="00FA19A9"/>
     <w:rPr>
       <w:rFonts w:ascii="Segoe UI" w:eastAsia="Segoe UI" w:hAnsi="Segoe UI" w:cs="Segoe UI"/>
       <w:color w:val="242424"/>

--- a/README.docx
+++ b/README.docx
@@ -10,7 +10,7 @@
           <w:sz w:val="21"/>
           <w:szCs w:val="24"/>
         </w:rPr>
-        <w:id w:val="1023668703"/>
+        <w:id w:val="-161542205"/>
         <w:docPartObj>
           <w:docPartGallery w:val="Table of Contents"/>
           <w:docPartUnique/>
@@ -51,7 +51,7 @@
           <w:r>
             <w:fldChar w:fldCharType="separate"/>
           </w:r>
-          <w:hyperlink w:anchor="_Toc241995321" w:history="1">
+          <w:hyperlink w:anchor="_Toc242255259" w:history="1">
             <w:r>
               <w:rPr>
                 <w:rStyle w:val="Hyperlink"/>
@@ -78,7 +78,7 @@
                 <w:noProof/>
                 <w:webHidden/>
               </w:rPr>
-              <w:instrText xml:space="preserve"> PAGEREF _Toc241995321 \h </w:instrText>
+              <w:instrText xml:space="preserve"> PAGEREF _Toc242255259 \h </w:instrText>
             </w:r>
             <w:r>
               <w:rPr>
@@ -125,7 +125,7 @@
               <w14:ligatures w14:val="standardContextual"/>
             </w:rPr>
           </w:pPr>
-          <w:hyperlink w:anchor="_Toc241995322" w:history="1">
+          <w:hyperlink w:anchor="_Toc242255260" w:history="1">
             <w:r>
               <w:rPr>
                 <w:rStyle w:val="Hyperlink"/>
@@ -152,7 +152,7 @@
                 <w:noProof/>
                 <w:webHidden/>
               </w:rPr>
-              <w:instrText xml:space="preserve"> PAGEREF _Toc241995322 \h </w:instrText>
+              <w:instrText xml:space="preserve"> PAGEREF _Toc242255260 \h </w:instrText>
             </w:r>
             <w:r>
               <w:rPr>
@@ -199,7 +199,7 @@
               <w14:ligatures w14:val="standardContextual"/>
             </w:rPr>
           </w:pPr>
-          <w:hyperlink w:anchor="_Toc241995323" w:history="1">
+          <w:hyperlink w:anchor="_Toc242255261" w:history="1">
             <w:r>
               <w:rPr>
                 <w:rStyle w:val="Hyperlink"/>
@@ -226,7 +226,7 @@
                 <w:noProof/>
                 <w:webHidden/>
               </w:rPr>
-              <w:instrText xml:space="preserve"> PAGEREF _Toc241995323 \h </w:instrText>
+              <w:instrText xml:space="preserve"> PAGEREF _Toc242255261 \h </w:instrText>
             </w:r>
             <w:r>
               <w:rPr>
@@ -273,7 +273,7 @@
               <w14:ligatures w14:val="standardContextual"/>
             </w:rPr>
           </w:pPr>
-          <w:hyperlink w:anchor="_Toc241995324" w:history="1">
+          <w:hyperlink w:anchor="_Toc242255262" w:history="1">
             <w:r>
               <w:rPr>
                 <w:rStyle w:val="Hyperlink"/>
@@ -300,7 +300,7 @@
                 <w:noProof/>
                 <w:webHidden/>
               </w:rPr>
-              <w:instrText xml:space="preserve"> PAGEREF _Toc241995324 \h </w:instrText>
+              <w:instrText xml:space="preserve"> PAGEREF _Toc242255262 \h </w:instrText>
             </w:r>
             <w:r>
               <w:rPr>
@@ -347,13 +347,13 @@
               <w14:ligatures w14:val="standardContextual"/>
             </w:rPr>
           </w:pPr>
-          <w:hyperlink w:anchor="_Toc241995325" w:history="1">
+          <w:hyperlink w:anchor="_Toc242255263" w:history="1">
             <w:r>
               <w:rPr>
                 <w:rStyle w:val="Hyperlink"/>
                 <w:noProof/>
               </w:rPr>
-              <w:t>Agenda (240 minutes)</w:t>
+              <w:t>Agenda (2½ hours)</w:t>
             </w:r>
             <w:r>
               <w:rPr>
@@ -374,7 +374,7 @@
                 <w:noProof/>
                 <w:webHidden/>
               </w:rPr>
-              <w:instrText xml:space="preserve"> PAGEREF _Toc241995325 \h </w:instrText>
+              <w:instrText xml:space="preserve"> PAGEREF _Toc242255263 \h </w:instrText>
             </w:r>
             <w:r>
               <w:rPr>
@@ -421,7 +421,7 @@
               <w14:ligatures w14:val="standardContextual"/>
             </w:rPr>
           </w:pPr>
-          <w:hyperlink w:anchor="_Toc241995326" w:history="1">
+          <w:hyperlink w:anchor="_Toc242255264" w:history="1">
             <w:r>
               <w:rPr>
                 <w:rStyle w:val="Hyperlink"/>
@@ -448,7 +448,7 @@
                 <w:noProof/>
                 <w:webHidden/>
               </w:rPr>
-              <w:instrText xml:space="preserve"> PAGEREF _Toc241995326 \h </w:instrText>
+              <w:instrText xml:space="preserve"> PAGEREF _Toc242255264 \h </w:instrText>
             </w:r>
             <w:r>
               <w:rPr>
@@ -495,7 +495,7 @@
               <w14:ligatures w14:val="standardContextual"/>
             </w:rPr>
           </w:pPr>
-          <w:hyperlink w:anchor="_Toc241995327" w:history="1">
+          <w:hyperlink w:anchor="_Toc242255265" w:history="1">
             <w:r>
               <w:rPr>
                 <w:rStyle w:val="Hyperlink"/>
@@ -522,7 +522,7 @@
                 <w:noProof/>
                 <w:webHidden/>
               </w:rPr>
-              <w:instrText xml:space="preserve"> PAGEREF _Toc241995327 \h </w:instrText>
+              <w:instrText xml:space="preserve"> PAGEREF _Toc242255265 \h </w:instrText>
             </w:r>
             <w:r>
               <w:rPr>
@@ -542,7 +542,7 @@
                 <w:noProof/>
                 <w:webHidden/>
               </w:rPr>
-              <w:t>6</w:t>
+              <w:t>5</w:t>
             </w:r>
             <w:r>
               <w:rPr>
@@ -569,7 +569,7 @@
               <w14:ligatures w14:val="standardContextual"/>
             </w:rPr>
           </w:pPr>
-          <w:hyperlink w:anchor="_Toc241995328" w:history="1">
+          <w:hyperlink w:anchor="_Toc242255266" w:history="1">
             <w:r>
               <w:rPr>
                 <w:rStyle w:val="Hyperlink"/>
@@ -596,7 +596,7 @@
                 <w:noProof/>
                 <w:webHidden/>
               </w:rPr>
-              <w:instrText xml:space="preserve"> PAGEREF _Toc241995328 \h </w:instrText>
+              <w:instrText xml:space="preserve"> PAGEREF _Toc242255266 \h </w:instrText>
             </w:r>
             <w:r>
               <w:rPr>
@@ -639,7 +639,7 @@
         <w:pStyle w:val="Heading1"/>
       </w:pPr>
       <w:bookmarkStart w:id="0" w:name="Xa046f7e33c7391c4827688ee785cfee5a5aaa0a"/>
-      <w:bookmarkStart w:id="1" w:name="_Toc241995321"/>
+      <w:bookmarkStart w:id="1" w:name="_Toc242255259"/>
       <w:r>
         <w:t>Getting Things Done with Copilot Cowork for HR Tasks</w:t>
       </w:r>
@@ -649,9 +649,9 @@
       <w:pPr>
         <w:pStyle w:val="Heading3"/>
       </w:pPr>
-      <w:bookmarkStart w:id="2" w:name="Xee6e3a1630424e8ccbb1d5cbbb8ac145436e4a8"/>
-      <w:r>
-        <w:t>A 4-hour, hands-on workshop kit for HR teams</w:t>
+      <w:bookmarkStart w:id="2" w:name="X5c2a697cc39f7effba939e6c1d8f08cb370c1c7"/>
+      <w:r>
+        <w:t>A 2½-hour, hands-on workshop kit for HR teams</w:t>
       </w:r>
     </w:p>
     <w:p>
@@ -659,7 +659,7 @@
         <w:pStyle w:val="FirstParagraph"/>
       </w:pPr>
       <w:r>
-        <w:t xml:space="preserve">This kit contains everything you need to run (or attend) a 4-hour, hands-on workshop that teaches </w:t>
+        <w:t xml:space="preserve">This kit contains everything you need to run (or attend) a 2½-hour, hands-on workshop that teaches </w:t>
       </w:r>
       <w:r>
         <w:rPr>
@@ -775,7 +775,7 @@
         <w:pStyle w:val="Heading2"/>
       </w:pPr>
       <w:bookmarkStart w:id="3" w:name="learning-objectives"/>
-      <w:bookmarkStart w:id="4" w:name="_Toc241995322"/>
+      <w:bookmarkStart w:id="4" w:name="_Toc242255260"/>
       <w:bookmarkEnd w:id="2"/>
       <w:r>
         <w:t>Learning objectives</w:t>
@@ -916,7 +916,7 @@
         <w:pStyle w:val="Heading2"/>
       </w:pPr>
       <w:bookmarkStart w:id="5" w:name="who-its-for"/>
-      <w:bookmarkStart w:id="6" w:name="_Toc241995323"/>
+      <w:bookmarkStart w:id="6" w:name="_Toc242255261"/>
       <w:bookmarkEnd w:id="3"/>
       <w:r>
         <w:t>Who it's for</w:t>
@@ -1078,7 +1078,7 @@
         <w:pStyle w:val="Heading2"/>
       </w:pPr>
       <w:bookmarkStart w:id="7" w:name="prerequisites"/>
-      <w:bookmarkStart w:id="8" w:name="_Toc241995324"/>
+      <w:bookmarkStart w:id="8" w:name="_Toc242255262"/>
       <w:bookmarkEnd w:id="5"/>
       <w:r>
         <w:t>Prerequisites</w:t>
@@ -1181,11 +1181,11 @@
       <w:pPr>
         <w:pStyle w:val="Heading2"/>
       </w:pPr>
-      <w:bookmarkStart w:id="9" w:name="agenda-240-minutes"/>
-      <w:bookmarkStart w:id="10" w:name="_Toc241995325"/>
+      <w:bookmarkStart w:id="9" w:name="agenda-2½-hours"/>
+      <w:bookmarkStart w:id="10" w:name="_Toc242255263"/>
       <w:bookmarkEnd w:id="7"/>
       <w:r>
-        <w:t>Agenda (240 minutes)</w:t>
+        <w:t>Agenda (2½ hours)</w:t>
       </w:r>
       <w:bookmarkEnd w:id="10"/>
     </w:p>
@@ -1210,8 +1210,8 @@
         <w:tblLook w:val="0020" w:firstRow="1" w:lastRow="0" w:firstColumn="0" w:lastColumn="0" w:noHBand="0" w:noVBand="0"/>
       </w:tblPr>
       <w:tblGrid>
-        <w:gridCol w:w="748"/>
-        <w:gridCol w:w="9224"/>
+        <w:gridCol w:w="711"/>
+        <w:gridCol w:w="9261"/>
       </w:tblGrid>
       <w:tr>
         <w:trPr>
@@ -1271,7 +1271,7 @@
               <w:rPr>
                 <w:sz w:val="19"/>
               </w:rPr>
-              <w:t>10 min</w:t>
+              <w:t>5 min</w:t>
             </w:r>
           </w:p>
         </w:tc>
@@ -1307,7 +1307,7 @@
               <w:rPr>
                 <w:sz w:val="19"/>
               </w:rPr>
-              <w:t>10 min</w:t>
+              <w:t>5 min</w:t>
             </w:r>
           </w:p>
         </w:tc>
@@ -1351,7 +1351,7 @@
               <w:rPr>
                 <w:sz w:val="19"/>
               </w:rPr>
-              <w:t>20 min</w:t>
+              <w:t>10 min</w:t>
             </w:r>
           </w:p>
         </w:tc>
@@ -1376,7 +1376,13 @@
               <w:rPr>
                 <w:sz w:val="19"/>
               </w:rPr>
-              <w:t xml:space="preserve"> + setup — New task, My tasks, Automations, Customize, sign in, copy data</w:t>
+              <w:t xml:space="preserve"> </w:t>
+            </w:r>
+            <w:r>
+              <w:rPr>
+                <w:sz w:val="19"/>
+              </w:rPr>
+              <w:t>+ setup check — New task, My tasks, Automations, Customize (attendees sign in and upload the sample files before the session)</w:t>
             </w:r>
           </w:p>
         </w:tc>
@@ -1395,7 +1401,7 @@
               <w:rPr>
                 <w:sz w:val="19"/>
               </w:rPr>
-              <w:t>25 min</w:t>
+              <w:t>15 min</w:t>
             </w:r>
           </w:p>
         </w:tc>
@@ -1439,7 +1445,7 @@
               <w:rPr>
                 <w:sz w:val="19"/>
               </w:rPr>
-              <w:t>20 min</w:t>
+              <w:t>15 min</w:t>
             </w:r>
           </w:p>
         </w:tc>
@@ -1483,24 +1489,32 @@
               <w:rPr>
                 <w:sz w:val="19"/>
               </w:rPr>
-              <w:t>10 min</w:t>
-            </w:r>
-          </w:p>
-        </w:tc>
-        <w:tc>
-          <w:tcPr>
-            <w:tcW w:w="0" w:type="auto"/>
-          </w:tcPr>
-          <w:p>
-            <w:pPr>
-              <w:pStyle w:val="Compact"/>
-              <w:spacing w:before="20" w:after="20"/>
-            </w:pPr>
-            <w:r>
-              <w:rPr>
-                <w:sz w:val="19"/>
-              </w:rPr>
-              <w:t>Break</w:t>
+              <w:t>15 min</w:t>
+            </w:r>
+          </w:p>
+        </w:tc>
+        <w:tc>
+          <w:tcPr>
+            <w:tcW w:w="0" w:type="auto"/>
+          </w:tcPr>
+          <w:p>
+            <w:pPr>
+              <w:pStyle w:val="Compact"/>
+              <w:spacing w:before="20" w:after="20"/>
+            </w:pPr>
+            <w:r>
+              <w:rPr>
+                <w:b/>
+                <w:bCs/>
+                <w:sz w:val="19"/>
+              </w:rPr>
+              <w:t>Exercise 3</w:t>
+            </w:r>
+            <w:r>
+              <w:rPr>
+                <w:sz w:val="19"/>
+              </w:rPr>
+              <w:t xml:space="preserve"> — Navigate websites with Cowork's browser (search and click through dol.gov and lni.wa.gov in Edge)</w:t>
             </w:r>
           </w:p>
         </w:tc>
@@ -1519,7 +1533,7 @@
               <w:rPr>
                 <w:sz w:val="19"/>
               </w:rPr>
-              <w:t>25 min</w:t>
+              <w:t>20 min</w:t>
             </w:r>
           </w:p>
         </w:tc>
@@ -1538,13 +1552,19 @@
                 <w:bCs/>
                 <w:sz w:val="19"/>
               </w:rPr>
-              <w:t>Exercise 3</w:t>
-            </w:r>
-            <w:r>
-              <w:rPr>
-                <w:sz w:val="19"/>
-              </w:rPr>
-              <w:t xml:space="preserve"> — Navigate websites with Cowork's browser (search and click through dol.gov and lni.wa.gov in Edge)</w:t>
+              <w:t>Exercise 4</w:t>
+            </w:r>
+            <w:r>
+              <w:rPr>
+                <w:sz w:val="19"/>
+              </w:rPr>
+              <w:t xml:space="preserve"> </w:t>
+            </w:r>
+            <w:r>
+              <w:rPr>
+                <w:sz w:val="19"/>
+              </w:rPr>
+              <w:t>— Build your own custom skill ("HR Policy Answer")</w:t>
             </w:r>
           </w:p>
         </w:tc>
@@ -1563,7 +1583,7 @@
               <w:rPr>
                 <w:sz w:val="19"/>
               </w:rPr>
-              <w:t>30 min</w:t>
+              <w:t>10 min</w:t>
             </w:r>
           </w:p>
         </w:tc>
@@ -1582,13 +1602,13 @@
                 <w:bCs/>
                 <w:sz w:val="19"/>
               </w:rPr>
-              <w:t>Exercise 4</w:t>
-            </w:r>
-            <w:r>
-              <w:rPr>
-                <w:sz w:val="19"/>
-              </w:rPr>
-              <w:t xml:space="preserve"> — Build your own custom skill ("HR Policy Answer")</w:t>
+              <w:t>Exercise 5</w:t>
+            </w:r>
+            <w:r>
+              <w:rPr>
+                <w:sz w:val="19"/>
+              </w:rPr>
+              <w:t xml:space="preserve"> — Recruiting + reporting mini-lab</w:t>
             </w:r>
           </w:p>
         </w:tc>
@@ -1607,7 +1627,43 @@
               <w:rPr>
                 <w:sz w:val="19"/>
               </w:rPr>
-              <w:t xml:space="preserve">15 </w:t>
+              <w:t>15 min</w:t>
+            </w:r>
+          </w:p>
+        </w:tc>
+        <w:tc>
+          <w:tcPr>
+            <w:tcW w:w="0" w:type="auto"/>
+          </w:tcPr>
+          <w:p>
+            <w:pPr>
+              <w:pStyle w:val="Compact"/>
+              <w:spacing w:before="20" w:after="20"/>
+            </w:pPr>
+            <w:r>
+              <w:rPr>
+                <w:sz w:val="19"/>
+              </w:rPr>
+              <w:t>Break</w:t>
+            </w:r>
+          </w:p>
+        </w:tc>
+      </w:tr>
+      <w:tr>
+        <w:tc>
+          <w:tcPr>
+            <w:tcW w:w="0" w:type="auto"/>
+          </w:tcPr>
+          <w:p>
+            <w:pPr>
+              <w:pStyle w:val="Compact"/>
+              <w:spacing w:before="20" w:after="20"/>
+            </w:pPr>
+            <w:r>
+              <w:rPr>
+                <w:sz w:val="19"/>
+              </w:rPr>
+              <w:t xml:space="preserve">10 </w:t>
             </w:r>
             <w:r>
               <w:rPr>
@@ -1634,13 +1690,13 @@
                 <w:sz w:val="19"/>
               </w:rPr>
               <w:lastRenderedPageBreak/>
-              <w:t>Exercise 5</w:t>
-            </w:r>
-            <w:r>
-              <w:rPr>
-                <w:sz w:val="19"/>
-              </w:rPr>
-              <w:t xml:space="preserve"> — Recruiting + reporting mini-lab</w:t>
+              <w:t>Exercise 6</w:t>
+            </w:r>
+            <w:r>
+              <w:rPr>
+                <w:sz w:val="19"/>
+              </w:rPr>
+              <w:t xml:space="preserve"> — Onboarding pack (PowerPoint + Scheduling + Communications)</w:t>
             </w:r>
           </w:p>
         </w:tc>
@@ -1674,9 +1730,17 @@
             </w:pPr>
             <w:r>
               <w:rPr>
-                <w:sz w:val="19"/>
-              </w:rPr>
-              <w:t>Break</w:t>
+                <w:b/>
+                <w:bCs/>
+                <w:sz w:val="19"/>
+              </w:rPr>
+              <w:t>Exercise 7</w:t>
+            </w:r>
+            <w:r>
+              <w:rPr>
+                <w:sz w:val="19"/>
+              </w:rPr>
+              <w:t xml:space="preserve"> — Automate &amp; share (Automations, Daily Briefing, skill sharing)</w:t>
             </w:r>
           </w:p>
         </w:tc>
@@ -1695,145 +1759,7 @@
               <w:rPr>
                 <w:sz w:val="19"/>
               </w:rPr>
-              <w:t>20 min</w:t>
-            </w:r>
-          </w:p>
-        </w:tc>
-        <w:tc>
-          <w:tcPr>
-            <w:tcW w:w="0" w:type="auto"/>
-          </w:tcPr>
-          <w:p>
-            <w:pPr>
-              <w:pStyle w:val="Compact"/>
-              <w:spacing w:before="20" w:after="20"/>
-            </w:pPr>
-            <w:r>
-              <w:rPr>
-                <w:b/>
-                <w:bCs/>
-                <w:sz w:val="19"/>
-              </w:rPr>
-              <w:t>Exercise 6</w:t>
-            </w:r>
-            <w:r>
-              <w:rPr>
-                <w:sz w:val="19"/>
-              </w:rPr>
-              <w:t xml:space="preserve"> </w:t>
-            </w:r>
-            <w:r>
-              <w:rPr>
-                <w:sz w:val="19"/>
-              </w:rPr>
-              <w:t>— Onboarding pack (PowerPoint + Scheduling + Communications)</w:t>
-            </w:r>
-          </w:p>
-        </w:tc>
-      </w:tr>
-      <w:tr>
-        <w:tc>
-          <w:tcPr>
-            <w:tcW w:w="0" w:type="auto"/>
-          </w:tcPr>
-          <w:p>
-            <w:pPr>
-              <w:pStyle w:val="Compact"/>
-              <w:spacing w:before="20" w:after="20"/>
-            </w:pPr>
-            <w:r>
-              <w:rPr>
-                <w:sz w:val="19"/>
-              </w:rPr>
               <w:t>15 min</w:t>
-            </w:r>
-          </w:p>
-        </w:tc>
-        <w:tc>
-          <w:tcPr>
-            <w:tcW w:w="0" w:type="auto"/>
-          </w:tcPr>
-          <w:p>
-            <w:pPr>
-              <w:pStyle w:val="Compact"/>
-              <w:spacing w:before="20" w:after="20"/>
-            </w:pPr>
-            <w:r>
-              <w:rPr>
-                <w:b/>
-                <w:bCs/>
-                <w:sz w:val="19"/>
-              </w:rPr>
-              <w:t>Exercise 7</w:t>
-            </w:r>
-            <w:r>
-              <w:rPr>
-                <w:sz w:val="19"/>
-              </w:rPr>
-              <w:t xml:space="preserve"> — Automate &amp; share (Automations, Daily Briefing, skill sharing)</w:t>
-            </w:r>
-          </w:p>
-        </w:tc>
-      </w:tr>
-      <w:tr>
-        <w:tc>
-          <w:tcPr>
-            <w:tcW w:w="0" w:type="auto"/>
-          </w:tcPr>
-          <w:p>
-            <w:pPr>
-              <w:pStyle w:val="Compact"/>
-              <w:spacing w:before="20" w:after="20"/>
-            </w:pPr>
-            <w:r>
-              <w:rPr>
-                <w:sz w:val="19"/>
-              </w:rPr>
-              <w:t>5 min</w:t>
-            </w:r>
-          </w:p>
-        </w:tc>
-        <w:tc>
-          <w:tcPr>
-            <w:tcW w:w="0" w:type="auto"/>
-          </w:tcPr>
-          <w:p>
-            <w:pPr>
-              <w:pStyle w:val="Compact"/>
-              <w:spacing w:before="20" w:after="20"/>
-            </w:pPr>
-            <w:r>
-              <w:rPr>
-                <w:b/>
-                <w:bCs/>
-                <w:sz w:val="19"/>
-              </w:rPr>
-              <w:t>Spotlight</w:t>
-            </w:r>
-            <w:r>
-              <w:rPr>
-                <w:sz w:val="19"/>
-              </w:rPr>
-              <w:t xml:space="preserve"> — Extend Cowork with HR plugins (Customize → Plugins; talk only, no hands-on)</w:t>
-            </w:r>
-          </w:p>
-        </w:tc>
-      </w:tr>
-      <w:tr>
-        <w:tc>
-          <w:tcPr>
-            <w:tcW w:w="0" w:type="auto"/>
-          </w:tcPr>
-          <w:p>
-            <w:pPr>
-              <w:pStyle w:val="Compact"/>
-              <w:spacing w:before="20" w:after="20"/>
-            </w:pPr>
-            <w:r>
-              <w:rPr>
-                <w:sz w:val="19"/>
-              </w:rPr>
-              <w:t>20 min</w:t>
             </w:r>
           </w:p>
         </w:tc>
@@ -1916,10 +1842,52 @@
     </w:tbl>
     <w:p>
       <w:pPr>
+        <w:pStyle w:val="BodyText"/>
+      </w:pPr>
+      <w:r>
+        <w:t xml:space="preserve">The pace is brisk: the facilitator plays a short </w:t>
+      </w:r>
+      <w:r>
+        <w:rPr>
+          <w:b/>
+          <w:bCs/>
+        </w:rPr>
+        <w:t>demo video</w:t>
+      </w:r>
+      <w:r>
+        <w:t xml:space="preserve"> </w:t>
+      </w:r>
+      <w:r>
+        <w:t xml:space="preserve">before each exercise instead of waiting on long Cowork runs, and the </w:t>
+      </w:r>
+      <w:r>
+        <w:rPr>
+          <w:b/>
+          <w:bCs/>
+        </w:rPr>
+        <w:t>HR plugins</w:t>
+      </w:r>
+      <w:r>
+        <w:t xml:space="preserve"> read (Customize → Plugins) is in the </w:t>
+      </w:r>
+      <w:hyperlink r:id="rId9">
+        <w:r>
+          <w:rPr>
+            <w:rStyle w:val="Hyperlink"/>
+          </w:rPr>
+          <w:t>after-the-workshop pack</w:t>
+        </w:r>
+      </w:hyperlink>
+      <w:r>
+        <w:t xml:space="preserve"> for self-study.</w:t>
+      </w:r>
+    </w:p>
+    <w:p>
+      <w:pPr>
         <w:pStyle w:val="Heading2"/>
       </w:pPr>
       <w:bookmarkStart w:id="11" w:name="whats-in-this-kit"/>
-      <w:bookmarkStart w:id="12" w:name="_Toc241995326"/>
+      <w:bookmarkStart w:id="12" w:name="_Toc242255264"/>
       <w:bookmarkEnd w:id="9"/>
       <w:r>
         <w:t>What's in this kit</w:t>
@@ -1972,7 +1940,10 @@
         <w:t>.docx</w:t>
       </w:r>
       <w:r>
-        <w:t>, for printing, sharing, and editing in Microsoft 365). The Word versions have the same content, with a table of contents on the longer guides, and link to each other. Each is listed below with both formats.</w:t>
+        <w:t xml:space="preserve">, for printing, sharing, and editing in Microsoft 365). The Word versions have </w:t>
+      </w:r>
+      <w:r>
+        <w:t>the same content, with a table of contents on the longer guides, and link to each other. Each is listed below with both formats.</w:t>
       </w:r>
     </w:p>
     <w:p>
@@ -2023,7 +1994,7 @@
           <w:numId w:val="4"/>
         </w:numPr>
       </w:pPr>
-      <w:hyperlink r:id="rId9">
+      <w:hyperlink r:id="rId10">
         <w:r>
           <w:rPr>
             <w:rStyle w:val="Hyperlink"/>
@@ -2034,10 +2005,7 @@
         </w:r>
       </w:hyperlink>
       <w:r>
-        <w:t xml:space="preserve"> — what attendees use: the workbook, the quick-reference card, the </w:t>
-      </w:r>
-      <w:r>
-        <w:t>sample-data zip, and the after-the-workshop pack.</w:t>
+        <w:t xml:space="preserve"> — what attendees use: the workbook, the quick-reference card, and the after-the-workshop pack.</w:t>
       </w:r>
     </w:p>
     <w:p>
@@ -2048,7 +2016,7 @@
           <w:numId w:val="4"/>
         </w:numPr>
       </w:pPr>
-      <w:hyperlink r:id="rId10">
+      <w:hyperlink r:id="rId11">
         <w:r>
           <w:rPr>
             <w:rStyle w:val="Hyperlink"/>
@@ -2059,7 +2027,10 @@
         </w:r>
       </w:hyperlink>
       <w:r>
-        <w:t xml:space="preserve"> — what the facilitator and host use: the instructor deck, facilitator guide, answer key, readiness checklist, and the facilitator's demo seed content.</w:t>
+        <w:t xml:space="preserve"> </w:t>
+      </w:r>
+      <w:r>
+        <w:t>— what the facilitator and host use: the instructor deck, facilitator guide, answer key, readiness checklist, and the facilitator's demo seed content.</w:t>
       </w:r>
     </w:p>
     <w:p>
@@ -2070,7 +2041,7 @@
           <w:numId w:val="4"/>
         </w:numPr>
       </w:pPr>
-      <w:hyperlink r:id="rId11">
+      <w:hyperlink r:id="rId12">
         <w:r>
           <w:rPr>
             <w:rStyle w:val="Hyperlink"/>
@@ -2092,7 +2063,49 @@
           <w:numId w:val="4"/>
         </w:numPr>
       </w:pPr>
-      <w:hyperlink r:id="rId12">
+      <w:hyperlink r:id="rId13">
+        <w:r>
+          <w:rPr>
+            <w:rStyle w:val="Hyperlink"/>
+            <w:b/>
+            <w:bCs/>
+          </w:rPr>
+          <w:t>sample-knowledge/</w:t>
+        </w:r>
+      </w:hyperlink>
+      <w:r>
+        <w:t xml:space="preserve"> — the </w:t>
+      </w:r>
+      <w:r>
+        <w:rPr>
+          <w:b/>
+          <w:bCs/>
+        </w:rPr>
+        <w:t>only</w:t>
+      </w:r>
+      <w:r>
+        <w:t xml:space="preserve"> place for the Zava sample data: the six Word and Excel files, and </w:t>
+      </w:r>
+      <w:r>
+        <w:rPr>
+          <w:b/>
+          <w:bCs/>
+        </w:rPr>
+        <w:t>one zip</w:t>
+      </w:r>
+      <w:r>
+        <w:t xml:space="preserve"> with all six for attendees to download.</w:t>
+      </w:r>
+    </w:p>
+    <w:p>
+      <w:pPr>
+        <w:pStyle w:val="Compact"/>
+        <w:numPr>
+          <w:ilvl w:val="0"/>
+          <w:numId w:val="4"/>
+        </w:numPr>
+      </w:pPr>
+      <w:hyperlink r:id="rId14">
         <w:r>
           <w:rPr>
             <w:rStyle w:val="Hyperlink"/>
@@ -2103,9 +2116,9 @@
         </w:r>
       </w:hyperlink>
       <w:r>
-        <w:t xml:space="preserve">, </w:t>
-      </w:r>
-      <w:hyperlink r:id="rId13">
+        <w:t xml:space="preserve"> and </w:t>
+      </w:r>
+      <w:hyperlink r:id="rId15">
         <w:r>
           <w:rPr>
             <w:rStyle w:val="Hyperlink"/>
@@ -2116,20 +2129,7 @@
         </w:r>
       </w:hyperlink>
       <w:r>
-        <w:t xml:space="preserve">, and </w:t>
-      </w:r>
-      <w:hyperlink r:id="rId14">
-        <w:r>
-          <w:rPr>
-            <w:rStyle w:val="Hyperlink"/>
-            <w:b/>
-            <w:bCs/>
-          </w:rPr>
-          <w:t>sample-knowledge/</w:t>
-        </w:r>
-      </w:hyperlink>
-      <w:r>
-        <w:t xml:space="preserve"> — background guides, the example custom skill, and the editable sample data.</w:t>
+        <w:t xml:space="preserve"> — background guides and the example custom skill.</w:t>
       </w:r>
     </w:p>
     <w:p>
@@ -2182,22 +2182,22 @@
           <w:noProof/>
         </w:rPr>
         <w:drawing>
-          <wp:inline distT="0" distB="0" distL="0" distR="0" wp14:anchorId="2CC54344" wp14:editId="26B26358">
+          <wp:inline distT="0" distB="0" distL="0" distR="0" wp14:anchorId="7E49565E" wp14:editId="5E834630">
             <wp:extent cx="4400120" cy="1306285"/>
             <wp:effectExtent l="0" t="0" r="0" b="0"/>
-            <wp:docPr id="23" name="Picture" descr="Tip: on a GitHub file page, select the Download icon (Download raw file) at the top right of the file"/>
+            <wp:docPr id="24" name="Picture" descr="Tip: on a GitHub file page, select the Download icon (Download raw file) at the top right of the file"/>
             <wp:cNvGraphicFramePr/>
             <a:graphic xmlns:a="http://schemas.openxmlformats.org/drawingml/2006/main">
               <a:graphicData uri="http://schemas.openxmlformats.org/drawingml/2006/picture">
                 <pic:pic xmlns:pic="http://schemas.openxmlformats.org/drawingml/2006/picture">
                   <pic:nvPicPr>
-                    <pic:cNvPr id="24" name="Picture" descr="reference/media/download-hint.png"/>
+                    <pic:cNvPr id="25" name="Picture" descr="reference/media/download-hint.png"/>
                     <pic:cNvPicPr>
                       <a:picLocks noChangeAspect="1" noChangeArrowheads="1"/>
                     </pic:cNvPicPr>
                   </pic:nvPicPr>
                   <pic:blipFill>
-                    <a:blip r:embed="rId15"/>
+                    <a:blip r:embed="rId16"/>
                     <a:stretch>
                       <a:fillRect/>
                     </a:stretch>
@@ -2245,9 +2245,9 @@
         <w:tblLook w:val="0020" w:firstRow="1" w:lastRow="0" w:firstColumn="0" w:lastColumn="0" w:noHBand="0" w:noVBand="0"/>
       </w:tblPr>
       <w:tblGrid>
-        <w:gridCol w:w="2883"/>
+        <w:gridCol w:w="2879"/>
         <w:gridCol w:w="1768"/>
-        <w:gridCol w:w="5321"/>
+        <w:gridCol w:w="5325"/>
       </w:tblGrid>
       <w:tr>
         <w:trPr>
@@ -2339,7 +2339,7 @@
               <w:pStyle w:val="Compact"/>
               <w:spacing w:before="20" w:after="20"/>
             </w:pPr>
-            <w:hyperlink r:id="rId16">
+            <w:hyperlink r:id="rId17">
               <w:r>
                 <w:rPr>
                   <w:rStyle w:val="Hyperlink"/>
@@ -2353,7 +2353,7 @@
               </w:rPr>
               <w:t xml:space="preserve"> · </w:t>
             </w:r>
-            <w:hyperlink r:id="rId17">
+            <w:hyperlink r:id="rId18">
               <w:r>
                 <w:rPr>
                   <w:rStyle w:val="Hyperlink"/>
@@ -2395,7 +2395,6 @@
               <w:rPr>
                 <w:sz w:val="19"/>
               </w:rPr>
-              <w:lastRenderedPageBreak/>
               <w:t>summary/PROJECT-SUMMARY</w:t>
             </w:r>
           </w:p>
@@ -2409,7 +2408,7 @@
               <w:pStyle w:val="Compact"/>
               <w:spacing w:before="20" w:after="20"/>
             </w:pPr>
-            <w:hyperlink r:id="rId18">
+            <w:hyperlink r:id="rId19">
               <w:r>
                 <w:rPr>
                   <w:rStyle w:val="Hyperlink"/>
@@ -2421,23 +2420,31 @@
               <w:rPr>
                 <w:sz w:val="19"/>
               </w:rPr>
-              <w:t xml:space="preserve"> (maintainers only)</w:t>
-            </w:r>
-          </w:p>
-        </w:tc>
-        <w:tc>
-          <w:tcPr>
-            <w:tcW w:w="0" w:type="auto"/>
-          </w:tcPr>
-          <w:p>
-            <w:pPr>
-              <w:pStyle w:val="Compact"/>
-              <w:spacing w:before="20" w:after="20"/>
-            </w:pPr>
-            <w:r>
-              <w:rPr>
-                <w:sz w:val="19"/>
-              </w:rPr>
+              <w:t xml:space="preserve"> (maintainers </w:t>
+            </w:r>
+            <w:r>
+              <w:rPr>
+                <w:sz w:val="19"/>
+              </w:rPr>
+              <w:lastRenderedPageBreak/>
+              <w:t>only)</w:t>
+            </w:r>
+          </w:p>
+        </w:tc>
+        <w:tc>
+          <w:tcPr>
+            <w:tcW w:w="0" w:type="auto"/>
+          </w:tcPr>
+          <w:p>
+            <w:pPr>
+              <w:pStyle w:val="Compact"/>
+              <w:spacing w:before="20" w:after="20"/>
+            </w:pPr>
+            <w:r>
+              <w:rPr>
+                <w:sz w:val="19"/>
+              </w:rPr>
+              <w:lastRenderedPageBreak/>
               <w:t>Handoff notes: status, architecture, decisions, how to build and test, remaining work</w:t>
             </w:r>
           </w:p>
@@ -2453,7 +2460,7 @@
               <w:pStyle w:val="Compact"/>
               <w:spacing w:before="20" w:after="20"/>
             </w:pPr>
-            <w:hyperlink r:id="rId19">
+            <w:hyperlink r:id="rId20">
               <w:r>
                 <w:rPr>
                   <w:rStyle w:val="Hyperlink"/>
@@ -2493,7 +2500,7 @@
               <w:rPr>
                 <w:sz w:val="19"/>
               </w:rPr>
-              <w:t xml:space="preserve">Instructor deck (57 slides, speaker notes, alt text) — a </w:t>
+              <w:t xml:space="preserve">Instructor deck (55 slides, speaker notes, alt text) — a </w:t>
             </w:r>
             <w:r>
               <w:rPr>
@@ -2535,7 +2542,7 @@
               <w:rPr>
                 <w:sz w:val="19"/>
               </w:rPr>
-              <w:t xml:space="preserve"> (an empty video frame for your recording), and hands-on slide per exercise (its speaker notes carry the full prompt, ready to copy), demo video slides for the UI walkthrough and the prompting slide, an Output folder walkthrough, an HR plugins spotlight, and a knowledge check</w:t>
+              <w:t xml:space="preserve"> (an empty video frame for your recording), and hands-on slide per exercise (its speaker notes carry the full prompt, ready to copy), demo video slides for the UI walkthrough and the prompting slide, an Output folder walkthrough, and a knowledge check</w:t>
             </w:r>
           </w:p>
         </w:tc>
@@ -2550,7 +2557,7 @@
               <w:pStyle w:val="Compact"/>
               <w:spacing w:before="20" w:after="20"/>
             </w:pPr>
-            <w:hyperlink r:id="rId20">
+            <w:hyperlink r:id="rId21">
               <w:r>
                 <w:rPr>
                   <w:rStyle w:val="Hyperlink"/>
@@ -2619,7 +2626,7 @@
               <w:pStyle w:val="Compact"/>
               <w:spacing w:before="20" w:after="20"/>
             </w:pPr>
-            <w:hyperlink r:id="rId21">
+            <w:hyperlink r:id="rId22">
               <w:r>
                 <w:rPr>
                   <w:rStyle w:val="Hyperlink"/>
@@ -2674,7 +2681,7 @@
               <w:pStyle w:val="Compact"/>
               <w:spacing w:before="20" w:after="20"/>
             </w:pPr>
-            <w:hyperlink r:id="rId22">
+            <w:hyperlink r:id="rId23">
               <w:r>
                 <w:rPr>
                   <w:rStyle w:val="Hyperlink"/>
@@ -2746,7 +2753,7 @@
               <w:pStyle w:val="Compact"/>
               <w:spacing w:before="20" w:after="20"/>
             </w:pPr>
-            <w:hyperlink r:id="rId23">
+            <w:hyperlink r:id="rId24">
               <w:r>
                 <w:rPr>
                   <w:rStyle w:val="Hyperlink"/>
@@ -2760,7 +2767,7 @@
               </w:rPr>
               <w:t xml:space="preserve"> · </w:t>
             </w:r>
-            <w:hyperlink r:id="rId24">
+            <w:hyperlink r:id="rId25">
               <w:r>
                 <w:rPr>
                   <w:rStyle w:val="Hyperlink"/>
@@ -2815,7 +2822,7 @@
               <w:pStyle w:val="Compact"/>
               <w:spacing w:before="20" w:after="20"/>
             </w:pPr>
-            <w:hyperlink r:id="rId25">
+            <w:hyperlink r:id="rId26">
               <w:r>
                 <w:rPr>
                   <w:rStyle w:val="Hyperlink"/>
@@ -2829,7 +2836,7 @@
               </w:rPr>
               <w:t xml:space="preserve"> · </w:t>
             </w:r>
-            <w:hyperlink r:id="rId26">
+            <w:hyperlink r:id="rId27">
               <w:r>
                 <w:rPr>
                   <w:rStyle w:val="Hyperlink"/>
@@ -2898,7 +2905,7 @@
               <w:pStyle w:val="Compact"/>
               <w:spacing w:before="20" w:after="20"/>
             </w:pPr>
-            <w:hyperlink r:id="rId27">
+            <w:hyperlink r:id="rId28">
               <w:r>
                 <w:rPr>
                   <w:rStyle w:val="Hyperlink"/>
@@ -2912,7 +2919,7 @@
               </w:rPr>
               <w:t xml:space="preserve"> · </w:t>
             </w:r>
-            <w:hyperlink r:id="rId28">
+            <w:hyperlink r:id="rId29">
               <w:r>
                 <w:rPr>
                   <w:rStyle w:val="Hyperlink"/>
@@ -2967,7 +2974,7 @@
               <w:pStyle w:val="Compact"/>
               <w:spacing w:before="20" w:after="20"/>
             </w:pPr>
-            <w:hyperlink r:id="rId29">
+            <w:hyperlink r:id="rId30">
               <w:r>
                 <w:rPr>
                   <w:rStyle w:val="Hyperlink"/>
@@ -2981,7 +2988,7 @@
               </w:rPr>
               <w:t xml:space="preserve"> · </w:t>
             </w:r>
-            <w:hyperlink r:id="rId30">
+            <w:hyperlink r:id="rId31">
               <w:r>
                 <w:rPr>
                   <w:rStyle w:val="Hyperlink"/>
@@ -3036,7 +3043,7 @@
               <w:pStyle w:val="Compact"/>
               <w:spacing w:before="20" w:after="20"/>
             </w:pPr>
-            <w:hyperlink r:id="rId31">
+            <w:hyperlink r:id="rId32">
               <w:r>
                 <w:rPr>
                   <w:rStyle w:val="Hyperlink"/>
@@ -3050,7 +3057,7 @@
               </w:rPr>
               <w:t xml:space="preserve"> · </w:t>
             </w:r>
-            <w:hyperlink r:id="rId32">
+            <w:hyperlink r:id="rId33">
               <w:r>
                 <w:rPr>
                   <w:rStyle w:val="Hyperlink"/>
@@ -3088,7 +3095,7 @@
               <w:pStyle w:val="Compact"/>
               <w:spacing w:before="20" w:after="20"/>
             </w:pPr>
-            <w:hyperlink r:id="rId33">
+            <w:hyperlink r:id="rId34">
               <w:r>
                 <w:rPr>
                   <w:rStyle w:val="Hyperlink"/>
@@ -3160,7 +3167,7 @@
               <w:pStyle w:val="Compact"/>
               <w:spacing w:before="20" w:after="20"/>
             </w:pPr>
-            <w:hyperlink r:id="rId34">
+            <w:hyperlink r:id="rId35">
               <w:r>
                 <w:rPr>
                   <w:rStyle w:val="Hyperlink"/>
@@ -3174,7 +3181,7 @@
               </w:rPr>
               <w:t xml:space="preserve"> · </w:t>
             </w:r>
-            <w:hyperlink r:id="rId35">
+            <w:hyperlink r:id="rId36">
               <w:r>
                 <w:rPr>
                   <w:rStyle w:val="Hyperlink"/>
@@ -3229,7 +3236,7 @@
               <w:pStyle w:val="Compact"/>
               <w:spacing w:before="20" w:after="20"/>
             </w:pPr>
-            <w:hyperlink r:id="rId36">
+            <w:hyperlink r:id="rId37">
               <w:r>
                 <w:rPr>
                   <w:rStyle w:val="Hyperlink"/>
@@ -3243,7 +3250,7 @@
               </w:rPr>
               <w:t xml:space="preserve"> · </w:t>
             </w:r>
-            <w:hyperlink r:id="rId37">
+            <w:hyperlink r:id="rId38">
               <w:r>
                 <w:rPr>
                   <w:rStyle w:val="Hyperlink"/>
@@ -3298,7 +3305,7 @@
               <w:pStyle w:val="Compact"/>
               <w:spacing w:before="20" w:after="20"/>
             </w:pPr>
-            <w:hyperlink r:id="rId38">
+            <w:hyperlink r:id="rId39">
               <w:r>
                 <w:rPr>
                   <w:rStyle w:val="Hyperlink"/>
@@ -3312,7 +3319,7 @@
               </w:rPr>
               <w:t xml:space="preserve"> · </w:t>
             </w:r>
-            <w:hyperlink r:id="rId39">
+            <w:hyperlink r:id="rId40">
               <w:r>
                 <w:rPr>
                   <w:rStyle w:val="Hyperlink"/>
@@ -3367,7 +3374,7 @@
               <w:pStyle w:val="Compact"/>
               <w:spacing w:before="20" w:after="20"/>
             </w:pPr>
-            <w:hyperlink r:id="rId40">
+            <w:hyperlink r:id="rId41">
               <w:r>
                 <w:rPr>
                   <w:rStyle w:val="Hyperlink"/>
@@ -3381,7 +3388,7 @@
               </w:rPr>
               <w:t xml:space="preserve"> · </w:t>
             </w:r>
-            <w:hyperlink r:id="rId41">
+            <w:hyperlink r:id="rId42">
               <w:r>
                 <w:rPr>
                   <w:rStyle w:val="Hyperlink"/>
@@ -3423,7 +3430,6 @@
               <w:rPr>
                 <w:sz w:val="19"/>
               </w:rPr>
-              <w:lastRenderedPageBreak/>
               <w:t>reference/03-skills-catalog</w:t>
             </w:r>
           </w:p>
@@ -3437,7 +3443,7 @@
               <w:pStyle w:val="Compact"/>
               <w:spacing w:before="20" w:after="20"/>
             </w:pPr>
-            <w:hyperlink r:id="rId42">
+            <w:hyperlink r:id="rId43">
               <w:r>
                 <w:rPr>
                   <w:rStyle w:val="Hyperlink"/>
@@ -3451,7 +3457,7 @@
               </w:rPr>
               <w:t xml:space="preserve"> · </w:t>
             </w:r>
-            <w:hyperlink r:id="rId43">
+            <w:hyperlink r:id="rId44">
               <w:r>
                 <w:rPr>
                   <w:rStyle w:val="Hyperlink"/>
@@ -3506,7 +3512,7 @@
               <w:pStyle w:val="Compact"/>
               <w:spacing w:before="20" w:after="20"/>
             </w:pPr>
-            <w:hyperlink r:id="rId44">
+            <w:hyperlink r:id="rId45">
               <w:r>
                 <w:rPr>
                   <w:rStyle w:val="Hyperlink"/>
@@ -3520,7 +3526,7 @@
               </w:rPr>
               <w:t xml:space="preserve"> · </w:t>
             </w:r>
-            <w:hyperlink r:id="rId45">
+            <w:hyperlink r:id="rId46">
               <w:r>
                 <w:rPr>
                   <w:rStyle w:val="Hyperlink"/>
@@ -3562,6 +3568,7 @@
               <w:rPr>
                 <w:sz w:val="19"/>
               </w:rPr>
+              <w:lastRenderedPageBreak/>
               <w:t>reference/05-custom-skill-guide</w:t>
             </w:r>
           </w:p>
@@ -3575,7 +3582,7 @@
               <w:pStyle w:val="Compact"/>
               <w:spacing w:before="20" w:after="20"/>
             </w:pPr>
-            <w:hyperlink r:id="rId46">
+            <w:hyperlink r:id="rId47">
               <w:r>
                 <w:rPr>
                   <w:rStyle w:val="Hyperlink"/>
@@ -3589,7 +3596,7 @@
               </w:rPr>
               <w:t xml:space="preserve"> · </w:t>
             </w:r>
-            <w:hyperlink r:id="rId47">
+            <w:hyperlink r:id="rId48">
               <w:r>
                 <w:rPr>
                   <w:rStyle w:val="Hyperlink"/>
@@ -3644,7 +3651,7 @@
               <w:pStyle w:val="Compact"/>
               <w:spacing w:before="20" w:after="20"/>
             </w:pPr>
-            <w:hyperlink r:id="rId48">
+            <w:hyperlink r:id="rId49">
               <w:r>
                 <w:rPr>
                   <w:rStyle w:val="Hyperlink"/>
@@ -3658,7 +3665,7 @@
               </w:rPr>
               <w:t xml:space="preserve"> · </w:t>
             </w:r>
-            <w:hyperlink r:id="rId49">
+            <w:hyperlink r:id="rId50">
               <w:r>
                 <w:rPr>
                   <w:rStyle w:val="Hyperlink"/>
@@ -3713,7 +3720,7 @@
               <w:pStyle w:val="Compact"/>
               <w:spacing w:before="20" w:after="20"/>
             </w:pPr>
-            <w:hyperlink r:id="rId50">
+            <w:hyperlink r:id="rId51">
               <w:r>
                 <w:rPr>
                   <w:rStyle w:val="Hyperlink"/>
@@ -3727,7 +3734,7 @@
               </w:rPr>
               <w:t xml:space="preserve"> · </w:t>
             </w:r>
-            <w:hyperlink r:id="rId51">
+            <w:hyperlink r:id="rId52">
               <w:r>
                 <w:rPr>
                   <w:rStyle w:val="Hyperlink"/>
@@ -3782,7 +3789,7 @@
               <w:pStyle w:val="Compact"/>
               <w:spacing w:before="20" w:after="20"/>
             </w:pPr>
-            <w:hyperlink r:id="rId52">
+            <w:hyperlink r:id="rId53">
               <w:r>
                 <w:rPr>
                   <w:rStyle w:val="Hyperlink"/>
@@ -3796,7 +3803,7 @@
               </w:rPr>
               <w:t xml:space="preserve"> · </w:t>
             </w:r>
-            <w:hyperlink r:id="rId53">
+            <w:hyperlink r:id="rId54">
               <w:r>
                 <w:rPr>
                   <w:rStyle w:val="Hyperlink"/>
@@ -3851,7 +3858,7 @@
               <w:pStyle w:val="Compact"/>
               <w:spacing w:before="20" w:after="20"/>
             </w:pPr>
-            <w:hyperlink r:id="rId54">
+            <w:hyperlink r:id="rId55">
               <w:r>
                 <w:rPr>
                   <w:rStyle w:val="Hyperlink"/>
@@ -3865,7 +3872,7 @@
               </w:rPr>
               <w:t xml:space="preserve"> · </w:t>
             </w:r>
-            <w:hyperlink r:id="rId55">
+            <w:hyperlink r:id="rId56">
               <w:r>
                 <w:rPr>
                   <w:rStyle w:val="Hyperlink"/>
@@ -3888,7 +3895,7 @@
               <w:rPr>
                 <w:sz w:val="19"/>
               </w:rPr>
-              <w:t>Spotlight: extend Cowork with HR plugins (Customize → Plugins), with an MCP example for IT</w:t>
+              <w:t>Self-study: extend Cowork with HR plugins (Customize → Plugins), with an MCP example for IT</w:t>
             </w:r>
           </w:p>
         </w:tc>
@@ -3920,7 +3927,7 @@
               <w:pStyle w:val="Compact"/>
               <w:spacing w:before="20" w:after="20"/>
             </w:pPr>
-            <w:hyperlink r:id="rId56">
+            <w:hyperlink r:id="rId57">
               <w:r>
                 <w:rPr>
                   <w:rStyle w:val="Hyperlink"/>
@@ -3934,7 +3941,7 @@
               </w:rPr>
               <w:t xml:space="preserve"> · </w:t>
             </w:r>
-            <w:hyperlink r:id="rId57">
+            <w:hyperlink r:id="rId58">
               <w:r>
                 <w:rPr>
                   <w:rStyle w:val="Hyperlink"/>
@@ -3989,7 +3996,7 @@
               <w:pStyle w:val="Compact"/>
               <w:spacing w:before="20" w:after="20"/>
             </w:pPr>
-            <w:hyperlink r:id="rId58">
+            <w:hyperlink r:id="rId59">
               <w:r>
                 <w:rPr>
                   <w:rStyle w:val="Hyperlink"/>
@@ -4003,7 +4010,7 @@
               </w:rPr>
               <w:t xml:space="preserve"> (used by Cowork) · </w:t>
             </w:r>
-            <w:hyperlink r:id="rId59">
+            <w:hyperlink r:id="rId60">
               <w:r>
                 <w:rPr>
                   <w:rStyle w:val="Hyperlink"/>
@@ -4047,7 +4054,7 @@
               <w:pStyle w:val="Compact"/>
               <w:spacing w:before="20" w:after="20"/>
             </w:pPr>
-            <w:hyperlink r:id="rId60">
+            <w:hyperlink r:id="rId61">
               <w:r>
                 <w:rPr>
                   <w:rStyle w:val="Hyperlink"/>
@@ -4107,62 +4114,35 @@
               <w:rPr>
                 <w:sz w:val="19"/>
               </w:rPr>
-              <w:t>HR data: the Word/Excel files used in the exercises, plus their editable .md/.csv sources</w:t>
-            </w:r>
-          </w:p>
-        </w:tc>
-      </w:tr>
-      <w:tr>
-        <w:tc>
-          <w:tcPr>
-            <w:tcW w:w="0" w:type="auto"/>
-          </w:tcPr>
-          <w:p>
-            <w:pPr>
-              <w:pStyle w:val="Compact"/>
-              <w:spacing w:before="20" w:after="20"/>
-            </w:pPr>
-            <w:hyperlink r:id="rId61">
+              <w:t xml:space="preserve">HR data: the six Word/Excel files used in the exercises, and </w:t>
+            </w:r>
+            <w:hyperlink r:id="rId62">
               <w:r>
                 <w:rPr>
                   <w:rStyle w:val="Hyperlink"/>
                 </w:rPr>
-                <w:t>participant/zava-sample-knowledge.zip</w:t>
+                <w:t>zava-sample-knowledge.zip</w:t>
               </w:r>
             </w:hyperlink>
-          </w:p>
-        </w:tc>
-        <w:tc>
-          <w:tcPr>
-            <w:tcW w:w="0" w:type="auto"/>
-          </w:tcPr>
-          <w:p>
-            <w:pPr>
-              <w:pStyle w:val="Compact"/>
-              <w:spacing w:before="20" w:after="20"/>
-            </w:pPr>
-            <w:r>
-              <w:rPr>
-                <w:sz w:val="19"/>
-              </w:rPr>
-              <w:t>zip</w:t>
-            </w:r>
-          </w:p>
-        </w:tc>
-        <w:tc>
-          <w:tcPr>
-            <w:tcW w:w="0" w:type="auto"/>
-          </w:tcPr>
-          <w:p>
-            <w:pPr>
-              <w:pStyle w:val="Compact"/>
-              <w:spacing w:before="20" w:after="20"/>
-            </w:pPr>
-            <w:r>
-              <w:rPr>
-                <w:sz w:val="19"/>
-              </w:rPr>
-              <w:t xml:space="preserve">The six Word and Excel sample files in an </w:t>
+            <w:r>
+              <w:rPr>
+                <w:sz w:val="19"/>
+              </w:rPr>
+              <w:t xml:space="preserve">, the </w:t>
+            </w:r>
+            <w:r>
+              <w:rPr>
+                <w:b/>
+                <w:bCs/>
+                <w:sz w:val="19"/>
+              </w:rPr>
+              <w:t>one download</w:t>
+            </w:r>
+            <w:r>
+              <w:rPr>
+                <w:sz w:val="19"/>
+              </w:rPr>
+              <w:t xml:space="preserve"> for attendees (all six in an </w:t>
             </w:r>
             <w:r>
               <w:rPr>
@@ -4174,7 +4154,7 @@
               <w:rPr>
                 <w:sz w:val="19"/>
               </w:rPr>
-              <w:t xml:space="preserve"> folder, ready to upload to OneDrive</w:t>
+              <w:t xml:space="preserve"> folder, ready to upload to OneDrive)</w:t>
             </w:r>
           </w:p>
         </w:tc>
@@ -4204,12 +4184,9 @@
         <w:t>Word and Excel</w:t>
       </w:r>
       <w:r>
-        <w:t xml:space="preserve"> sample files (Exercise 1 also reads each attendee's own mail and calendar). They work in both Cowork and Agent Builder </w:t>
-      </w:r>
-      <w:r>
-        <w:t xml:space="preserve">(which doesn't accept .md or .csv). Download </w:t>
-      </w:r>
-      <w:hyperlink r:id="rId62">
+        <w:t xml:space="preserve"> sample files (Exercise 1 also reads each attendee's own mail and calendar). They work in both Cowork and Agent Builder (which doesn't accept .md or .csv). Download </w:t>
+      </w:r>
+      <w:hyperlink r:id="rId63">
         <w:r>
           <w:rPr>
             <w:rStyle w:val="Hyperlink"/>
@@ -4351,7 +4328,7 @@
               <w:pStyle w:val="Compact"/>
               <w:spacing w:before="20" w:after="20"/>
             </w:pPr>
-            <w:hyperlink r:id="rId63">
+            <w:hyperlink r:id="rId64">
               <w:r>
                 <w:rPr>
                   <w:rStyle w:val="Hyperlink"/>
@@ -4406,7 +4383,7 @@
               <w:pStyle w:val="Compact"/>
               <w:spacing w:before="20" w:after="20"/>
             </w:pPr>
-            <w:hyperlink r:id="rId64">
+            <w:hyperlink r:id="rId65">
               <w:r>
                 <w:rPr>
                   <w:rStyle w:val="Hyperlink"/>
@@ -4461,7 +4438,7 @@
               <w:pStyle w:val="Compact"/>
               <w:spacing w:before="20" w:after="20"/>
             </w:pPr>
-            <w:hyperlink r:id="rId65">
+            <w:hyperlink r:id="rId66">
               <w:r>
                 <w:rPr>
                   <w:rStyle w:val="Hyperlink"/>
@@ -4516,7 +4493,7 @@
               <w:pStyle w:val="Compact"/>
               <w:spacing w:before="20" w:after="20"/>
             </w:pPr>
-            <w:hyperlink r:id="rId66">
+            <w:hyperlink r:id="rId67">
               <w:r>
                 <w:rPr>
                   <w:rStyle w:val="Hyperlink"/>
@@ -4571,7 +4548,7 @@
               <w:pStyle w:val="Compact"/>
               <w:spacing w:before="20" w:after="20"/>
             </w:pPr>
-            <w:hyperlink r:id="rId67">
+            <w:hyperlink r:id="rId68">
               <w:r>
                 <w:rPr>
                   <w:rStyle w:val="Hyperlink"/>
@@ -4626,7 +4603,7 @@
               <w:pStyle w:val="Compact"/>
               <w:spacing w:before="20" w:after="20"/>
             </w:pPr>
-            <w:hyperlink r:id="rId68">
+            <w:hyperlink r:id="rId69">
               <w:r>
                 <w:rPr>
                   <w:rStyle w:val="Hyperlink"/>
@@ -4690,34 +4667,27 @@
         <w:t>Editing the sample data?</w:t>
       </w:r>
       <w:r>
-        <w:t xml:space="preserve"> The </w:t>
+        <w:t xml:space="preserve"> The Word and Excel files in </w:t>
       </w:r>
       <w:r>
         <w:rPr>
           <w:rStyle w:val="VerbatimChar"/>
         </w:rPr>
-        <w:t>.md</w:t>
-      </w:r>
-      <w:r>
-        <w:t xml:space="preserve"> and </w:t>
-      </w:r>
-      <w:r>
-        <w:rPr>
-          <w:rStyle w:val="VerbatimChar"/>
-        </w:rPr>
-        <w:t>.csv</w:t>
-      </w:r>
-      <w:r>
-        <w:t xml:space="preserve"> files in </w:t>
-      </w:r>
-      <w:r>
-        <w:rPr>
-          <w:rStyle w:val="VerbatimChar"/>
-        </w:rPr>
         <w:t>sample-knowledge/</w:t>
       </w:r>
       <w:r>
-        <w:t xml:space="preserve"> are the editable sources the Word and Excel files are generated from. Attendees don't need them, and they aren't in the zip. If you change one, regenerate its Word or Excel copy so the two stay in sync.</w:t>
+        <w:t xml:space="preserve"> are the master copies: edit them directly, then rebuild the zip (</w:t>
+      </w:r>
+      <w:hyperlink r:id="rId70" w:anchor="build-instructions">
+        <w:r>
+          <w:rPr>
+            <w:rStyle w:val="Hyperlink"/>
+          </w:rPr>
+          <w:t>how</w:t>
+        </w:r>
+      </w:hyperlink>
+      <w:r>
+        <w:t>) so attendees always download one zip that matches.</w:t>
       </w:r>
     </w:p>
     <w:p>
@@ -4725,11 +4695,10 @@
         <w:pStyle w:val="Heading2"/>
       </w:pPr>
       <w:bookmarkStart w:id="14" w:name="how-to-use-this-kit"/>
-      <w:bookmarkStart w:id="15" w:name="_Toc241995327"/>
+      <w:bookmarkStart w:id="15" w:name="_Toc242255265"/>
       <w:bookmarkEnd w:id="11"/>
       <w:bookmarkEnd w:id="13"/>
       <w:r>
-        <w:lastRenderedPageBreak/>
         <w:t>How to use this kit</w:t>
       </w:r>
       <w:bookmarkEnd w:id="15"/>
@@ -4752,7 +4721,7 @@
       <w:r>
         <w:t xml:space="preserve"> follow the </w:t>
       </w:r>
-      <w:hyperlink r:id="rId69">
+      <w:hyperlink r:id="rId71">
         <w:r>
           <w:rPr>
             <w:rStyle w:val="Hyperlink"/>
@@ -4763,7 +4732,7 @@
       <w:r>
         <w:t xml:space="preserve">. Confirm licenses and Cowork access, estimate cost, and stage the sample files. The facilitator loads </w:t>
       </w:r>
-      <w:hyperlink r:id="rId70">
+      <w:hyperlink r:id="rId72">
         <w:r>
           <w:rPr>
             <w:rStyle w:val="Hyperlink"/>
@@ -4774,7 +4743,7 @@
       <w:r>
         <w:t xml:space="preserve"> into their own demo account 1–2 days before. Send the instructor the </w:t>
       </w:r>
-      <w:hyperlink r:id="rId71">
+      <w:hyperlink r:id="rId73">
         <w:r>
           <w:rPr>
             <w:rStyle w:val="Hyperlink"/>
@@ -4785,7 +4754,7 @@
       <w:r>
         <w:t xml:space="preserve">, and attendees the </w:t>
       </w:r>
-      <w:hyperlink r:id="rId72">
+      <w:hyperlink r:id="rId74">
         <w:r>
           <w:rPr>
             <w:rStyle w:val="Hyperlink"/>
@@ -4796,7 +4765,7 @@
       <w:r>
         <w:t xml:space="preserve"> one week out; use the </w:t>
       </w:r>
-      <w:hyperlink r:id="rId73">
+      <w:hyperlink r:id="rId75">
         <w:r>
           <w:rPr>
             <w:rStyle w:val="Hyperlink"/>
@@ -4826,7 +4795,7 @@
       <w:r>
         <w:t xml:space="preserve"> read </w:t>
       </w:r>
-      <w:hyperlink r:id="rId74">
+      <w:hyperlink r:id="rId76">
         <w:r>
           <w:rPr>
             <w:rStyle w:val="Hyperlink"/>
@@ -4837,7 +4806,7 @@
       <w:r>
         <w:t xml:space="preserve">, do a full dry run against the </w:t>
       </w:r>
-      <w:hyperlink r:id="rId75">
+      <w:hyperlink r:id="rId77">
         <w:r>
           <w:rPr>
             <w:rStyle w:val="Hyperlink"/>
@@ -4848,7 +4817,7 @@
       <w:r>
         <w:t xml:space="preserve">, and present with </w:t>
       </w:r>
-      <w:hyperlink r:id="rId76">
+      <w:hyperlink r:id="rId78">
         <w:r>
           <w:rPr>
             <w:rStyle w:val="Hyperlink"/>
@@ -4878,7 +4847,7 @@
       <w:r>
         <w:t xml:space="preserve"> on the day, follow </w:t>
       </w:r>
-      <w:hyperlink r:id="rId77">
+      <w:hyperlink r:id="rId79">
         <w:r>
           <w:rPr>
             <w:rStyle w:val="Hyperlink"/>
@@ -4889,7 +4858,7 @@
       <w:r>
         <w:t xml:space="preserve"> start to finish, with the printed </w:t>
       </w:r>
-      <w:hyperlink r:id="rId78">
+      <w:hyperlink r:id="rId80">
         <w:r>
           <w:rPr>
             <w:rStyle w:val="Hyperlink"/>
@@ -4900,7 +4869,7 @@
       <w:r>
         <w:t xml:space="preserve"> and the </w:t>
       </w:r>
-      <w:hyperlink r:id="rId79">
+      <w:hyperlink r:id="rId81">
         <w:r>
           <w:rPr>
             <w:rStyle w:val="Hyperlink"/>
@@ -4930,7 +4899,7 @@
       <w:r>
         <w:t xml:space="preserve"> send </w:t>
       </w:r>
-      <w:hyperlink r:id="rId80">
+      <w:hyperlink r:id="rId82">
         <w:r>
           <w:rPr>
             <w:rStyle w:val="Hyperlink"/>
@@ -4989,7 +4958,7 @@
         <w:pStyle w:val="Heading2"/>
       </w:pPr>
       <w:bookmarkStart w:id="16" w:name="requirement-coverage"/>
-      <w:bookmarkStart w:id="17" w:name="_Toc241995328"/>
+      <w:bookmarkStart w:id="17" w:name="_Toc242255266"/>
       <w:bookmarkEnd w:id="14"/>
       <w:r>
         <w:t>Requirement coverage</w:t>
@@ -5273,17 +5242,17 @@
         <w:t>✅</w:t>
       </w:r>
       <w:r>
-        <w:t xml:space="preserve"> A talk-only </w:t>
+        <w:t xml:space="preserve"> An </w:t>
       </w:r>
       <w:r>
         <w:rPr>
           <w:b/>
           <w:bCs/>
         </w:rPr>
-        <w:t>HR plugins spotlight</w:t>
-      </w:r>
-      <w:r>
-        <w:t xml:space="preserve"> on </w:t>
+        <w:t>HR plugins</w:t>
+      </w:r>
+      <w:r>
+        <w:t xml:space="preserve"> read on </w:t>
       </w:r>
       <w:r>
         <w:rPr>
@@ -5293,7 +5262,7 @@
         <w:t>Customize → Plugins</w:t>
       </w:r>
       <w:r>
-        <w:t>, with a screenshot and benefits</w:t>
+        <w:t xml:space="preserve"> for self-study in the after-the-workshop pack</w:t>
       </w:r>
     </w:p>
     <w:p>
@@ -5420,7 +5389,7 @@
     </w:p>
     <w:p>
       <w:r>
-        <w:pict w14:anchorId="2499E011">
+        <w:pict w14:anchorId="6D288AF5">
           <v:rect id="_x0000_i1025" style="width:0;height:1.5pt" o:hralign="center" o:hrstd="t" o:hr="t"/>
         </w:pict>
       </w:r>
@@ -5436,7 +5405,7 @@
         </w:rPr>
         <w:t xml:space="preserve">Sample content depicts the fictional company "Zava" and is for training purposes only. Divider illustrations: </w:t>
       </w:r>
-      <w:hyperlink r:id="rId81">
+      <w:hyperlink r:id="rId83">
         <w:r>
           <w:rPr>
             <w:rStyle w:val="Hyperlink"/>
@@ -5457,7 +5426,7 @@
       <w:bookmarkEnd w:id="16"/>
     </w:p>
     <w:sectPr>
-      <w:footerReference w:type="default" r:id="rId82"/>
+      <w:footerReference w:type="default" r:id="rId84"/>
       <w:footnotePr>
         <w:numRestart w:val="eachSect"/>
       </w:footnotePr>
@@ -5577,7 +5546,7 @@
   <w:abstractNum w:abstractNumId="0" w15:restartNumberingAfterBreak="0">
     <w:nsid w:val="0000A990"/>
     <w:multiLevelType w:val="multilevel"/>
-    <w:tmpl w:val="D63C3AEC"/>
+    <w:tmpl w:val="0C6E17E2"/>
     <w:lvl w:ilvl="0">
       <w:numFmt w:val="bullet"/>
       <w:lvlText w:val=" "/>
@@ -5654,7 +5623,7 @@
   <w:abstractNum w:abstractNumId="1" w15:restartNumberingAfterBreak="0">
     <w:nsid w:val="0000A991"/>
     <w:multiLevelType w:val="multilevel"/>
-    <w:tmpl w:val="204C4E7A"/>
+    <w:tmpl w:val="BF3CD770"/>
     <w:lvl w:ilvl="0">
       <w:numFmt w:val="bullet"/>
       <w:lvlText w:val=""/>
@@ -5758,7 +5727,7 @@
   <w:abstractNum w:abstractNumId="2" w15:restartNumberingAfterBreak="0">
     <w:nsid w:val="00A99411"/>
     <w:multiLevelType w:val="multilevel"/>
-    <w:tmpl w:val="66C867F4"/>
+    <w:tmpl w:val="71F41B4C"/>
     <w:lvl w:ilvl="0">
       <w:start w:val="1"/>
       <w:numFmt w:val="decimal"/>
@@ -5841,10 +5810,10 @@
       </w:pPr>
     </w:lvl>
   </w:abstractNum>
-  <w:num w:numId="1" w16cid:durableId="1983389761">
+  <w:num w:numId="1" w16cid:durableId="1451972477">
     <w:abstractNumId w:val="0"/>
   </w:num>
-  <w:num w:numId="2" w16cid:durableId="579753890">
+  <w:num w:numId="2" w16cid:durableId="23865375">
     <w:abstractNumId w:val="2"/>
     <w:lvlOverride w:ilvl="0">
       <w:startOverride w:val="1"/>
@@ -5874,13 +5843,13 @@
       <w:startOverride w:val="1"/>
     </w:lvlOverride>
   </w:num>
-  <w:num w:numId="3" w16cid:durableId="2031106731">
+  <w:num w:numId="3" w16cid:durableId="1053888696">
     <w:abstractNumId w:val="1"/>
   </w:num>
-  <w:num w:numId="4" w16cid:durableId="1824927429">
+  <w:num w:numId="4" w16cid:durableId="337082252">
     <w:abstractNumId w:val="1"/>
   </w:num>
-  <w:num w:numId="5" w16cid:durableId="1311443306">
+  <w:num w:numId="5" w16cid:durableId="1496187588">
     <w:abstractNumId w:val="2"/>
     <w:lvlOverride w:ilvl="0">
       <w:startOverride w:val="1"/>
@@ -5910,7 +5879,7 @@
       <w:startOverride w:val="1"/>
     </w:lvlOverride>
   </w:num>
-  <w:num w:numId="6" w16cid:durableId="1071125623">
+  <w:num w:numId="6" w16cid:durableId="1269923795">
     <w:abstractNumId w:val="1"/>
   </w:num>
 </w:numbering>
@@ -7189,7 +7158,7 @@
     <w:next w:val="Normal"/>
     <w:autoRedefine/>
     <w:uiPriority w:val="39"/>
-    <w:rsid w:val="00FA19A9"/>
+    <w:rsid w:val="002D2DDA"/>
     <w:pPr>
       <w:spacing w:after="100"/>
     </w:pPr>
@@ -7200,7 +7169,7 @@
     <w:next w:val="Normal"/>
     <w:autoRedefine/>
     <w:uiPriority w:val="39"/>
-    <w:rsid w:val="00FA19A9"/>
+    <w:rsid w:val="002D2DDA"/>
     <w:pPr>
       <w:spacing w:after="100"/>
       <w:ind w:left="210"/>
@@ -7210,7 +7179,7 @@
     <w:name w:val="header"/>
     <w:basedOn w:val="Normal"/>
     <w:link w:val="HeaderChar"/>
-    <w:rsid w:val="00FA19A9"/>
+    <w:rsid w:val="002D2DDA"/>
     <w:pPr>
       <w:tabs>
         <w:tab w:val="center" w:pos="4513"/>
@@ -7223,7 +7192,7 @@
     <w:name w:val="Header Char"/>
     <w:basedOn w:val="DefaultParagraphFont"/>
     <w:link w:val="Header"/>
-    <w:rsid w:val="00FA19A9"/>
+    <w:rsid w:val="002D2DDA"/>
     <w:rPr>
       <w:rFonts w:ascii="Segoe UI" w:eastAsia="Segoe UI" w:hAnsi="Segoe UI" w:cs="Segoe UI"/>
       <w:color w:val="242424"/>
@@ -7234,7 +7203,7 @@
     <w:name w:val="footer"/>
     <w:basedOn w:val="Normal"/>
     <w:link w:val="FooterChar"/>
-    <w:rsid w:val="00FA19A9"/>
+    <w:rsid w:val="002D2DDA"/>
     <w:pPr>
       <w:tabs>
         <w:tab w:val="center" w:pos="4513"/>
@@ -7247,7 +7216,7 @@
     <w:name w:val="Footer Char"/>
     <w:basedOn w:val="DefaultParagraphFont"/>
     <w:link w:val="Footer"/>
-    <w:rsid w:val="00FA19A9"/>
+    <w:rsid w:val="002D2DDA"/>
     <w:rPr>
       <w:rFonts w:ascii="Segoe UI" w:eastAsia="Segoe UI" w:hAnsi="Segoe UI" w:cs="Segoe UI"/>
       <w:color w:val="242424"/>

--- a/README.docx
+++ b/README.docx
@@ -10,7 +10,7 @@
           <w:sz w:val="21"/>
           <w:szCs w:val="24"/>
         </w:rPr>
-        <w:id w:val="-161542205"/>
+        <w:id w:val="-1501504136"/>
         <w:docPartObj>
           <w:docPartGallery w:val="Table of Contents"/>
           <w:docPartUnique/>
@@ -51,7 +51,7 @@
           <w:r>
             <w:fldChar w:fldCharType="separate"/>
           </w:r>
-          <w:hyperlink w:anchor="_Toc242255259" w:history="1">
+          <w:hyperlink w:anchor="_Toc242259703" w:history="1">
             <w:r>
               <w:rPr>
                 <w:rStyle w:val="Hyperlink"/>
@@ -78,7 +78,7 @@
                 <w:noProof/>
                 <w:webHidden/>
               </w:rPr>
-              <w:instrText xml:space="preserve"> PAGEREF _Toc242255259 \h </w:instrText>
+              <w:instrText xml:space="preserve"> PAGEREF _Toc242259703 \h </w:instrText>
             </w:r>
             <w:r>
               <w:rPr>
@@ -125,7 +125,7 @@
               <w14:ligatures w14:val="standardContextual"/>
             </w:rPr>
           </w:pPr>
-          <w:hyperlink w:anchor="_Toc242255260" w:history="1">
+          <w:hyperlink w:anchor="_Toc242259704" w:history="1">
             <w:r>
               <w:rPr>
                 <w:rStyle w:val="Hyperlink"/>
@@ -152,7 +152,7 @@
                 <w:noProof/>
                 <w:webHidden/>
               </w:rPr>
-              <w:instrText xml:space="preserve"> PAGEREF _Toc242255260 \h </w:instrText>
+              <w:instrText xml:space="preserve"> PAGEREF _Toc242259704 \h </w:instrText>
             </w:r>
             <w:r>
               <w:rPr>
@@ -199,7 +199,7 @@
               <w14:ligatures w14:val="standardContextual"/>
             </w:rPr>
           </w:pPr>
-          <w:hyperlink w:anchor="_Toc242255261" w:history="1">
+          <w:hyperlink w:anchor="_Toc242259705" w:history="1">
             <w:r>
               <w:rPr>
                 <w:rStyle w:val="Hyperlink"/>
@@ -226,7 +226,7 @@
                 <w:noProof/>
                 <w:webHidden/>
               </w:rPr>
-              <w:instrText xml:space="preserve"> PAGEREF _Toc242255261 \h </w:instrText>
+              <w:instrText xml:space="preserve"> PAGEREF _Toc242259705 \h </w:instrText>
             </w:r>
             <w:r>
               <w:rPr>
@@ -273,7 +273,7 @@
               <w14:ligatures w14:val="standardContextual"/>
             </w:rPr>
           </w:pPr>
-          <w:hyperlink w:anchor="_Toc242255262" w:history="1">
+          <w:hyperlink w:anchor="_Toc242259706" w:history="1">
             <w:r>
               <w:rPr>
                 <w:rStyle w:val="Hyperlink"/>
@@ -300,7 +300,7 @@
                 <w:noProof/>
                 <w:webHidden/>
               </w:rPr>
-              <w:instrText xml:space="preserve"> PAGEREF _Toc242255262 \h </w:instrText>
+              <w:instrText xml:space="preserve"> PAGEREF _Toc242259706 \h </w:instrText>
             </w:r>
             <w:r>
               <w:rPr>
@@ -347,7 +347,7 @@
               <w14:ligatures w14:val="standardContextual"/>
             </w:rPr>
           </w:pPr>
-          <w:hyperlink w:anchor="_Toc242255263" w:history="1">
+          <w:hyperlink w:anchor="_Toc242259707" w:history="1">
             <w:r>
               <w:rPr>
                 <w:rStyle w:val="Hyperlink"/>
@@ -374,7 +374,7 @@
                 <w:noProof/>
                 <w:webHidden/>
               </w:rPr>
-              <w:instrText xml:space="preserve"> PAGEREF _Toc242255263 \h </w:instrText>
+              <w:instrText xml:space="preserve"> PAGEREF _Toc242259707 \h </w:instrText>
             </w:r>
             <w:r>
               <w:rPr>
@@ -421,7 +421,7 @@
               <w14:ligatures w14:val="standardContextual"/>
             </w:rPr>
           </w:pPr>
-          <w:hyperlink w:anchor="_Toc242255264" w:history="1">
+          <w:hyperlink w:anchor="_Toc242259708" w:history="1">
             <w:r>
               <w:rPr>
                 <w:rStyle w:val="Hyperlink"/>
@@ -448,7 +448,7 @@
                 <w:noProof/>
                 <w:webHidden/>
               </w:rPr>
-              <w:instrText xml:space="preserve"> PAGEREF _Toc242255264 \h </w:instrText>
+              <w:instrText xml:space="preserve"> PAGEREF _Toc242259708 \h </w:instrText>
             </w:r>
             <w:r>
               <w:rPr>
@@ -495,7 +495,7 @@
               <w14:ligatures w14:val="standardContextual"/>
             </w:rPr>
           </w:pPr>
-          <w:hyperlink w:anchor="_Toc242255265" w:history="1">
+          <w:hyperlink w:anchor="_Toc242259709" w:history="1">
             <w:r>
               <w:rPr>
                 <w:rStyle w:val="Hyperlink"/>
@@ -522,7 +522,7 @@
                 <w:noProof/>
                 <w:webHidden/>
               </w:rPr>
-              <w:instrText xml:space="preserve"> PAGEREF _Toc242255265 \h </w:instrText>
+              <w:instrText xml:space="preserve"> PAGEREF _Toc242259709 \h </w:instrText>
             </w:r>
             <w:r>
               <w:rPr>
@@ -569,7 +569,7 @@
               <w14:ligatures w14:val="standardContextual"/>
             </w:rPr>
           </w:pPr>
-          <w:hyperlink w:anchor="_Toc242255266" w:history="1">
+          <w:hyperlink w:anchor="_Toc242259710" w:history="1">
             <w:r>
               <w:rPr>
                 <w:rStyle w:val="Hyperlink"/>
@@ -596,7 +596,7 @@
                 <w:noProof/>
                 <w:webHidden/>
               </w:rPr>
-              <w:instrText xml:space="preserve"> PAGEREF _Toc242255266 \h </w:instrText>
+              <w:instrText xml:space="preserve"> PAGEREF _Toc242259710 \h </w:instrText>
             </w:r>
             <w:r>
               <w:rPr>
@@ -639,7 +639,7 @@
         <w:pStyle w:val="Heading1"/>
       </w:pPr>
       <w:bookmarkStart w:id="0" w:name="Xa046f7e33c7391c4827688ee785cfee5a5aaa0a"/>
-      <w:bookmarkStart w:id="1" w:name="_Toc242255259"/>
+      <w:bookmarkStart w:id="1" w:name="_Toc242259703"/>
       <w:r>
         <w:t>Getting Things Done with Copilot Cowork for HR Tasks</w:t>
       </w:r>
@@ -775,7 +775,7 @@
         <w:pStyle w:val="Heading2"/>
       </w:pPr>
       <w:bookmarkStart w:id="3" w:name="learning-objectives"/>
-      <w:bookmarkStart w:id="4" w:name="_Toc242255260"/>
+      <w:bookmarkStart w:id="4" w:name="_Toc242259704"/>
       <w:bookmarkEnd w:id="2"/>
       <w:r>
         <w:t>Learning objectives</w:t>
@@ -916,7 +916,7 @@
         <w:pStyle w:val="Heading2"/>
       </w:pPr>
       <w:bookmarkStart w:id="5" w:name="who-its-for"/>
-      <w:bookmarkStart w:id="6" w:name="_Toc242255261"/>
+      <w:bookmarkStart w:id="6" w:name="_Toc242259705"/>
       <w:bookmarkEnd w:id="3"/>
       <w:r>
         <w:t>Who it's for</w:t>
@@ -1078,7 +1078,7 @@
         <w:pStyle w:val="Heading2"/>
       </w:pPr>
       <w:bookmarkStart w:id="7" w:name="prerequisites"/>
-      <w:bookmarkStart w:id="8" w:name="_Toc242255262"/>
+      <w:bookmarkStart w:id="8" w:name="_Toc242259706"/>
       <w:bookmarkEnd w:id="5"/>
       <w:r>
         <w:t>Prerequisites</w:t>
@@ -1182,7 +1182,7 @@
         <w:pStyle w:val="Heading2"/>
       </w:pPr>
       <w:bookmarkStart w:id="9" w:name="agenda-2½-hours"/>
-      <w:bookmarkStart w:id="10" w:name="_Toc242255263"/>
+      <w:bookmarkStart w:id="10" w:name="_Toc242259707"/>
       <w:bookmarkEnd w:id="7"/>
       <w:r>
         <w:t>Agenda (2½ hours)</w:t>
@@ -1210,8 +1210,8 @@
         <w:tblLook w:val="0020" w:firstRow="1" w:lastRow="0" w:firstColumn="0" w:lastColumn="0" w:noHBand="0" w:noVBand="0"/>
       </w:tblPr>
       <w:tblGrid>
-        <w:gridCol w:w="711"/>
-        <w:gridCol w:w="9261"/>
+        <w:gridCol w:w="712"/>
+        <w:gridCol w:w="9260"/>
       </w:tblGrid>
       <w:tr>
         <w:trPr>
@@ -1470,7 +1470,7 @@
               <w:rPr>
                 <w:sz w:val="19"/>
               </w:rPr>
-              <w:t xml:space="preserve"> — Research the web with Deep Research (cited briefing + Word/Excel scorecard)</w:t>
+              <w:t xml:space="preserve"> — Research the web with Deep Research (cited briefing + 5 tailored interview questions)</w:t>
             </w:r>
           </w:p>
         </w:tc>
@@ -1696,7 +1696,7 @@
               <w:rPr>
                 <w:sz w:val="19"/>
               </w:rPr>
-              <w:t xml:space="preserve"> — Onboarding pack (PowerPoint + Scheduling + Communications)</w:t>
+              <w:t xml:space="preserve"> — Onboarding pack (orientation deck; scheduling + announcement if time allows)</w:t>
             </w:r>
           </w:p>
         </w:tc>
@@ -1740,7 +1740,7 @@
               <w:rPr>
                 <w:sz w:val="19"/>
               </w:rPr>
-              <w:t xml:space="preserve"> — Automate &amp; share (Automations, Daily Briefing, skill sharing)</w:t>
+              <w:t xml:space="preserve"> — Automate &amp; share (Automations, Daily Briefing; skill sharing if time allows)</w:t>
             </w:r>
           </w:p>
         </w:tc>
@@ -1855,10 +1855,7 @@
         <w:t>demo video</w:t>
       </w:r>
       <w:r>
-        <w:t xml:space="preserve"> </w:t>
-      </w:r>
-      <w:r>
-        <w:t xml:space="preserve">before each exercise instead of waiting on long Cowork runs, and the </w:t>
+        <w:t xml:space="preserve"> before each exercise instead of waiting on long Cowork runs, and the </w:t>
       </w:r>
       <w:r>
         <w:rPr>
@@ -1887,7 +1884,7 @@
         <w:pStyle w:val="Heading2"/>
       </w:pPr>
       <w:bookmarkStart w:id="11" w:name="whats-in-this-kit"/>
-      <w:bookmarkStart w:id="12" w:name="_Toc242255264"/>
+      <w:bookmarkStart w:id="12" w:name="_Toc242259708"/>
       <w:bookmarkEnd w:id="9"/>
       <w:r>
         <w:t>What's in this kit</w:t>
@@ -2182,7 +2179,7 @@
           <w:noProof/>
         </w:rPr>
         <w:drawing>
-          <wp:inline distT="0" distB="0" distL="0" distR="0" wp14:anchorId="7E49565E" wp14:editId="5E834630">
+          <wp:inline distT="0" distB="0" distL="0" distR="0" wp14:anchorId="1B2227D1" wp14:editId="085E43AA">
             <wp:extent cx="4400120" cy="1306285"/>
             <wp:effectExtent l="0" t="0" r="0" b="0"/>
             <wp:docPr id="24" name="Picture" descr="Tip: on a GitHub file page, select the Download icon (Download raw file) at the top right of the file"/>
@@ -4695,7 +4692,7 @@
         <w:pStyle w:val="Heading2"/>
       </w:pPr>
       <w:bookmarkStart w:id="14" w:name="how-to-use-this-kit"/>
-      <w:bookmarkStart w:id="15" w:name="_Toc242255265"/>
+      <w:bookmarkStart w:id="15" w:name="_Toc242259709"/>
       <w:bookmarkEnd w:id="11"/>
       <w:bookmarkEnd w:id="13"/>
       <w:r>
@@ -4958,7 +4955,7 @@
         <w:pStyle w:val="Heading2"/>
       </w:pPr>
       <w:bookmarkStart w:id="16" w:name="requirement-coverage"/>
-      <w:bookmarkStart w:id="17" w:name="_Toc242255266"/>
+      <w:bookmarkStart w:id="17" w:name="_Toc242259710"/>
       <w:bookmarkEnd w:id="14"/>
       <w:r>
         <w:t>Requirement coverage</w:t>
@@ -5389,7 +5386,7 @@
     </w:p>
     <w:p>
       <w:r>
-        <w:pict w14:anchorId="6D288AF5">
+        <w:pict w14:anchorId="23567B5B">
           <v:rect id="_x0000_i1025" style="width:0;height:1.5pt" o:hralign="center" o:hrstd="t" o:hr="t"/>
         </w:pict>
       </w:r>
@@ -5546,7 +5543,7 @@
   <w:abstractNum w:abstractNumId="0" w15:restartNumberingAfterBreak="0">
     <w:nsid w:val="0000A990"/>
     <w:multiLevelType w:val="multilevel"/>
-    <w:tmpl w:val="0C6E17E2"/>
+    <w:tmpl w:val="75C80DB0"/>
     <w:lvl w:ilvl="0">
       <w:numFmt w:val="bullet"/>
       <w:lvlText w:val=" "/>
@@ -5623,7 +5620,7 @@
   <w:abstractNum w:abstractNumId="1" w15:restartNumberingAfterBreak="0">
     <w:nsid w:val="0000A991"/>
     <w:multiLevelType w:val="multilevel"/>
-    <w:tmpl w:val="BF3CD770"/>
+    <w:tmpl w:val="3BC6A81C"/>
     <w:lvl w:ilvl="0">
       <w:numFmt w:val="bullet"/>
       <w:lvlText w:val=""/>
@@ -5727,7 +5724,7 @@
   <w:abstractNum w:abstractNumId="2" w15:restartNumberingAfterBreak="0">
     <w:nsid w:val="00A99411"/>
     <w:multiLevelType w:val="multilevel"/>
-    <w:tmpl w:val="71F41B4C"/>
+    <w:tmpl w:val="75166824"/>
     <w:lvl w:ilvl="0">
       <w:start w:val="1"/>
       <w:numFmt w:val="decimal"/>
@@ -5810,10 +5807,10 @@
       </w:pPr>
     </w:lvl>
   </w:abstractNum>
-  <w:num w:numId="1" w16cid:durableId="1451972477">
+  <w:num w:numId="1" w16cid:durableId="126319946">
     <w:abstractNumId w:val="0"/>
   </w:num>
-  <w:num w:numId="2" w16cid:durableId="23865375">
+  <w:num w:numId="2" w16cid:durableId="724569344">
     <w:abstractNumId w:val="2"/>
     <w:lvlOverride w:ilvl="0">
       <w:startOverride w:val="1"/>
@@ -5843,13 +5840,13 @@
       <w:startOverride w:val="1"/>
     </w:lvlOverride>
   </w:num>
-  <w:num w:numId="3" w16cid:durableId="1053888696">
+  <w:num w:numId="3" w16cid:durableId="580716530">
     <w:abstractNumId w:val="1"/>
   </w:num>
-  <w:num w:numId="4" w16cid:durableId="337082252">
+  <w:num w:numId="4" w16cid:durableId="323122711">
     <w:abstractNumId w:val="1"/>
   </w:num>
-  <w:num w:numId="5" w16cid:durableId="1496187588">
+  <w:num w:numId="5" w16cid:durableId="1450317207">
     <w:abstractNumId w:val="2"/>
     <w:lvlOverride w:ilvl="0">
       <w:startOverride w:val="1"/>
@@ -5879,7 +5876,7 @@
       <w:startOverride w:val="1"/>
     </w:lvlOverride>
   </w:num>
-  <w:num w:numId="6" w16cid:durableId="1269923795">
+  <w:num w:numId="6" w16cid:durableId="1888374066">
     <w:abstractNumId w:val="1"/>
   </w:num>
 </w:numbering>
@@ -7158,7 +7155,7 @@
     <w:next w:val="Normal"/>
     <w:autoRedefine/>
     <w:uiPriority w:val="39"/>
-    <w:rsid w:val="002D2DDA"/>
+    <w:rsid w:val="00F22660"/>
     <w:pPr>
       <w:spacing w:after="100"/>
     </w:pPr>
@@ -7169,7 +7166,7 @@
     <w:next w:val="Normal"/>
     <w:autoRedefine/>
     <w:uiPriority w:val="39"/>
-    <w:rsid w:val="002D2DDA"/>
+    <w:rsid w:val="00F22660"/>
     <w:pPr>
       <w:spacing w:after="100"/>
       <w:ind w:left="210"/>
@@ -7179,7 +7176,7 @@
     <w:name w:val="header"/>
     <w:basedOn w:val="Normal"/>
     <w:link w:val="HeaderChar"/>
-    <w:rsid w:val="002D2DDA"/>
+    <w:rsid w:val="00F22660"/>
     <w:pPr>
       <w:tabs>
         <w:tab w:val="center" w:pos="4513"/>
@@ -7192,7 +7189,7 @@
     <w:name w:val="Header Char"/>
     <w:basedOn w:val="DefaultParagraphFont"/>
     <w:link w:val="Header"/>
-    <w:rsid w:val="002D2DDA"/>
+    <w:rsid w:val="00F22660"/>
     <w:rPr>
       <w:rFonts w:ascii="Segoe UI" w:eastAsia="Segoe UI" w:hAnsi="Segoe UI" w:cs="Segoe UI"/>
       <w:color w:val="242424"/>
@@ -7203,7 +7200,7 @@
     <w:name w:val="footer"/>
     <w:basedOn w:val="Normal"/>
     <w:link w:val="FooterChar"/>
-    <w:rsid w:val="002D2DDA"/>
+    <w:rsid w:val="00F22660"/>
     <w:pPr>
       <w:tabs>
         <w:tab w:val="center" w:pos="4513"/>
@@ -7216,7 +7213,7 @@
     <w:name w:val="Footer Char"/>
     <w:basedOn w:val="DefaultParagraphFont"/>
     <w:link w:val="Footer"/>
-    <w:rsid w:val="002D2DDA"/>
+    <w:rsid w:val="00F22660"/>
     <w:rPr>
       <w:rFonts w:ascii="Segoe UI" w:eastAsia="Segoe UI" w:hAnsi="Segoe UI" w:cs="Segoe UI"/>
       <w:color w:val="242424"/>

--- a/README.docx
+++ b/README.docx
@@ -10,7 +10,7 @@
           <w:sz w:val="21"/>
           <w:szCs w:val="24"/>
         </w:rPr>
-        <w:id w:val="-1501504136"/>
+        <w:id w:val="1165059517"/>
         <w:docPartObj>
           <w:docPartGallery w:val="Table of Contents"/>
           <w:docPartUnique/>
@@ -51,7 +51,7 @@
           <w:r>
             <w:fldChar w:fldCharType="separate"/>
           </w:r>
-          <w:hyperlink w:anchor="_Toc242259703" w:history="1">
+          <w:hyperlink w:anchor="_Toc242263591" w:history="1">
             <w:r>
               <w:rPr>
                 <w:rStyle w:val="Hyperlink"/>
@@ -78,7 +78,7 @@
                 <w:noProof/>
                 <w:webHidden/>
               </w:rPr>
-              <w:instrText xml:space="preserve"> PAGEREF _Toc242259703 \h </w:instrText>
+              <w:instrText xml:space="preserve"> PAGEREF _Toc242263591 \h </w:instrText>
             </w:r>
             <w:r>
               <w:rPr>
@@ -125,7 +125,7 @@
               <w14:ligatures w14:val="standardContextual"/>
             </w:rPr>
           </w:pPr>
-          <w:hyperlink w:anchor="_Toc242259704" w:history="1">
+          <w:hyperlink w:anchor="_Toc242263592" w:history="1">
             <w:r>
               <w:rPr>
                 <w:rStyle w:val="Hyperlink"/>
@@ -152,7 +152,7 @@
                 <w:noProof/>
                 <w:webHidden/>
               </w:rPr>
-              <w:instrText xml:space="preserve"> PAGEREF _Toc242259704 \h </w:instrText>
+              <w:instrText xml:space="preserve"> PAGEREF _Toc242263592 \h </w:instrText>
             </w:r>
             <w:r>
               <w:rPr>
@@ -199,7 +199,7 @@
               <w14:ligatures w14:val="standardContextual"/>
             </w:rPr>
           </w:pPr>
-          <w:hyperlink w:anchor="_Toc242259705" w:history="1">
+          <w:hyperlink w:anchor="_Toc242263593" w:history="1">
             <w:r>
               <w:rPr>
                 <w:rStyle w:val="Hyperlink"/>
@@ -226,7 +226,7 @@
                 <w:noProof/>
                 <w:webHidden/>
               </w:rPr>
-              <w:instrText xml:space="preserve"> PAGEREF _Toc242259705 \h </w:instrText>
+              <w:instrText xml:space="preserve"> PAGEREF _Toc242263593 \h </w:instrText>
             </w:r>
             <w:r>
               <w:rPr>
@@ -273,7 +273,7 @@
               <w14:ligatures w14:val="standardContextual"/>
             </w:rPr>
           </w:pPr>
-          <w:hyperlink w:anchor="_Toc242259706" w:history="1">
+          <w:hyperlink w:anchor="_Toc242263594" w:history="1">
             <w:r>
               <w:rPr>
                 <w:rStyle w:val="Hyperlink"/>
@@ -300,7 +300,7 @@
                 <w:noProof/>
                 <w:webHidden/>
               </w:rPr>
-              <w:instrText xml:space="preserve"> PAGEREF _Toc242259706 \h </w:instrText>
+              <w:instrText xml:space="preserve"> PAGEREF _Toc242263594 \h </w:instrText>
             </w:r>
             <w:r>
               <w:rPr>
@@ -347,7 +347,7 @@
               <w14:ligatures w14:val="standardContextual"/>
             </w:rPr>
           </w:pPr>
-          <w:hyperlink w:anchor="_Toc242259707" w:history="1">
+          <w:hyperlink w:anchor="_Toc242263595" w:history="1">
             <w:r>
               <w:rPr>
                 <w:rStyle w:val="Hyperlink"/>
@@ -374,7 +374,7 @@
                 <w:noProof/>
                 <w:webHidden/>
               </w:rPr>
-              <w:instrText xml:space="preserve"> PAGEREF _Toc242259707 \h </w:instrText>
+              <w:instrText xml:space="preserve"> PAGEREF _Toc242263595 \h </w:instrText>
             </w:r>
             <w:r>
               <w:rPr>
@@ -421,7 +421,7 @@
               <w14:ligatures w14:val="standardContextual"/>
             </w:rPr>
           </w:pPr>
-          <w:hyperlink w:anchor="_Toc242259708" w:history="1">
+          <w:hyperlink w:anchor="_Toc242263596" w:history="1">
             <w:r>
               <w:rPr>
                 <w:rStyle w:val="Hyperlink"/>
@@ -448,7 +448,7 @@
                 <w:noProof/>
                 <w:webHidden/>
               </w:rPr>
-              <w:instrText xml:space="preserve"> PAGEREF _Toc242259708 \h </w:instrText>
+              <w:instrText xml:space="preserve"> PAGEREF _Toc242263596 \h </w:instrText>
             </w:r>
             <w:r>
               <w:rPr>
@@ -495,7 +495,7 @@
               <w14:ligatures w14:val="standardContextual"/>
             </w:rPr>
           </w:pPr>
-          <w:hyperlink w:anchor="_Toc242259709" w:history="1">
+          <w:hyperlink w:anchor="_Toc242263597" w:history="1">
             <w:r>
               <w:rPr>
                 <w:rStyle w:val="Hyperlink"/>
@@ -522,7 +522,7 @@
                 <w:noProof/>
                 <w:webHidden/>
               </w:rPr>
-              <w:instrText xml:space="preserve"> PAGEREF _Toc242259709 \h </w:instrText>
+              <w:instrText xml:space="preserve"> PAGEREF _Toc242263597 \h </w:instrText>
             </w:r>
             <w:r>
               <w:rPr>
@@ -569,7 +569,7 @@
               <w14:ligatures w14:val="standardContextual"/>
             </w:rPr>
           </w:pPr>
-          <w:hyperlink w:anchor="_Toc242259710" w:history="1">
+          <w:hyperlink w:anchor="_Toc242263598" w:history="1">
             <w:r>
               <w:rPr>
                 <w:rStyle w:val="Hyperlink"/>
@@ -596,7 +596,7 @@
                 <w:noProof/>
                 <w:webHidden/>
               </w:rPr>
-              <w:instrText xml:space="preserve"> PAGEREF _Toc242259710 \h </w:instrText>
+              <w:instrText xml:space="preserve"> PAGEREF _Toc242263598 \h </w:instrText>
             </w:r>
             <w:r>
               <w:rPr>
@@ -639,7 +639,7 @@
         <w:pStyle w:val="Heading1"/>
       </w:pPr>
       <w:bookmarkStart w:id="0" w:name="Xa046f7e33c7391c4827688ee785cfee5a5aaa0a"/>
-      <w:bookmarkStart w:id="1" w:name="_Toc242259703"/>
+      <w:bookmarkStart w:id="1" w:name="_Toc242263591"/>
       <w:r>
         <w:t>Getting Things Done with Copilot Cowork for HR Tasks</w:t>
       </w:r>
@@ -775,7 +775,7 @@
         <w:pStyle w:val="Heading2"/>
       </w:pPr>
       <w:bookmarkStart w:id="3" w:name="learning-objectives"/>
-      <w:bookmarkStart w:id="4" w:name="_Toc242259704"/>
+      <w:bookmarkStart w:id="4" w:name="_Toc242263592"/>
       <w:bookmarkEnd w:id="2"/>
       <w:r>
         <w:t>Learning objectives</w:t>
@@ -916,7 +916,7 @@
         <w:pStyle w:val="Heading2"/>
       </w:pPr>
       <w:bookmarkStart w:id="5" w:name="who-its-for"/>
-      <w:bookmarkStart w:id="6" w:name="_Toc242259705"/>
+      <w:bookmarkStart w:id="6" w:name="_Toc242263593"/>
       <w:bookmarkEnd w:id="3"/>
       <w:r>
         <w:t>Who it's for</w:t>
@@ -1078,7 +1078,7 @@
         <w:pStyle w:val="Heading2"/>
       </w:pPr>
       <w:bookmarkStart w:id="7" w:name="prerequisites"/>
-      <w:bookmarkStart w:id="8" w:name="_Toc242259706"/>
+      <w:bookmarkStart w:id="8" w:name="_Toc242263594"/>
       <w:bookmarkEnd w:id="5"/>
       <w:r>
         <w:t>Prerequisites</w:t>
@@ -1182,7 +1182,7 @@
         <w:pStyle w:val="Heading2"/>
       </w:pPr>
       <w:bookmarkStart w:id="9" w:name="agenda-2½-hours"/>
-      <w:bookmarkStart w:id="10" w:name="_Toc242259707"/>
+      <w:bookmarkStart w:id="10" w:name="_Toc242263595"/>
       <w:bookmarkEnd w:id="7"/>
       <w:r>
         <w:t>Agenda (2½ hours)</w:t>
@@ -1533,7 +1533,7 @@
               <w:rPr>
                 <w:sz w:val="19"/>
               </w:rPr>
-              <w:t>20 min</w:t>
+              <w:t>15 min</w:t>
             </w:r>
           </w:p>
         </w:tc>
@@ -1715,7 +1715,7 @@
               <w:rPr>
                 <w:sz w:val="19"/>
               </w:rPr>
-              <w:t>10 min</w:t>
+              <w:t>15 min</w:t>
             </w:r>
           </w:p>
         </w:tc>
@@ -1884,7 +1884,7 @@
         <w:pStyle w:val="Heading2"/>
       </w:pPr>
       <w:bookmarkStart w:id="11" w:name="whats-in-this-kit"/>
-      <w:bookmarkStart w:id="12" w:name="_Toc242259708"/>
+      <w:bookmarkStart w:id="12" w:name="_Toc242263596"/>
       <w:bookmarkEnd w:id="9"/>
       <w:r>
         <w:t>What's in this kit</w:t>
@@ -2179,7 +2179,7 @@
           <w:noProof/>
         </w:rPr>
         <w:drawing>
-          <wp:inline distT="0" distB="0" distL="0" distR="0" wp14:anchorId="1B2227D1" wp14:editId="085E43AA">
+          <wp:inline distT="0" distB="0" distL="0" distR="0" wp14:anchorId="68DA9A7D" wp14:editId="2565AEE3">
             <wp:extent cx="4400120" cy="1306285"/>
             <wp:effectExtent l="0" t="0" r="0" b="0"/>
             <wp:docPr id="24" name="Picture" descr="Tip: on a GitHub file page, select the Download icon (Download raw file) at the top right of the file"/>
@@ -4692,7 +4692,7 @@
         <w:pStyle w:val="Heading2"/>
       </w:pPr>
       <w:bookmarkStart w:id="14" w:name="how-to-use-this-kit"/>
-      <w:bookmarkStart w:id="15" w:name="_Toc242259709"/>
+      <w:bookmarkStart w:id="15" w:name="_Toc242263597"/>
       <w:bookmarkEnd w:id="11"/>
       <w:bookmarkEnd w:id="13"/>
       <w:r>
@@ -4771,7 +4771,16 @@
         </w:r>
       </w:hyperlink>
       <w:r>
-        <w:t xml:space="preserve"> to introduce the workshop. To use either email, open it in a browser, copy the email, and paste it into Outlook. Its links point to this private repo, so give recipients access or swap in your Teams/SharePoint links.</w:t>
+        <w:t xml:space="preserve"> to introduce the workshop. To use either email, open it in a browser, copy the email, and paste it into Outlook. The participant email has highlighted </w:t>
+      </w:r>
+      <w:r>
+        <w:rPr>
+          <w:rStyle w:val="VerbatimChar"/>
+        </w:rPr>
+        <w:t>[link: …]</w:t>
+      </w:r>
+      <w:r>
+        <w:t xml:space="preserve"> placeholders for your Teams/SharePoint copies of the files. The instructor email links to this private repo, so give the instructor access first.</w:t>
       </w:r>
     </w:p>
     <w:p>
@@ -4905,10 +4914,7 @@
         </w:r>
       </w:hyperlink>
       <w:r>
-        <w:t xml:space="preserve"> (knowledge check, survey, and </w:t>
-      </w:r>
-      <w:r>
-        <w:t>30-day plan) and pause the Exercise 1 and 7 schedules.</w:t>
+        <w:t xml:space="preserve"> (knowledge check, survey, and 30-day plan) and pause the Exercise 1 and 7 schedules.</w:t>
       </w:r>
     </w:p>
     <w:p>
@@ -4955,7 +4961,7 @@
         <w:pStyle w:val="Heading2"/>
       </w:pPr>
       <w:bookmarkStart w:id="16" w:name="requirement-coverage"/>
-      <w:bookmarkStart w:id="17" w:name="_Toc242259710"/>
+      <w:bookmarkStart w:id="17" w:name="_Toc242263598"/>
       <w:bookmarkEnd w:id="14"/>
       <w:r>
         <w:t>Requirement coverage</w:t>
@@ -5386,7 +5392,7 @@
     </w:p>
     <w:p>
       <w:r>
-        <w:pict w14:anchorId="23567B5B">
+        <w:pict w14:anchorId="48F30F82">
           <v:rect id="_x0000_i1025" style="width:0;height:1.5pt" o:hralign="center" o:hrstd="t" o:hr="t"/>
         </w:pict>
       </w:r>
@@ -5543,7 +5549,7 @@
   <w:abstractNum w:abstractNumId="0" w15:restartNumberingAfterBreak="0">
     <w:nsid w:val="0000A990"/>
     <w:multiLevelType w:val="multilevel"/>
-    <w:tmpl w:val="75C80DB0"/>
+    <w:tmpl w:val="C2ACE908"/>
     <w:lvl w:ilvl="0">
       <w:numFmt w:val="bullet"/>
       <w:lvlText w:val=" "/>
@@ -5620,7 +5626,7 @@
   <w:abstractNum w:abstractNumId="1" w15:restartNumberingAfterBreak="0">
     <w:nsid w:val="0000A991"/>
     <w:multiLevelType w:val="multilevel"/>
-    <w:tmpl w:val="3BC6A81C"/>
+    <w:tmpl w:val="AB0A4252"/>
     <w:lvl w:ilvl="0">
       <w:numFmt w:val="bullet"/>
       <w:lvlText w:val=""/>
@@ -5724,7 +5730,7 @@
   <w:abstractNum w:abstractNumId="2" w15:restartNumberingAfterBreak="0">
     <w:nsid w:val="00A99411"/>
     <w:multiLevelType w:val="multilevel"/>
-    <w:tmpl w:val="75166824"/>
+    <w:tmpl w:val="EA66105E"/>
     <w:lvl w:ilvl="0">
       <w:start w:val="1"/>
       <w:numFmt w:val="decimal"/>
@@ -5807,10 +5813,10 @@
       </w:pPr>
     </w:lvl>
   </w:abstractNum>
-  <w:num w:numId="1" w16cid:durableId="126319946">
+  <w:num w:numId="1" w16cid:durableId="272396021">
     <w:abstractNumId w:val="0"/>
   </w:num>
-  <w:num w:numId="2" w16cid:durableId="724569344">
+  <w:num w:numId="2" w16cid:durableId="1045177628">
     <w:abstractNumId w:val="2"/>
     <w:lvlOverride w:ilvl="0">
       <w:startOverride w:val="1"/>
@@ -5840,13 +5846,13 @@
       <w:startOverride w:val="1"/>
     </w:lvlOverride>
   </w:num>
-  <w:num w:numId="3" w16cid:durableId="580716530">
+  <w:num w:numId="3" w16cid:durableId="1360618322">
     <w:abstractNumId w:val="1"/>
   </w:num>
-  <w:num w:numId="4" w16cid:durableId="323122711">
+  <w:num w:numId="4" w16cid:durableId="158498487">
     <w:abstractNumId w:val="1"/>
   </w:num>
-  <w:num w:numId="5" w16cid:durableId="1450317207">
+  <w:num w:numId="5" w16cid:durableId="90248750">
     <w:abstractNumId w:val="2"/>
     <w:lvlOverride w:ilvl="0">
       <w:startOverride w:val="1"/>
@@ -5876,7 +5882,7 @@
       <w:startOverride w:val="1"/>
     </w:lvlOverride>
   </w:num>
-  <w:num w:numId="6" w16cid:durableId="1888374066">
+  <w:num w:numId="6" w16cid:durableId="943461248">
     <w:abstractNumId w:val="1"/>
   </w:num>
 </w:numbering>
@@ -7155,7 +7161,7 @@
     <w:next w:val="Normal"/>
     <w:autoRedefine/>
     <w:uiPriority w:val="39"/>
-    <w:rsid w:val="00F22660"/>
+    <w:rsid w:val="00BB3E24"/>
     <w:pPr>
       <w:spacing w:after="100"/>
     </w:pPr>
@@ -7166,7 +7172,7 @@
     <w:next w:val="Normal"/>
     <w:autoRedefine/>
     <w:uiPriority w:val="39"/>
-    <w:rsid w:val="00F22660"/>
+    <w:rsid w:val="00BB3E24"/>
     <w:pPr>
       <w:spacing w:after="100"/>
       <w:ind w:left="210"/>
@@ -7176,7 +7182,7 @@
     <w:name w:val="header"/>
     <w:basedOn w:val="Normal"/>
     <w:link w:val="HeaderChar"/>
-    <w:rsid w:val="00F22660"/>
+    <w:rsid w:val="00BB3E24"/>
     <w:pPr>
       <w:tabs>
         <w:tab w:val="center" w:pos="4513"/>
@@ -7189,7 +7195,7 @@
     <w:name w:val="Header Char"/>
     <w:basedOn w:val="DefaultParagraphFont"/>
     <w:link w:val="Header"/>
-    <w:rsid w:val="00F22660"/>
+    <w:rsid w:val="00BB3E24"/>
     <w:rPr>
       <w:rFonts w:ascii="Segoe UI" w:eastAsia="Segoe UI" w:hAnsi="Segoe UI" w:cs="Segoe UI"/>
       <w:color w:val="242424"/>
@@ -7200,7 +7206,7 @@
     <w:name w:val="footer"/>
     <w:basedOn w:val="Normal"/>
     <w:link w:val="FooterChar"/>
-    <w:rsid w:val="00F22660"/>
+    <w:rsid w:val="00BB3E24"/>
     <w:pPr>
       <w:tabs>
         <w:tab w:val="center" w:pos="4513"/>
@@ -7213,7 +7219,7 @@
     <w:name w:val="Footer Char"/>
     <w:basedOn w:val="DefaultParagraphFont"/>
     <w:link w:val="Footer"/>
-    <w:rsid w:val="00F22660"/>
+    <w:rsid w:val="00BB3E24"/>
     <w:rPr>
       <w:rFonts w:ascii="Segoe UI" w:eastAsia="Segoe UI" w:hAnsi="Segoe UI" w:cs="Segoe UI"/>
       <w:color w:val="242424"/>

--- a/README.docx
+++ b/README.docx
@@ -10,7 +10,7 @@
           <w:sz w:val="21"/>
           <w:szCs w:val="24"/>
         </w:rPr>
-        <w:id w:val="-1382245176"/>
+        <w:id w:val="1234740874"/>
         <w:docPartObj>
           <w:docPartGallery w:val="Table of Contents"/>
           <w:docPartUnique/>
@@ -51,7 +51,7 @@
           <w:r>
             <w:fldChar w:fldCharType="separate"/>
           </w:r>
-          <w:hyperlink w:anchor="_Toc242272185" w:history="1">
+          <w:hyperlink w:anchor="_Toc242289611" w:history="1">
             <w:r>
               <w:rPr>
                 <w:rStyle w:val="Hyperlink"/>
@@ -78,7 +78,7 @@
                 <w:noProof/>
                 <w:webHidden/>
               </w:rPr>
-              <w:instrText xml:space="preserve"> PAGEREF _Toc242272185 \h </w:instrText>
+              <w:instrText xml:space="preserve"> PAGEREF _Toc242289611 \h </w:instrText>
             </w:r>
             <w:r>
               <w:rPr>
@@ -125,7 +125,7 @@
               <w14:ligatures w14:val="standardContextual"/>
             </w:rPr>
           </w:pPr>
-          <w:hyperlink w:anchor="_Toc242272186" w:history="1">
+          <w:hyperlink w:anchor="_Toc242289612" w:history="1">
             <w:r>
               <w:rPr>
                 <w:rStyle w:val="Hyperlink"/>
@@ -152,7 +152,7 @@
                 <w:noProof/>
                 <w:webHidden/>
               </w:rPr>
-              <w:instrText xml:space="preserve"> PAGEREF _Toc242272186 \h </w:instrText>
+              <w:instrText xml:space="preserve"> PAGEREF _Toc242289612 \h </w:instrText>
             </w:r>
             <w:r>
               <w:rPr>
@@ -199,7 +199,7 @@
               <w14:ligatures w14:val="standardContextual"/>
             </w:rPr>
           </w:pPr>
-          <w:hyperlink w:anchor="_Toc242272187" w:history="1">
+          <w:hyperlink w:anchor="_Toc242289613" w:history="1">
             <w:r>
               <w:rPr>
                 <w:rStyle w:val="Hyperlink"/>
@@ -226,7 +226,7 @@
                 <w:noProof/>
                 <w:webHidden/>
               </w:rPr>
-              <w:instrText xml:space="preserve"> PAGEREF _Toc242272187 \h </w:instrText>
+              <w:instrText xml:space="preserve"> PAGEREF _Toc242289613 \h </w:instrText>
             </w:r>
             <w:r>
               <w:rPr>
@@ -273,7 +273,7 @@
               <w14:ligatures w14:val="standardContextual"/>
             </w:rPr>
           </w:pPr>
-          <w:hyperlink w:anchor="_Toc242272188" w:history="1">
+          <w:hyperlink w:anchor="_Toc242289614" w:history="1">
             <w:r>
               <w:rPr>
                 <w:rStyle w:val="Hyperlink"/>
@@ -300,7 +300,7 @@
                 <w:noProof/>
                 <w:webHidden/>
               </w:rPr>
-              <w:instrText xml:space="preserve"> PAGEREF _Toc242272188 \h </w:instrText>
+              <w:instrText xml:space="preserve"> PAGEREF _Toc242289614 \h </w:instrText>
             </w:r>
             <w:r>
               <w:rPr>
@@ -347,7 +347,7 @@
               <w14:ligatures w14:val="standardContextual"/>
             </w:rPr>
           </w:pPr>
-          <w:hyperlink w:anchor="_Toc242272189" w:history="1">
+          <w:hyperlink w:anchor="_Toc242289615" w:history="1">
             <w:r>
               <w:rPr>
                 <w:rStyle w:val="Hyperlink"/>
@@ -374,7 +374,7 @@
                 <w:noProof/>
                 <w:webHidden/>
               </w:rPr>
-              <w:instrText xml:space="preserve"> PAGEREF _Toc242272189 \h </w:instrText>
+              <w:instrText xml:space="preserve"> PAGEREF _Toc242289615 \h </w:instrText>
             </w:r>
             <w:r>
               <w:rPr>
@@ -421,7 +421,7 @@
               <w14:ligatures w14:val="standardContextual"/>
             </w:rPr>
           </w:pPr>
-          <w:hyperlink w:anchor="_Toc242272190" w:history="1">
+          <w:hyperlink w:anchor="_Toc242289616" w:history="1">
             <w:r>
               <w:rPr>
                 <w:rStyle w:val="Hyperlink"/>
@@ -448,7 +448,7 @@
                 <w:noProof/>
                 <w:webHidden/>
               </w:rPr>
-              <w:instrText xml:space="preserve"> PAGEREF _Toc242272190 \h </w:instrText>
+              <w:instrText xml:space="preserve"> PAGEREF _Toc242289616 \h </w:instrText>
             </w:r>
             <w:r>
               <w:rPr>
@@ -495,7 +495,7 @@
               <w14:ligatures w14:val="standardContextual"/>
             </w:rPr>
           </w:pPr>
-          <w:hyperlink w:anchor="_Toc242272191" w:history="1">
+          <w:hyperlink w:anchor="_Toc242289617" w:history="1">
             <w:r>
               <w:rPr>
                 <w:rStyle w:val="Hyperlink"/>
@@ -522,7 +522,7 @@
                 <w:noProof/>
                 <w:webHidden/>
               </w:rPr>
-              <w:instrText xml:space="preserve"> PAGEREF _Toc242272191 \h </w:instrText>
+              <w:instrText xml:space="preserve"> PAGEREF _Toc242289617 \h </w:instrText>
             </w:r>
             <w:r>
               <w:rPr>
@@ -569,7 +569,7 @@
               <w14:ligatures w14:val="standardContextual"/>
             </w:rPr>
           </w:pPr>
-          <w:hyperlink w:anchor="_Toc242272192" w:history="1">
+          <w:hyperlink w:anchor="_Toc242289618" w:history="1">
             <w:r>
               <w:rPr>
                 <w:rStyle w:val="Hyperlink"/>
@@ -596,7 +596,7 @@
                 <w:noProof/>
                 <w:webHidden/>
               </w:rPr>
-              <w:instrText xml:space="preserve"> PAGEREF _Toc242272192 \h </w:instrText>
+              <w:instrText xml:space="preserve"> PAGEREF _Toc242289618 \h </w:instrText>
             </w:r>
             <w:r>
               <w:rPr>
@@ -639,7 +639,7 @@
         <w:pStyle w:val="Heading1"/>
       </w:pPr>
       <w:bookmarkStart w:id="0" w:name="Xa046f7e33c7391c4827688ee785cfee5a5aaa0a"/>
-      <w:bookmarkStart w:id="1" w:name="_Toc242272185"/>
+      <w:bookmarkStart w:id="1" w:name="_Toc242289611"/>
       <w:r>
         <w:t>Getting Things Done with Copilot Cowork for HR Tasks</w:t>
       </w:r>
@@ -775,7 +775,7 @@
         <w:pStyle w:val="Heading2"/>
       </w:pPr>
       <w:bookmarkStart w:id="3" w:name="learning-objectives"/>
-      <w:bookmarkStart w:id="4" w:name="_Toc242272186"/>
+      <w:bookmarkStart w:id="4" w:name="_Toc242289612"/>
       <w:bookmarkEnd w:id="2"/>
       <w:r>
         <w:t>Learning objectives</w:t>
@@ -910,7 +910,7 @@
         <w:pStyle w:val="Heading2"/>
       </w:pPr>
       <w:bookmarkStart w:id="5" w:name="who-its-for"/>
-      <w:bookmarkStart w:id="6" w:name="_Toc242272187"/>
+      <w:bookmarkStart w:id="6" w:name="_Toc242289613"/>
       <w:bookmarkEnd w:id="3"/>
       <w:r>
         <w:t>Who it's for</w:t>
@@ -1069,7 +1069,7 @@
         <w:pStyle w:val="Heading2"/>
       </w:pPr>
       <w:bookmarkStart w:id="7" w:name="prerequisites"/>
-      <w:bookmarkStart w:id="8" w:name="_Toc242272188"/>
+      <w:bookmarkStart w:id="8" w:name="_Toc242289614"/>
       <w:bookmarkEnd w:id="5"/>
       <w:r>
         <w:t>Prerequisites</w:t>
@@ -1170,7 +1170,7 @@
         <w:pStyle w:val="Heading2"/>
       </w:pPr>
       <w:bookmarkStart w:id="9" w:name="agenda-2½-hours"/>
-      <w:bookmarkStart w:id="10" w:name="_Toc242272189"/>
+      <w:bookmarkStart w:id="10" w:name="_Toc242289615"/>
       <w:bookmarkEnd w:id="7"/>
       <w:r>
         <w:t>Agenda (2½ hours)</w:t>
@@ -1860,7 +1860,7 @@
         <w:pStyle w:val="Heading2"/>
       </w:pPr>
       <w:bookmarkStart w:id="11" w:name="whats-in-this-kit"/>
-      <w:bookmarkStart w:id="12" w:name="_Toc242272190"/>
+      <w:bookmarkStart w:id="12" w:name="_Toc242289616"/>
       <w:bookmarkEnd w:id="9"/>
       <w:r>
         <w:t>What's in this kit</w:t>
@@ -2149,7 +2149,7 @@
           <w:noProof/>
         </w:rPr>
         <w:drawing>
-          <wp:inline distT="0" distB="0" distL="0" distR="0" wp14:anchorId="4A993204" wp14:editId="7220AE00">
+          <wp:inline distT="0" distB="0" distL="0" distR="0" wp14:anchorId="6C98CEC5" wp14:editId="3D4150AE">
             <wp:extent cx="4400120" cy="1306285"/>
             <wp:effectExtent l="0" t="0" r="0" b="0"/>
             <wp:docPr id="24" name="Picture" descr="Tip: on a GitHub file page, select the Download icon (Download raw file) at the top right of the file"/>
@@ -2467,7 +2467,7 @@
               <w:rPr>
                 <w:sz w:val="19"/>
               </w:rPr>
-              <w:t xml:space="preserve">Instructor deck (56 slides, speaker notes, alt text) — a </w:t>
+              <w:t xml:space="preserve">Instructor deck (57 slides, speaker notes, alt text) — a </w:t>
             </w:r>
             <w:r>
               <w:rPr>
@@ -2549,7 +2549,21 @@
               <w:rPr>
                 <w:sz w:val="19"/>
               </w:rPr>
-              <w:t xml:space="preserve"> banners on Exercise 8, and a knowledge check</w:t>
+              <w:t xml:space="preserve"> banners on Exercise 8, a knowledge check, and a closing </w:t>
+            </w:r>
+            <w:r>
+              <w:rPr>
+                <w:b/>
+                <w:bCs/>
+                <w:sz w:val="19"/>
+              </w:rPr>
+              <w:t>clean up the training data</w:t>
+            </w:r>
+            <w:r>
+              <w:rPr>
+                <w:sz w:val="19"/>
+              </w:rPr>
+              <w:t xml:space="preserve"> slide</w:t>
             </w:r>
           </w:p>
         </w:tc>
@@ -3166,7 +3180,7 @@
               <w:rPr>
                 <w:sz w:val="19"/>
               </w:rPr>
-              <w:t>Step-by-step attendee exercises with checkpoints</w:t>
+              <w:t>Step-by-step attendee exercises with checkpoints, ending with training-data clean-up steps</w:t>
             </w:r>
           </w:p>
         </w:tc>
@@ -3309,6 +3323,7 @@
               <w:rPr>
                 <w:sz w:val="19"/>
               </w:rPr>
+              <w:lastRenderedPageBreak/>
               <w:t>reference/00-copilot-vs-cowork</w:t>
             </w:r>
           </w:p>
@@ -3378,7 +3393,6 @@
               <w:rPr>
                 <w:sz w:val="19"/>
               </w:rPr>
-              <w:lastRenderedPageBreak/>
               <w:t>reference/01-cowork-overview</w:t>
             </w:r>
           </w:p>
@@ -4776,7 +4790,7 @@
         <w:pStyle w:val="Heading2"/>
       </w:pPr>
       <w:bookmarkStart w:id="14" w:name="how-to-use-this-kit"/>
-      <w:bookmarkStart w:id="15" w:name="_Toc242272191"/>
+      <w:bookmarkStart w:id="15" w:name="_Toc242289617"/>
       <w:bookmarkEnd w:id="11"/>
       <w:bookmarkEnd w:id="13"/>
       <w:r>
@@ -5075,7 +5089,7 @@
         <w:pStyle w:val="Heading2"/>
       </w:pPr>
       <w:bookmarkStart w:id="16" w:name="requirement-coverage"/>
-      <w:bookmarkStart w:id="17" w:name="_Toc242272192"/>
+      <w:bookmarkStart w:id="17" w:name="_Toc242289618"/>
       <w:bookmarkEnd w:id="14"/>
       <w:r>
         <w:t>Requirement coverage</w:t>
@@ -5531,7 +5545,7 @@
     </w:p>
     <w:p>
       <w:r>
-        <w:pict w14:anchorId="6AC01B13">
+        <w:pict w14:anchorId="0DC0F975">
           <v:rect id="_x0000_i1025" style="width:0;height:1.5pt" o:hralign="center" o:hrstd="t" o:hr="t"/>
         </w:pict>
       </w:r>
@@ -5688,7 +5702,7 @@
   <w:abstractNum w:abstractNumId="0" w15:restartNumberingAfterBreak="0">
     <w:nsid w:val="0000A990"/>
     <w:multiLevelType w:val="multilevel"/>
-    <w:tmpl w:val="C9487B6C"/>
+    <w:tmpl w:val="3FA2AA44"/>
     <w:lvl w:ilvl="0">
       <w:numFmt w:val="bullet"/>
       <w:lvlText w:val=" "/>
@@ -5765,7 +5779,7 @@
   <w:abstractNum w:abstractNumId="1" w15:restartNumberingAfterBreak="0">
     <w:nsid w:val="0000A991"/>
     <w:multiLevelType w:val="multilevel"/>
-    <w:tmpl w:val="2D22CBE2"/>
+    <w:tmpl w:val="A860E5A0"/>
     <w:lvl w:ilvl="0">
       <w:numFmt w:val="bullet"/>
       <w:lvlText w:val=""/>
@@ -5869,7 +5883,7 @@
   <w:abstractNum w:abstractNumId="2" w15:restartNumberingAfterBreak="0">
     <w:nsid w:val="00A99411"/>
     <w:multiLevelType w:val="multilevel"/>
-    <w:tmpl w:val="5840F9E6"/>
+    <w:tmpl w:val="29A037BE"/>
     <w:lvl w:ilvl="0">
       <w:start w:val="1"/>
       <w:numFmt w:val="decimal"/>
@@ -5952,10 +5966,10 @@
       </w:pPr>
     </w:lvl>
   </w:abstractNum>
-  <w:num w:numId="1" w16cid:durableId="820732548">
+  <w:num w:numId="1" w16cid:durableId="1830049583">
     <w:abstractNumId w:val="0"/>
   </w:num>
-  <w:num w:numId="2" w16cid:durableId="623119895">
+  <w:num w:numId="2" w16cid:durableId="1033186256">
     <w:abstractNumId w:val="2"/>
     <w:lvlOverride w:ilvl="0">
       <w:startOverride w:val="1"/>
@@ -5985,13 +5999,13 @@
       <w:startOverride w:val="1"/>
     </w:lvlOverride>
   </w:num>
-  <w:num w:numId="3" w16cid:durableId="1015378067">
+  <w:num w:numId="3" w16cid:durableId="467936562">
     <w:abstractNumId w:val="1"/>
   </w:num>
-  <w:num w:numId="4" w16cid:durableId="1280144593">
+  <w:num w:numId="4" w16cid:durableId="1925065383">
     <w:abstractNumId w:val="1"/>
   </w:num>
-  <w:num w:numId="5" w16cid:durableId="701134818">
+  <w:num w:numId="5" w16cid:durableId="318733889">
     <w:abstractNumId w:val="2"/>
     <w:lvlOverride w:ilvl="0">
       <w:startOverride w:val="1"/>
@@ -6021,7 +6035,7 @@
       <w:startOverride w:val="1"/>
     </w:lvlOverride>
   </w:num>
-  <w:num w:numId="6" w16cid:durableId="1493566237">
+  <w:num w:numId="6" w16cid:durableId="1960842873">
     <w:abstractNumId w:val="1"/>
   </w:num>
 </w:numbering>
@@ -7300,7 +7314,7 @@
     <w:next w:val="Normal"/>
     <w:autoRedefine/>
     <w:uiPriority w:val="39"/>
-    <w:rsid w:val="00567114"/>
+    <w:rsid w:val="00625324"/>
     <w:pPr>
       <w:spacing w:after="100"/>
     </w:pPr>
@@ -7311,7 +7325,7 @@
     <w:next w:val="Normal"/>
     <w:autoRedefine/>
     <w:uiPriority w:val="39"/>
-    <w:rsid w:val="00567114"/>
+    <w:rsid w:val="00625324"/>
     <w:pPr>
       <w:spacing w:after="100"/>
       <w:ind w:left="210"/>
@@ -7321,7 +7335,7 @@
     <w:name w:val="header"/>
     <w:basedOn w:val="Normal"/>
     <w:link w:val="HeaderChar"/>
-    <w:rsid w:val="00567114"/>
+    <w:rsid w:val="00625324"/>
     <w:pPr>
       <w:tabs>
         <w:tab w:val="center" w:pos="4513"/>
@@ -7334,7 +7348,7 @@
     <w:name w:val="Header Char"/>
     <w:basedOn w:val="DefaultParagraphFont"/>
     <w:link w:val="Header"/>
-    <w:rsid w:val="00567114"/>
+    <w:rsid w:val="00625324"/>
     <w:rPr>
       <w:rFonts w:ascii="Segoe UI" w:eastAsia="Segoe UI" w:hAnsi="Segoe UI" w:cs="Segoe UI"/>
       <w:color w:val="242424"/>
@@ -7345,7 +7359,7 @@
     <w:name w:val="footer"/>
     <w:basedOn w:val="Normal"/>
     <w:link w:val="FooterChar"/>
-    <w:rsid w:val="00567114"/>
+    <w:rsid w:val="00625324"/>
     <w:pPr>
       <w:tabs>
         <w:tab w:val="center" w:pos="4513"/>
@@ -7358,7 +7372,7 @@
     <w:name w:val="Footer Char"/>
     <w:basedOn w:val="DefaultParagraphFont"/>
     <w:link w:val="Footer"/>
-    <w:rsid w:val="00567114"/>
+    <w:rsid w:val="00625324"/>
     <w:rPr>
       <w:rFonts w:ascii="Segoe UI" w:eastAsia="Segoe UI" w:hAnsi="Segoe UI" w:cs="Segoe UI"/>
       <w:color w:val="242424"/>

--- a/README.docx
+++ b/README.docx
@@ -2283,7 +2283,7 @@
               <w:rPr>
                 <w:sz w:val="19"/>
               </w:rPr>
-              <w:t xml:space="preserve">Instructor deck (57 slides, speaker notes, alt text) — a</w:t>
+              <w:t xml:space="preserve">Instructor deck (56 slides, speaker notes, alt text) — a</w:t>
             </w:r>
             <w:r>
               <w:rPr>
@@ -2426,7 +2426,7 @@
               <w:rPr>
                 <w:sz w:val="19"/>
               </w:rPr>
-              <w:t xml:space="preserve">banners on Exercise 7, a knowledge check, and a closing</w:t>
+              <w:t xml:space="preserve">banners on Exercise 7, and a closing</w:t>
             </w:r>
             <w:r>
               <w:rPr>
@@ -3249,7 +3249,7 @@
               <w:rPr>
                 <w:sz w:val="19"/>
               </w:rPr>
-              <w:t xml:space="preserve">Knowledge check, feedback survey (for Microsoft Forms), and 30-day adoption plan</w:t>
+              <w:t xml:space="preserve">Feedback survey (for Microsoft Forms) and 30-day adoption plan</w:t>
             </w:r>
           </w:p>
         </w:tc>
@@ -5247,7 +5247,7 @@
         <w:t xml:space="preserve"> </w:t>
       </w:r>
       <w:r>
-        <w:t xml:space="preserve">(knowledge check, survey, and</w:t>
+        <w:t xml:space="preserve">(survey and</w:t>
       </w:r>
       <w:r>
         <w:t xml:space="preserve"> </w:t>
@@ -5913,19 +5913,6 @@
           <w:bCs/>
         </w:rPr>
         <w:t xml:space="preserve">Plan B</w:t>
-      </w:r>
-      <w:r>
-        <w:t xml:space="preserve">, a</w:t>
-      </w:r>
-      <w:r>
-        <w:t xml:space="preserve"> </w:t>
-      </w:r>
-      <w:r>
-        <w:rPr>
-          <w:b/>
-          <w:bCs/>
-        </w:rPr>
-        <w:t xml:space="preserve">knowledge check</w:t>
       </w:r>
       <w:r>
         <w:t xml:space="preserve">, and a</w:t>

--- a/README.docx
+++ b/README.docx
@@ -1576,6 +1576,46 @@
       </w:r>
       <w:r>
         <w:t xml:space="preserve">for self-study.</w:t>
+      </w:r>
+    </w:p>
+    <w:p>
+      <w:pPr>
+        <w:pStyle w:val="BodyText"/>
+      </w:pPr>
+      <w:r>
+        <w:rPr>
+          <w:b/>
+          <w:bCs/>
+        </w:rPr>
+        <w:t xml:space="preserve">Customize instructions for Cowork</w:t>
+      </w:r>
+      <w:r>
+        <w:t xml:space="preserve"> </w:t>
+      </w:r>
+      <w:r>
+        <w:t xml:space="preserve">is in</w:t>
+      </w:r>
+      <w:r>
+        <w:t xml:space="preserve"> </w:t>
+      </w:r>
+      <w:r>
+        <w:rPr>
+          <w:b/>
+          <w:bCs/>
+        </w:rPr>
+        <w:t xml:space="preserve">Optional Sections</w:t>
+      </w:r>
+      <w:r>
+        <w:t xml:space="preserve"> </w:t>
+      </w:r>
+      <w:r>
+        <w:t xml:space="preserve">after Exercise 8, not a setup</w:t>
+      </w:r>
+      <w:r>
+        <w:t xml:space="preserve"> </w:t>
+      </w:r>
+      <w:r>
+        <w:t xml:space="preserve">prerequisite; cover it only if time allows, or after the workshop.</w:t>
       </w:r>
     </w:p>
     <w:bookmarkEnd w:id="16"/>

--- a/README.docx
+++ b/README.docx
@@ -37,13 +37,13 @@
         <w:t xml:space="preserve">Getting Things Done with Copilot Cowork for HR Tasks</w:t>
       </w:r>
     </w:p>
-    <w:bookmarkStart w:id="9" w:name="X5c2a697cc39f7effba939e6c1d8f08cb370c1c7"/>
+    <w:bookmarkStart w:id="9" w:name="X86a955e17a16d00e8f6339843af50454f3d7aaa"/>
     <w:p>
       <w:pPr>
         <w:pStyle w:val="Heading3"/>
       </w:pPr>
       <w:r>
-        <w:t xml:space="preserve">A 2½-hour, hands-on workshop kit for HR teams</w:t>
+        <w:t xml:space="preserve">A 2-hour 35-minute, hands-on workshop kit for HR teams</w:t>
       </w:r>
     </w:p>
     <w:p>
@@ -51,7 +51,7 @@
         <w:pStyle w:val="FirstParagraph"/>
       </w:pPr>
       <w:r>
-        <w:t xml:space="preserve">This kit contains everything you need to run (or attend) a 2½-hour, hands-on workshop that teaches</w:t>
+        <w:t xml:space="preserve">This kit contains everything you need to run (or attend) a 2-hour 35-minute, hands-on workshop that teaches</w:t>
       </w:r>
       <w:r>
         <w:t xml:space="preserve"> </w:t>
@@ -858,13 +858,13 @@
       </w:r>
     </w:p>
     <w:bookmarkEnd w:id="14"/>
-    <w:bookmarkStart w:id="16" w:name="agenda-2½-hours"/>
+    <w:bookmarkStart w:id="16" w:name="agenda-2-hours-35-minutes"/>
     <w:p>
       <w:pPr>
         <w:pStyle w:val="Heading2"/>
       </w:pPr>
       <w:r>
-        <w:t xml:space="preserve">Agenda (2½ hours)</w:t>
+        <w:t xml:space="preserve">Agenda (2 hours 35 minutes)</w:t>
       </w:r>
     </w:p>
     <w:tbl>
@@ -1206,7 +1206,7 @@
               <w:rPr>
                 <w:sz w:val="19"/>
               </w:rPr>
-              <w:t xml:space="preserve">10 min</w:t>
+              <w:t xml:space="preserve">15 min</w:t>
             </w:r>
           </w:p>
         </w:tc>
@@ -1583,6 +1583,44 @@
         <w:pStyle w:val="BodyText"/>
       </w:pPr>
       <w:r>
+        <w:t xml:space="preserve">The</w:t>
+      </w:r>
+      <w:r>
+        <w:t xml:space="preserve"> </w:t>
+      </w:r>
+      <w:r>
+        <w:rPr>
+          <w:b/>
+          <w:bCs/>
+        </w:rPr>
+        <w:t xml:space="preserve">Workshop kit / Download links</w:t>
+      </w:r>
+      <w:r>
+        <w:t xml:space="preserve"> </w:t>
+      </w:r>
+      <w:r>
+        <w:t xml:space="preserve">slide, detailed</w:t>
+      </w:r>
+      <w:r>
+        <w:t xml:space="preserve"> </w:t>
+      </w:r>
+      <w:r>
+        <w:rPr>
+          <w:b/>
+          <w:bCs/>
+        </w:rPr>
+        <w:t xml:space="preserve">How approvals work</w:t>
+      </w:r>
+      <w:r>
+        <w:t xml:space="preserve"> </w:t>
+      </w:r>
+      <w:r>
+        <w:t xml:space="preserve">walkthrough,</w:t>
+      </w:r>
+      <w:r>
+        <w:t xml:space="preserve"> </w:t>
+      </w:r>
+      <w:r>
         <w:rPr>
           <w:b/>
           <w:bCs/>
@@ -1590,10 +1628,23 @@
         <w:t xml:space="preserve">Customize instructions for Cowork</w:t>
       </w:r>
       <w:r>
-        <w:t xml:space="preserve"> </w:t>
-      </w:r>
-      <w:r>
-        <w:t xml:space="preserve">is in</w:t>
+        <w:t xml:space="preserve">, and</w:t>
+      </w:r>
+      <w:r>
+        <w:t xml:space="preserve"> </w:t>
+      </w:r>
+      <w:r>
+        <w:rPr>
+          <w:b/>
+          <w:bCs/>
+        </w:rPr>
+        <w:t xml:space="preserve">Responsible use — the golden rules</w:t>
+      </w:r>
+      <w:r>
+        <w:t xml:space="preserve"> </w:t>
+      </w:r>
+      <w:r>
+        <w:t xml:space="preserve">slide are in</w:t>
       </w:r>
       <w:r>
         <w:t xml:space="preserve"> </w:t>
@@ -1609,13 +1660,19 @@
         <w:t xml:space="preserve"> </w:t>
       </w:r>
       <w:r>
-        <w:t xml:space="preserve">after Exercise 8, not a setup</w:t>
-      </w:r>
-      <w:r>
-        <w:t xml:space="preserve"> </w:t>
-      </w:r>
-      <w:r>
-        <w:t xml:space="preserve">prerequisite; cover it only if time allows, or after the workshop.</w:t>
+        <w:t xml:space="preserve">after Exercise 8; cover them</w:t>
+      </w:r>
+      <w:r>
+        <w:t xml:space="preserve"> </w:t>
+      </w:r>
+      <w:r>
+        <w:t xml:space="preserve">only if time allows, or after the workshop.</w:t>
+      </w:r>
+      <w:r>
+        <w:t xml:space="preserve"> </w:t>
+      </w:r>
+      <w:r>
+        <w:t xml:space="preserve">Brief one-at-a-time approval reminders remain in the exercises.</w:t>
       </w:r>
     </w:p>
     <w:bookmarkEnd w:id="16"/>

--- a/README.docx
+++ b/README.docx
@@ -1593,6 +1593,22 @@
           <w:b/>
           <w:bCs/>
         </w:rPr>
+        <w:t xml:space="preserve">What you'll be able to do by the end</w:t>
+      </w:r>
+      <w:r>
+        <w:t xml:space="preserve"> </w:t>
+      </w:r>
+      <w:r>
+        <w:t xml:space="preserve">learning-objectives slide,</w:t>
+      </w:r>
+      <w:r>
+        <w:t xml:space="preserve"> </w:t>
+      </w:r>
+      <w:r>
+        <w:rPr>
+          <w:b/>
+          <w:bCs/>
+        </w:rPr>
         <w:t xml:space="preserve">Workshop kit / Download links</w:t>
       </w:r>
       <w:r>
@@ -1650,11 +1666,17 @@
         <w:t xml:space="preserve"> </w:t>
       </w:r>
       <w:r>
-        <w:rPr>
-          <w:b/>
-          <w:bCs/>
-        </w:rPr>
-        <w:t xml:space="preserve">Optional Sections</w:t>
+        <w:t xml:space="preserve">the</w:t>
+      </w:r>
+      <w:r>
+        <w:t xml:space="preserve"> </w:t>
+      </w:r>
+      <w:r>
+        <w:rPr>
+          <w:b/>
+          <w:bCs/>
+        </w:rPr>
+        <w:t xml:space="preserve">Appendix</w:t>
       </w:r>
       <w:r>
         <w:t xml:space="preserve"> </w:t>

--- a/README.docx
+++ b/README.docx
@@ -1615,7 +1615,29 @@
         <w:t xml:space="preserve"> </w:t>
       </w:r>
       <w:r>
-        <w:t xml:space="preserve">slide, detailed</w:t>
+        <w:t xml:space="preserve">slide,</w:t>
+      </w:r>
+      <w:r>
+        <w:t xml:space="preserve"> </w:t>
+      </w:r>
+      <w:r>
+        <w:rPr>
+          <w:b/>
+          <w:bCs/>
+        </w:rPr>
+        <w:t xml:space="preserve">Cowork settings — Edge browsing &amp; Copilot Credits</w:t>
+      </w:r>
+      <w:r>
+        <w:t xml:space="preserve"> </w:t>
+      </w:r>
+      <w:r>
+        <w:t xml:space="preserve">reference,</w:t>
+      </w:r>
+      <w:r>
+        <w:t xml:space="preserve"> </w:t>
+      </w:r>
+      <w:r>
+        <w:t xml:space="preserve">detailed</w:t>
       </w:r>
       <w:r>
         <w:t xml:space="preserve"> </w:t>
@@ -1695,6 +1717,31 @@
       </w:r>
       <w:r>
         <w:t xml:space="preserve">Brief one-at-a-time approval reminders remain in the exercises.</w:t>
+      </w:r>
+      <w:r>
+        <w:t xml:space="preserve"> </w:t>
+      </w:r>
+      <w:r>
+        <w:t xml:space="preserve">Browser access and enough available Copilot Credits are prerequisites to verify</w:t>
+      </w:r>
+      <w:r>
+        <w:t xml:space="preserve"> </w:t>
+      </w:r>
+      <w:r>
+        <w:rPr>
+          <w:b/>
+          <w:bCs/>
+        </w:rPr>
+        <w:t xml:space="preserve">before training</w:t>
+      </w:r>
+      <w:r>
+        <w:t xml:space="preserve">,</w:t>
+      </w:r>
+      <w:r>
+        <w:t xml:space="preserve"> </w:t>
+      </w:r>
+      <w:r>
+        <w:t xml:space="preserve">even though their reference slide is in the Appendix.</w:t>
       </w:r>
     </w:p>
     <w:bookmarkEnd w:id="16"/>
